--- a/downloads/teacher/ai-1-week-21.docx
+++ b/downloads/teacher/ai-1-week-21.docx
@@ -3000,6 +3000,396 @@
         <w:t>Keep raw sorter inputs, validated records and an evidence-linked repair log as different artifacts.</w:t>
       </w:r>
     </w:p>
+    <w:p>
+      <w:pPr>
+        <w:pStyle w:val="Heading1"/>
+      </w:pPr>
+      <w:r>
+        <w:t>07. Prepare, teach and assess</w:t>
+      </w:r>
+    </w:p>
+    <w:p>
+      <w:r>
+        <w:t>Teaching target: Check records against a stated format, unit and meaning before using them</w:t>
+      </w:r>
+    </w:p>
+    <w:p>
+      <w:r>
+        <w:t>Prepare the labelled worked-case picture, the matching workbook, fictional input cards and a place for individual responses. No paid AI account is required for the paper reasoning activities.</w:t>
+      </w:r>
+    </w:p>
+    <w:tbl>
+      <w:tblPr>
+        <w:tblStyle w:val="LightShading-Accent1"/>
+        <w:tblW w:type="auto" w:w="0"/>
+        <w:tblLook w:firstColumn="1" w:firstRow="1" w:lastColumn="0" w:lastRow="0" w:noHBand="0" w:noVBand="1" w:val="04A0"/>
+      </w:tblPr>
+      <w:tblGrid>
+        <w:gridCol w:w="3408"/>
+        <w:gridCol w:w="3408"/>
+        <w:gridCol w:w="3408"/>
+      </w:tblGrid>
+      <w:tr>
+        <w:trPr>
+          <w:tblHeader/>
+        </w:trPr>
+        <w:tc>
+          <w:tcPr>
+            <w:tcW w:type="dxa" w:w="3408"/>
+          </w:tcPr>
+          <w:p>
+            <w:r>
+              <w:t>Session</w:t>
+            </w:r>
+          </w:p>
+        </w:tc>
+        <w:tc>
+          <w:tcPr>
+            <w:tcW w:type="dxa" w:w="3408"/>
+          </w:tcPr>
+          <w:p>
+            <w:r>
+              <w:t>Plan</w:t>
+            </w:r>
+          </w:p>
+        </w:tc>
+        <w:tc>
+          <w:tcPr>
+            <w:tcW w:type="dxa" w:w="3408"/>
+          </w:tcPr>
+          <w:p>
+            <w:r>
+              <w:t>Resources</w:t>
+            </w:r>
+          </w:p>
+        </w:tc>
+      </w:tr>
+      <w:tr>
+        <w:tc>
+          <w:tcPr>
+            <w:tcW w:type="dxa" w:w="3408"/>
+          </w:tcPr>
+          <w:p>
+            <w:r>
+              <w:t>Session 1 · Understand · 45 min</w:t>
+            </w:r>
+          </w:p>
+        </w:tc>
+        <w:tc>
+          <w:tcPr>
+            <w:tcW w:type="dxa" w:w="3408"/>
+          </w:tcPr>
+          <w:p>
+            <w:r>
+              <w:t>0–7: recall and prerequisite; 7–15: inspect the concrete case and predict; 15–30: teacher models the worked trace; 30–40: learners explain a step using the text and visual; 40–45: check the core idea.</w:t>
+            </w:r>
+          </w:p>
+        </w:tc>
+        <w:tc>
+          <w:tcPr>
+            <w:tcW w:type="dxa" w:w="3408"/>
+          </w:tcPr>
+          <w:p>
+            <w:r>
+              <w:t>Sections 1–6; record the brief recall in the workbook.</w:t>
+            </w:r>
+          </w:p>
+        </w:tc>
+      </w:tr>
+      <w:tr>
+        <w:tc>
+          <w:tcPr>
+            <w:tcW w:type="dxa" w:w="3408"/>
+          </w:tcPr>
+          <w:p>
+            <w:r>
+              <w:t>Session 2 · Practise · 45 min</w:t>
+            </w:r>
+          </w:p>
+        </w:tc>
+        <w:tc>
+          <w:tcPr>
+            <w:tcW w:type="dxa" w:w="3408"/>
+          </w:tcPr>
+          <w:p>
+            <w:r>
+              <w:t>0–5: retrieve the procedure; 5–15: W2 completion practice; 15–23: explain and check with a partner; 23–30: each learner answers the misconception check; 30–40: targeted reteaching or a harder variation; 40–45: prepare the investigation.</w:t>
+            </w:r>
+          </w:p>
+        </w:tc>
+        <w:tc>
+          <w:tcPr>
+            <w:tcW w:type="dxa" w:w="3408"/>
+          </w:tcPr>
+          <w:p>
+            <w:r>
+              <w:t>Sections 7–10; use the matching workbook W2 and misconception check.</w:t>
+            </w:r>
+          </w:p>
+        </w:tc>
+      </w:tr>
+      <w:tr>
+        <w:tc>
+          <w:tcPr>
+            <w:tcW w:type="dxa" w:w="3408"/>
+          </w:tcPr>
+          <w:p>
+            <w:r>
+              <w:t>Session 3 · Investigate and transfer · 45 min</w:t>
+            </w:r>
+          </w:p>
+        </w:tc>
+        <w:tc>
+          <w:tcPr>
+            <w:tcW w:type="dxa" w:w="3408"/>
+          </w:tcPr>
+          <w:p>
+            <w:r>
+              <w:t>0–5: retrieve the decision rule; 5–20: investigate or trace; 20–30: start the independent case; 30–38: connect the project; 38–43: act on feedback; 43–45: plan the return check.</w:t>
+            </w:r>
+          </w:p>
+        </w:tc>
+        <w:tc>
+          <w:tcPr>
+            <w:tcW w:type="dxa" w:w="3408"/>
+          </w:tcPr>
+          <w:p>
+            <w:r>
+              <w:t>Sections 9 and 11–14. Give extra time to finish the full task set; use Section 15 when the week includes a coding lab.</w:t>
+            </w:r>
+          </w:p>
+        </w:tc>
+      </w:tr>
+    </w:tbl>
+    <w:p>
+      <w:r>
+        <w:t>Before class, solve the supported practice: C2 says T2 height is 6 cm and travel is 5 cm; the export says height 60 cm. Write a change-log entry with ID, field, old and new values with units, evidence, reason, reviewer and date. Use a fictional reviewer and date. Explain where the raw export is kept.</w:t>
+      </w:r>
+    </w:p>
+    <w:p>
+      <w:r>
+        <w:t>Reasoned practice answer: Example: T2; height; 60 cm to 6 cm; source C2; transcription error; reviewer R; review date 16 September 2026. Preserve the original export unchanged and apply the correction to a separate working copy. The source supports 6; the invalid 60 alone would not reveal the intended number.</w:t>
+      </w:r>
+    </w:p>
+    <w:p>
+      <w:r>
+        <w:t>Check every learner before discussion: Use the worked case for Data quality and documented repair. Proposed explanation: “Every valid value is true”. Decide whether this explanation is supported. Point to the step or supplied fact that decides; explain your repair if needed.</w:t>
+      </w:r>
+    </w:p>
+    <w:p>
+      <w:r>
+        <w:t>Misconception repair: Schema compliance does not prove agreement with an observation or establish that the source was accurate.</w:t>
+      </w:r>
+    </w:p>
+    <w:p>
+      <w:r>
+        <w:t>Support: read the exact case aloud, enlarge the labelled picture, supply input cards and model only the first deciding step. Accept a spoken explanation or drawing; retain the reasoning goal.</w:t>
+      </w:r>
+    </w:p>
+    <w:p>
+      <w:r>
+        <w:t>Extension: The source log gives B only as bare 200 with no unit. Require a prediction and a reason before comparing. Expected result: B remains unresolved rather than becoming 20 cm. Reason: Without a confirmed unit, division by 10 would be an unsupported assumption.</w:t>
+      </w:r>
+    </w:p>
+    <w:p>
+      <w:r>
+        <w:t>Independent assessment: withhold the reserved answer until the learner has attempted the new case. Record support separately from correctness.</w:t>
+      </w:r>
+    </w:p>
+    <w:tbl>
+      <w:tblPr>
+        <w:tblStyle w:val="LightShading-Accent1"/>
+        <w:tblW w:type="auto" w:w="0"/>
+        <w:tblLook w:firstColumn="1" w:firstRow="1" w:lastColumn="0" w:lastRow="0" w:noHBand="0" w:noVBand="1" w:val="04A0"/>
+      </w:tblPr>
+      <w:tblGrid>
+        <w:gridCol w:w="2556"/>
+        <w:gridCol w:w="2556"/>
+        <w:gridCol w:w="2556"/>
+        <w:gridCol w:w="2556"/>
+      </w:tblGrid>
+      <w:tr>
+        <w:trPr>
+          <w:tblHeader/>
+        </w:trPr>
+        <w:tc>
+          <w:tcPr>
+            <w:tcW w:type="dxa" w:w="2556"/>
+          </w:tcPr>
+          <w:p>
+            <w:r>
+              <w:t>Criterion</w:t>
+            </w:r>
+          </w:p>
+        </w:tc>
+        <w:tc>
+          <w:tcPr>
+            <w:tcW w:type="dxa" w:w="2556"/>
+          </w:tcPr>
+          <w:p>
+            <w:r>
+              <w:t>Not yet</w:t>
+            </w:r>
+          </w:p>
+        </w:tc>
+        <w:tc>
+          <w:tcPr>
+            <w:tcW w:type="dxa" w:w="2556"/>
+          </w:tcPr>
+          <w:p>
+            <w:r>
+              <w:t>With support</w:t>
+            </w:r>
+          </w:p>
+        </w:tc>
+        <w:tc>
+          <w:tcPr>
+            <w:tcW w:type="dxa" w:w="2556"/>
+          </w:tcPr>
+          <w:p>
+            <w:r>
+              <w:t>Independent</w:t>
+            </w:r>
+          </w:p>
+        </w:tc>
+      </w:tr>
+      <w:tr>
+        <w:tc>
+          <w:tcPr>
+            <w:tcW w:type="dxa" w:w="2556"/>
+          </w:tcPr>
+          <w:p>
+            <w:r>
+              <w:t>Explanation</w:t>
+            </w:r>
+          </w:p>
+        </w:tc>
+        <w:tc>
+          <w:tcPr>
+            <w:tcW w:type="dxa" w:w="2556"/>
+          </w:tcPr>
+          <w:p>
+            <w:r>
+              <w:t>Names an answer without a deciding fact</w:t>
+            </w:r>
+          </w:p>
+        </w:tc>
+        <w:tc>
+          <w:tcPr>
+            <w:tcW w:type="dxa" w:w="2556"/>
+          </w:tcPr>
+          <w:p>
+            <w:r>
+              <w:t>Uses a hint to link fact and decision</w:t>
+            </w:r>
+          </w:p>
+        </w:tc>
+        <w:tc>
+          <w:tcPr>
+            <w:tcW w:type="dxa" w:w="2556"/>
+          </w:tcPr>
+          <w:p>
+            <w:r>
+              <w:t>Explains the deciding fact in own words</w:t>
+            </w:r>
+          </w:p>
+        </w:tc>
+      </w:tr>
+      <w:tr>
+        <w:tc>
+          <w:tcPr>
+            <w:tcW w:type="dxa" w:w="2556"/>
+          </w:tcPr>
+          <w:p>
+            <w:r>
+              <w:t>Trace or test</w:t>
+            </w:r>
+          </w:p>
+        </w:tc>
+        <w:tc>
+          <w:tcPr>
+            <w:tcW w:type="dxa" w:w="2556"/>
+          </w:tcPr>
+          <w:p>
+            <w:r>
+              <w:t>Cannot connect input and result</w:t>
+            </w:r>
+          </w:p>
+        </w:tc>
+        <w:tc>
+          <w:tcPr>
+            <w:tcW w:type="dxa" w:w="2556"/>
+          </w:tcPr>
+          <w:p>
+            <w:r>
+              <w:t>Completes steps with prompts</w:t>
+            </w:r>
+          </w:p>
+        </w:tc>
+        <w:tc>
+          <w:tcPr>
+            <w:tcW w:type="dxa" w:w="2556"/>
+          </w:tcPr>
+          <w:p>
+            <w:r>
+              <w:t>Traces or tests a changed case accurately</w:t>
+            </w:r>
+          </w:p>
+        </w:tc>
+      </w:tr>
+      <w:tr>
+        <w:tc>
+          <w:tcPr>
+            <w:tcW w:type="dxa" w:w="2556"/>
+          </w:tcPr>
+          <w:p>
+            <w:r>
+              <w:t>Limits and revision</w:t>
+            </w:r>
+          </w:p>
+        </w:tc>
+        <w:tc>
+          <w:tcPr>
+            <w:tcW w:type="dxa" w:w="2556"/>
+          </w:tcPr>
+          <w:p>
+            <w:r>
+              <w:t>Claims more than evidence supports</w:t>
+            </w:r>
+          </w:p>
+        </w:tc>
+        <w:tc>
+          <w:tcPr>
+            <w:tcW w:type="dxa" w:w="2556"/>
+          </w:tcPr>
+          <w:p>
+            <w:r>
+              <w:t>Names a limit after a prompt</w:t>
+            </w:r>
+          </w:p>
+        </w:tc>
+        <w:tc>
+          <w:tcPr>
+            <w:tcW w:type="dxa" w:w="2556"/>
+          </w:tcPr>
+          <w:p>
+            <w:r>
+              <w:t>States a defensible limit and useful next test</w:t>
+            </w:r>
+          </w:p>
+        </w:tc>
+      </w:tr>
+    </w:tbl>
+    <w:p>
+      <w:r>
+        <w:t>Project checkpoint: Evaluate and revise. Compare with your starting method, explain errors and record a justified revision.</w:t>
+      </w:r>
+    </w:p>
+    <w:p>
+      <w:r>
+        <w:t>Use the weekly teacher answer for topic-specific reasoning. A saved progress tick is an activity record; judge mastery from the learner’s explanation and evidence.</w:t>
+      </w:r>
+    </w:p>
     <w:sectPr>
       <w:pgSz w:w="12240" w:h="15840"/>
       <w:pgMar w:top="936" w:right="1008" w:bottom="936" w:left="1008" w:header="720" w:footer="720" w:gutter="0"/>

--- a/downloads/teacher/ai-1-week-21.docx
+++ b/downloads/teacher/ai-1-week-21.docx
@@ -3390,6 +3390,39 @@
         <w:t>Use the weekly teacher answer for topic-specific reasoning. A saved progress tick is an activity record; judge mastery from the learner’s explanation and evidence.</w:t>
       </w:r>
     </w:p>
+    <w:p>
+      <w:pPr>
+        <w:pStyle w:val="Heading1"/>
+      </w:pPr>
+      <w:r>
+        <w:t>08. Use feedback, labs and repair paths</w:t>
+      </w:r>
+    </w:p>
+    <w:p>
+      <w:r>
+        <w:t>Use the two formative questions as supported practice, not as independent mastery scores. Discuss the deciding evidence rather than accepting a guessed selection.</w:t>
+      </w:r>
+    </w:p>
+    <w:p>
+      <w:r>
+        <w:t>The feedback comes from the reviewed public worked case. Do not reveal the separately reserved independent teacher answer until the learner has attempted that case.</w:t>
+      </w:r>
+    </w:p>
+    <w:p>
+      <w:r>
+        <w:t>Ask students to predict before running code. Preserve errors and actual outputs; collect a changed test and an explanation. The branch-boundary and indexing lessons deliberately include failure cases.</w:t>
+      </w:r>
+    </w:p>
+    <w:p>
+      <w:r>
+        <w:t>Use the earlier worked-explanation links to address a specific missing building block, then return to the current question. Adapt this suggestion after observing the learner; it is not an automatic diagnosis.</w:t>
+      </w:r>
+    </w:p>
+    <w:p>
+      <w:r>
+        <w:t>Collect the completed-work portfolio as evidence. Record support separately from correctness, and assess explanation, trace/test and limitations. Progress ticks and quiz selections alone do not establish mastery.</w:t>
+      </w:r>
+    </w:p>
     <w:sectPr>
       <w:pgSz w:w="12240" w:h="15840"/>
       <w:pgMar w:top="936" w:right="1008" w:bottom="936" w:left="1008" w:header="720" w:footer="720" w:gutter="0"/>

--- a/downloads/teacher/ai-1-week-21.docx
+++ b/downloads/teacher/ai-1-week-21.docx
@@ -29,6 +29,11 @@
       </w:r>
     </w:p>
     <w:p>
+      <w:r>
+        <w:t>Prepare Good Data, Bad Data: check the target, prerequisites, resources and adaptable teaching schedule.</w:t>
+      </w:r>
+    </w:p>
+    <w:p>
       <w:pPr>
         <w:pStyle w:val="Heading3"/>
       </w:pPr>
@@ -37,7 +42,13 @@
       </w:r>
     </w:p>
     <w:p>
-      <w:r>
+      <w:pPr>
+        <w:spacing w:line="336" w:lineRule="auto" w:after="180"/>
+      </w:pPr>
+      <w:r>
+        <w:rPr>
+          <w:b w:val="0"/>
+        </w:rPr>
         <w:t>Primary target: Check records against a stated format, unit and meaning before using them</w:t>
       </w:r>
     </w:p>
@@ -185,8 +196,37 @@
       </w:tr>
     </w:tbl>
     <w:p>
-      <w:r>
-        <w:t>This is a starting allocation of 135 minutes, not a validated duration. Preserve all named topics. Schedule extra time for connected examples, the full investigation, independent cases and project building. Repeated copies of a case share one recorded attempt; they are not new evidence.</w:t>
+      <w:pPr>
+        <w:spacing w:line="336" w:lineRule="auto" w:after="180"/>
+      </w:pPr>
+      <w:r>
+        <w:rPr>
+          <w:b w:val="0"/>
+        </w:rPr>
+        <w:t>This is a starting allocation of 135 minutes, not a validated duration. Preserve all named topics. Schedule extra time for connected examples, the full investigation, independent cases and project building.</w:t>
+      </w:r>
+    </w:p>
+    <w:p>
+      <w:pPr>
+        <w:spacing w:line="336" w:lineRule="auto" w:after="180"/>
+      </w:pPr>
+      <w:r>
+        <w:rPr>
+          <w:b w:val="0"/>
+        </w:rPr>
+        <w:t xml:space="preserve">Repeated copies of a case share one recorded attempt; they are not new </w:t>
+      </w:r>
+      <w:r>
+        <w:rPr>
+          <w:b/>
+        </w:rPr>
+        <w:t>evidence</w:t>
+      </w:r>
+      <w:r>
+        <w:rPr>
+          <w:b w:val="0"/>
+        </w:rPr>
+        <w:t>.</w:t>
       </w:r>
     </w:p>
     <w:p>
@@ -206,18 +246,47 @@
       </w:r>
     </w:p>
     <w:p>
-      <w:r>
+      <w:pPr>
+        <w:spacing w:line="336" w:lineRule="auto" w:after="180"/>
+      </w:pPr>
+      <w:r>
+        <w:rPr>
+          <w:b w:val="0"/>
+        </w:rPr>
         <w:t>Without opening the old lesson, explain one key idea from Recommendations. Give an example and a mistake that the idea helps you avoid.</w:t>
       </w:r>
     </w:p>
     <w:p>
-      <w:r>
+      <w:pPr>
+        <w:spacing w:line="336" w:lineRule="auto" w:after="180"/>
+      </w:pPr>
+      <w:r>
+        <w:rPr>
+          <w:b w:val="0"/>
+        </w:rPr>
         <w:t>Look for: Apply eligibility requirements before ranking candidates by preferences</w:t>
       </w:r>
     </w:p>
     <w:p>
-      <w:r>
-        <w:t>Reference example, not the only acceptable wording: J eligible scores 2; K eligible scores 1; L excluded for Spanish; M excluded because unavailable. Recommend J. Preference matches cannot compensate for failing the English requirement.</w:t>
+      <w:pPr>
+        <w:spacing w:line="336" w:lineRule="auto" w:after="180"/>
+      </w:pPr>
+      <w:r>
+        <w:rPr>
+          <w:b w:val="0"/>
+        </w:rPr>
+        <w:t>Reference example, not the only acceptable wording: J eligible scores 2; K eligible scores 1; L excluded for Spanish; M excluded because unavailable. Recommend J.</w:t>
+      </w:r>
+    </w:p>
+    <w:p>
+      <w:pPr>
+        <w:spacing w:line="336" w:lineRule="auto" w:after="180"/>
+      </w:pPr>
+      <w:r>
+        <w:rPr>
+          <w:b w:val="0"/>
+        </w:rPr>
+        <w:t>Preference matches cannot compensate for failing the English requirement.</w:t>
       </w:r>
     </w:p>
     <w:p>
@@ -229,18 +298,95 @@
       </w:r>
     </w:p>
     <w:p>
-      <w:r>
-        <w:t>Without opening the old lesson, explain one key idea from Confidence Is Not Correctness. Give an example and a mistake that the idea helps you avoid.</w:t>
-      </w:r>
-    </w:p>
-    <w:p>
-      <w:r>
-        <w:t>Look for: Distinguish a confidence claim from evidence that a prediction was correct</w:t>
-      </w:r>
-    </w:p>
-    <w:p>
-      <w:r>
-        <w:t>Reference example, not the only acceptable wording: The learner replaced the documented score meaning with a probability interpretation. Report 80 of 100 feature-match points. To claim a chance of correctness, a defined probability method and relevant outcome evaluation would be needed.</w:t>
+      <w:pPr>
+        <w:spacing w:line="336" w:lineRule="auto" w:after="180"/>
+      </w:pPr>
+      <w:r>
+        <w:rPr>
+          <w:b w:val="0"/>
+        </w:rPr>
+        <w:t xml:space="preserve">Without opening the old lesson, explain one key idea from Confidence Is Not </w:t>
+      </w:r>
+      <w:r>
+        <w:rPr>
+          <w:b/>
+        </w:rPr>
+        <w:t>Correctness</w:t>
+      </w:r>
+      <w:r>
+        <w:rPr>
+          <w:b w:val="0"/>
+        </w:rPr>
+        <w:t>. Give an example and a mistake that the idea helps you avoid.</w:t>
+      </w:r>
+    </w:p>
+    <w:p>
+      <w:pPr>
+        <w:spacing w:line="336" w:lineRule="auto" w:after="180"/>
+      </w:pPr>
+      <w:r>
+        <w:rPr>
+          <w:b w:val="0"/>
+        </w:rPr>
+        <w:t xml:space="preserve">Look for: Distinguish a confidence claim from </w:t>
+      </w:r>
+      <w:r>
+        <w:rPr>
+          <w:b/>
+        </w:rPr>
+        <w:t>evidence</w:t>
+      </w:r>
+      <w:r>
+        <w:rPr>
+          <w:b w:val="0"/>
+        </w:rPr>
+        <w:t xml:space="preserve"> that a </w:t>
+      </w:r>
+      <w:r>
+        <w:rPr>
+          <w:b/>
+        </w:rPr>
+        <w:t>prediction</w:t>
+      </w:r>
+      <w:r>
+        <w:rPr>
+          <w:b w:val="0"/>
+        </w:rPr>
+        <w:t xml:space="preserve"> was correct</w:t>
+      </w:r>
+    </w:p>
+    <w:p>
+      <w:pPr>
+        <w:spacing w:line="336" w:lineRule="auto" w:after="180"/>
+      </w:pPr>
+      <w:r>
+        <w:rPr>
+          <w:b w:val="0"/>
+        </w:rPr>
+        <w:t>Reference example, not the only acceptable wording: The learner replaced the documented score meaning with a probability interpretation. Report 80 of 100 feature-match points.</w:t>
+      </w:r>
+    </w:p>
+    <w:p>
+      <w:pPr>
+        <w:spacing w:line="336" w:lineRule="auto" w:after="180"/>
+      </w:pPr>
+      <w:r>
+        <w:rPr>
+          <w:b w:val="0"/>
+        </w:rPr>
+        <w:t xml:space="preserve">To claim a chance of </w:t>
+      </w:r>
+      <w:r>
+        <w:rPr>
+          <w:b/>
+        </w:rPr>
+        <w:t>correctness</w:t>
+      </w:r>
+      <w:r>
+        <w:rPr>
+          <w:b w:val="0"/>
+        </w:rPr>
+        <w:t>, a defined probability method and relevant outcome evaluation would be needed.</w:t>
       </w:r>
     </w:p>
     <w:p>
@@ -252,22 +398,57 @@
       </w:r>
     </w:p>
     <w:p>
-      <w:r>
+      <w:pPr>
+        <w:spacing w:line="336" w:lineRule="auto" w:after="180"/>
+      </w:pPr>
+      <w:r>
+        <w:rPr>
+          <w:b w:val="0"/>
+        </w:rPr>
         <w:t>Without opening the old lesson, explain one key idea from Save New Examples for Testing. Give an example and a mistake that the idea helps you avoid.</w:t>
       </w:r>
     </w:p>
     <w:p>
-      <w:r>
+      <w:pPr>
+        <w:spacing w:line="336" w:lineRule="auto" w:after="180"/>
+      </w:pPr>
+      <w:r>
+        <w:rPr>
+          <w:b w:val="0"/>
+        </w:rPr>
         <w:t>Look for: Separate examples used to choose a model from examples reserved for its final evaluation</w:t>
       </w:r>
     </w:p>
     <w:p>
-      <w:r>
-        <w:t>Reference example, not the only acceptable wording: Comparing candidates is development. Scoring a frozen model on previously reserved examples is evaluation, provided they did not influence its development. Changing a threshold after reading the test score uses that test information for development of the revision; the same set is no longer independent of that revision.</w:t>
-      </w:r>
-    </w:p>
-    <w:p>
-      <w:r>
+      <w:pPr>
+        <w:spacing w:line="336" w:lineRule="auto" w:after="180"/>
+      </w:pPr>
+      <w:r>
+        <w:rPr>
+          <w:b w:val="0"/>
+        </w:rPr>
+        <w:t>Reference example, not the only acceptable wording: Comparing candidates is development. Scoring a frozen model on previously reserved examples is evaluation, provided they did not influence its development.</w:t>
+      </w:r>
+    </w:p>
+    <w:p>
+      <w:pPr>
+        <w:spacing w:line="336" w:lineRule="auto" w:after="180"/>
+      </w:pPr>
+      <w:r>
+        <w:rPr>
+          <w:b w:val="0"/>
+        </w:rPr>
+        <w:t>Changing a threshold after reading the test score uses that test information for development of the revision; the same set is no longer independent of that revision.</w:t>
+      </w:r>
+    </w:p>
+    <w:p>
+      <w:pPr>
+        <w:spacing w:line="336" w:lineRule="auto" w:after="180"/>
+      </w:pPr>
+      <w:r>
+        <w:rPr>
+          <w:b w:val="0"/>
+        </w:rPr>
         <w:t>Use the student module and workbook section with this exact week title. The worked case, independent question and answers below form one aligned lesson sequence.</w:t>
       </w:r>
     </w:p>
@@ -280,7 +461,14 @@
       </w:r>
     </w:p>
     <w:p>
-      <w:r>
+      <w:pPr>
+        <w:spacing w:line="336" w:lineRule="auto" w:after="180"/>
+        <w:shd w:fill="F5F1FB"/>
+      </w:pPr>
+      <w:r>
+        <w:rPr>
+          <w:b w:val="0"/>
+        </w:rPr>
         <w:t>A table lists leaf lengths 8 cm, 90 mm, blank and 700 cm. Propose a documented cleaning action for each row. Which values can you safely change immediately?</w:t>
       </w:r>
     </w:p>
@@ -293,8 +481,44 @@
       </w:r>
     </w:p>
     <w:p>
-      <w:r>
-        <w:t>Coverage, correctness, and relevance matter more than raw quantity.</w:t>
+      <w:pPr>
+        <w:spacing w:line="336" w:lineRule="auto" w:after="180"/>
+      </w:pPr>
+      <w:r>
+        <w:rPr>
+          <w:b/>
+        </w:rPr>
+        <w:t>Coverage</w:t>
+      </w:r>
+      <w:r>
+        <w:rPr>
+          <w:b w:val="0"/>
+        </w:rPr>
+        <w:t xml:space="preserve">, </w:t>
+      </w:r>
+      <w:r>
+        <w:rPr>
+          <w:b/>
+        </w:rPr>
+        <w:t>correctness</w:t>
+      </w:r>
+      <w:r>
+        <w:rPr>
+          <w:b w:val="0"/>
+        </w:rPr>
+        <w:t xml:space="preserve">, and </w:t>
+      </w:r>
+      <w:r>
+        <w:rPr>
+          <w:b/>
+        </w:rPr>
+        <w:t>relevance</w:t>
+      </w:r>
+      <w:r>
+        <w:rPr>
+          <w:b w:val="0"/>
+        </w:rPr>
+        <w:t xml:space="preserve"> matter more than raw quantity.</w:t>
       </w:r>
     </w:p>
     <w:tbl>
@@ -430,12 +654,38 @@
       </w:r>
     </w:p>
     <w:p>
-      <w:r>
+      <w:pPr>
+        <w:spacing w:line="336" w:lineRule="auto" w:after="180"/>
+      </w:pPr>
+      <w:r>
+        <w:rPr>
+          <w:b w:val="0"/>
+        </w:rPr>
         <w:t>Use the supplied scenario, student illustrations and blank paper. For numeric work, offer counters or a calculator after learners show the setup. Fictional records are supplied; personal data and paid accounts are unnecessary.</w:t>
       </w:r>
     </w:p>
     <w:p>
-      <w:r>
+      <w:pPr>
+        <w:pStyle w:val="Heading3"/>
+      </w:pPr>
+      <w:r>
+        <w:t>Alternative compact allocation</w:t>
+      </w:r>
+    </w:p>
+    <w:p>
+      <w:r>
+        <w:t>This compact option is not the full-week schedule. Use the main teaching cycle and allow extra sessions for the investigation, independent work and project.</w:t>
+      </w:r>
+    </w:p>
+    <w:p>
+      <w:pPr>
+        <w:spacing w:line="336" w:lineRule="auto" w:after="180"/>
+        <w:shd w:fill="F1F6F8"/>
+      </w:pPr>
+      <w:r>
+        <w:rPr>
+          <w:b w:val="0"/>
+        </w:rPr>
         <w:t>Allow 80 minutes: recall 8; explanation 12; worked demonstration 15; guided practice 20; independent assessment 15; project and reflection 10. Extend the lab into a second session when needed.</w:t>
       </w:r>
     </w:p>
@@ -448,8 +698,73 @@
       </w:r>
     </w:p>
     <w:p>
-      <w:r>
-        <w:t>This paper investigation separates validation, source checking, correction and reporting. The schema is a classroom contract, not a universal range for real ramps or flights. Preserve raw records and treat a repair as an evidence claim. No spreadsheet, AI account or collection of student data is required.</w:t>
+      <w:pPr>
+        <w:spacing w:line="336" w:lineRule="auto" w:after="180"/>
+      </w:pPr>
+      <w:r>
+        <w:rPr>
+          <w:b w:val="0"/>
+        </w:rPr>
+        <w:t xml:space="preserve">This paper investigation separates </w:t>
+      </w:r>
+      <w:r>
+        <w:rPr>
+          <w:b/>
+        </w:rPr>
+        <w:t>validation</w:t>
+      </w:r>
+      <w:r>
+        <w:rPr>
+          <w:b w:val="0"/>
+        </w:rPr>
+        <w:t xml:space="preserve">, source checking, </w:t>
+      </w:r>
+      <w:r>
+        <w:rPr>
+          <w:b/>
+        </w:rPr>
+        <w:t>correction</w:t>
+      </w:r>
+      <w:r>
+        <w:rPr>
+          <w:b w:val="0"/>
+        </w:rPr>
+        <w:t xml:space="preserve"> and reporting. The </w:t>
+      </w:r>
+      <w:r>
+        <w:rPr>
+          <w:b/>
+        </w:rPr>
+        <w:t>schema</w:t>
+      </w:r>
+      <w:r>
+        <w:rPr>
+          <w:b w:val="0"/>
+        </w:rPr>
+        <w:t xml:space="preserve"> is a classroom contract, not a universal range for real ramps or flights.</w:t>
+      </w:r>
+    </w:p>
+    <w:p>
+      <w:pPr>
+        <w:spacing w:line="336" w:lineRule="auto" w:after="180"/>
+      </w:pPr>
+      <w:r>
+        <w:rPr>
+          <w:b w:val="0"/>
+        </w:rPr>
+        <w:t xml:space="preserve">Preserve raw records and treat a repair as an </w:t>
+      </w:r>
+      <w:r>
+        <w:rPr>
+          <w:b/>
+        </w:rPr>
+        <w:t>evidence</w:t>
+      </w:r>
+      <w:r>
+        <w:rPr>
+          <w:b w:val="0"/>
+        </w:rPr>
+        <w:t xml:space="preserve"> claim. No spreadsheet, AI account or collection of student data is required.</w:t>
       </w:r>
     </w:p>
     <w:p>
@@ -461,22 +776,82 @@
       </w:r>
     </w:p>
     <w:p>
-      <w:r>
-        <w:t>No. The score does not supply the missing fact. Keep availability unknown and seek evidence before counting the item as eligible.</w:t>
-      </w:r>
-    </w:p>
-    <w:p>
-      <w:r>
+      <w:pPr>
+        <w:spacing w:line="336" w:lineRule="auto" w:after="180"/>
+      </w:pPr>
+      <w:r>
+        <w:rPr>
+          <w:b w:val="0"/>
+        </w:rPr>
+        <w:t xml:space="preserve">No. The score does not supply the missing fact. Keep availability unknown and seek </w:t>
+      </w:r>
+      <w:r>
+        <w:rPr>
+          <w:b/>
+        </w:rPr>
+        <w:t>evidence</w:t>
+      </w:r>
+      <w:r>
+        <w:rPr>
+          <w:b w:val="0"/>
+        </w:rPr>
+        <w:t xml:space="preserve"> before counting the item as eligible.</w:t>
+      </w:r>
+    </w:p>
+    <w:p>
+      <w:pPr>
+        <w:spacing w:line="336" w:lineRule="auto" w:after="180"/>
+      </w:pPr>
+      <w:r>
+        <w:rPr>
+          <w:b w:val="0"/>
+        </w:rPr>
         <w:t>The five raw RampLog rows and source-card statements printed in the lesson</w:t>
       </w:r>
     </w:p>
     <w:p>
-      <w:r>
-        <w:t>A blank change log with ID, field, old value, new value, evidence, reason, reviewer and date</w:t>
-      </w:r>
-    </w:p>
-    <w:p>
-      <w:r>
+      <w:pPr>
+        <w:spacing w:line="336" w:lineRule="auto" w:after="180"/>
+      </w:pPr>
+      <w:r>
+        <w:rPr>
+          <w:b w:val="0"/>
+        </w:rPr>
+        <w:t xml:space="preserve">A blank </w:t>
+      </w:r>
+      <w:r>
+        <w:rPr>
+          <w:b/>
+        </w:rPr>
+        <w:t>change log</w:t>
+      </w:r>
+      <w:r>
+        <w:rPr>
+          <w:b w:val="0"/>
+        </w:rPr>
+        <w:t xml:space="preserve"> with ID, field, old value, new value, </w:t>
+      </w:r>
+      <w:r>
+        <w:rPr>
+          <w:b/>
+        </w:rPr>
+        <w:t>evidence</w:t>
+      </w:r>
+      <w:r>
+        <w:rPr>
+          <w:b w:val="0"/>
+        </w:rPr>
+        <w:t>, reason, reviewer and date</w:t>
+      </w:r>
+    </w:p>
+    <w:p>
+      <w:pPr>
+        <w:spacing w:line="336" w:lineRule="auto" w:after="180"/>
+      </w:pPr>
+      <w:r>
+        <w:rPr>
+          <w:b w:val="0"/>
+        </w:rPr>
         <w:t>The five independent flight rows and source statements printed in W4</w:t>
       </w:r>
     </w:p>
@@ -489,12 +864,36 @@
       </w:r>
     </w:p>
     <w:p>
-      <w:r>
-        <w:t>By the end, I can repair data with traceable evidence while preserving valid zero and unknown.</w:t>
-      </w:r>
-    </w:p>
-    <w:p>
-      <w:r>
+      <w:pPr>
+        <w:spacing w:line="336" w:lineRule="auto" w:after="180"/>
+      </w:pPr>
+      <w:r>
+        <w:rPr>
+          <w:b w:val="0"/>
+        </w:rPr>
+        <w:t xml:space="preserve">By the end, I can repair data with traceable </w:t>
+      </w:r>
+      <w:r>
+        <w:rPr>
+          <w:b/>
+        </w:rPr>
+        <w:t>evidence</w:t>
+      </w:r>
+      <w:r>
+        <w:rPr>
+          <w:b w:val="0"/>
+        </w:rPr>
+        <w:t xml:space="preserve"> while preserving valid zero and unknown.</w:t>
+      </w:r>
+    </w:p>
+    <w:p>
+      <w:pPr>
+        <w:spacing w:line="336" w:lineRule="auto" w:after="180"/>
+      </w:pPr>
+      <w:r>
+        <w:rPr>
+          <w:b w:val="0"/>
+        </w:rPr>
         <w:t>This added worked case illustrates the week’s main idea. Retain all original and connected topics; schedule its practice within the teaching cycle.</w:t>
       </w:r>
     </w:p>
@@ -507,86 +906,459 @@
       </w:r>
     </w:p>
     <w:p>
+      <w:r>
+        <w:t>Model Good Data, Bad Data using the supplied case, labelled mechanism and reasoning. Make the scope of each conclusion explicit.</w:t>
+      </w:r>
+    </w:p>
+    <w:p>
+      <w:pPr>
+        <w:spacing w:line="336" w:lineRule="auto" w:after="180"/>
+      </w:pPr>
+      <w:r>
+        <w:rPr>
+          <w:b w:val="0"/>
+        </w:rPr>
+        <w:t>Follow the information instead of imagining magic inside the machine.</w:t>
+      </w:r>
+    </w:p>
+    <w:p>
       <w:pPr>
         <w:pStyle w:val="Heading3"/>
       </w:pPr>
       <w:r>
-        <w:t>Explain the mechanism</w:t>
-      </w:r>
-    </w:p>
-    <w:p>
-      <w:r>
-        <w:t>Follow the information instead of imagining magic inside the machine.</w:t>
-      </w:r>
-    </w:p>
-    <w:p>
-      <w:r>
-        <w:t>INPUT collected examples and labels</w:t>
-      </w:r>
-    </w:p>
-    <w:p>
-      <w:r>
-        <w:t>PROCESS audit coverage, correctness, relevance, and duplication</w:t>
-      </w:r>
-    </w:p>
-    <w:p>
-      <w:r>
-        <w:t>OUTPUT accept, repair, or reject the dataset</w:t>
-      </w:r>
-    </w:p>
-    <w:p>
-      <w:r>
-        <w:t>CORE IDEA Coverage, correctness, and relevance matter more than raw quantity.</w:t>
-      </w:r>
-    </w:p>
-    <w:p>
-      <w:r>
-        <w:t>UNDER THE HOOD Data quality is multidimensional. More rows can amplify duplicates, systematic labeling errors, stale conditions, or irrelevant fields. Fitness depends on the intended population and decision, not a universal quality score.</w:t>
-      </w:r>
-    </w:p>
-    <w:p>
-      <w:r>
+        <w:t>1. Input — information entering</w:t>
+      </w:r>
+    </w:p>
+    <w:p>
+      <w:pPr>
+        <w:spacing w:line="336" w:lineRule="auto" w:after="180"/>
+        <w:shd w:fill="F4F9FC"/>
+      </w:pPr>
+      <w:r>
+        <w:rPr>
+          <w:b/>
+        </w:rPr>
+        <w:t>INPUT</w:t>
+      </w:r>
+      <w:r>
+        <w:rPr>
+          <w:b w:val="0"/>
+        </w:rPr>
+        <w:t xml:space="preserve"> collected examples and labels</w:t>
+      </w:r>
+    </w:p>
+    <w:p>
+      <w:pPr>
+        <w:pStyle w:val="Heading3"/>
+      </w:pPr>
+      <w:r>
+        <w:t>2. Process — the deciding step</w:t>
+      </w:r>
+    </w:p>
+    <w:p>
+      <w:pPr>
+        <w:spacing w:line="336" w:lineRule="auto" w:after="180"/>
+        <w:shd w:fill="F4F9FC"/>
+      </w:pPr>
+      <w:r>
+        <w:rPr>
+          <w:b/>
+        </w:rPr>
+        <w:t>PROCESS</w:t>
+      </w:r>
+      <w:r>
+        <w:rPr>
+          <w:b w:val="0"/>
+        </w:rPr>
+        <w:t xml:space="preserve"> audit </w:t>
+      </w:r>
+      <w:r>
+        <w:rPr>
+          <w:b/>
+        </w:rPr>
+        <w:t>coverage</w:t>
+      </w:r>
+      <w:r>
+        <w:rPr>
+          <w:b w:val="0"/>
+        </w:rPr>
+        <w:t xml:space="preserve">, </w:t>
+      </w:r>
+      <w:r>
+        <w:rPr>
+          <w:b/>
+        </w:rPr>
+        <w:t>correctness</w:t>
+      </w:r>
+      <w:r>
+        <w:rPr>
+          <w:b w:val="0"/>
+        </w:rPr>
+        <w:t xml:space="preserve">, </w:t>
+      </w:r>
+      <w:r>
+        <w:rPr>
+          <w:b/>
+        </w:rPr>
+        <w:t>relevance</w:t>
+      </w:r>
+      <w:r>
+        <w:rPr>
+          <w:b w:val="0"/>
+        </w:rPr>
+        <w:t>, and duplication</w:t>
+      </w:r>
+    </w:p>
+    <w:p>
+      <w:pPr>
+        <w:pStyle w:val="Heading3"/>
+      </w:pPr>
+      <w:r>
+        <w:t>3. Output — the result</w:t>
+      </w:r>
+    </w:p>
+    <w:p>
+      <w:pPr>
+        <w:spacing w:line="336" w:lineRule="auto" w:after="180"/>
+        <w:shd w:fill="F4F9FC"/>
+      </w:pPr>
+      <w:r>
+        <w:rPr>
+          <w:b/>
+        </w:rPr>
+        <w:t>OUTPUT</w:t>
+      </w:r>
+      <w:r>
+        <w:rPr>
+          <w:b w:val="0"/>
+        </w:rPr>
+        <w:t xml:space="preserve"> accept, repair, or reject the dataset</w:t>
+      </w:r>
+    </w:p>
+    <w:p>
+      <w:pPr>
+        <w:pStyle w:val="Heading3"/>
+      </w:pPr>
+      <w:r>
+        <w:t>Key idea</w:t>
+      </w:r>
+    </w:p>
+    <w:p>
+      <w:pPr>
+        <w:spacing w:line="336" w:lineRule="auto" w:after="180"/>
+        <w:shd w:fill="EDF7F3"/>
+      </w:pPr>
+      <w:r>
+        <w:rPr>
+          <w:b w:val="0"/>
+        </w:rPr>
+        <w:t xml:space="preserve">CORE IDEA </w:t>
+      </w:r>
+      <w:r>
+        <w:rPr>
+          <w:b/>
+        </w:rPr>
+        <w:t>Coverage</w:t>
+      </w:r>
+      <w:r>
+        <w:rPr>
+          <w:b w:val="0"/>
+        </w:rPr>
+        <w:t xml:space="preserve">, </w:t>
+      </w:r>
+      <w:r>
+        <w:rPr>
+          <w:b/>
+        </w:rPr>
+        <w:t>correctness</w:t>
+      </w:r>
+      <w:r>
+        <w:rPr>
+          <w:b w:val="0"/>
+        </w:rPr>
+        <w:t xml:space="preserve">, and </w:t>
+      </w:r>
+      <w:r>
+        <w:rPr>
+          <w:b/>
+        </w:rPr>
+        <w:t>relevance</w:t>
+      </w:r>
+      <w:r>
+        <w:rPr>
+          <w:b w:val="0"/>
+        </w:rPr>
+        <w:t xml:space="preserve"> matter more than raw quantity.</w:t>
+      </w:r>
+    </w:p>
+    <w:p>
+      <w:pPr>
+        <w:pStyle w:val="Heading3"/>
+      </w:pPr>
+      <w:r>
+        <w:t>How the mechanism works</w:t>
+      </w:r>
+    </w:p>
+    <w:p>
+      <w:pPr>
+        <w:spacing w:line="336" w:lineRule="auto" w:after="180"/>
+        <w:shd w:fill="F1F6F8"/>
+      </w:pPr>
+      <w:r>
+        <w:rPr>
+          <w:b w:val="0"/>
+        </w:rPr>
+        <w:t xml:space="preserve">UNDER THE HOOD Data quality is multidimensional. More rows can amplify </w:t>
+      </w:r>
+      <w:r>
+        <w:rPr>
+          <w:b/>
+        </w:rPr>
+        <w:t>duplicate</w:t>
+      </w:r>
+      <w:r>
+        <w:rPr>
+          <w:b w:val="0"/>
+        </w:rPr>
+        <w:t>s, systematic labeling errors, stale conditions, or irrelevant fields.</w:t>
+      </w:r>
+    </w:p>
+    <w:p>
+      <w:pPr>
+        <w:spacing w:line="336" w:lineRule="auto" w:after="180"/>
+        <w:shd w:fill="F1F6F8"/>
+      </w:pPr>
+      <w:r>
+        <w:rPr>
+          <w:b w:val="0"/>
+        </w:rPr>
+        <w:t>Fitness depends on the intended population and decision, not a universal quality score.</w:t>
+      </w:r>
+    </w:p>
+    <w:p>
+      <w:pPr>
+        <w:spacing w:line="336" w:lineRule="auto" w:after="180"/>
+      </w:pPr>
+      <w:r>
+        <w:rPr>
+          <w:b w:val="0"/>
+        </w:rPr>
         <w:t>Draw a fresh example with all three stages:</w:t>
       </w:r>
     </w:p>
     <w:p>
-      <w:r>
-        <w:t>Every step connects a claim to observable evidence.</w:t>
-      </w:r>
-    </w:p>
-    <w:p>
-      <w:r>
-        <w:t>CASE One animal dataset has 1,000 blurry duplicate photos; another has 120 clear, correctly labeled photos across settings and animal types.</w:t>
-      </w:r>
-    </w:p>
-    <w:p>
-      <w:r>
+      <w:pPr>
+        <w:spacing w:line="336" w:lineRule="auto" w:after="180"/>
+      </w:pPr>
+      <w:r>
+        <w:rPr>
+          <w:b w:val="0"/>
+        </w:rPr>
+        <w:t xml:space="preserve">Every step connects a claim to observable </w:t>
+      </w:r>
+      <w:r>
+        <w:rPr>
+          <w:b/>
+        </w:rPr>
+        <w:t>evidence</w:t>
+      </w:r>
+      <w:r>
+        <w:rPr>
+          <w:b w:val="0"/>
+        </w:rPr>
+        <w:t>.</w:t>
+      </w:r>
+    </w:p>
+    <w:p>
+      <w:pPr>
+        <w:pStyle w:val="Heading3"/>
+      </w:pPr>
+      <w:r>
+        <w:t>The case to investigate</w:t>
+      </w:r>
+    </w:p>
+    <w:p>
+      <w:pPr>
+        <w:spacing w:line="336" w:lineRule="auto" w:after="180"/>
+        <w:shd w:fill="F1F6FC"/>
+      </w:pPr>
+      <w:r>
+        <w:rPr>
+          <w:b w:val="0"/>
+        </w:rPr>
+        <w:t xml:space="preserve">CASE One animal dataset has 1,000 blurry </w:t>
+      </w:r>
+      <w:r>
+        <w:rPr>
+          <w:b/>
+        </w:rPr>
+        <w:t>duplicate</w:t>
+      </w:r>
+      <w:r>
+        <w:rPr>
+          <w:b w:val="0"/>
+        </w:rPr>
+        <w:t xml:space="preserve"> photos; another has 120 clear, correctly labeled photos across settings and animal types.</w:t>
+      </w:r>
+    </w:p>
+    <w:p>
+      <w:pPr>
+        <w:pStyle w:val="Heading3"/>
+      </w:pPr>
+      <w:r>
+        <w:t>Step 1</w:t>
+      </w:r>
+    </w:p>
+    <w:p>
+      <w:pPr>
+        <w:spacing w:line="336" w:lineRule="auto" w:after="180"/>
+        <w:shd w:fill="F4F9FC"/>
+      </w:pPr>
+      <w:r>
+        <w:rPr>
+          <w:b w:val="0"/>
+        </w:rPr>
         <w:t>STEP 1 — OBSERVE collected examples and labels</w:t>
       </w:r>
     </w:p>
     <w:p>
-      <w:r>
-        <w:t>STEP 2 — TRACE audit coverage, correctness, relevance, and duplication</w:t>
-      </w:r>
-    </w:p>
-    <w:p>
-      <w:r>
+      <w:pPr>
+        <w:pStyle w:val="Heading3"/>
+      </w:pPr>
+      <w:r>
+        <w:t>Step 2</w:t>
+      </w:r>
+    </w:p>
+    <w:p>
+      <w:pPr>
+        <w:spacing w:line="336" w:lineRule="auto" w:after="180"/>
+        <w:shd w:fill="F4F9FC"/>
+      </w:pPr>
+      <w:r>
+        <w:rPr>
+          <w:b w:val="0"/>
+        </w:rPr>
+        <w:t xml:space="preserve">STEP 2 — TRACE audit </w:t>
+      </w:r>
+      <w:r>
+        <w:rPr>
+          <w:b/>
+        </w:rPr>
+        <w:t>coverage</w:t>
+      </w:r>
+      <w:r>
+        <w:rPr>
+          <w:b w:val="0"/>
+        </w:rPr>
+        <w:t xml:space="preserve">, </w:t>
+      </w:r>
+      <w:r>
+        <w:rPr>
+          <w:b/>
+        </w:rPr>
+        <w:t>correctness</w:t>
+      </w:r>
+      <w:r>
+        <w:rPr>
+          <w:b w:val="0"/>
+        </w:rPr>
+        <w:t xml:space="preserve">, </w:t>
+      </w:r>
+      <w:r>
+        <w:rPr>
+          <w:b/>
+        </w:rPr>
+        <w:t>relevance</w:t>
+      </w:r>
+      <w:r>
+        <w:rPr>
+          <w:b w:val="0"/>
+        </w:rPr>
+        <w:t>, and duplication</w:t>
+      </w:r>
+    </w:p>
+    <w:p>
+      <w:pPr>
+        <w:pStyle w:val="Heading3"/>
+      </w:pPr>
+      <w:r>
+        <w:t>Step 3</w:t>
+      </w:r>
+    </w:p>
+    <w:p>
+      <w:pPr>
+        <w:spacing w:line="336" w:lineRule="auto" w:after="180"/>
+        <w:shd w:fill="F4F9FC"/>
+      </w:pPr>
+      <w:r>
+        <w:rPr>
+          <w:b w:val="0"/>
+        </w:rPr>
         <w:t>STEP 3 — CONCLUDE accept, repair, or reject the dataset</w:t>
       </w:r>
     </w:p>
     <w:p>
-      <w:r>
+      <w:pPr>
+        <w:pStyle w:val="Heading3"/>
+      </w:pPr>
+      <w:r>
+        <w:t>Model answer</w:t>
+      </w:r>
+    </w:p>
+    <w:p>
+      <w:pPr>
+        <w:spacing w:line="336" w:lineRule="auto" w:after="180"/>
+        <w:shd w:fill="F1F6FC"/>
+      </w:pPr>
+      <w:r>
+        <w:rPr>
+          <w:b w:val="0"/>
+        </w:rPr>
         <w:t>MODEL REASONING Choose the set that covers intended conditions, uses checked labels, includes relevant fields, and avoids misleading duplication. State remaining gaps rather than declaring any dataset perfect.</w:t>
       </w:r>
     </w:p>
     <w:p>
-      <w:r>
+      <w:pPr>
+        <w:pStyle w:val="Heading3"/>
+      </w:pPr>
+      <w:r>
+        <w:t>A claim to avoid</w:t>
+      </w:r>
+    </w:p>
+    <w:p>
+      <w:pPr>
+        <w:spacing w:line="336" w:lineRule="auto" w:after="180"/>
+        <w:shd w:fill="FFF5E6"/>
+      </w:pPr>
+      <w:r>
+        <w:rPr>
+          <w:b w:val="0"/>
+        </w:rPr>
         <w:t>DO NOT OVERCLAIM Large quantity cannot compensate for systematic absence or incorrect labels.</w:t>
       </w:r>
     </w:p>
     <w:p>
-      <w:r>
-        <w:t>What new evidence could change this answer?</w:t>
+      <w:pPr>
+        <w:spacing w:line="336" w:lineRule="auto" w:after="180"/>
+        <w:shd w:fill="F5F1FB"/>
+      </w:pPr>
+      <w:r>
+        <w:rPr>
+          <w:b w:val="0"/>
+        </w:rPr>
+        <w:t xml:space="preserve">What new </w:t>
+      </w:r>
+      <w:r>
+        <w:rPr>
+          <w:b/>
+        </w:rPr>
+        <w:t>evidence</w:t>
+      </w:r>
+      <w:r>
+        <w:rPr>
+          <w:b w:val="0"/>
+        </w:rPr>
+        <w:t xml:space="preserve"> could change this answer?</w:t>
       </w:r>
     </w:p>
     <w:p>
@@ -598,12 +1370,34 @@
       </w:r>
     </w:p>
     <w:p>
-      <w:r>
+      <w:pPr>
+        <w:pStyle w:val="Heading3"/>
+      </w:pPr>
+      <w:r>
+        <w:t>The teaching case</w:t>
+      </w:r>
+    </w:p>
+    <w:p>
+      <w:pPr>
+        <w:spacing w:line="336" w:lineRule="auto" w:after="180"/>
+        <w:shd w:fill="F1F6FC"/>
+      </w:pPr>
+      <w:r>
+        <w:rPr>
+          <w:b w:val="0"/>
+        </w:rPr>
         <w:t>Ordinary pencil lengths are recorded as 12 cm, 14 cm, blank and 130 cm.</w:t>
       </w:r>
     </w:p>
     <w:p>
-      <w:r>
+      <w:pPr>
+        <w:spacing w:line="336" w:lineRule="auto" w:after="180"/>
+        <w:shd w:fill="F5F1FB"/>
+      </w:pPr>
+      <w:r>
+        <w:rPr>
+          <w:b w:val="0"/>
+        </w:rPr>
         <w:t>What needs checking? May 130 silently become 13?</w:t>
       </w:r>
     </w:p>
@@ -616,41 +1410,245 @@
       </w:r>
     </w:p>
     <w:p>
-      <w:r>
-        <w:t>Investigate missing and unusually large values using the source and units. Do not invent a repair. Document verified corrections.</w:t>
-      </w:r>
-    </w:p>
-    <w:p>
       <w:pPr>
         <w:pStyle w:val="Heading3"/>
       </w:pPr>
       <w:r>
+        <w:t>Why the result follows</w:t>
+      </w:r>
+    </w:p>
+    <w:p>
+      <w:pPr>
+        <w:spacing w:line="336" w:lineRule="auto" w:after="180"/>
+        <w:shd w:fill="F1F6FC"/>
+      </w:pPr>
+      <w:r>
+        <w:rPr>
+          <w:b w:val="0"/>
+        </w:rPr>
+        <w:t xml:space="preserve">Investigate missing and unusually large values using the source and units. Do not invent a repair. Document verified </w:t>
+      </w:r>
+      <w:r>
+        <w:rPr>
+          <w:b/>
+        </w:rPr>
+        <w:t>correction</w:t>
+      </w:r>
+      <w:r>
+        <w:rPr>
+          <w:b w:val="0"/>
+        </w:rPr>
+        <w:t>s.</w:t>
+      </w:r>
+    </w:p>
+    <w:p>
+      <w:pPr>
+        <w:pStyle w:val="Heading3"/>
+      </w:pPr>
+      <w:r>
         <w:t>Explain the added worked example</w:t>
       </w:r>
     </w:p>
     <w:p>
-      <w:r>
-        <w:t>A tidy table can still contain wrong information. Validation checks whether a record follows a schema. A schema says which fields are required and what their values mean. Passing these checks makes a record usable for a stated task; it does not prove that the measurement or claim is true.</w:t>
-      </w:r>
-    </w:p>
-    <w:p>
-      <w:r>
-        <w:t>Our fictional RampLog records one ramp trial per trial ID. The fields are trial ID, height in centimetres, travel in centimetres and source card. Height must be a whole number from 1 through 10. Travel must be a whole number from 0 through 10. The source card identifies the original observation. Repeated trial IDs need investigation before counting trials.</w:t>
-      </w:r>
-    </w:p>
-    <w:p>
-      <w:r>
-        <w:t>The purpose is to count trials whose travel is at least 4 cm. A measured zero means no travel; a blank means no value was recorded. Never silently replace a blank by zero. Use only the invented records here; no personal information is needed.</w:t>
-      </w:r>
-    </w:p>
-    <w:p>
-      <w:r>
-        <w:t>The complete raw table is T1: height 4, travel 3, card C1; T2: height 60, travel 5, card C2; T3: height 5, travel blank, card C3; T4: height 6, travel 0, card C4. A second export row repeats T1 with height 4, travel 3 and C1. C1 confirms one trial T1, not two. C2 reads height 6 and travel 5. C3 has no travel measurement. C4 reads height 6 and travel 0.</w:t>
-      </w:r>
-    </w:p>
-    <w:p>
-      <w:r>
-        <w:t>Work in a separate corrected copy. Record T2 height 60 to 6, evidence C2, transcription error, reviewer and review date. Link the repeated T1 export row to the first T1; count that single trial once and keep both raw rows. Do not remove two different trials merely because their measured numbers match.</w:t>
+      <w:pPr>
+        <w:pStyle w:val="Heading3"/>
+      </w:pPr>
+      <w:r>
+        <w:t>Explain the added worked example · 1</w:t>
+      </w:r>
+    </w:p>
+    <w:p>
+      <w:pPr>
+        <w:spacing w:line="336" w:lineRule="auto" w:after="180"/>
+      </w:pPr>
+      <w:r>
+        <w:rPr>
+          <w:b w:val="0"/>
+        </w:rPr>
+        <w:t xml:space="preserve">A tidy table can still contain wrong information. </w:t>
+      </w:r>
+      <w:r>
+        <w:rPr>
+          <w:b/>
+        </w:rPr>
+        <w:t>Validation</w:t>
+      </w:r>
+      <w:r>
+        <w:rPr>
+          <w:b w:val="0"/>
+        </w:rPr>
+        <w:t xml:space="preserve"> checks whether a record follows a </w:t>
+      </w:r>
+      <w:r>
+        <w:rPr>
+          <w:b/>
+        </w:rPr>
+        <w:t>schema</w:t>
+      </w:r>
+      <w:r>
+        <w:rPr>
+          <w:b w:val="0"/>
+        </w:rPr>
+        <w:t xml:space="preserve">. A </w:t>
+      </w:r>
+      <w:r>
+        <w:rPr>
+          <w:b/>
+        </w:rPr>
+        <w:t>schema</w:t>
+      </w:r>
+      <w:r>
+        <w:rPr>
+          <w:b w:val="0"/>
+        </w:rPr>
+        <w:t xml:space="preserve"> says which fields are required and what their values mean.</w:t>
+      </w:r>
+    </w:p>
+    <w:p>
+      <w:pPr>
+        <w:spacing w:line="336" w:lineRule="auto" w:after="180"/>
+      </w:pPr>
+      <w:r>
+        <w:rPr>
+          <w:b w:val="0"/>
+        </w:rPr>
+        <w:t>Passing these checks makes a record usable for a stated task; it does not prove that the measurement or claim is true.</w:t>
+      </w:r>
+    </w:p>
+    <w:p>
+      <w:pPr>
+        <w:pStyle w:val="Heading3"/>
+      </w:pPr>
+      <w:r>
+        <w:t>Explain the added worked example · 2</w:t>
+      </w:r>
+    </w:p>
+    <w:p>
+      <w:pPr>
+        <w:spacing w:line="336" w:lineRule="auto" w:after="180"/>
+      </w:pPr>
+      <w:r>
+        <w:rPr>
+          <w:b w:val="0"/>
+        </w:rPr>
+        <w:t>Our fictional RampLog records one ramp trial per trial ID. The fields are trial ID, height in centimetres, travel in centimetres and source card. Height must be a whole number from 1 through 10.</w:t>
+      </w:r>
+    </w:p>
+    <w:p>
+      <w:pPr>
+        <w:spacing w:line="336" w:lineRule="auto" w:after="180"/>
+      </w:pPr>
+      <w:r>
+        <w:rPr>
+          <w:b w:val="0"/>
+        </w:rPr>
+        <w:t xml:space="preserve">Travel must be a whole number from 0 through 10. The source card identifies the original </w:t>
+      </w:r>
+      <w:r>
+        <w:rPr>
+          <w:b/>
+        </w:rPr>
+        <w:t>observation</w:t>
+      </w:r>
+      <w:r>
+        <w:rPr>
+          <w:b w:val="0"/>
+        </w:rPr>
+        <w:t>. Repeated trial IDs need investigation before counting trials.</w:t>
+      </w:r>
+    </w:p>
+    <w:p>
+      <w:pPr>
+        <w:spacing w:line="336" w:lineRule="auto" w:after="180"/>
+      </w:pPr>
+      <w:r>
+        <w:rPr>
+          <w:b w:val="0"/>
+        </w:rPr>
+        <w:t>The purpose is to count trials whose travel is at least 4 cm. A measured zero means no travel; a blank means no value was recorded. Never silently replace a blank by zero.</w:t>
+      </w:r>
+    </w:p>
+    <w:p>
+      <w:pPr>
+        <w:spacing w:line="336" w:lineRule="auto" w:after="180"/>
+      </w:pPr>
+      <w:r>
+        <w:rPr>
+          <w:b w:val="0"/>
+        </w:rPr>
+        <w:t>Use only the invented records here; no personal information is needed.</w:t>
+      </w:r>
+    </w:p>
+    <w:p>
+      <w:pPr>
+        <w:pStyle w:val="Heading3"/>
+      </w:pPr>
+      <w:r>
+        <w:t>Explain the added worked example · 3</w:t>
+      </w:r>
+    </w:p>
+    <w:p>
+      <w:pPr>
+        <w:spacing w:line="336" w:lineRule="auto" w:after="180"/>
+      </w:pPr>
+      <w:r>
+        <w:rPr>
+          <w:b w:val="0"/>
+        </w:rPr>
+        <w:t>The complete raw table is T1: height 4, travel 3, card C1; T2: height 60, travel 5, card C2; T3: height 5, travel blank, card C3; T4: height 6, travel 0, card C4. A second export row repeats T1 with height 4, travel 3 and C1.</w:t>
+      </w:r>
+    </w:p>
+    <w:p>
+      <w:pPr>
+        <w:spacing w:line="336" w:lineRule="auto" w:after="180"/>
+      </w:pPr>
+      <w:r>
+        <w:rPr>
+          <w:b w:val="0"/>
+        </w:rPr>
+        <w:t>C1 confirms one trial T1, not two. C2 reads height 6 and travel 5. C3 has no travel measurement. C4 reads height 6 and travel 0.</w:t>
+      </w:r>
+    </w:p>
+    <w:p>
+      <w:pPr>
+        <w:pStyle w:val="Heading3"/>
+      </w:pPr>
+      <w:r>
+        <w:t>Explain the added worked example · 4</w:t>
+      </w:r>
+    </w:p>
+    <w:p>
+      <w:pPr>
+        <w:spacing w:line="336" w:lineRule="auto" w:after="180"/>
+      </w:pPr>
+      <w:r>
+        <w:rPr>
+          <w:b w:val="0"/>
+        </w:rPr>
+        <w:t xml:space="preserve">Work in a separate corrected copy. Record T2 height 60 to 6, </w:t>
+      </w:r>
+      <w:r>
+        <w:rPr>
+          <w:b/>
+        </w:rPr>
+        <w:t>evidence</w:t>
+      </w:r>
+      <w:r>
+        <w:rPr>
+          <w:b w:val="0"/>
+        </w:rPr>
+        <w:t xml:space="preserve"> C2, transcription error, reviewer and review date. Link the repeated T1 export row to the first T1; count that single trial once and keep both raw rows.</w:t>
+      </w:r>
+    </w:p>
+    <w:p>
+      <w:pPr>
+        <w:spacing w:line="336" w:lineRule="auto" w:after="180"/>
+      </w:pPr>
+      <w:r>
+        <w:rPr>
+          <w:b w:val="0"/>
+        </w:rPr>
+        <w:t>Do not remove two different trials merely because their measured numbers match.</w:t>
       </w:r>
     </w:p>
     <w:p>
@@ -816,8 +1814,37 @@
       </w:r>
     </w:p>
     <w:p>
-      <w:r>
-        <w:t>Use the complete worked example below before asking learners to complete W2. Reveal a small part, invite a prediction, then explain the deciding step. These teacher notes contain solutions; do not reveal the independent case answer during modelling.</w:t>
+      <w:pPr>
+        <w:spacing w:line="336" w:lineRule="auto" w:after="180"/>
+      </w:pPr>
+      <w:r>
+        <w:rPr>
+          <w:b w:val="0"/>
+        </w:rPr>
+        <w:t xml:space="preserve">Use the complete worked example below before asking learners to complete W2. Reveal a small part, invite a </w:t>
+      </w:r>
+      <w:r>
+        <w:rPr>
+          <w:b/>
+        </w:rPr>
+        <w:t>prediction</w:t>
+      </w:r>
+      <w:r>
+        <w:rPr>
+          <w:b w:val="0"/>
+        </w:rPr>
+        <w:t>, then explain the deciding step.</w:t>
+      </w:r>
+    </w:p>
+    <w:p>
+      <w:pPr>
+        <w:spacing w:line="336" w:lineRule="auto" w:after="180"/>
+      </w:pPr>
+      <w:r>
+        <w:rPr>
+          <w:b w:val="0"/>
+        </w:rPr>
+        <w:t>These teacher notes contain solutions; do not reveal the independent case answer during modelling.</w:t>
       </w:r>
     </w:p>
     <w:tbl>
@@ -835,6 +1862,38 @@
         <w:trPr>
           <w:tblHeader/>
         </w:trPr>
+        <w:tc>
+          <w:tcPr>
+            <w:tcW w:type="dxa" w:w="3408"/>
+          </w:tcPr>
+          <w:p>
+            <w:r>
+              <w:t>Problem</w:t>
+            </w:r>
+          </w:p>
+        </w:tc>
+        <w:tc>
+          <w:tcPr>
+            <w:tcW w:type="dxa" w:w="3408"/>
+          </w:tcPr>
+          <w:p>
+            <w:r>
+              <w:t>Permitted action here</w:t>
+            </w:r>
+          </w:p>
+        </w:tc>
+        <w:tc>
+          <w:tcPr>
+            <w:tcW w:type="dxa" w:w="3408"/>
+          </w:tcPr>
+          <w:p>
+            <w:r>
+              <w:t>Unsupported shortcut</w:t>
+            </w:r>
+          </w:p>
+        </w:tc>
+      </w:tr>
+      <w:tr>
         <w:tc>
           <w:tcPr>
             <w:tcW w:type="dxa" w:w="3408"/>
@@ -964,13 +2023,55 @@
       </w:tr>
     </w:tbl>
     <w:p>
-      <w:r>
-        <w:t>A conversion changes units while preserving the quantity. If an authorised source records 50 mm, that is 5 cm because 10 mm equals 1 cm. Write the original unit, conversion and resulting unit in the log. A bare value 50 without a known unit does not justify assuming millimetres.</w:t>
-      </w:r>
-    </w:p>
-    <w:p>
-      <w:r>
-        <w:t>A plausible value can still be a transcription error: 7 would pass the height rule even if its source said 6. Conversely, an unusual but supported value is not automatically wrong. Checking format and checking agreement with a source are different jobs. A source can itself contain an error, so retain its identity and any unresolved concern.</w:t>
+      <w:pPr>
+        <w:spacing w:line="336" w:lineRule="auto" w:after="180"/>
+      </w:pPr>
+      <w:r>
+        <w:rPr>
+          <w:b w:val="0"/>
+        </w:rPr>
+        <w:t>A conversion changes units while preserving the quantity. If an authorised source records 50 mm, that is 5 cm because 10 mm equals 1 cm. Write the original unit, conversion and resulting unit in the log.</w:t>
+      </w:r>
+    </w:p>
+    <w:p>
+      <w:pPr>
+        <w:spacing w:line="336" w:lineRule="auto" w:after="180"/>
+      </w:pPr>
+      <w:r>
+        <w:rPr>
+          <w:b w:val="0"/>
+        </w:rPr>
+        <w:t>A bare value 50 without a known unit does not justify assuming millimetres.</w:t>
+      </w:r>
+    </w:p>
+    <w:p>
+      <w:pPr>
+        <w:pStyle w:val="Heading3"/>
+      </w:pPr>
+      <w:r>
+        <w:t>Model the reasoning aloud · 5</w:t>
+      </w:r>
+    </w:p>
+    <w:p>
+      <w:pPr>
+        <w:spacing w:line="336" w:lineRule="auto" w:after="180"/>
+      </w:pPr>
+      <w:r>
+        <w:rPr>
+          <w:b w:val="0"/>
+        </w:rPr>
+        <w:t>A plausible value can still be a transcription error: 7 would pass the height rule even if its source said 6. Conversely, an unusual but supported value is not automatically wrong.</w:t>
+      </w:r>
+    </w:p>
+    <w:p>
+      <w:pPr>
+        <w:spacing w:line="336" w:lineRule="auto" w:after="180"/>
+      </w:pPr>
+      <w:r>
+        <w:rPr>
+          <w:b w:val="0"/>
+        </w:rPr>
+        <w:t>Checking format and checking agreement with a source are different jobs. A source can itself contain an error, so retain its identity and any unresolved concern.</w:t>
       </w:r>
     </w:p>
     <w:tbl>
@@ -1076,7 +2177,13 @@
       </w:tr>
     </w:tbl>
     <w:p>
-      <w:r>
+      <w:pPr>
+        <w:spacing w:line="336" w:lineRule="auto" w:after="180"/>
+      </w:pPr>
+      <w:r>
+        <w:rPr>
+          <w:b w:val="0"/>
+        </w:rPr>
         <w:t>Use the diagram and verbal explanation together. Ask learners to match a sentence to a specific visual step; do not assign learners fixed visual or auditory learning styles.</w:t>
       </w:r>
     </w:p>
@@ -1089,7 +2196,13 @@
       </w:r>
     </w:p>
     <w:p>
-      <w:r>
+      <w:pPr>
+        <w:spacing w:line="336" w:lineRule="auto" w:after="180"/>
+      </w:pPr>
+      <w:r>
+        <w:rPr>
+          <w:b w:val="0"/>
+        </w:rPr>
         <w:t>A fictional toy-car distance table needs cleaning before use.</w:t>
       </w:r>
     </w:p>
@@ -1102,12 +2215,42 @@
       </w:r>
     </w:p>
     <w:p>
-      <w:r>
+      <w:pPr>
+        <w:pStyle w:val="Heading3"/>
+      </w:pPr>
+      <w:r>
+        <w:t>Supplied facts</w:t>
+      </w:r>
+    </w:p>
+    <w:p>
+      <w:pPr>
+        <w:spacing w:line="336" w:lineRule="auto" w:after="180"/>
+        <w:shd w:fill="F1F6FC"/>
+      </w:pPr>
+      <w:r>
+        <w:rPr>
+          <w:b w:val="0"/>
+        </w:rPr>
         <w:t>Contract: unique run ID; whole distance 0–30 cm. Raw rows: A=0 cm, B=200 mm, C=blank, another A=0 cm.</w:t>
       </w:r>
     </w:p>
     <w:p>
-      <w:r>
+      <w:pPr>
+        <w:pStyle w:val="Heading3"/>
+      </w:pPr>
+      <w:r>
+        <w:t>Supplied facts</w:t>
+      </w:r>
+    </w:p>
+    <w:p>
+      <w:pPr>
+        <w:spacing w:line="336" w:lineRule="auto" w:after="180"/>
+        <w:shd w:fill="F1F6FC"/>
+      </w:pPr>
+      <w:r>
+        <w:rPr>
+          <w:b w:val="0"/>
+        </w:rPr>
         <w:t>Source log confirms one A run and B’s original measurement of 200 mm; C has no measurement.</w:t>
       </w:r>
     </w:p>
@@ -1293,20 +2436,74 @@
       </w:r>
     </w:p>
     <w:p>
-      <w:r>
-        <w:t>Cleaning is not permission to make inconvenient values plausible. The source log supports a unit conversion and removal of a duplicate copy. Zero means a measured zero distance; blank means no supplied measurement. Keep the raw table and explain every change so someone can reconstruct what happened.</w:t>
-      </w:r>
-    </w:p>
-    <w:p>
       <w:pPr>
         <w:pStyle w:val="Heading3"/>
       </w:pPr>
       <w:r>
+        <w:t>Why the result follows</w:t>
+      </w:r>
+    </w:p>
+    <w:p>
+      <w:pPr>
+        <w:spacing w:line="336" w:lineRule="auto" w:after="180"/>
+        <w:shd w:fill="F1F6FC"/>
+      </w:pPr>
+      <w:r>
+        <w:rPr>
+          <w:b w:val="0"/>
+        </w:rPr>
+        <w:t xml:space="preserve">Cleaning is not permission to make inconvenient values plausible. The source log supports a unit conversion and removal of a </w:t>
+      </w:r>
+      <w:r>
+        <w:rPr>
+          <w:b/>
+        </w:rPr>
+        <w:t>duplicate</w:t>
+      </w:r>
+      <w:r>
+        <w:rPr>
+          <w:b w:val="0"/>
+        </w:rPr>
+        <w:t xml:space="preserve"> copy. Zero means a measured zero distance; blank means no supplied measurement.</w:t>
+      </w:r>
+    </w:p>
+    <w:p>
+      <w:pPr>
+        <w:spacing w:line="336" w:lineRule="auto" w:after="180"/>
+        <w:shd w:fill="F1F6FC"/>
+      </w:pPr>
+      <w:r>
+        <w:rPr>
+          <w:b w:val="0"/>
+        </w:rPr>
+        <w:t>Keep the raw table and explain every change so someone can reconstruct what happened.</w:t>
+      </w:r>
+    </w:p>
+    <w:p>
+      <w:pPr>
+        <w:pStyle w:val="Heading3"/>
+      </w:pPr>
+      <w:r>
         <w:t>What this example does not establish</w:t>
       </w:r>
     </w:p>
     <w:p>
-      <w:r>
+      <w:pPr>
+        <w:pStyle w:val="Heading3"/>
+      </w:pPr>
+      <w:r>
+        <w:t>Keep the stated limit</w:t>
+      </w:r>
+    </w:p>
+    <w:p>
+      <w:pPr>
+        <w:spacing w:line="336" w:lineRule="auto" w:after="180"/>
+        <w:shd w:fill="FFF5E6"/>
+      </w:pPr>
+      <w:r>
+        <w:rPr>
+          <w:b w:val="0"/>
+        </w:rPr>
         <w:t>A clean table can still contain measurement or labelling errors that these checks do not detect.</w:t>
       </w:r>
     </w:p>
@@ -1319,17 +2516,68 @@
       </w:r>
     </w:p>
     <w:p>
-      <w:r>
+      <w:pPr>
+        <w:pStyle w:val="Heading3"/>
+      </w:pPr>
+      <w:r>
+        <w:t>Change one thing</w:t>
+      </w:r>
+    </w:p>
+    <w:p>
+      <w:pPr>
+        <w:spacing w:line="336" w:lineRule="auto" w:after="180"/>
+        <w:shd w:fill="F5F1FB"/>
+      </w:pPr>
+      <w:r>
+        <w:rPr>
+          <w:b w:val="0"/>
+        </w:rPr>
         <w:t>Change: The source log gives B only as bare 200 with no unit.</w:t>
       </w:r>
     </w:p>
     <w:p>
-      <w:r>
-        <w:t>Prediction: B remains unresolved rather than becoming 20 cm.</w:t>
-      </w:r>
-    </w:p>
-    <w:p>
-      <w:r>
+      <w:pPr>
+        <w:pStyle w:val="Heading3"/>
+      </w:pPr>
+      <w:r>
+        <w:t>Predicted result</w:t>
+      </w:r>
+    </w:p>
+    <w:p>
+      <w:pPr>
+        <w:spacing w:line="336" w:lineRule="auto" w:after="180"/>
+        <w:shd w:fill="F1F6FC"/>
+      </w:pPr>
+      <w:r>
+        <w:rPr>
+          <w:b/>
+        </w:rPr>
+        <w:t>Prediction</w:t>
+      </w:r>
+      <w:r>
+        <w:rPr>
+          <w:b w:val="0"/>
+        </w:rPr>
+        <w:t>: B remains unresolved rather than becoming 20 cm.</w:t>
+      </w:r>
+    </w:p>
+    <w:p>
+      <w:pPr>
+        <w:pStyle w:val="Heading3"/>
+      </w:pPr>
+      <w:r>
+        <w:t>Why the result follows</w:t>
+      </w:r>
+    </w:p>
+    <w:p>
+      <w:pPr>
+        <w:spacing w:line="336" w:lineRule="auto" w:after="180"/>
+        <w:shd w:fill="F1F6FC"/>
+      </w:pPr>
+      <w:r>
+        <w:rPr>
+          <w:b w:val="0"/>
+        </w:rPr>
         <w:t>Reason: Without a confirmed unit, division by 10 would be an unsupported assumption.</w:t>
       </w:r>
     </w:p>
@@ -1342,8 +2590,57 @@
       </w:r>
     </w:p>
     <w:p>
-      <w:r>
-        <w:t>Cover the result. Ask learners to name the inputs and predict the next step. Uncover one step, connect the icon to the actual procedure, and explain its evidence. Then change the supplied condition and compare. The picture is a representation; it does not document execution of a real AI model.</w:t>
+      <w:pPr>
+        <w:pStyle w:val="Heading3"/>
+      </w:pPr>
+      <w:r>
+        <w:t>Ask while showing the picture · 6</w:t>
+      </w:r>
+    </w:p>
+    <w:p>
+      <w:pPr>
+        <w:spacing w:line="336" w:lineRule="auto" w:after="180"/>
+      </w:pPr>
+      <w:r>
+        <w:rPr>
+          <w:b w:val="0"/>
+        </w:rPr>
+        <w:t xml:space="preserve">Cover the result. Ask learners to name the </w:t>
+      </w:r>
+      <w:r>
+        <w:rPr>
+          <w:b/>
+        </w:rPr>
+        <w:t>input</w:t>
+      </w:r>
+      <w:r>
+        <w:rPr>
+          <w:b w:val="0"/>
+        </w:rPr>
+        <w:t xml:space="preserve">s and predict the next step. Uncover one step, connect the icon to the actual procedure, and explain its </w:t>
+      </w:r>
+      <w:r>
+        <w:rPr>
+          <w:b/>
+        </w:rPr>
+        <w:t>evidence</w:t>
+      </w:r>
+      <w:r>
+        <w:rPr>
+          <w:b w:val="0"/>
+        </w:rPr>
+        <w:t>. Then change the supplied condition and compare.</w:t>
+      </w:r>
+    </w:p>
+    <w:p>
+      <w:pPr>
+        <w:spacing w:line="336" w:lineRule="auto" w:after="180"/>
+      </w:pPr>
+      <w:r>
+        <w:rPr>
+          <w:b w:val="0"/>
+        </w:rPr>
+        <w:t>The picture is a representation; it does not document execution of a real AI model.</w:t>
       </w:r>
     </w:p>
     <w:p>
@@ -1355,11 +2652,16 @@
       </w:r>
     </w:p>
     <w:p>
+      <w:r>
+        <w:t>Demonstrate Good Data, Bad Data, reduce support deliberately and check individual reasoning before discussing answers.</w:t>
+      </w:r>
+    </w:p>
+    <w:p>
       <w:pPr>
         <w:pStyle w:val="Heading3"/>
       </w:pPr>
       <w:r>
-        <w:t>Demonstrate and guide practice</w:t>
+        <w:t>Board sequence</w:t>
       </w:r>
     </w:p>
     <w:p>
@@ -1367,26 +2669,102 @@
         <w:pStyle w:val="Heading3"/>
       </w:pPr>
       <w:r>
-        <w:t>Board sequence</w:t>
-      </w:r>
-    </w:p>
-    <w:p>
-      <w:r>
+        <w:t>1. Put the facts on the board</w:t>
+      </w:r>
+    </w:p>
+    <w:p>
+      <w:pPr>
+        <w:spacing w:line="336" w:lineRule="auto" w:after="180"/>
+        <w:shd w:fill="F4F9FC"/>
+      </w:pPr>
+      <w:r>
+        <w:rPr>
+          <w:b w:val="0"/>
+        </w:rPr>
         <w:t>Write the given facts: Ordinary pencil lengths are recorded as 12 cm, 14 cm, blank and 130 cm.</w:t>
       </w:r>
     </w:p>
     <w:p>
-      <w:r>
+      <w:pPr>
+        <w:pStyle w:val="Heading3"/>
+      </w:pPr>
+      <w:r>
+        <w:t>2. State the decision to explain</w:t>
+      </w:r>
+    </w:p>
+    <w:p>
+      <w:pPr>
+        <w:spacing w:line="336" w:lineRule="auto" w:after="180"/>
+        <w:shd w:fill="F5F1FB"/>
+      </w:pPr>
+      <w:r>
+        <w:rPr>
+          <w:b w:val="0"/>
+        </w:rPr>
         <w:t>Write the question to explain: What needs checking? May 130 silently become 13?</w:t>
       </w:r>
     </w:p>
     <w:p>
-      <w:r>
-        <w:t>Reveal after predictions: Investigate missing and unusually large values using the source and units. Do not invent a repair. Document verified corrections.</w:t>
-      </w:r>
-    </w:p>
-    <w:p>
-      <w:r>
+      <w:pPr>
+        <w:pStyle w:val="Heading3"/>
+      </w:pPr>
+      <w:r>
+        <w:t>3. Reveal the worked reasoning</w:t>
+      </w:r>
+    </w:p>
+    <w:p>
+      <w:pPr>
+        <w:spacing w:line="336" w:lineRule="auto" w:after="180"/>
+        <w:shd w:fill="F1F6FC"/>
+      </w:pPr>
+      <w:r>
+        <w:rPr>
+          <w:b w:val="0"/>
+        </w:rPr>
+        <w:t xml:space="preserve">Reveal after </w:t>
+      </w:r>
+      <w:r>
+        <w:rPr>
+          <w:b/>
+        </w:rPr>
+        <w:t>prediction</w:t>
+      </w:r>
+      <w:r>
+        <w:rPr>
+          <w:b w:val="0"/>
+        </w:rPr>
+        <w:t xml:space="preserve">s: Investigate missing and unusually large values using the source and units. Do not invent a repair. Document verified </w:t>
+      </w:r>
+      <w:r>
+        <w:rPr>
+          <w:b/>
+        </w:rPr>
+        <w:t>correction</w:t>
+      </w:r>
+      <w:r>
+        <w:rPr>
+          <w:b w:val="0"/>
+        </w:rPr>
+        <w:t>s.</w:t>
+      </w:r>
+    </w:p>
+    <w:p>
+      <w:pPr>
+        <w:pStyle w:val="Heading3"/>
+      </w:pPr>
+      <w:r>
+        <w:t>Hold back the independent task</w:t>
+      </w:r>
+    </w:p>
+    <w:p>
+      <w:pPr>
+        <w:spacing w:line="336" w:lineRule="auto" w:after="180"/>
+        <w:shd w:fill="FFF5E6"/>
+      </w:pPr>
+      <w:r>
+        <w:rPr>
+          <w:b w:val="0"/>
+        </w:rPr>
         <w:t>Keep for an independent attempt: A table labels a cat photo dog and lists the same photo three times. Identify both data problems and one sensible repair for each.</w:t>
       </w:r>
     </w:p>
@@ -1399,23 +2777,77 @@
       </w:r>
     </w:p>
     <w:p>
-      <w:r>
+      <w:pPr>
+        <w:pStyle w:val="Heading3"/>
+      </w:pPr>
+      <w:r>
+        <w:t>Ask the class</w:t>
+      </w:r>
+    </w:p>
+    <w:p>
+      <w:pPr>
+        <w:spacing w:line="336" w:lineRule="auto" w:after="180"/>
+        <w:shd w:fill="F5F1FB"/>
+      </w:pPr>
+      <w:r>
+        <w:rPr>
+          <w:b w:val="0"/>
+        </w:rPr>
         <w:t>Ask: Which facts are given, and which would we have to assume? Learners mark relevant details before discussing answers.</w:t>
       </w:r>
     </w:p>
     <w:p>
-      <w:r>
+      <w:pPr>
+        <w:pStyle w:val="Heading3"/>
+      </w:pPr>
+      <w:r>
+        <w:t>Language to model</w:t>
+      </w:r>
+    </w:p>
+    <w:p>
+      <w:pPr>
+        <w:spacing w:line="336" w:lineRule="auto" w:after="180"/>
+        <w:shd w:fill="F1F6F8"/>
+      </w:pPr>
+      <w:r>
+        <w:rPr>
+          <w:b w:val="0"/>
+        </w:rPr>
         <w:t>Say: Predict first. Show the rule, information path or calculation that would produce the result. A correct guess is not yet an explanation.</w:t>
       </w:r>
     </w:p>
     <w:p>
-      <w:r>
+      <w:pPr>
+        <w:spacing w:line="336" w:lineRule="auto" w:after="180"/>
+      </w:pPr>
+      <w:r>
+        <w:rPr>
+          <w:b w:val="0"/>
+        </w:rPr>
         <w:t>Reveal reasoning one step at a time. Explain why a tempting alternative fails. Write units and denominators for arithmetic, trace conditions for decisions, and identify supporting sources for claims.</w:t>
       </w:r>
     </w:p>
     <w:p>
-      <w:r>
-        <w:t>In pairs, one learner solves while the other checks evidence; exchange roles. Remove the worked answer before independent assessment.</w:t>
+      <w:pPr>
+        <w:spacing w:line="336" w:lineRule="auto" w:after="180"/>
+      </w:pPr>
+      <w:r>
+        <w:rPr>
+          <w:b w:val="0"/>
+        </w:rPr>
+        <w:t xml:space="preserve">In pairs, one learner solves while the other checks </w:t>
+      </w:r>
+      <w:r>
+        <w:rPr>
+          <w:b/>
+        </w:rPr>
+        <w:t>evidence</w:t>
+      </w:r>
+      <w:r>
+        <w:rPr>
+          <w:b w:val="0"/>
+        </w:rPr>
+        <w:t>; exchange roles. Remove the worked answer before independent assessment.</w:t>
       </w:r>
     </w:p>
     <w:p>
@@ -1427,8 +2859,61 @@
       </w:r>
     </w:p>
     <w:p>
-      <w:r>
-        <w:t>Filling T3 with 4 has no observational support. Keep travel missing; T1 3, T2 5 and T4 0 give 1 of 3 assessed at least 4 cm, with 1 missing trial. Seek an original travel observation for T3; C3 currently supplies none. Exit: guessed completeness is not evidence of accuracy. Retain raw values, source identity, supported changes, reviewer, date and unresolved statuses.</w:t>
+      <w:pPr>
+        <w:spacing w:line="336" w:lineRule="auto" w:after="180"/>
+      </w:pPr>
+      <w:r>
+        <w:rPr>
+          <w:b w:val="0"/>
+        </w:rPr>
+        <w:t xml:space="preserve">Filling T3 with 4 has no </w:t>
+      </w:r>
+      <w:r>
+        <w:rPr>
+          <w:b/>
+        </w:rPr>
+        <w:t>observation</w:t>
+      </w:r>
+      <w:r>
+        <w:rPr>
+          <w:b w:val="0"/>
+        </w:rPr>
+        <w:t xml:space="preserve">al support. Keep travel missing; T1 3, T2 5 and T4 0 give 1 of 3 assessed at least 4 cm, with 1 missing trial. Seek an original travel </w:t>
+      </w:r>
+      <w:r>
+        <w:rPr>
+          <w:b/>
+        </w:rPr>
+        <w:t>observation</w:t>
+      </w:r>
+      <w:r>
+        <w:rPr>
+          <w:b w:val="0"/>
+        </w:rPr>
+        <w:t xml:space="preserve"> for T3; C3 currently supplies none.</w:t>
+      </w:r>
+    </w:p>
+    <w:p>
+      <w:pPr>
+        <w:spacing w:line="336" w:lineRule="auto" w:after="180"/>
+      </w:pPr>
+      <w:r>
+        <w:rPr>
+          <w:b w:val="0"/>
+        </w:rPr>
+        <w:t xml:space="preserve">Exit: guessed completeness is not </w:t>
+      </w:r>
+      <w:r>
+        <w:rPr>
+          <w:b/>
+        </w:rPr>
+        <w:t>evidence</w:t>
+      </w:r>
+      <w:r>
+        <w:rPr>
+          <w:b w:val="0"/>
+        </w:rPr>
+        <w:t xml:space="preserve"> of accuracy. Retain raw values, source identity, supported changes, reviewer, date and unresolved statuses.</w:t>
       </w:r>
     </w:p>
     <w:p>
@@ -1660,41 +3145,155 @@
       </w:r>
     </w:p>
     <w:p>
-      <w:r>
-        <w:t>Completion task: C2 says T2 height is 6 cm and travel is 5 cm; the export says height 60 cm. Write a change-log entry with ID, field, old and new values with units, evidence, reason, reviewer and date. Use a fictional reviewer and date. Explain where the raw export is kept.</w:t>
-      </w:r>
-    </w:p>
-    <w:p>
-      <w:r>
-        <w:t>Teacher check: Example: T2; height; 60 cm to 6 cm; source C2; transcription error; reviewer R; review date 16 September 2026. Preserve the original export unchanged and apply the correction to a separate working copy. The source supports 6; the invalid 60 alone would not reveal the intended number.</w:t>
-      </w:r>
-    </w:p>
-    <w:p>
-      <w:r>
-        <w:t>Start by identifying the given inputs together. Leave the intermediate steps blank. If needed, model one step, then withdraw that help on the next step. Move to a full trace only when the partial trace is understood. For partners, alternate explainer and checker; collect a response from every learner before discussion.</w:t>
-      </w:r>
-    </w:p>
-    <w:p>
       <w:pPr>
         <w:pStyle w:val="Heading3"/>
       </w:pPr>
       <w:r>
+        <w:t>Completion practice</w:t>
+      </w:r>
+    </w:p>
+    <w:p>
+      <w:pPr>
+        <w:spacing w:line="336" w:lineRule="auto" w:after="180"/>
+        <w:shd w:fill="F5F1FB"/>
+      </w:pPr>
+      <w:r>
+        <w:rPr>
+          <w:b w:val="0"/>
+        </w:rPr>
+        <w:t xml:space="preserve">Completion task: C2 says T2 height is 6 cm and travel is 5 cm; the export says height 60 cm. Write a change-log entry with ID, field, old and new values with units, </w:t>
+      </w:r>
+      <w:r>
+        <w:rPr>
+          <w:b/>
+        </w:rPr>
+        <w:t>evidence</w:t>
+      </w:r>
+      <w:r>
+        <w:rPr>
+          <w:b w:val="0"/>
+        </w:rPr>
+        <w:t>, reason, reviewer and date.</w:t>
+      </w:r>
+    </w:p>
+    <w:p>
+      <w:pPr>
+        <w:spacing w:line="336" w:lineRule="auto" w:after="180"/>
+        <w:shd w:fill="F5F1FB"/>
+      </w:pPr>
+      <w:r>
+        <w:rPr>
+          <w:b w:val="0"/>
+        </w:rPr>
+        <w:t>Use a fictional reviewer and date. Explain where the raw export is kept.</w:t>
+      </w:r>
+    </w:p>
+    <w:p>
+      <w:pPr>
+        <w:pStyle w:val="Heading3"/>
+      </w:pPr>
+      <w:r>
+        <w:t>Reasoning to listen for</w:t>
+      </w:r>
+    </w:p>
+    <w:p>
+      <w:pPr>
+        <w:spacing w:line="336" w:lineRule="auto" w:after="180"/>
+        <w:shd w:fill="F1F6FC"/>
+      </w:pPr>
+      <w:r>
+        <w:rPr>
+          <w:b w:val="0"/>
+        </w:rPr>
+        <w:t xml:space="preserve">Teacher check: Example: T2; height; 60 cm to 6 cm; source C2; transcription error; reviewer R; review date 16 September 2026. Preserve the original export unchanged and apply the </w:t>
+      </w:r>
+      <w:r>
+        <w:rPr>
+          <w:b/>
+        </w:rPr>
+        <w:t>correction</w:t>
+      </w:r>
+      <w:r>
+        <w:rPr>
+          <w:b w:val="0"/>
+        </w:rPr>
+        <w:t xml:space="preserve"> to a separate working copy.</w:t>
+      </w:r>
+    </w:p>
+    <w:p>
+      <w:pPr>
+        <w:spacing w:line="336" w:lineRule="auto" w:after="180"/>
+        <w:shd w:fill="F1F6FC"/>
+      </w:pPr>
+      <w:r>
+        <w:rPr>
+          <w:b w:val="0"/>
+        </w:rPr>
+        <w:t>The source supports 6; the invalid 60 alone would not reveal the intended number.</w:t>
+      </w:r>
+    </w:p>
+    <w:p>
+      <w:pPr>
+        <w:spacing w:line="336" w:lineRule="auto" w:after="180"/>
+      </w:pPr>
+      <w:r>
+        <w:rPr>
+          <w:b w:val="0"/>
+        </w:rPr>
+        <w:t xml:space="preserve">Start by identifying the given </w:t>
+      </w:r>
+      <w:r>
+        <w:rPr>
+          <w:b/>
+        </w:rPr>
+        <w:t>input</w:t>
+      </w:r>
+      <w:r>
+        <w:rPr>
+          <w:b w:val="0"/>
+        </w:rPr>
+        <w:t>s together. Leave the intermediate steps blank. If needed, model one step, then withdraw that help on the next step. Move to a full trace only when the partial trace is understood.</w:t>
+      </w:r>
+    </w:p>
+    <w:p>
+      <w:pPr>
+        <w:spacing w:line="336" w:lineRule="auto" w:after="180"/>
+      </w:pPr>
+      <w:r>
+        <w:rPr>
+          <w:b w:val="0"/>
+        </w:rPr>
+        <w:t>For partners, alternate explainer and checker; collect a response from every learner before discussion.</w:t>
+      </w:r>
+    </w:p>
+    <w:p>
+      <w:pPr>
+        <w:pStyle w:val="Heading3"/>
+      </w:pPr>
+      <w:r>
         <w:t>Individual reasoning check</w:t>
       </w:r>
     </w:p>
     <w:p>
-      <w:r>
-        <w:t>Use the worked case for Data quality and documented repair. Proposed explanation: “Every valid value is true”. Decide whether this explanation is supported. Point to the step or supplied fact that decides; explain your repair if needed.</w:t>
-      </w:r>
-    </w:p>
-    <w:p>
-      <w:r>
-        <w:t>Expected correction: Schema compliance does not prove agreement with an observation or establish that the source was accurate.</w:t>
-      </w:r>
-    </w:p>
-    <w:p>
-      <w:r>
-        <w:t>Collect explanations, not only yes/no votes. If a misunderstanding is common, re-model the relevant step for the class. If it affects a few learners, give a short targeted group explanation while others solve a more demanding variation.</w:t>
+      <w:pPr>
+        <w:spacing w:line="336" w:lineRule="auto" w:after="180"/>
+      </w:pPr>
+      <w:r>
+        <w:rPr>
+          <w:b w:val="0"/>
+        </w:rPr>
+        <w:t>Use the worked case for Data quality and documented repair. Proposed explanation: “Every valid value is true”. Decide whether this explanation is supported.</w:t>
+      </w:r>
+    </w:p>
+    <w:p>
+      <w:pPr>
+        <w:spacing w:line="336" w:lineRule="auto" w:after="180"/>
+      </w:pPr>
+      <w:r>
+        <w:rPr>
+          <w:b w:val="0"/>
+        </w:rPr>
+        <w:t>Point to the step or supplied fact that decides; explain your repair if needed.</w:t>
       </w:r>
     </w:p>
     <w:p>
@@ -1702,12 +3301,109 @@
         <w:pStyle w:val="Heading3"/>
       </w:pPr>
       <w:r>
+        <w:t>Expected repair</w:t>
+      </w:r>
+    </w:p>
+    <w:p>
+      <w:pPr>
+        <w:spacing w:line="336" w:lineRule="auto" w:after="180"/>
+        <w:shd w:fill="F1F6FC"/>
+      </w:pPr>
+      <w:r>
+        <w:rPr>
+          <w:b w:val="0"/>
+        </w:rPr>
+        <w:t xml:space="preserve">Expected </w:t>
+      </w:r>
+      <w:r>
+        <w:rPr>
+          <w:b/>
+        </w:rPr>
+        <w:t>correction</w:t>
+      </w:r>
+      <w:r>
+        <w:rPr>
+          <w:b w:val="0"/>
+        </w:rPr>
+        <w:t xml:space="preserve">: </w:t>
+      </w:r>
+      <w:r>
+        <w:rPr>
+          <w:b/>
+        </w:rPr>
+        <w:t>Schema</w:t>
+      </w:r>
+      <w:r>
+        <w:rPr>
+          <w:b w:val="0"/>
+        </w:rPr>
+        <w:t xml:space="preserve"> compliance does not prove agreement with an </w:t>
+      </w:r>
+      <w:r>
+        <w:rPr>
+          <w:b/>
+        </w:rPr>
+        <w:t>observation</w:t>
+      </w:r>
+      <w:r>
+        <w:rPr>
+          <w:b w:val="0"/>
+        </w:rPr>
+        <w:t xml:space="preserve"> or establish that the source was accurate.</w:t>
+      </w:r>
+    </w:p>
+    <w:p>
+      <w:pPr>
+        <w:spacing w:line="336" w:lineRule="auto" w:after="180"/>
+      </w:pPr>
+      <w:r>
+        <w:rPr>
+          <w:b w:val="0"/>
+        </w:rPr>
+        <w:t>Collect explanations, not only yes/no votes. If a misunderstanding is common, re-model the relevant step for the class.</w:t>
+      </w:r>
+    </w:p>
+    <w:p>
+      <w:pPr>
+        <w:spacing w:line="336" w:lineRule="auto" w:after="180"/>
+      </w:pPr>
+      <w:r>
+        <w:rPr>
+          <w:b w:val="0"/>
+        </w:rPr>
+        <w:t>If it affects a few learners, give a short targeted group explanation while others solve a more demanding variation.</w:t>
+      </w:r>
+    </w:p>
+    <w:p>
+      <w:pPr>
+        <w:pStyle w:val="Heading3"/>
+      </w:pPr>
+      <w:r>
         <w:t>Pictorial practice question</w:t>
       </w:r>
     </w:p>
     <w:p>
-      <w:r>
-        <w:t>Which repairs are evidence-backed in the original case, and which row must remain unknown?</w:t>
+      <w:pPr>
+        <w:spacing w:line="336" w:lineRule="auto" w:after="180"/>
+        <w:shd w:fill="F5F1FB"/>
+      </w:pPr>
+      <w:r>
+        <w:rPr>
+          <w:b w:val="0"/>
+        </w:rPr>
+        <w:t xml:space="preserve">Which repairs are </w:t>
+      </w:r>
+      <w:r>
+        <w:rPr>
+          <w:b/>
+        </w:rPr>
+        <w:t>evidence</w:t>
+      </w:r>
+      <w:r>
+        <w:rPr>
+          <w:b w:val="0"/>
+        </w:rPr>
+        <w:t>-backed in the original case, and which row must remain unknown?</w:t>
       </w:r>
     </w:p>
     <w:p>
@@ -1719,18 +3415,60 @@
       </w:r>
     </w:p>
     <w:p>
-      <w:r>
+      <w:pPr>
+        <w:spacing w:line="336" w:lineRule="auto" w:after="180"/>
+      </w:pPr>
+      <w:r>
+        <w:rPr>
+          <w:b w:val="0"/>
+        </w:rPr>
         <w:t>Convert B to 20 cm and keep one confirmed A; C stays unknown. A’s valid zero must not be treated as missing.</w:t>
       </w:r>
     </w:p>
     <w:p>
-      <w:r>
+      <w:pPr>
+        <w:spacing w:line="336" w:lineRule="auto" w:after="180"/>
+      </w:pPr>
+      <w:r>
+        <w:rPr>
+          <w:b w:val="0"/>
+        </w:rPr>
         <w:t>Changed-case reasoning: B remains unresolved rather than becoming 20 cm. Without a confirmed unit, division by 10 would be an unsupported assumption.</w:t>
       </w:r>
     </w:p>
     <w:p>
-      <w:r>
-        <w:t>Collect each learner’s explanation before discussion. Use the first missing connection between input, deciding step and result to choose support. This question is worked-case practice, not fresh mastery evidence.</w:t>
+      <w:pPr>
+        <w:spacing w:line="336" w:lineRule="auto" w:after="180"/>
+      </w:pPr>
+      <w:r>
+        <w:rPr>
+          <w:b w:val="0"/>
+        </w:rPr>
+        <w:t xml:space="preserve">Collect each learner’s explanation before discussion. Use the first missing connection between </w:t>
+      </w:r>
+      <w:r>
+        <w:rPr>
+          <w:b/>
+        </w:rPr>
+        <w:t>input</w:t>
+      </w:r>
+      <w:r>
+        <w:rPr>
+          <w:b w:val="0"/>
+        </w:rPr>
+        <w:t xml:space="preserve">, deciding step and result to choose support. This question is worked-case practice, not fresh mastery </w:t>
+      </w:r>
+      <w:r>
+        <w:rPr>
+          <w:b/>
+        </w:rPr>
+        <w:t>evidence</w:t>
+      </w:r>
+      <w:r>
+        <w:rPr>
+          <w:b w:val="0"/>
+        </w:rPr>
+        <w:t>.</w:t>
       </w:r>
     </w:p>
     <w:p>
@@ -1742,45 +3480,174 @@
       </w:r>
     </w:p>
     <w:p>
+      <w:r>
+        <w:t>Run the Good Data, Bad Data investigation and use the first unsupported step to choose a teaching response.</w:t>
+      </w:r>
+    </w:p>
+    <w:p>
+      <w:pPr>
+        <w:spacing w:line="336" w:lineRule="auto" w:after="180"/>
+      </w:pPr>
+      <w:r>
+        <w:rPr>
+          <w:b w:val="0"/>
+        </w:rPr>
+        <w:t xml:space="preserve">Predict first, test honestly, and explain what the </w:t>
+      </w:r>
+      <w:r>
+        <w:rPr>
+          <w:b/>
+        </w:rPr>
+        <w:t>evidence</w:t>
+      </w:r>
+      <w:r>
+        <w:rPr>
+          <w:b w:val="0"/>
+        </w:rPr>
+        <w:t xml:space="preserve"> means.</w:t>
+      </w:r>
+    </w:p>
+    <w:p>
       <w:pPr>
         <w:pStyle w:val="Heading3"/>
       </w:pPr>
       <w:r>
-        <w:t>Run the weekly evidence lab</w:t>
-      </w:r>
-    </w:p>
-    <w:p>
-      <w:r>
-        <w:t>Predict first, test honestly, and explain what the evidence means.</w:t>
-      </w:r>
-    </w:p>
-    <w:p>
-      <w:r>
-        <w:t>State your prediction before the result is known.</w:t>
-      </w:r>
-    </w:p>
-    <w:p>
-      <w:r>
+        <w:t>1. Predict</w:t>
+      </w:r>
+    </w:p>
+    <w:p>
+      <w:pPr>
+        <w:spacing w:line="336" w:lineRule="auto" w:after="180"/>
+        <w:shd w:fill="F4F9FC"/>
+      </w:pPr>
+      <w:r>
+        <w:rPr>
+          <w:b w:val="0"/>
+        </w:rPr>
+        <w:t xml:space="preserve">State your </w:t>
+      </w:r>
+      <w:r>
+        <w:rPr>
+          <w:b/>
+        </w:rPr>
+        <w:t>prediction</w:t>
+      </w:r>
+      <w:r>
+        <w:rPr>
+          <w:b w:val="0"/>
+        </w:rPr>
+        <w:t xml:space="preserve"> before the result is known.</w:t>
+      </w:r>
+    </w:p>
+    <w:p>
+      <w:pPr>
+        <w:pStyle w:val="Heading3"/>
+      </w:pPr>
+      <w:r>
+        <w:t>2. Investigate</w:t>
+      </w:r>
+    </w:p>
+    <w:p>
+      <w:pPr>
+        <w:spacing w:line="336" w:lineRule="auto" w:after="180"/>
+        <w:shd w:fill="F4F9FC"/>
+      </w:pPr>
+      <w:r>
+        <w:rPr>
+          <w:b w:val="0"/>
+        </w:rPr>
         <w:t>Complete the task: Audit two mini datasets and choose the safer one.</w:t>
       </w:r>
     </w:p>
     <w:p>
-      <w:r>
+      <w:pPr>
+        <w:pStyle w:val="Heading3"/>
+      </w:pPr>
+      <w:r>
+        <w:t>3. Compare cases</w:t>
+      </w:r>
+    </w:p>
+    <w:p>
+      <w:pPr>
+        <w:spacing w:line="336" w:lineRule="auto" w:after="180"/>
+        <w:shd w:fill="F4F9FC"/>
+      </w:pPr>
+      <w:r>
+        <w:rPr>
+          <w:b w:val="0"/>
+        </w:rPr>
         <w:t>Keep a normal case and an edge case clearly separated.</w:t>
       </w:r>
     </w:p>
     <w:p>
-      <w:r>
-        <w:t>Record what happened—even when it does not match your prediction.</w:t>
-      </w:r>
-    </w:p>
-    <w:p>
-      <w:r>
+      <w:pPr>
+        <w:pStyle w:val="Heading3"/>
+      </w:pPr>
+      <w:r>
+        <w:t>4. Record honestly</w:t>
+      </w:r>
+    </w:p>
+    <w:p>
+      <w:pPr>
+        <w:spacing w:line="336" w:lineRule="auto" w:after="180"/>
+        <w:shd w:fill="F4F9FC"/>
+      </w:pPr>
+      <w:r>
+        <w:rPr>
+          <w:b w:val="0"/>
+        </w:rPr>
+        <w:t xml:space="preserve">Record what happened—even when it does not match your </w:t>
+      </w:r>
+      <w:r>
+        <w:rPr>
+          <w:b/>
+        </w:rPr>
+        <w:t>prediction</w:t>
+      </w:r>
+      <w:r>
+        <w:rPr>
+          <w:b w:val="0"/>
+        </w:rPr>
+        <w:t>.</w:t>
+      </w:r>
+    </w:p>
+    <w:p>
+      <w:pPr>
+        <w:pStyle w:val="Heading3"/>
+      </w:pPr>
+      <w:r>
+        <w:t>5. Explain and plan the next test</w:t>
+      </w:r>
+    </w:p>
+    <w:p>
+      <w:pPr>
+        <w:spacing w:line="336" w:lineRule="auto" w:after="180"/>
+        <w:shd w:fill="F4F9FC"/>
+      </w:pPr>
+      <w:r>
+        <w:rPr>
+          <w:b w:val="0"/>
+        </w:rPr>
         <w:t>Explain the result, one limitation, and the next useful test.</w:t>
       </w:r>
     </w:p>
     <w:p>
-      <w:r>
+      <w:pPr>
+        <w:pStyle w:val="Heading3"/>
+      </w:pPr>
+      <w:r>
+        <w:t>Use a fresh case after support</w:t>
+      </w:r>
+    </w:p>
+    <w:p>
+      <w:pPr>
+        <w:spacing w:line="336" w:lineRule="auto" w:after="180"/>
+        <w:shd w:fill="FFF5E6"/>
+      </w:pPr>
+      <w:r>
+        <w:rPr>
+          <w:b w:val="0"/>
+        </w:rPr>
         <w:t>INDEPENDENCE After support is removed, repeat the proof with a fresh case.</w:t>
       </w:r>
     </w:p>
@@ -1793,8 +3660,25 @@
       </w:r>
     </w:p>
     <w:p>
-      <w:r>
-        <w:t>Use the concrete case as the shared normal case and the independent question as a second case. Each pair creates a boundary or missing-information case and predicts its result before testing. Keep the expected result separate from an observed mistake.</w:t>
+      <w:pPr>
+        <w:spacing w:line="336" w:lineRule="auto" w:after="180"/>
+      </w:pPr>
+      <w:r>
+        <w:rPr>
+          <w:b w:val="0"/>
+        </w:rPr>
+        <w:t>Use the concrete case as the shared normal case and the independent question as a second case. Each pair creates a boundary or missing-information case and predicts its result before testing.</w:t>
+      </w:r>
+    </w:p>
+    <w:p>
+      <w:pPr>
+        <w:spacing w:line="336" w:lineRule="auto" w:after="180"/>
+      </w:pPr>
+      <w:r>
+        <w:rPr>
+          <w:b w:val="0"/>
+        </w:rPr>
+        <w:t>Keep the expected result separate from an observed mistake.</w:t>
       </w:r>
     </w:p>
     <w:tbl>
@@ -1952,41 +3836,181 @@
       </w:r>
     </w:p>
     <w:p>
-      <w:r>
-        <w:t>CLAIM TO REPAIR More rows always mean more useful evidence.</w:t>
-      </w:r>
-    </w:p>
-    <w:p>
-      <w:r>
-        <w:t>For guessing, return to given facts and request a trace. For vocabulary without application, use one example and one non-example. For arithmetic errors, check the setup before the calculation. Finish with a different uncoached case before recording mastery.</w:t>
-      </w:r>
-    </w:p>
-    <w:p>
       <w:pPr>
         <w:pStyle w:val="Heading3"/>
       </w:pPr>
       <w:r>
+        <w:t>Find the unsupported claim</w:t>
+      </w:r>
+    </w:p>
+    <w:p>
+      <w:pPr>
+        <w:spacing w:line="336" w:lineRule="auto" w:after="180"/>
+        <w:shd w:fill="F5F1FB"/>
+      </w:pPr>
+      <w:r>
+        <w:rPr>
+          <w:b w:val="0"/>
+        </w:rPr>
+        <w:t xml:space="preserve">CLAIM TO REPAIR More rows always mean more useful </w:t>
+      </w:r>
+      <w:r>
+        <w:rPr>
+          <w:b/>
+        </w:rPr>
+        <w:t>evidence</w:t>
+      </w:r>
+      <w:r>
+        <w:rPr>
+          <w:b w:val="0"/>
+        </w:rPr>
+        <w:t>.</w:t>
+      </w:r>
+    </w:p>
+    <w:p>
+      <w:pPr>
+        <w:spacing w:line="336" w:lineRule="auto" w:after="180"/>
+      </w:pPr>
+      <w:r>
+        <w:rPr>
+          <w:b w:val="0"/>
+        </w:rPr>
+        <w:t>For guessing, return to given facts and request a trace. For vocabulary without application, use one example and one non-example. For arithmetic errors, check the setup before the calculation.</w:t>
+      </w:r>
+    </w:p>
+    <w:p>
+      <w:pPr>
+        <w:spacing w:line="336" w:lineRule="auto" w:after="180"/>
+      </w:pPr>
+      <w:r>
+        <w:rPr>
+          <w:b w:val="0"/>
+        </w:rPr>
+        <w:t>Finish with a different uncoached case before recording mastery.</w:t>
+      </w:r>
+    </w:p>
+    <w:p>
+      <w:pPr>
+        <w:pStyle w:val="Heading3"/>
+      </w:pPr>
+      <w:r>
         <w:t>Address these additional misconceptions</w:t>
       </w:r>
     </w:p>
     <w:p>
-      <w:r>
-        <w:t>Every valid value is true: Schema compliance does not prove agreement with an observation or establish that the source was accurate.</w:t>
-      </w:r>
-    </w:p>
-    <w:p>
-      <w:r>
+      <w:pPr>
+        <w:spacing w:line="336" w:lineRule="auto" w:after="180"/>
+      </w:pPr>
+      <w:r>
+        <w:rPr>
+          <w:b w:val="0"/>
+        </w:rPr>
+        <w:t xml:space="preserve">Every valid value is true: </w:t>
+      </w:r>
+      <w:r>
+        <w:rPr>
+          <w:b/>
+        </w:rPr>
+        <w:t>Schema</w:t>
+      </w:r>
+      <w:r>
+        <w:rPr>
+          <w:b w:val="0"/>
+        </w:rPr>
+        <w:t xml:space="preserve"> compliance does not prove agreement with an </w:t>
+      </w:r>
+      <w:r>
+        <w:rPr>
+          <w:b/>
+        </w:rPr>
+        <w:t>observation</w:t>
+      </w:r>
+      <w:r>
+        <w:rPr>
+          <w:b w:val="0"/>
+        </w:rPr>
+        <w:t xml:space="preserve"> or establish that the source was accurate.</w:t>
+      </w:r>
+    </w:p>
+    <w:p>
+      <w:pPr>
+        <w:spacing w:line="336" w:lineRule="auto" w:after="180"/>
+      </w:pPr>
+      <w:r>
+        <w:rPr>
+          <w:b w:val="0"/>
+        </w:rPr>
         <w:t>A blank means zero: Zero is a known value; a blank is missing information.</w:t>
       </w:r>
     </w:p>
     <w:p>
-      <w:r>
-        <w:t>Matching measurements must be duplicates: Distinct trials can have equal measurements; investigate identity and provenance.</w:t>
-      </w:r>
-    </w:p>
-    <w:p>
-      <w:r>
-        <w:t>A repair should make the result look better: Corrections follow evidence, regardless of whether the result improves.</w:t>
+      <w:pPr>
+        <w:spacing w:line="336" w:lineRule="auto" w:after="180"/>
+      </w:pPr>
+      <w:r>
+        <w:rPr>
+          <w:b w:val="0"/>
+        </w:rPr>
+        <w:t xml:space="preserve">Matching measurements must be </w:t>
+      </w:r>
+      <w:r>
+        <w:rPr>
+          <w:b/>
+        </w:rPr>
+        <w:t>duplicate</w:t>
+      </w:r>
+      <w:r>
+        <w:rPr>
+          <w:b w:val="0"/>
+        </w:rPr>
+        <w:t xml:space="preserve">s: Distinct trials can have equal measurements; investigate identity and </w:t>
+      </w:r>
+      <w:r>
+        <w:rPr>
+          <w:b/>
+        </w:rPr>
+        <w:t>provenance</w:t>
+      </w:r>
+      <w:r>
+        <w:rPr>
+          <w:b w:val="0"/>
+        </w:rPr>
+        <w:t>.</w:t>
+      </w:r>
+    </w:p>
+    <w:p>
+      <w:pPr>
+        <w:spacing w:line="336" w:lineRule="auto" w:after="180"/>
+      </w:pPr>
+      <w:r>
+        <w:rPr>
+          <w:b w:val="0"/>
+        </w:rPr>
+        <w:t xml:space="preserve">A repair should make the result look better: </w:t>
+      </w:r>
+      <w:r>
+        <w:rPr>
+          <w:b/>
+        </w:rPr>
+        <w:t>Correction</w:t>
+      </w:r>
+      <w:r>
+        <w:rPr>
+          <w:b w:val="0"/>
+        </w:rPr>
+        <w:t xml:space="preserve">s follow </w:t>
+      </w:r>
+      <w:r>
+        <w:rPr>
+          <w:b/>
+        </w:rPr>
+        <w:t>evidence</w:t>
+      </w:r>
+      <w:r>
+        <w:rPr>
+          <w:b w:val="0"/>
+        </w:rPr>
+        <w:t>, regardless of whether the result improves.</w:t>
       </w:r>
     </w:p>
     <w:p>
@@ -2144,8 +4168,25 @@
       </w:tr>
     </w:tbl>
     <w:p>
-      <w:r>
-        <w:t>Offer an oral explanation, drawing, enlarged visual or fewer examples when that removes a reading/writing barrier. Keep the same reasoning goal. Stretch secure learners by changing a boundary or assumption and asking them to defend the effect, not simply by assigning more of the same questions.</w:t>
+      <w:pPr>
+        <w:spacing w:line="336" w:lineRule="auto" w:after="180"/>
+      </w:pPr>
+      <w:r>
+        <w:rPr>
+          <w:b w:val="0"/>
+        </w:rPr>
+        <w:t>Offer an oral explanation, drawing, enlarged visual or fewer examples when that removes a reading/writing barrier. Keep the same reasoning goal.</w:t>
+      </w:r>
+    </w:p>
+    <w:p>
+      <w:pPr>
+        <w:spacing w:line="336" w:lineRule="auto" w:after="180"/>
+      </w:pPr>
+      <w:r>
+        <w:rPr>
+          <w:b w:val="0"/>
+        </w:rPr>
+        <w:t>Stretch secure learners by changing a boundary or assumption and asking them to defend the effect, not simply by assigning more of the same questions.</w:t>
       </w:r>
     </w:p>
     <w:p>
@@ -2157,11 +4198,16 @@
       </w:r>
     </w:p>
     <w:p>
+      <w:r>
+        <w:t>Use the Good Data, Bad Data questions, teacher keys and criteria after the relevant attempts. Previously discussed cases are practice; protect the separately selected independent task.</w:t>
+      </w:r>
+    </w:p>
+    <w:p>
       <w:pPr>
         <w:pStyle w:val="Heading3"/>
       </w:pPr>
       <w:r>
-        <w:t>Assess and explain the answers</w:t>
+        <w:t>Worked case answer</w:t>
       </w:r>
     </w:p>
     <w:p>
@@ -2169,12 +4215,31 @@
         <w:pStyle w:val="Heading3"/>
       </w:pPr>
       <w:r>
-        <w:t>Worked case answer</w:t>
-      </w:r>
-    </w:p>
-    <w:p>
-      <w:r>
-        <w:t>Investigate missing and unusually large values using the source and units. Do not invent a repair. Document verified corrections.</w:t>
+        <w:t>Teacher key · Worked case answer</w:t>
+      </w:r>
+    </w:p>
+    <w:p>
+      <w:pPr>
+        <w:spacing w:line="336" w:lineRule="auto" w:after="180"/>
+        <w:shd w:fill="F1F6FC"/>
+      </w:pPr>
+      <w:r>
+        <w:rPr>
+          <w:b w:val="0"/>
+        </w:rPr>
+        <w:t xml:space="preserve">Investigate missing and unusually large values using the source and units. Do not invent a repair. Document verified </w:t>
+      </w:r>
+      <w:r>
+        <w:rPr>
+          <w:b/>
+        </w:rPr>
+        <w:t>correction</w:t>
+      </w:r>
+      <w:r>
+        <w:rPr>
+          <w:b w:val="0"/>
+        </w:rPr>
+        <w:t>s.</w:t>
       </w:r>
     </w:p>
     <w:p>
@@ -2186,7 +4251,22 @@
       </w:r>
     </w:p>
     <w:p>
-      <w:r>
+      <w:pPr>
+        <w:pStyle w:val="Heading3"/>
+      </w:pPr>
+      <w:r>
+        <w:t>Independent question · withhold the key</w:t>
+      </w:r>
+    </w:p>
+    <w:p>
+      <w:pPr>
+        <w:spacing w:line="336" w:lineRule="auto" w:after="180"/>
+        <w:shd w:fill="F5F1FB"/>
+      </w:pPr>
+      <w:r>
+        <w:rPr>
+          <w:b w:val="0"/>
+        </w:rPr>
         <w:t>A table labels a cat photo dog and lists the same photo three times. Identify both data problems and one sensible repair for each.</w:t>
       </w:r>
     </w:p>
@@ -2199,8 +4279,59 @@
       </w:r>
     </w:p>
     <w:p>
-      <w:r>
-        <w:t>The label is wrong and the record is duplicated. Check and correct the label using evidence, then remove unintended duplicates while keeping a record of the repair.</w:t>
+      <w:pPr>
+        <w:pStyle w:val="Heading3"/>
+      </w:pPr>
+      <w:r>
+        <w:t>Teacher key · Expected independent answer</w:t>
+      </w:r>
+    </w:p>
+    <w:p>
+      <w:pPr>
+        <w:spacing w:line="336" w:lineRule="auto" w:after="180"/>
+        <w:shd w:fill="F1F6FC"/>
+      </w:pPr>
+      <w:r>
+        <w:rPr>
+          <w:b w:val="0"/>
+        </w:rPr>
+        <w:t xml:space="preserve">The label is wrong and the record is </w:t>
+      </w:r>
+      <w:r>
+        <w:rPr>
+          <w:b/>
+        </w:rPr>
+        <w:t>duplicate</w:t>
+      </w:r>
+      <w:r>
+        <w:rPr>
+          <w:b w:val="0"/>
+        </w:rPr>
+        <w:t xml:space="preserve">d. Check and correct the label using </w:t>
+      </w:r>
+      <w:r>
+        <w:rPr>
+          <w:b/>
+        </w:rPr>
+        <w:t>evidence</w:t>
+      </w:r>
+      <w:r>
+        <w:rPr>
+          <w:b w:val="0"/>
+        </w:rPr>
+        <w:t xml:space="preserve">, then remove unintended </w:t>
+      </w:r>
+      <w:r>
+        <w:rPr>
+          <w:b/>
+        </w:rPr>
+        <w:t>duplicate</w:t>
+      </w:r>
+      <w:r>
+        <w:rPr>
+          <w:b w:val="0"/>
+        </w:rPr>
+        <w:t>s while keeping a record of the repair.</w:t>
       </w:r>
     </w:p>
     <w:p>
@@ -2438,8 +4569,25 @@
       </w:tr>
     </w:tbl>
     <w:p>
-      <w:r>
-        <w:t>Use 6/8 as a classroom checkpoint, with 2 required for both Result and Reasoning. This is a proposed teaching rule, not a validated certification threshold. Do not count a coached answer as independent mastery; correct unsafe or unsupported claims regardless of total.</w:t>
+      <w:pPr>
+        <w:spacing w:line="336" w:lineRule="auto" w:after="180"/>
+      </w:pPr>
+      <w:r>
+        <w:rPr>
+          <w:b w:val="0"/>
+        </w:rPr>
+        <w:t>Use 6/8 as a classroom checkpoint, with 2 required for both Result and Reasoning. This is a proposed teaching rule, not a validated certification threshold.</w:t>
+      </w:r>
+    </w:p>
+    <w:p>
+      <w:pPr>
+        <w:spacing w:line="336" w:lineRule="auto" w:after="180"/>
+      </w:pPr>
+      <w:r>
+        <w:rPr>
+          <w:b w:val="0"/>
+        </w:rPr>
+        <w:t>Do not count a coached answer as independent mastery; correct unsafe or unsupported claims regardless of total.</w:t>
       </w:r>
     </w:p>
     <w:p>
@@ -2451,8 +4599,38 @@
       </w:r>
     </w:p>
     <w:p>
-      <w:r>
-        <w:t>Ask the learner to find the evidence that challenges this claim: “More rows always mean more useful evidence.” Keep the first attempt and an uncoached retry separate.</w:t>
+      <w:pPr>
+        <w:spacing w:line="336" w:lineRule="auto" w:after="180"/>
+      </w:pPr>
+      <w:r>
+        <w:rPr>
+          <w:b w:val="0"/>
+        </w:rPr>
+        <w:t xml:space="preserve">Ask the learner to find the </w:t>
+      </w:r>
+      <w:r>
+        <w:rPr>
+          <w:b/>
+        </w:rPr>
+        <w:t>evidence</w:t>
+      </w:r>
+      <w:r>
+        <w:rPr>
+          <w:b w:val="0"/>
+        </w:rPr>
+        <w:t xml:space="preserve"> that challenges this claim: “More rows always mean more useful </w:t>
+      </w:r>
+      <w:r>
+        <w:rPr>
+          <w:b/>
+        </w:rPr>
+        <w:t>evidence</w:t>
+      </w:r>
+      <w:r>
+        <w:rPr>
+          <w:b w:val="0"/>
+        </w:rPr>
+        <w:t>.” Keep the first attempt and an uncoached retry separate.</w:t>
       </w:r>
     </w:p>
     <w:p>
@@ -2464,15 +4642,42 @@
       </w:r>
     </w:p>
     <w:p>
-      <w:r>
-        <w:t>Keep 8 cm; convert 90 mm to 9 cm and record the conversion. Mark the blank as missing. Investigate 700 cm against the original record and units; do not silently change it to 7 cm. Preserve the original values and reasons for changes.</w:t>
-      </w:r>
-    </w:p>
-    <w:p>
       <w:pPr>
         <w:pStyle w:val="Heading3"/>
       </w:pPr>
       <w:r>
+        <w:t>Teacher key · Original transfer answer</w:t>
+      </w:r>
+    </w:p>
+    <w:p>
+      <w:pPr>
+        <w:spacing w:line="336" w:lineRule="auto" w:after="180"/>
+        <w:shd w:fill="F1F6FC"/>
+      </w:pPr>
+      <w:r>
+        <w:rPr>
+          <w:b w:val="0"/>
+        </w:rPr>
+        <w:t>Keep 8 cm; convert 90 mm to 9 cm and record the conversion. Mark the blank as missing. Investigate 700 cm against the original record and units; do not silently change it to 7 cm.</w:t>
+      </w:r>
+    </w:p>
+    <w:p>
+      <w:pPr>
+        <w:spacing w:line="336" w:lineRule="auto" w:after="180"/>
+        <w:shd w:fill="F1F6FC"/>
+      </w:pPr>
+      <w:r>
+        <w:rPr>
+          <w:b w:val="0"/>
+        </w:rPr>
+        <w:t>Preserve the original values and reasons for changes.</w:t>
+      </w:r>
+    </w:p>
+    <w:p>
+      <w:pPr>
+        <w:pStyle w:val="Heading3"/>
+      </w:pPr>
+      <w:r>
         <w:t>Explanations for the additional workbook examples</w:t>
       </w:r>
     </w:p>
@@ -2485,111 +4690,555 @@
       </w:r>
     </w:p>
     <w:p>
-      <w:r>
-        <w:t>Use the RampLog schema. State the issue or valid status for height 60, travel blank and travel 0. Give the range allowed for each numeric field and explain why a blank and zero require different treatment.</w:t>
-      </w:r>
-    </w:p>
-    <w:p>
-      <w:r>
-        <w:t>Height 60 fails the whole-number range 1 through 10. Travel blank is missing; its value cannot be inferred. Travel 0 is valid in the whole-number range 0 through 10 and can represent observed no travel. Zero is a measurement, not a replacement for a blank.</w:t>
-      </w:r>
-    </w:p>
-    <w:p>
       <w:pPr>
         <w:pStyle w:val="Heading3"/>
       </w:pPr>
       <w:r>
+        <w:t>Workbook question · W1</w:t>
+      </w:r>
+    </w:p>
+    <w:p>
+      <w:pPr>
+        <w:spacing w:line="336" w:lineRule="auto" w:after="180"/>
+        <w:shd w:fill="F5F1FB"/>
+      </w:pPr>
+      <w:r>
+        <w:rPr>
+          <w:b w:val="0"/>
+        </w:rPr>
+        <w:t xml:space="preserve">Use the RampLog </w:t>
+      </w:r>
+      <w:r>
+        <w:rPr>
+          <w:b/>
+        </w:rPr>
+        <w:t>schema</w:t>
+      </w:r>
+      <w:r>
+        <w:rPr>
+          <w:b w:val="0"/>
+        </w:rPr>
+        <w:t>. State the issue or valid status for height 60, travel blank and travel 0. Give the range allowed for each numeric field and explain why a blank and zero require different treatment.</w:t>
+      </w:r>
+    </w:p>
+    <w:p>
+      <w:pPr>
+        <w:pStyle w:val="Heading3"/>
+      </w:pPr>
+      <w:r>
+        <w:t>Teacher reasoning · W1</w:t>
+      </w:r>
+    </w:p>
+    <w:p>
+      <w:pPr>
+        <w:spacing w:line="336" w:lineRule="auto" w:after="180"/>
+        <w:shd w:fill="F1F6FC"/>
+      </w:pPr>
+      <w:r>
+        <w:rPr>
+          <w:b w:val="0"/>
+        </w:rPr>
+        <w:t>Height 60 fails the whole-number range 1 through 10. Travel blank is missing; its value cannot be inferred. Travel 0 is valid in the whole-number range 0 through 10 and can represent observed no travel.</w:t>
+      </w:r>
+    </w:p>
+    <w:p>
+      <w:pPr>
+        <w:spacing w:line="336" w:lineRule="auto" w:after="180"/>
+        <w:shd w:fill="F1F6FC"/>
+      </w:pPr>
+      <w:r>
+        <w:rPr>
+          <w:b w:val="0"/>
+        </w:rPr>
+        <w:t>Zero is a measurement, not a replacement for a blank.</w:t>
+      </w:r>
+    </w:p>
+    <w:p>
+      <w:pPr>
+        <w:pStyle w:val="Heading3"/>
+      </w:pPr>
+      <w:r>
         <w:t>W2 Write a traceable correction</w:t>
       </w:r>
     </w:p>
     <w:p>
-      <w:r>
-        <w:t>C2 says T2 height is 6 cm and travel is 5 cm; the export says height 60 cm. Write a change-log entry with ID, field, old and new values with units, evidence, reason, reviewer and date. Use a fictional reviewer and date. Explain where the raw export is kept.</w:t>
-      </w:r>
-    </w:p>
-    <w:p>
-      <w:r>
-        <w:t>Example: T2; height; 60 cm to 6 cm; source C2; transcription error; reviewer R; review date 16 September 2026. Preserve the original export unchanged and apply the correction to a separate working copy. The source supports 6; the invalid 60 alone would not reveal the intended number.</w:t>
-      </w:r>
-    </w:p>
-    <w:p>
       <w:pPr>
         <w:pStyle w:val="Heading3"/>
       </w:pPr>
       <w:r>
+        <w:t>Workbook question · W2</w:t>
+      </w:r>
+    </w:p>
+    <w:p>
+      <w:pPr>
+        <w:spacing w:line="336" w:lineRule="auto" w:after="180"/>
+        <w:shd w:fill="F5F1FB"/>
+      </w:pPr>
+      <w:r>
+        <w:rPr>
+          <w:b w:val="0"/>
+        </w:rPr>
+        <w:t xml:space="preserve">C2 says T2 height is 6 cm and travel is 5 cm; the export says height 60 cm. Write a change-log entry with ID, field, old and new values with units, </w:t>
+      </w:r>
+      <w:r>
+        <w:rPr>
+          <w:b/>
+        </w:rPr>
+        <w:t>evidence</w:t>
+      </w:r>
+      <w:r>
+        <w:rPr>
+          <w:b w:val="0"/>
+        </w:rPr>
+        <w:t>, reason, reviewer and date. Use a fictional reviewer and date.</w:t>
+      </w:r>
+    </w:p>
+    <w:p>
+      <w:pPr>
+        <w:spacing w:line="336" w:lineRule="auto" w:after="180"/>
+        <w:shd w:fill="F5F1FB"/>
+      </w:pPr>
+      <w:r>
+        <w:rPr>
+          <w:b w:val="0"/>
+        </w:rPr>
+        <w:t>Explain where the raw export is kept.</w:t>
+      </w:r>
+    </w:p>
+    <w:p>
+      <w:pPr>
+        <w:pStyle w:val="Heading3"/>
+      </w:pPr>
+      <w:r>
+        <w:t>Teacher reasoning · W2</w:t>
+      </w:r>
+    </w:p>
+    <w:p>
+      <w:pPr>
+        <w:spacing w:line="336" w:lineRule="auto" w:after="180"/>
+        <w:shd w:fill="F1F6FC"/>
+      </w:pPr>
+      <w:r>
+        <w:rPr>
+          <w:b w:val="0"/>
+        </w:rPr>
+        <w:t xml:space="preserve">Example: T2; height; 60 cm to 6 cm; source C2; transcription error; reviewer R; review date 16 September 2026. Preserve the original export unchanged and apply the </w:t>
+      </w:r>
+      <w:r>
+        <w:rPr>
+          <w:b/>
+        </w:rPr>
+        <w:t>correction</w:t>
+      </w:r>
+      <w:r>
+        <w:rPr>
+          <w:b w:val="0"/>
+        </w:rPr>
+        <w:t xml:space="preserve"> to a separate working copy.</w:t>
+      </w:r>
+    </w:p>
+    <w:p>
+      <w:pPr>
+        <w:spacing w:line="336" w:lineRule="auto" w:after="180"/>
+        <w:shd w:fill="F1F6FC"/>
+      </w:pPr>
+      <w:r>
+        <w:rPr>
+          <w:b w:val="0"/>
+        </w:rPr>
+        <w:t>The source supports 6; the invalid 60 alone would not reveal the intended number.</w:t>
+      </w:r>
+    </w:p>
+    <w:p>
+      <w:pPr>
+        <w:pStyle w:val="Heading3"/>
+      </w:pPr>
+      <w:r>
         <w:t>W3 Distinguish duplicate rows from similar trials</w:t>
       </w:r>
     </w:p>
     <w:p>
-      <w:r>
-        <w:t>The export repeats T1 with the same source C1, which confirms one trial. A different trial T5 also has height 4 and travel 3, with its own source C5 confirming a separate trial. Explain which rows count once and why T5 must remain separate.</w:t>
-      </w:r>
-    </w:p>
-    <w:p>
-      <w:r>
-        <w:t>The two export rows for T1 represent one confirmed trial and count once, with a link explaining the duplicate. T5 is another confirmed trial and stays separate even though its measurements equal T1. Matching numeric values alone do not establish duplication.</w:t>
-      </w:r>
-    </w:p>
-    <w:p>
       <w:pPr>
         <w:pStyle w:val="Heading3"/>
       </w:pPr>
       <w:r>
+        <w:t>Workbook question · W3</w:t>
+      </w:r>
+    </w:p>
+    <w:p>
+      <w:pPr>
+        <w:spacing w:line="336" w:lineRule="auto" w:after="180"/>
+        <w:shd w:fill="F5F1FB"/>
+      </w:pPr>
+      <w:r>
+        <w:rPr>
+          <w:b w:val="0"/>
+        </w:rPr>
+        <w:t>The export repeats T1 with the same source C1, which confirms one trial. A different trial T5 also has height 4 and travel 3, with its own source C5 confirming a separate trial.</w:t>
+      </w:r>
+    </w:p>
+    <w:p>
+      <w:pPr>
+        <w:spacing w:line="336" w:lineRule="auto" w:after="180"/>
+        <w:shd w:fill="F5F1FB"/>
+      </w:pPr>
+      <w:r>
+        <w:rPr>
+          <w:b w:val="0"/>
+        </w:rPr>
+        <w:t>Explain which rows count once and why T5 must remain separate.</w:t>
+      </w:r>
+    </w:p>
+    <w:p>
+      <w:pPr>
+        <w:pStyle w:val="Heading3"/>
+      </w:pPr>
+      <w:r>
+        <w:t>Teacher reasoning · W3</w:t>
+      </w:r>
+    </w:p>
+    <w:p>
+      <w:pPr>
+        <w:spacing w:line="336" w:lineRule="auto" w:after="180"/>
+        <w:shd w:fill="F1F6FC"/>
+      </w:pPr>
+      <w:r>
+        <w:rPr>
+          <w:b w:val="0"/>
+        </w:rPr>
+        <w:t xml:space="preserve">The two export rows for T1 represent one confirmed trial and count once, with a link explaining the </w:t>
+      </w:r>
+      <w:r>
+        <w:rPr>
+          <w:b/>
+        </w:rPr>
+        <w:t>duplicate</w:t>
+      </w:r>
+      <w:r>
+        <w:rPr>
+          <w:b w:val="0"/>
+        </w:rPr>
+        <w:t>. T5 is another confirmed trial and stays separate even though its measurements equal T1.</w:t>
+      </w:r>
+    </w:p>
+    <w:p>
+      <w:pPr>
+        <w:spacing w:line="336" w:lineRule="auto" w:after="180"/>
+        <w:shd w:fill="F1F6FC"/>
+      </w:pPr>
+      <w:r>
+        <w:rPr>
+          <w:b w:val="0"/>
+        </w:rPr>
+        <w:t>Matching numeric values alone do not establish duplication.</w:t>
+      </w:r>
+    </w:p>
+    <w:p>
+      <w:pPr>
+        <w:pStyle w:val="Heading3"/>
+      </w:pPr>
+      <w:r>
         <w:t>W4 Audit an independent paper-plane log</w:t>
       </w:r>
     </w:p>
     <w:p>
-      <w:r>
-        <w:t>Each flight ID must be unique; distance is a whole number from 0 through 20 cm. Raw rows: F1 8 cm; F2 120 cm; F3 blank; F4 0 cm; another F1 8 cm. Source S1 confirms one F1 flight. S2 says F2 travelled 12 cm. S3 is blank. S4 confirms zero. Preserve the raw rows, describe supported repairs and give the number of distinct flights. Report how many assessed flights travelled at least 10 cm, including missing records separately.</w:t>
-      </w:r>
-    </w:p>
-    <w:p>
-      <w:r>
-        <w:t>Correct F2 distance from 120 to 12 cm using S2 and log the change. Link the duplicate F1 row using S1 and count F1 once. Keep F3 missing and F4 at measured zero. Four distinct flights remain; three have recorded distances 8, 12 and 0. Only F2 meets at least 10 cm: 1 of 3 assessed, with 1 missing. Retain all five raw rows and the evidence for both repair actions.</w:t>
-      </w:r>
-    </w:p>
-    <w:p>
       <w:pPr>
         <w:pStyle w:val="Heading3"/>
       </w:pPr>
       <w:r>
+        <w:t>Workbook question · W4</w:t>
+      </w:r>
+    </w:p>
+    <w:p>
+      <w:pPr>
+        <w:spacing w:line="336" w:lineRule="auto" w:after="180"/>
+        <w:shd w:fill="F5F1FB"/>
+      </w:pPr>
+      <w:r>
+        <w:rPr>
+          <w:b w:val="0"/>
+        </w:rPr>
+        <w:t>Each flight ID must be unique; distance is a whole number from 0 through 20 cm. Raw rows: F1 8 cm; F2 120 cm; F3 blank; F4 0 cm; another F1 8 cm. Source S1 confirms one F1 flight. S2 says F2 travelled 12 cm. S3 is blank.</w:t>
+      </w:r>
+    </w:p>
+    <w:p>
+      <w:pPr>
+        <w:spacing w:line="336" w:lineRule="auto" w:after="180"/>
+        <w:shd w:fill="F5F1FB"/>
+      </w:pPr>
+      <w:r>
+        <w:rPr>
+          <w:b w:val="0"/>
+        </w:rPr>
+        <w:t>S4 confirms zero. Preserve the raw rows, describe supported repairs and give the number of distinct flights. Report how many assessed flights travelled at least 10 cm, including missing records separately.</w:t>
+      </w:r>
+    </w:p>
+    <w:p>
+      <w:pPr>
+        <w:pStyle w:val="Heading3"/>
+      </w:pPr>
+      <w:r>
+        <w:t>Teacher reasoning · W4</w:t>
+      </w:r>
+    </w:p>
+    <w:p>
+      <w:pPr>
+        <w:spacing w:line="336" w:lineRule="auto" w:after="180"/>
+        <w:shd w:fill="F1F6FC"/>
+      </w:pPr>
+      <w:r>
+        <w:rPr>
+          <w:b w:val="0"/>
+        </w:rPr>
+        <w:t xml:space="preserve">Correct F2 distance from 120 to 12 cm using S2 and log the change. Link the </w:t>
+      </w:r>
+      <w:r>
+        <w:rPr>
+          <w:b/>
+        </w:rPr>
+        <w:t>duplicate</w:t>
+      </w:r>
+      <w:r>
+        <w:rPr>
+          <w:b w:val="0"/>
+        </w:rPr>
+        <w:t xml:space="preserve"> F1 row using S1 and count F1 once. Keep F3 missing and F4 at measured zero.</w:t>
+      </w:r>
+    </w:p>
+    <w:p>
+      <w:pPr>
+        <w:spacing w:line="336" w:lineRule="auto" w:after="180"/>
+        <w:shd w:fill="F1F6FC"/>
+      </w:pPr>
+      <w:r>
+        <w:rPr>
+          <w:b w:val="0"/>
+        </w:rPr>
+        <w:t xml:space="preserve">Four distinct flights remain; three have recorded distances 8, 12 and 0. Only F2 meets at least 10 cm: 1 of 3 assessed, with 1 missing. Retain all five raw rows and the </w:t>
+      </w:r>
+      <w:r>
+        <w:rPr>
+          <w:b/>
+        </w:rPr>
+        <w:t>evidence</w:t>
+      </w:r>
+      <w:r>
+        <w:rPr>
+          <w:b w:val="0"/>
+        </w:rPr>
+        <w:t xml:space="preserve"> for both repair actions.</w:t>
+      </w:r>
+    </w:p>
+    <w:p>
+      <w:pPr>
+        <w:pStyle w:val="Heading3"/>
+      </w:pPr>
+      <w:r>
         <w:t>W5 Handle conflicting and converted evidence</w:t>
       </w:r>
     </w:p>
     <w:p>
-      <w:r>
-        <w:t>Two signed cards disagree about the same F3 flight: one says 9 cm and the other 11 cm. Neither is established as the correction. What can you report for the at-least-10-cm question? Separately, a source for a new F5 flight explicitly records 100 mm. Convert it to centimetres and state the conversion evidence to retain.</w:t>
-      </w:r>
-    </w:p>
-    <w:p>
-      <w:r>
-        <w:t>Keep F3 unresolved because 9 would fail and 11 would meet the threshold; do not choose whichever improves the result. Flag both sources and request resolution; the known F1, F2 and F4 results still give 1 of 3 assessed with F3 unresolved. F5 is 10 cm because 100 divided by 10 equals 10. Preserve 100 mm, the source ID and the 10-mm-per-cm conversion. F5 is a new flight, not a repair of F3.</w:t>
-      </w:r>
-    </w:p>
-    <w:p>
       <w:pPr>
         <w:pStyle w:val="Heading3"/>
       </w:pPr>
       <w:r>
+        <w:t>Workbook question · W5</w:t>
+      </w:r>
+    </w:p>
+    <w:p>
+      <w:pPr>
+        <w:spacing w:line="336" w:lineRule="auto" w:after="180"/>
+        <w:shd w:fill="F5F1FB"/>
+      </w:pPr>
+      <w:r>
+        <w:rPr>
+          <w:b w:val="0"/>
+        </w:rPr>
+        <w:t xml:space="preserve">Two signed cards disagree about the same F3 flight: one says 9 cm and the other 11 cm. Neither is established as the </w:t>
+      </w:r>
+      <w:r>
+        <w:rPr>
+          <w:b/>
+        </w:rPr>
+        <w:t>correction</w:t>
+      </w:r>
+      <w:r>
+        <w:rPr>
+          <w:b w:val="0"/>
+        </w:rPr>
+        <w:t>. What can you report for the at-least-10-cm question?</w:t>
+      </w:r>
+    </w:p>
+    <w:p>
+      <w:pPr>
+        <w:spacing w:line="336" w:lineRule="auto" w:after="180"/>
+        <w:shd w:fill="F5F1FB"/>
+      </w:pPr>
+      <w:r>
+        <w:rPr>
+          <w:b w:val="0"/>
+        </w:rPr>
+        <w:t xml:space="preserve">Separately, a source for a new F5 flight explicitly records 100 mm. Convert it to centimetres and state the conversion </w:t>
+      </w:r>
+      <w:r>
+        <w:rPr>
+          <w:b/>
+        </w:rPr>
+        <w:t>evidence</w:t>
+      </w:r>
+      <w:r>
+        <w:rPr>
+          <w:b w:val="0"/>
+        </w:rPr>
+        <w:t xml:space="preserve"> to retain.</w:t>
+      </w:r>
+    </w:p>
+    <w:p>
+      <w:pPr>
+        <w:pStyle w:val="Heading3"/>
+      </w:pPr>
+      <w:r>
+        <w:t>Teacher reasoning · W5</w:t>
+      </w:r>
+    </w:p>
+    <w:p>
+      <w:pPr>
+        <w:spacing w:line="336" w:lineRule="auto" w:after="180"/>
+        <w:shd w:fill="F1F6FC"/>
+      </w:pPr>
+      <w:r>
+        <w:rPr>
+          <w:b w:val="0"/>
+        </w:rPr>
+        <w:t>Keep F3 unresolved because 9 would fail and 11 would meet the threshold; do not choose whichever improves the result.</w:t>
+      </w:r>
+    </w:p>
+    <w:p>
+      <w:pPr>
+        <w:spacing w:line="336" w:lineRule="auto" w:after="180"/>
+        <w:shd w:fill="F1F6FC"/>
+      </w:pPr>
+      <w:r>
+        <w:rPr>
+          <w:b w:val="0"/>
+        </w:rPr>
+        <w:t>Flag both sources and request resolution; the known F1, F2 and F4 results still give 1 of 3 assessed with F3 unresolved. F5 is 10 cm because 100 divided by 10 equals 10.</w:t>
+      </w:r>
+    </w:p>
+    <w:p>
+      <w:pPr>
+        <w:spacing w:line="336" w:lineRule="auto" w:after="180"/>
+        <w:shd w:fill="F1F6FC"/>
+      </w:pPr>
+      <w:r>
+        <w:rPr>
+          <w:b w:val="0"/>
+        </w:rPr>
+        <w:t>Preserve 100 mm, the source ID and the 10-mm-per-cm conversion. F5 is a new flight, not a repair of F3.</w:t>
+      </w:r>
+    </w:p>
+    <w:p>
+      <w:pPr>
+        <w:pStyle w:val="Heading3"/>
+      </w:pPr>
+      <w:r>
         <w:t>Assess independent transfer</w:t>
       </w:r>
     </w:p>
     <w:p>
-      <w:r>
-        <w:t>Selected case: Each flight ID must be unique; distance is a whole number from 0 through 20 cm. Raw rows: F1 8 cm; F2 120 cm; F3 blank; F4 0 cm; another F1 8 cm. Source S1 confirms one F1 flight. S2 says F2 travelled 12 cm. S3 is blank. S4 confirms zero. Preserve the raw rows, describe supported repairs and give the number of distinct flights. Report how many assessed flights travelled at least 10 cm, including missing records separately.</w:t>
-      </w:r>
-    </w:p>
-    <w:p>
       <w:pPr>
         <w:pStyle w:val="Heading3"/>
       </w:pPr>
       <w:r>
+        <w:t>Independent question · withhold the key</w:t>
+      </w:r>
+    </w:p>
+    <w:p>
+      <w:pPr>
+        <w:spacing w:line="336" w:lineRule="auto" w:after="180"/>
+        <w:shd w:fill="F5F1FB"/>
+      </w:pPr>
+      <w:r>
+        <w:rPr>
+          <w:b w:val="0"/>
+        </w:rPr>
+        <w:t>Selected case: Each flight ID must be unique; distance is a whole number from 0 through 20 cm. Raw rows: F1 8 cm; F2 120 cm; F3 blank; F4 0 cm; another F1 8 cm. Source S1 confirms one F1 flight. S2 says F2 travelled 12 cm.</w:t>
+      </w:r>
+    </w:p>
+    <w:p>
+      <w:pPr>
+        <w:spacing w:line="336" w:lineRule="auto" w:after="180"/>
+        <w:shd w:fill="F5F1FB"/>
+      </w:pPr>
+      <w:r>
+        <w:rPr>
+          <w:b w:val="0"/>
+        </w:rPr>
+        <w:t>S3 is blank. S4 confirms zero. Preserve the raw rows, describe supported repairs and give the number of distinct flights. Report how many assessed flights travelled at least 10 cm, including missing records separately.</w:t>
+      </w:r>
+    </w:p>
+    <w:p>
+      <w:pPr>
+        <w:pStyle w:val="Heading3"/>
+      </w:pPr>
+      <w:r>
         <w:t>Selected case answer</w:t>
       </w:r>
     </w:p>
     <w:p>
-      <w:r>
-        <w:t>Correct F2 distance from 120 to 12 cm using S2 and log the change. Link the duplicate F1 row using S1 and count F1 once. Keep F3 missing and F4 at measured zero. Four distinct flights remain; three have recorded distances 8, 12 and 0. Only F2 meets at least 10 cm: 1 of 3 assessed, with 1 missing. Retain all five raw rows and the evidence for both repair actions.</w:t>
+      <w:pPr>
+        <w:pStyle w:val="Heading3"/>
+      </w:pPr>
+      <w:r>
+        <w:t>Teacher key · Selected case answer</w:t>
+      </w:r>
+    </w:p>
+    <w:p>
+      <w:pPr>
+        <w:spacing w:line="336" w:lineRule="auto" w:after="180"/>
+        <w:shd w:fill="F1F6FC"/>
+      </w:pPr>
+      <w:r>
+        <w:rPr>
+          <w:b w:val="0"/>
+        </w:rPr>
+        <w:t xml:space="preserve">Correct F2 distance from 120 to 12 cm using S2 and log the change. Link the </w:t>
+      </w:r>
+      <w:r>
+        <w:rPr>
+          <w:b/>
+        </w:rPr>
+        <w:t>duplicate</w:t>
+      </w:r>
+      <w:r>
+        <w:rPr>
+          <w:b w:val="0"/>
+        </w:rPr>
+        <w:t xml:space="preserve"> F1 row using S1 and count F1 once. Keep F3 missing and F4 at measured zero.</w:t>
+      </w:r>
+    </w:p>
+    <w:p>
+      <w:pPr>
+        <w:spacing w:line="336" w:lineRule="auto" w:after="180"/>
+        <w:shd w:fill="F1F6FC"/>
+      </w:pPr>
+      <w:r>
+        <w:rPr>
+          <w:b w:val="0"/>
+        </w:rPr>
+        <w:t xml:space="preserve">Four distinct flights remain; three have recorded distances 8, 12 and 0. Only F2 meets at least 10 cm: 1 of 3 assessed, with 1 missing. Retain all five raw rows and the </w:t>
+      </w:r>
+      <w:r>
+        <w:rPr>
+          <w:b/>
+        </w:rPr>
+        <w:t>evidence</w:t>
+      </w:r>
+      <w:r>
+        <w:rPr>
+          <w:b w:val="0"/>
+        </w:rPr>
+        <w:t xml:space="preserve"> for both repair actions.</w:t>
       </w:r>
     </w:p>
     <w:tbl>
@@ -2695,21 +5344,77 @@
       </w:tr>
     </w:tbl>
     <w:p>
-      <w:r>
-        <w:t>Record each dimension as not yet, with support, or independent. Accept a valid alternative procedure with a defensible trace. Do not penalise an honestly recorded model failure if the learner correctly explains its evidence and limits.</w:t>
-      </w:r>
-    </w:p>
-    <w:p>
       <w:pPr>
         <w:pStyle w:val="Heading3"/>
       </w:pPr>
       <w:r>
+        <w:t>Teacher key · Selected case answer</w:t>
+      </w:r>
+    </w:p>
+    <w:p>
+      <w:pPr>
+        <w:spacing w:line="336" w:lineRule="auto" w:after="180"/>
+        <w:shd w:fill="F1F6FC"/>
+      </w:pPr>
+      <w:r>
+        <w:rPr>
+          <w:b w:val="0"/>
+        </w:rPr>
+        <w:t>Record each dimension as not yet, with support, or independent. Accept a valid alternative procedure with a defensible trace.</w:t>
+      </w:r>
+    </w:p>
+    <w:p>
+      <w:pPr>
+        <w:spacing w:line="336" w:lineRule="auto" w:after="180"/>
+        <w:shd w:fill="F1F6FC"/>
+      </w:pPr>
+      <w:r>
+        <w:rPr>
+          <w:b w:val="0"/>
+        </w:rPr>
+        <w:t xml:space="preserve">Do not penalise an honestly recorded model failure if the learner correctly explains its </w:t>
+      </w:r>
+      <w:r>
+        <w:rPr>
+          <w:b/>
+        </w:rPr>
+        <w:t>evidence</w:t>
+      </w:r>
+      <w:r>
+        <w:rPr>
+          <w:b w:val="0"/>
+        </w:rPr>
+        <w:t xml:space="preserve"> and limits.</w:t>
+      </w:r>
+    </w:p>
+    <w:p>
+      <w:pPr>
+        <w:pStyle w:val="Heading3"/>
+      </w:pPr>
+      <w:r>
         <w:t>Feedback that the learner uses</w:t>
       </w:r>
     </w:p>
     <w:p>
-      <w:r>
-        <w:t>Name the earliest unsupported step and give one action to repair it. Have the learner make that repair now and explain why. Then assess the relevant skill on a fresh, fully specified case. Confirm it was not previously practised with feedback; solve and check the new case before assigning it. A follow-up design prompt is a starting brief, not automatically an equivalent test.</w:t>
+      <w:pPr>
+        <w:spacing w:line="336" w:lineRule="auto" w:after="180"/>
+      </w:pPr>
+      <w:r>
+        <w:rPr>
+          <w:b w:val="0"/>
+        </w:rPr>
+        <w:t>Name the earliest unsupported step and give one action to repair it. Have the learner make that repair now and explain why. Then assess the relevant skill on a fresh, fully specified case.</w:t>
+      </w:r>
+    </w:p>
+    <w:p>
+      <w:pPr>
+        <w:spacing w:line="336" w:lineRule="auto" w:after="180"/>
+      </w:pPr>
+      <w:r>
+        <w:rPr>
+          <w:b w:val="0"/>
+        </w:rPr>
+        <w:t>Confirm it was not previously practised with feedback; solve and check the new case before assigning it. A follow-up design prompt is a starting brief, not automatically an equivalent test.</w:t>
       </w:r>
     </w:p>
     <w:p>
@@ -2721,11 +5426,62 @@
       </w:r>
     </w:p>
     <w:p>
+      <w:r>
+        <w:t>Connect Good Data, Bad Data to Helpful Classroom Sorter, adapt support and plan a later changed-case check.</w:t>
+      </w:r>
+    </w:p>
+    <w:p>
       <w:pPr>
         <w:pStyle w:val="Heading3"/>
       </w:pPr>
       <w:r>
-        <w:t>Connect and extend learning</w:t>
+        <w:t>Helpful Classroom Sorter</w:t>
+      </w:r>
+    </w:p>
+    <w:p>
+      <w:pPr>
+        <w:spacing w:line="336" w:lineRule="auto" w:after="180"/>
+      </w:pPr>
+      <w:r>
+        <w:rPr>
+          <w:b w:val="0"/>
+        </w:rPr>
+        <w:t>Audit the sorter's example cards and add a reason for including each field and condition.</w:t>
+      </w:r>
+    </w:p>
+    <w:p>
+      <w:pPr>
+        <w:spacing w:line="336" w:lineRule="auto" w:after="180"/>
+      </w:pPr>
+      <w:r>
+        <w:rPr>
+          <w:b w:val="0"/>
+        </w:rPr>
+        <w:t xml:space="preserve">Keep the decision, </w:t>
+      </w:r>
+      <w:r>
+        <w:rPr>
+          <w:b/>
+        </w:rPr>
+        <w:t>input</w:t>
+      </w:r>
+      <w:r>
+        <w:rPr>
+          <w:b w:val="0"/>
+        </w:rPr>
+        <w:t xml:space="preserve">, result, explanation and remaining limitation in the project </w:t>
+      </w:r>
+      <w:r>
+        <w:rPr>
+          <w:b/>
+        </w:rPr>
+        <w:t>evidence</w:t>
+      </w:r>
+      <w:r>
+        <w:rPr>
+          <w:b w:val="0"/>
+        </w:rPr>
+        <w:t xml:space="preserve"> record. Retrieve this record next week rather than restarting the project.</w:t>
       </w:r>
     </w:p>
     <w:p>
@@ -2733,17 +5489,54 @@
         <w:pStyle w:val="Heading3"/>
       </w:pPr>
       <w:r>
-        <w:t>Helpful Classroom Sorter</w:t>
-      </w:r>
-    </w:p>
-    <w:p>
-      <w:r>
-        <w:t>Audit the sorter's example cards and add a reason for including each field and condition.</w:t>
-      </w:r>
-    </w:p>
-    <w:p>
-      <w:r>
-        <w:t>Keep the decision, input, result, explanation and remaining limitation in the project evidence record. Retrieve this record next week rather than restarting the project.</w:t>
+        <w:t>Support and stretch</w:t>
+      </w:r>
+    </w:p>
+    <w:p>
+      <w:pPr>
+        <w:spacing w:line="336" w:lineRule="auto" w:after="180"/>
+      </w:pPr>
+      <w:r>
+        <w:rPr>
+          <w:b w:val="0"/>
+        </w:rPr>
+        <w:t xml:space="preserve">Use physical cards, spoken explanations and a three-stage drawing. Read aloud without giving the answer. Stretch: compare two </w:t>
+      </w:r>
+      <w:r>
+        <w:rPr>
+          <w:b/>
+        </w:rPr>
+        <w:t>mechanism</w:t>
+      </w:r>
+      <w:r>
+        <w:rPr>
+          <w:b w:val="0"/>
+        </w:rPr>
+        <w:t xml:space="preserve">s with the same visible </w:t>
+      </w:r>
+      <w:r>
+        <w:rPr>
+          <w:b/>
+        </w:rPr>
+        <w:t>output</w:t>
+      </w:r>
+      <w:r>
+        <w:rPr>
+          <w:b w:val="0"/>
+        </w:rPr>
+        <w:t xml:space="preserve"> and explain what </w:t>
+      </w:r>
+      <w:r>
+        <w:rPr>
+          <w:b/>
+        </w:rPr>
+        <w:t>evidence</w:t>
+      </w:r>
+      <w:r>
+        <w:rPr>
+          <w:b w:val="0"/>
+        </w:rPr>
+        <w:t xml:space="preserve"> distinguishes them.</w:t>
       </w:r>
     </w:p>
     <w:p>
@@ -2751,12 +5544,30 @@
         <w:pStyle w:val="Heading3"/>
       </w:pPr>
       <w:r>
-        <w:t>Support and stretch</w:t>
-      </w:r>
-    </w:p>
-    <w:p>
-      <w:r>
-        <w:t>Use physical cards, spoken explanations and a three-stage drawing. Read aloud without giving the answer. Stretch: compare two mechanisms with the same visible output and explain what evidence distinguishes them.</w:t>
+        <w:t>Exit reflection</w:t>
+      </w:r>
+    </w:p>
+    <w:p>
+      <w:pPr>
+        <w:spacing w:line="336" w:lineRule="auto" w:after="180"/>
+      </w:pPr>
+      <w:r>
+        <w:rPr>
+          <w:b w:val="0"/>
+        </w:rPr>
+        <w:t xml:space="preserve">Ask for one decision the learner can now justify and one situation requiring more </w:t>
+      </w:r>
+      <w:r>
+        <w:rPr>
+          <w:b/>
+        </w:rPr>
+        <w:t>evidence</w:t>
+      </w:r>
+      <w:r>
+        <w:rPr>
+          <w:b w:val="0"/>
+        </w:rPr>
+        <w:t xml:space="preserve"> or human review. Confidence ratings are separate from correct independent performance.</w:t>
       </w:r>
     </w:p>
     <w:p>
@@ -2764,12 +5575,30 @@
         <w:pStyle w:val="Heading3"/>
       </w:pPr>
       <w:r>
-        <w:t>Exit reflection</w:t>
-      </w:r>
-    </w:p>
-    <w:p>
-      <w:r>
-        <w:t>Ask for one decision the learner can now justify and one situation requiring more evidence or human review. Confidence ratings are separate from correct independent performance.</w:t>
+        <w:t>Bridge to the next week</w:t>
+      </w:r>
+    </w:p>
+    <w:p>
+      <w:pPr>
+        <w:spacing w:line="336" w:lineRule="auto" w:after="180"/>
+      </w:pPr>
+      <w:r>
+        <w:rPr>
+          <w:b w:val="0"/>
+        </w:rPr>
+        <w:t xml:space="preserve">Next: Week 22: Missing and Unbalanced Examples. Retrieve today’s </w:t>
+      </w:r>
+      <w:r>
+        <w:rPr>
+          <w:b/>
+        </w:rPr>
+        <w:t>evidence</w:t>
+      </w:r>
+      <w:r>
+        <w:rPr>
+          <w:b w:val="0"/>
+        </w:rPr>
+        <w:t xml:space="preserve"> and identify what carries forward and what is new.</w:t>
       </w:r>
     </w:p>
     <w:p>
@@ -2777,12 +5606,110 @@
         <w:pStyle w:val="Heading3"/>
       </w:pPr>
       <w:r>
-        <w:t>Bridge to the next week</w:t>
-      </w:r>
-    </w:p>
-    <w:p>
-      <w:r>
-        <w:t>Next: Week 22: Missing and Unbalanced Examples. Retrieve today’s evidence and identify what carries forward and what is new.</w:t>
+        <w:t>Support and fresh reassessment</w:t>
+      </w:r>
+    </w:p>
+    <w:p>
+      <w:pPr>
+        <w:spacing w:line="336" w:lineRule="auto" w:after="180"/>
+      </w:pPr>
+      <w:r>
+        <w:rPr>
+          <w:b w:val="0"/>
+        </w:rPr>
+        <w:t xml:space="preserve">Use three cards labelled measured zero, missing and conflicting. Provide a change-log frame while requiring students to supply the </w:t>
+      </w:r>
+      <w:r>
+        <w:rPr>
+          <w:b/>
+        </w:rPr>
+        <w:t>evidence</w:t>
+      </w:r>
+      <w:r>
+        <w:rPr>
+          <w:b w:val="0"/>
+        </w:rPr>
+        <w:t>.</w:t>
+      </w:r>
+    </w:p>
+    <w:p>
+      <w:pPr>
+        <w:spacing w:line="336" w:lineRule="auto" w:after="180"/>
+      </w:pPr>
+      <w:r>
+        <w:rPr>
+          <w:b w:val="0"/>
+        </w:rPr>
+        <w:t xml:space="preserve">Extension: show a value that passes the </w:t>
+      </w:r>
+      <w:r>
+        <w:rPr>
+          <w:b/>
+        </w:rPr>
+        <w:t>schema</w:t>
+      </w:r>
+      <w:r>
+        <w:rPr>
+          <w:b w:val="0"/>
+        </w:rPr>
+        <w:t xml:space="preserve"> but disagrees with its source, and ask which check reveals the problem.</w:t>
+      </w:r>
+    </w:p>
+    <w:p>
+      <w:pPr>
+        <w:spacing w:line="336" w:lineRule="auto" w:after="180"/>
+      </w:pPr>
+      <w:r>
+        <w:rPr>
+          <w:b w:val="0"/>
+        </w:rPr>
+        <w:t xml:space="preserve">W4 requires the supported 120-to-12 </w:t>
+      </w:r>
+      <w:r>
+        <w:rPr>
+          <w:b/>
+        </w:rPr>
+        <w:t>correction</w:t>
+      </w:r>
+      <w:r>
+        <w:rPr>
+          <w:b w:val="0"/>
+        </w:rPr>
+        <w:t>, one count for the repeated F1, four distinct flights, measured zero retained and 1 of 3 assessed with 1 missing.</w:t>
+      </w:r>
+    </w:p>
+    <w:p>
+      <w:pPr>
+        <w:spacing w:line="336" w:lineRule="auto" w:after="180"/>
+      </w:pPr>
+      <w:r>
+        <w:rPr>
+          <w:b w:val="0"/>
+        </w:rPr>
+        <w:t>After support change F1 to 10 cm with confirming S1: the numerator becomes 2 of the same 3 assessed; the missing count remains 1. Do not award independent mastery for copying the original report.</w:t>
+      </w:r>
+    </w:p>
+    <w:p>
+      <w:pPr>
+        <w:spacing w:line="336" w:lineRule="auto" w:after="180"/>
+      </w:pPr>
+      <w:r>
+        <w:rPr>
+          <w:b w:val="0"/>
+        </w:rPr>
+        <w:t xml:space="preserve">Week 22 examines sampling and </w:t>
+      </w:r>
+      <w:r>
+        <w:rPr>
+          <w:b/>
+        </w:rPr>
+        <w:t>coverage</w:t>
+      </w:r>
+      <w:r>
+        <w:rPr>
+          <w:b w:val="0"/>
+        </w:rPr>
+        <w:t>: which cases supplied the records, which are absent, and how that limits a conclusion.</w:t>
       </w:r>
     </w:p>
     <w:p>
@@ -2790,40 +5717,40 @@
         <w:pStyle w:val="Heading3"/>
       </w:pPr>
       <w:r>
-        <w:t>Support and fresh reassessment</w:t>
-      </w:r>
-    </w:p>
-    <w:p>
-      <w:r>
-        <w:t>Use three cards labelled measured zero, missing and conflicting. Provide a change-log frame while requiring students to supply the evidence. Extension: show a value that passes the schema but disagrees with its source, and ask which check reveals the problem.</w:t>
-      </w:r>
-    </w:p>
-    <w:p>
-      <w:r>
-        <w:t>W4 requires the supported 120-to-12 correction, one count for the repeated F1, four distinct flights, measured zero retained and 1 of 3 assessed with 1 missing. After support change F1 to 10 cm with confirming S1: the numerator becomes 2 of the same 3 assessed; the missing count remains 1. Do not award independent mastery for copying the original report.</w:t>
-      </w:r>
-    </w:p>
-    <w:p>
-      <w:r>
-        <w:t>Week 22 examines sampling and coverage: which cases supplied the records, which are absent, and how that limits a conclusion.</w:t>
-      </w:r>
-    </w:p>
-    <w:p>
-      <w:pPr>
-        <w:pStyle w:val="Heading3"/>
-      </w:pPr>
-      <w:r>
         <w:t>Plan the delayed return</w:t>
       </w:r>
     </w:p>
     <w:p>
-      <w:r>
+      <w:pPr>
+        <w:spacing w:line="336" w:lineRule="auto" w:after="180"/>
+      </w:pPr>
+      <w:r>
+        <w:rPr>
+          <w:b w:val="0"/>
+        </w:rPr>
         <w:t>Suggested return points in this level: ai-1/22, ai-1/24, ai-1/27. Use actual classroom dates, adjusting for holidays and gaps. One, three and six teaching weeks are scheduling choices, not a claimed optimal spacing.</w:t>
       </w:r>
     </w:p>
     <w:p>
-      <w:r>
-        <w:t>At a delayed check, ask for the idea from memory and a changed application. Compare with the earlier independent response and record support used. For a new level, revisit the previous capstone before checking the new prerequisites.</w:t>
+      <w:pPr>
+        <w:spacing w:line="336" w:lineRule="auto" w:after="180"/>
+      </w:pPr>
+      <w:r>
+        <w:rPr>
+          <w:b w:val="0"/>
+        </w:rPr>
+        <w:t>At a delayed check, ask for the idea from memory and a changed application. Compare with the earlier independent response and record support used.</w:t>
+      </w:r>
+    </w:p>
+    <w:p>
+      <w:pPr>
+        <w:spacing w:line="336" w:lineRule="auto" w:after="180"/>
+      </w:pPr>
+      <w:r>
+        <w:rPr>
+          <w:b w:val="0"/>
+        </w:rPr>
+        <w:t>For a new level, revisit the previous capstone before checking the new prerequisites.</w:t>
       </w:r>
     </w:p>
     <w:tbl>
@@ -2983,8 +5910,26 @@
       </w:tr>
     </w:tbl>
     <w:p>
-      <w:r>
-        <w:t>Use the evidence to choose reteaching or the next step. A completed page, confidence rating or attractive project does not by itself demonstrate understanding.</w:t>
+      <w:pPr>
+        <w:spacing w:line="336" w:lineRule="auto" w:after="180"/>
+      </w:pPr>
+      <w:r>
+        <w:rPr>
+          <w:b w:val="0"/>
+        </w:rPr>
+        <w:t xml:space="preserve">Use the </w:t>
+      </w:r>
+      <w:r>
+        <w:rPr>
+          <w:b/>
+        </w:rPr>
+        <w:t>evidence</w:t>
+      </w:r>
+      <w:r>
+        <w:rPr>
+          <w:b w:val="0"/>
+        </w:rPr>
+        <w:t xml:space="preserve"> to choose reteaching or the next step. A completed page, confidence rating or attractive project does not by itself demonstrate understanding.</w:t>
       </w:r>
     </w:p>
     <w:p>
@@ -2996,8 +5941,38 @@
       </w:r>
     </w:p>
     <w:p>
-      <w:r>
-        <w:t>Keep raw sorter inputs, validated records and an evidence-linked repair log as different artifacts.</w:t>
+      <w:pPr>
+        <w:spacing w:line="336" w:lineRule="auto" w:after="180"/>
+      </w:pPr>
+      <w:r>
+        <w:rPr>
+          <w:b w:val="0"/>
+        </w:rPr>
+        <w:t xml:space="preserve">Keep raw sorter </w:t>
+      </w:r>
+      <w:r>
+        <w:rPr>
+          <w:b/>
+        </w:rPr>
+        <w:t>input</w:t>
+      </w:r>
+      <w:r>
+        <w:rPr>
+          <w:b w:val="0"/>
+        </w:rPr>
+        <w:t xml:space="preserve">s, validated records and an </w:t>
+      </w:r>
+      <w:r>
+        <w:rPr>
+          <w:b/>
+        </w:rPr>
+        <w:t>evidence</w:t>
+      </w:r>
+      <w:r>
+        <w:rPr>
+          <w:b w:val="0"/>
+        </w:rPr>
+        <w:t>-linked repair log as different artifacts.</w:t>
       </w:r>
     </w:p>
     <w:p>
@@ -3010,12 +5985,50 @@
     </w:p>
     <w:p>
       <w:r>
+        <w:t>Use this preparation summary alongside the detailed Good Data, Bad Data lesson; it is a checklist rather than a replacement for the full sequence.</w:t>
+      </w:r>
+    </w:p>
+    <w:p>
+      <w:pPr>
+        <w:pStyle w:val="Heading3"/>
+      </w:pPr>
+      <w:r>
+        <w:t>Teaching target</w:t>
+      </w:r>
+    </w:p>
+    <w:p>
+      <w:pPr>
+        <w:spacing w:line="336" w:lineRule="auto" w:after="180"/>
+        <w:shd w:fill="EDF7F3"/>
+      </w:pPr>
+      <w:r>
+        <w:rPr>
+          <w:b w:val="0"/>
+        </w:rPr>
         <w:t>Teaching target: Check records against a stated format, unit and meaning before using them</w:t>
       </w:r>
     </w:p>
     <w:p>
-      <w:r>
-        <w:t>Prepare the labelled worked-case picture, the matching workbook, fictional input cards and a place for individual responses. No paid AI account is required for the paper reasoning activities.</w:t>
+      <w:pPr>
+        <w:spacing w:line="336" w:lineRule="auto" w:after="180"/>
+      </w:pPr>
+      <w:r>
+        <w:rPr>
+          <w:b w:val="0"/>
+        </w:rPr>
+        <w:t xml:space="preserve">Prepare the labelled worked-case picture, the matching workbook, fictional </w:t>
+      </w:r>
+      <w:r>
+        <w:rPr>
+          <w:b/>
+        </w:rPr>
+        <w:t>input</w:t>
+      </w:r>
+      <w:r>
+        <w:rPr>
+          <w:b w:val="0"/>
+        </w:rPr>
+        <w:t xml:space="preserve"> cards and a place for individual responses. No paid AI account is required for the paper reasoning activities.</w:t>
       </w:r>
     </w:p>
     <w:tbl>
@@ -3162,38 +6175,255 @@
       </w:tr>
     </w:tbl>
     <w:p>
-      <w:r>
-        <w:t>Before class, solve the supported practice: C2 says T2 height is 6 cm and travel is 5 cm; the export says height 60 cm. Write a change-log entry with ID, field, old and new values with units, evidence, reason, reviewer and date. Use a fictional reviewer and date. Explain where the raw export is kept.</w:t>
-      </w:r>
-    </w:p>
-    <w:p>
-      <w:r>
-        <w:t>Reasoned practice answer: Example: T2; height; 60 cm to 6 cm; source C2; transcription error; reviewer R; review date 16 September 2026. Preserve the original export unchanged and apply the correction to a separate working copy. The source supports 6; the invalid 60 alone would not reveal the intended number.</w:t>
-      </w:r>
-    </w:p>
-    <w:p>
-      <w:r>
-        <w:t>Check every learner before discussion: Use the worked case for Data quality and documented repair. Proposed explanation: “Every valid value is true”. Decide whether this explanation is supported. Point to the step or supplied fact that decides; explain your repair if needed.</w:t>
-      </w:r>
-    </w:p>
-    <w:p>
-      <w:r>
-        <w:t>Misconception repair: Schema compliance does not prove agreement with an observation or establish that the source was accurate.</w:t>
-      </w:r>
-    </w:p>
-    <w:p>
-      <w:r>
-        <w:t>Support: read the exact case aloud, enlarge the labelled picture, supply input cards and model only the first deciding step. Accept a spoken explanation or drawing; retain the reasoning goal.</w:t>
-      </w:r>
-    </w:p>
-    <w:p>
-      <w:r>
-        <w:t>Extension: The source log gives B only as bare 200 with no unit. Require a prediction and a reason before comparing. Expected result: B remains unresolved rather than becoming 20 cm. Reason: Without a confirmed unit, division by 10 would be an unsupported assumption.</w:t>
-      </w:r>
-    </w:p>
-    <w:p>
-      <w:r>
-        <w:t>Independent assessment: withhold the reserved answer until the learner has attempted the new case. Record support separately from correctness.</w:t>
+      <w:pPr>
+        <w:spacing w:line="336" w:lineRule="auto" w:after="180"/>
+      </w:pPr>
+      <w:r>
+        <w:rPr>
+          <w:b w:val="0"/>
+        </w:rPr>
+        <w:t>Before class, solve the supported practice: C2 says T2 height is 6 cm and travel is 5 cm; the export says height 60 cm.</w:t>
+      </w:r>
+    </w:p>
+    <w:p>
+      <w:pPr>
+        <w:spacing w:line="336" w:lineRule="auto" w:after="180"/>
+      </w:pPr>
+      <w:r>
+        <w:rPr>
+          <w:b w:val="0"/>
+        </w:rPr>
+        <w:t xml:space="preserve">Write a change-log entry with ID, field, old and new values with units, </w:t>
+      </w:r>
+      <w:r>
+        <w:rPr>
+          <w:b/>
+        </w:rPr>
+        <w:t>evidence</w:t>
+      </w:r>
+      <w:r>
+        <w:rPr>
+          <w:b w:val="0"/>
+        </w:rPr>
+        <w:t>, reason, reviewer and date. Use a fictional reviewer and date. Explain where the raw export is kept.</w:t>
+      </w:r>
+    </w:p>
+    <w:p>
+      <w:pPr>
+        <w:pStyle w:val="Heading3"/>
+      </w:pPr>
+      <w:r>
+        <w:t>Supported practice answer</w:t>
+      </w:r>
+    </w:p>
+    <w:p>
+      <w:pPr>
+        <w:spacing w:line="336" w:lineRule="auto" w:after="180"/>
+        <w:shd w:fill="F1F6FC"/>
+      </w:pPr>
+      <w:r>
+        <w:rPr>
+          <w:b w:val="0"/>
+        </w:rPr>
+        <w:t>Reasoned practice answer: Example: T2; height; 60 cm to 6 cm; source C2; transcription error; reviewer R; review date 16 September 2026.</w:t>
+      </w:r>
+    </w:p>
+    <w:p>
+      <w:pPr>
+        <w:spacing w:line="336" w:lineRule="auto" w:after="180"/>
+        <w:shd w:fill="F1F6FC"/>
+      </w:pPr>
+      <w:r>
+        <w:rPr>
+          <w:b w:val="0"/>
+        </w:rPr>
+        <w:t xml:space="preserve">Preserve the original export unchanged and apply the </w:t>
+      </w:r>
+      <w:r>
+        <w:rPr>
+          <w:b/>
+        </w:rPr>
+        <w:t>correction</w:t>
+      </w:r>
+      <w:r>
+        <w:rPr>
+          <w:b w:val="0"/>
+        </w:rPr>
+        <w:t xml:space="preserve"> to a separate working copy. The source supports 6; the invalid 60 alone would not reveal the intended number.</w:t>
+      </w:r>
+    </w:p>
+    <w:p>
+      <w:pPr>
+        <w:spacing w:line="336" w:lineRule="auto" w:after="180"/>
+      </w:pPr>
+      <w:r>
+        <w:rPr>
+          <w:b w:val="0"/>
+        </w:rPr>
+        <w:t>Check every learner before discussion: Use the worked case for Data quality and documented repair. Proposed explanation: “Every valid value is true”. Decide whether this explanation is supported.</w:t>
+      </w:r>
+    </w:p>
+    <w:p>
+      <w:pPr>
+        <w:spacing w:line="336" w:lineRule="auto" w:after="180"/>
+      </w:pPr>
+      <w:r>
+        <w:rPr>
+          <w:b w:val="0"/>
+        </w:rPr>
+        <w:t>Point to the step or supplied fact that decides; explain your repair if needed.</w:t>
+      </w:r>
+    </w:p>
+    <w:p>
+      <w:pPr>
+        <w:pStyle w:val="Heading3"/>
+      </w:pPr>
+      <w:r>
+        <w:t>Repair the misconception</w:t>
+      </w:r>
+    </w:p>
+    <w:p>
+      <w:pPr>
+        <w:spacing w:line="336" w:lineRule="auto" w:after="180"/>
+        <w:shd w:fill="FFF5E6"/>
+      </w:pPr>
+      <w:r>
+        <w:rPr>
+          <w:b w:val="0"/>
+        </w:rPr>
+        <w:t xml:space="preserve">Misconception repair: </w:t>
+      </w:r>
+      <w:r>
+        <w:rPr>
+          <w:b/>
+        </w:rPr>
+        <w:t>Schema</w:t>
+      </w:r>
+      <w:r>
+        <w:rPr>
+          <w:b w:val="0"/>
+        </w:rPr>
+        <w:t xml:space="preserve"> compliance does not prove agreement with an </w:t>
+      </w:r>
+      <w:r>
+        <w:rPr>
+          <w:b/>
+        </w:rPr>
+        <w:t>observation</w:t>
+      </w:r>
+      <w:r>
+        <w:rPr>
+          <w:b w:val="0"/>
+        </w:rPr>
+        <w:t xml:space="preserve"> or establish that the source was accurate.</w:t>
+      </w:r>
+    </w:p>
+    <w:p>
+      <w:pPr>
+        <w:pStyle w:val="Heading3"/>
+      </w:pPr>
+      <w:r>
+        <w:t>Support without giving away the answer</w:t>
+      </w:r>
+    </w:p>
+    <w:p>
+      <w:pPr>
+        <w:spacing w:line="336" w:lineRule="auto" w:after="180"/>
+        <w:shd w:fill="F1F6F8"/>
+      </w:pPr>
+      <w:r>
+        <w:rPr>
+          <w:b w:val="0"/>
+        </w:rPr>
+        <w:t xml:space="preserve">Support: read the exact case aloud, enlarge the labelled picture, supply </w:t>
+      </w:r>
+      <w:r>
+        <w:rPr>
+          <w:b/>
+        </w:rPr>
+        <w:t>input</w:t>
+      </w:r>
+      <w:r>
+        <w:rPr>
+          <w:b w:val="0"/>
+        </w:rPr>
+        <w:t xml:space="preserve"> cards and model only the first deciding step. Accept a spoken explanation or drawing; retain the reasoning goal.</w:t>
+      </w:r>
+    </w:p>
+    <w:p>
+      <w:pPr>
+        <w:pStyle w:val="Heading3"/>
+      </w:pPr>
+      <w:r>
+        <w:t>Extend the reasoning</w:t>
+      </w:r>
+    </w:p>
+    <w:p>
+      <w:pPr>
+        <w:spacing w:line="336" w:lineRule="auto" w:after="180"/>
+        <w:shd w:fill="F5F1FB"/>
+      </w:pPr>
+      <w:r>
+        <w:rPr>
+          <w:b w:val="0"/>
+        </w:rPr>
+        <w:t xml:space="preserve">Extension: The source log gives B only as bare 200 with no unit. Require a </w:t>
+      </w:r>
+      <w:r>
+        <w:rPr>
+          <w:b/>
+        </w:rPr>
+        <w:t>prediction</w:t>
+      </w:r>
+      <w:r>
+        <w:rPr>
+          <w:b w:val="0"/>
+        </w:rPr>
+        <w:t xml:space="preserve"> and a reason before comparing. Expected result: B remains unresolved rather than becoming 20 cm.</w:t>
+      </w:r>
+    </w:p>
+    <w:p>
+      <w:pPr>
+        <w:spacing w:line="336" w:lineRule="auto" w:after="180"/>
+        <w:shd w:fill="F5F1FB"/>
+      </w:pPr>
+      <w:r>
+        <w:rPr>
+          <w:b w:val="0"/>
+        </w:rPr>
+        <w:t>Reason: Without a confirmed unit, division by 10 would be an unsupported assumption.</w:t>
+      </w:r>
+    </w:p>
+    <w:p>
+      <w:pPr>
+        <w:pStyle w:val="Heading3"/>
+      </w:pPr>
+      <w:r>
+        <w:t>Protect the independent attempt</w:t>
+      </w:r>
+    </w:p>
+    <w:p>
+      <w:pPr>
+        <w:spacing w:line="336" w:lineRule="auto" w:after="180"/>
+        <w:shd w:fill="FFF5E6"/>
+      </w:pPr>
+      <w:r>
+        <w:rPr>
+          <w:b w:val="0"/>
+        </w:rPr>
+        <w:t xml:space="preserve">Independent assessment: withhold the reserved answer until the learner has attempted the new case. Record support separately from </w:t>
+      </w:r>
+      <w:r>
+        <w:rPr>
+          <w:b/>
+        </w:rPr>
+        <w:t>correctness</w:t>
+      </w:r>
+      <w:r>
+        <w:rPr>
+          <w:b w:val="0"/>
+        </w:rPr>
+        <w:t>.</w:t>
       </w:r>
     </w:p>
     <w:tbl>
@@ -3381,13 +6611,46 @@
       </w:tr>
     </w:tbl>
     <w:p>
-      <w:r>
+      <w:pPr>
+        <w:pStyle w:val="Heading3"/>
+      </w:pPr>
+      <w:r>
+        <w:t>Project checkpoint</w:t>
+      </w:r>
+    </w:p>
+    <w:p>
+      <w:pPr>
+        <w:spacing w:line="336" w:lineRule="auto" w:after="180"/>
+        <w:shd w:fill="EDF7F3"/>
+      </w:pPr>
+      <w:r>
+        <w:rPr>
+          <w:b w:val="0"/>
+        </w:rPr>
         <w:t>Project checkpoint: Evaluate and revise. Compare with your starting method, explain errors and record a justified revision.</w:t>
       </w:r>
     </w:p>
     <w:p>
-      <w:r>
-        <w:t>Use the weekly teacher answer for topic-specific reasoning. A saved progress tick is an activity record; judge mastery from the learner’s explanation and evidence.</w:t>
+      <w:pPr>
+        <w:spacing w:line="336" w:lineRule="auto" w:after="180"/>
+      </w:pPr>
+      <w:r>
+        <w:rPr>
+          <w:b w:val="0"/>
+        </w:rPr>
+        <w:t xml:space="preserve">Use the weekly teacher answer for topic-specific reasoning. A saved progress tick is an activity record; judge mastery from the learner’s explanation and </w:t>
+      </w:r>
+      <w:r>
+        <w:rPr>
+          <w:b/>
+        </w:rPr>
+        <w:t>evidence</w:t>
+      </w:r>
+      <w:r>
+        <w:rPr>
+          <w:b w:val="0"/>
+        </w:rPr>
+        <w:t>.</w:t>
       </w:r>
     </w:p>
     <w:p>
@@ -3400,27 +6663,929 @@
     </w:p>
     <w:p>
       <w:r>
-        <w:t>Use the two formative questions as supported practice, not as independent mastery scores. Discuss the deciding evidence rather than accepting a guessed selection.</w:t>
-      </w:r>
-    </w:p>
-    <w:p>
-      <w:r>
+        <w:t>Use feedback, earlier review and portfolios purposefully. Apply the coding routine only when this lesson has an executable lab.</w:t>
+      </w:r>
+    </w:p>
+    <w:p>
+      <w:pPr>
+        <w:spacing w:line="336" w:lineRule="auto" w:after="180"/>
+      </w:pPr>
+      <w:r>
+        <w:rPr>
+          <w:b w:val="0"/>
+        </w:rPr>
+        <w:t xml:space="preserve">Use the two formative questions as supported practice, not as independent mastery scores. Discuss the deciding </w:t>
+      </w:r>
+      <w:r>
+        <w:rPr>
+          <w:b/>
+        </w:rPr>
+        <w:t>evidence</w:t>
+      </w:r>
+      <w:r>
+        <w:rPr>
+          <w:b w:val="0"/>
+        </w:rPr>
+        <w:t xml:space="preserve"> rather than accepting a guessed selection.</w:t>
+      </w:r>
+    </w:p>
+    <w:p>
+      <w:pPr>
+        <w:spacing w:line="336" w:lineRule="auto" w:after="180"/>
+      </w:pPr>
+      <w:r>
+        <w:rPr>
+          <w:b w:val="0"/>
+        </w:rPr>
         <w:t>The feedback comes from the reviewed public worked case. Do not reveal the separately reserved independent teacher answer until the learner has attempted that case.</w:t>
       </w:r>
     </w:p>
     <w:p>
-      <w:r>
-        <w:t>Ask students to predict before running code. Preserve errors and actual outputs; collect a changed test and an explanation. The branch-boundary and indexing lessons deliberately include failure cases.</w:t>
-      </w:r>
-    </w:p>
-    <w:p>
-      <w:r>
+      <w:pPr>
+        <w:pStyle w:val="Heading3"/>
+      </w:pPr>
+      <w:r>
+        <w:t>For later coding lessons</w:t>
+      </w:r>
+    </w:p>
+    <w:p>
+      <w:r>
+        <w:t>This week has no code block. Use this routine when a later lesson includes an executable lab.</w:t>
+      </w:r>
+    </w:p>
+    <w:p>
+      <w:pPr>
+        <w:spacing w:line="336" w:lineRule="auto" w:after="180"/>
+        <w:shd w:fill="F1F6F8"/>
+      </w:pPr>
+      <w:r>
+        <w:rPr>
+          <w:b w:val="0"/>
+        </w:rPr>
+        <w:t xml:space="preserve">Ask students to predict before running code. Preserve errors and actual </w:t>
+      </w:r>
+      <w:r>
+        <w:rPr>
+          <w:b/>
+        </w:rPr>
+        <w:t>output</w:t>
+      </w:r>
+      <w:r>
+        <w:rPr>
+          <w:b w:val="0"/>
+        </w:rPr>
+        <w:t>s; collect a changed test and an explanation. The branch-boundary and indexing lessons deliberately include failure cases.</w:t>
+      </w:r>
+    </w:p>
+    <w:p>
+      <w:pPr>
+        <w:spacing w:line="336" w:lineRule="auto" w:after="180"/>
+      </w:pPr>
+      <w:r>
+        <w:rPr>
+          <w:b w:val="0"/>
+        </w:rPr>
         <w:t>Use the earlier worked-explanation links to address a specific missing building block, then return to the current question. Adapt this suggestion after observing the learner; it is not an automatic diagnosis.</w:t>
       </w:r>
     </w:p>
     <w:p>
-      <w:r>
-        <w:t>Collect the completed-work portfolio as evidence. Record support separately from correctness, and assess explanation, trace/test and limitations. Progress ticks and quiz selections alone do not establish mastery.</w:t>
+      <w:pPr>
+        <w:spacing w:line="336" w:lineRule="auto" w:after="180"/>
+      </w:pPr>
+      <w:r>
+        <w:rPr>
+          <w:b w:val="0"/>
+        </w:rPr>
+        <w:t xml:space="preserve">Collect the completed-work portfolio as </w:t>
+      </w:r>
+      <w:r>
+        <w:rPr>
+          <w:b/>
+        </w:rPr>
+        <w:t>evidence</w:t>
+      </w:r>
+      <w:r>
+        <w:rPr>
+          <w:b w:val="0"/>
+        </w:rPr>
+        <w:t xml:space="preserve">. Record support separately from </w:t>
+      </w:r>
+      <w:r>
+        <w:rPr>
+          <w:b/>
+        </w:rPr>
+        <w:t>correctness</w:t>
+      </w:r>
+      <w:r>
+        <w:rPr>
+          <w:b w:val="0"/>
+        </w:rPr>
+        <w:t>, and assess explanation, trace/test and limitations. Progress ticks and quiz selections alone do not establish mastery.</w:t>
+      </w:r>
+    </w:p>
+    <w:p>
+      <w:pPr>
+        <w:pStyle w:val="Heading1"/>
+      </w:pPr>
+      <w:r>
+        <w:t>09. Visual concept journey</w:t>
+      </w:r>
+    </w:p>
+    <w:p>
+      <w:r>
+        <w:t>Show one Good Data, Bad Data graphic at a time, request a prediction and discuss its trace before the independent assessment.</w:t>
+      </w:r>
+    </w:p>
+    <w:p>
+      <w:pPr>
+        <w:spacing w:line="336" w:lineRule="auto" w:after="180"/>
+      </w:pPr>
+      <w:r>
+        <w:rPr>
+          <w:b w:val="0"/>
+        </w:rPr>
+        <w:t xml:space="preserve">Use one picture at a time. Hide a worked result before asking for a </w:t>
+      </w:r>
+      <w:r>
+        <w:rPr>
+          <w:b/>
+        </w:rPr>
+        <w:t>prediction</w:t>
+      </w:r>
+      <w:r>
+        <w:rPr>
+          <w:b w:val="0"/>
+        </w:rPr>
+        <w:t>, then reveal it for feedback. These are supported teaching cases; retain the separate independent assessment for a fresh first attempt.</w:t>
+      </w:r>
+    </w:p>
+    <w:p>
+      <w:pPr>
+        <w:pStyle w:val="Heading3"/>
+      </w:pPr>
+      <w:r>
+        <w:t>01. Good Data, Bad Data: the case</w:t>
+      </w:r>
+    </w:p>
+    <w:p>
+      <w:r>
+        <w:drawing>
+          <wp:inline xmlns:a="http://schemas.openxmlformats.org/drawingml/2006/main" xmlns:pic="http://schemas.openxmlformats.org/drawingml/2006/picture">
+            <wp:extent cx="5486400" cy="2990088"/>
+            <wp:docPr id="2" name="Picture 2" descr="A fictional toy-car distance table needs cleaning before use. Supplied facts: Contract: unique run ID; whole distance 0–30 cm. Raw rows: A=0 cm, B=200 mm, C=blank, another A=0 cm. Source log confirms one A run and B’s original measurement of 200 mm; C has no measurement."/>
+            <wp:cNvGraphicFramePr>
+              <a:graphicFrameLocks noChangeAspect="1"/>
+            </wp:cNvGraphicFramePr>
+            <a:graphic>
+              <a:graphicData uri="http://schemas.openxmlformats.org/drawingml/2006/picture">
+                <pic:pic>
+                  <pic:nvPicPr>
+                    <pic:cNvPr id="0" name="academy-story-ai-1-21-01.png"/>
+                    <pic:cNvPicPr/>
+                  </pic:nvPicPr>
+                  <pic:blipFill>
+                    <a:blip r:embed="rId10"/>
+                    <a:stretch>
+                      <a:fillRect/>
+                    </a:stretch>
+                  </pic:blipFill>
+                  <pic:spPr>
+                    <a:xfrm>
+                      <a:off x="0" y="0"/>
+                      <a:ext cx="5486400" cy="2990088"/>
+                    </a:xfrm>
+                    <a:prstGeom prst="rect"/>
+                  </pic:spPr>
+                </pic:pic>
+              </a:graphicData>
+            </a:graphic>
+          </wp:inline>
+        </w:drawing>
+      </w:r>
+    </w:p>
+    <w:p>
+      <w:pPr>
+        <w:spacing w:line="336" w:lineRule="auto" w:after="180"/>
+      </w:pPr>
+      <w:r>
+        <w:rPr>
+          <w:b w:val="0"/>
+        </w:rPr>
+        <w:t>A fictional toy-car distance table needs cleaning before use. Supplied facts: Contract: unique run ID; whole distance 0–30 cm. Raw rows: A=0 cm, B=200 mm, C=blank, another A=0 cm.</w:t>
+      </w:r>
+    </w:p>
+    <w:p>
+      <w:pPr>
+        <w:spacing w:line="336" w:lineRule="auto" w:after="180"/>
+      </w:pPr>
+      <w:r>
+        <w:rPr>
+          <w:b w:val="0"/>
+        </w:rPr>
+        <w:t>Source log confirms one A run and B’s original measurement of 200 mm; C has no measurement.</w:t>
+      </w:r>
+    </w:p>
+    <w:p>
+      <w:pPr>
+        <w:spacing w:line="336" w:lineRule="auto" w:after="180"/>
+        <w:shd w:fill="F5F1FB"/>
+      </w:pPr>
+      <w:r>
+        <w:rPr>
+          <w:b w:val="0"/>
+        </w:rPr>
+        <w:t>Point to the given fact that matters most. Explain why it matters.</w:t>
+      </w:r>
+    </w:p>
+    <w:p>
+      <w:pPr>
+        <w:pStyle w:val="Heading3"/>
+      </w:pPr>
+      <w:r>
+        <w:t>Discuss while showing the picture</w:t>
+      </w:r>
+    </w:p>
+    <w:p>
+      <w:pPr>
+        <w:spacing w:line="336" w:lineRule="auto" w:after="180"/>
+        <w:shd w:fill="F1F6F8"/>
+      </w:pPr>
+      <w:r>
+        <w:rPr>
+          <w:b w:val="0"/>
+        </w:rPr>
+        <w:t>Teacher prompt: Point to the given fact that matters most. Explain why it matters. Ask learners to describe one label or arrow in ordinary words. Use the adjacent transcript if the image is difficult to see.</w:t>
+      </w:r>
+    </w:p>
+    <w:p>
+      <w:pPr>
+        <w:pStyle w:val="Heading3"/>
+      </w:pPr>
+      <w:r>
+        <w:t>02. Follow the deciding steps</w:t>
+      </w:r>
+    </w:p>
+    <w:p>
+      <w:r>
+        <w:drawing>
+          <wp:inline xmlns:a="http://schemas.openxmlformats.org/drawingml/2006/main" xmlns:pic="http://schemas.openxmlformats.org/drawingml/2006/picture">
+            <wp:extent cx="5486400" cy="4005072"/>
+            <wp:docPr id="3" name="Picture 3" descr="Validate rows: A’s zero is valid; B has wrong unit; C is missing; A is duplicated. → Evidence repair: 200 mm ÷10 =20 cm; source log supports retaining one A. → Keep unknown: C stays unresolved; do not replace it with 0. → Clean record: Usable unique rows: A=0 cm, B=20 cm; retain a separate change log."/>
+            <wp:cNvGraphicFramePr>
+              <a:graphicFrameLocks noChangeAspect="1"/>
+            </wp:cNvGraphicFramePr>
+            <a:graphic>
+              <a:graphicData uri="http://schemas.openxmlformats.org/drawingml/2006/picture">
+                <pic:pic>
+                  <pic:nvPicPr>
+                    <pic:cNvPr id="0" name="academy-story-ai-1-21-02.png"/>
+                    <pic:cNvPicPr/>
+                  </pic:nvPicPr>
+                  <pic:blipFill>
+                    <a:blip r:embed="rId11"/>
+                    <a:stretch>
+                      <a:fillRect/>
+                    </a:stretch>
+                  </pic:blipFill>
+                  <pic:spPr>
+                    <a:xfrm>
+                      <a:off x="0" y="0"/>
+                      <a:ext cx="5486400" cy="4005072"/>
+                    </a:xfrm>
+                    <a:prstGeom prst="rect"/>
+                  </pic:spPr>
+                </pic:pic>
+              </a:graphicData>
+            </a:graphic>
+          </wp:inline>
+        </w:drawing>
+      </w:r>
+    </w:p>
+    <w:p>
+      <w:pPr>
+        <w:spacing w:line="336" w:lineRule="auto" w:after="180"/>
+      </w:pPr>
+      <w:r>
+        <w:rPr>
+          <w:b w:val="0"/>
+        </w:rPr>
+        <w:t xml:space="preserve">Validate rows: A’s zero is valid; B has wrong unit; C is missing; A is </w:t>
+      </w:r>
+      <w:r>
+        <w:rPr>
+          <w:b/>
+        </w:rPr>
+        <w:t>duplicate</w:t>
+      </w:r>
+      <w:r>
+        <w:rPr>
+          <w:b w:val="0"/>
+        </w:rPr>
+        <w:t xml:space="preserve">d. → </w:t>
+      </w:r>
+      <w:r>
+        <w:rPr>
+          <w:b/>
+        </w:rPr>
+        <w:t>Evidence</w:t>
+      </w:r>
+      <w:r>
+        <w:rPr>
+          <w:b w:val="0"/>
+        </w:rPr>
+        <w:t xml:space="preserve"> repair: 200 mm ÷10 =20 cm; source log supports retaining one A. → Keep unknown: C stays unresolved; do not replace it with 0. → Clean record: Usable unique rows: A=0 cm, B=20 cm; retain a separate </w:t>
+      </w:r>
+      <w:r>
+        <w:rPr>
+          <w:b/>
+        </w:rPr>
+        <w:t>change log</w:t>
+      </w:r>
+      <w:r>
+        <w:rPr>
+          <w:b w:val="0"/>
+        </w:rPr>
+        <w:t>.</w:t>
+      </w:r>
+    </w:p>
+    <w:p>
+      <w:pPr>
+        <w:spacing w:line="336" w:lineRule="auto" w:after="180"/>
+        <w:shd w:fill="F5F1FB"/>
+      </w:pPr>
+      <w:r>
+        <w:rPr>
+          <w:b w:val="0"/>
+        </w:rPr>
+        <w:t xml:space="preserve">Point to each numbered stage and explain which recorded </w:t>
+      </w:r>
+      <w:r>
+        <w:rPr>
+          <w:b/>
+        </w:rPr>
+        <w:t>input</w:t>
+      </w:r>
+      <w:r>
+        <w:rPr>
+          <w:b w:val="0"/>
+        </w:rPr>
+        <w:t xml:space="preserve"> it uses.</w:t>
+      </w:r>
+    </w:p>
+    <w:p>
+      <w:pPr>
+        <w:pStyle w:val="Heading3"/>
+      </w:pPr>
+      <w:r>
+        <w:t>Discuss while showing the picture</w:t>
+      </w:r>
+    </w:p>
+    <w:p>
+      <w:pPr>
+        <w:spacing w:line="336" w:lineRule="auto" w:after="180"/>
+        <w:shd w:fill="F1F6F8"/>
+      </w:pPr>
+      <w:r>
+        <w:rPr>
+          <w:b w:val="0"/>
+        </w:rPr>
+        <w:t xml:space="preserve">Teacher prompt: Point to each numbered stage and explain which recorded </w:t>
+      </w:r>
+      <w:r>
+        <w:rPr>
+          <w:b/>
+        </w:rPr>
+        <w:t>input</w:t>
+      </w:r>
+      <w:r>
+        <w:rPr>
+          <w:b w:val="0"/>
+        </w:rPr>
+        <w:t xml:space="preserve"> it uses. Ask learners to describe one label or arrow in ordinary words. Use the adjacent transcript if the image is difficult to see.</w:t>
+      </w:r>
+    </w:p>
+    <w:p>
+      <w:pPr>
+        <w:pStyle w:val="Heading3"/>
+      </w:pPr>
+      <w:r>
+        <w:t>03. Preserve the original and explain each decision</w:t>
+      </w:r>
+    </w:p>
+    <w:p>
+      <w:r>
+        <w:drawing>
+          <wp:inline xmlns:a="http://schemas.openxmlformats.org/drawingml/2006/main" xmlns:pic="http://schemas.openxmlformats.org/drawingml/2006/picture">
+            <wp:extent cx="5486400" cy="2834640"/>
+            <wp:docPr id="4" name="Picture 4" descr="Preserve the original and explain each decision. T2 height 60 cm | Card C2 says 6 cm | Correct to 6; log C2. T3 travel blank | Card C3 also blank | Keep missing; flag. T4 travel 0 cm | Card C4 confirms zero | Keep measured zero"/>
+            <wp:cNvGraphicFramePr>
+              <a:graphicFrameLocks noChangeAspect="1"/>
+            </wp:cNvGraphicFramePr>
+            <a:graphic>
+              <a:graphicData uri="http://schemas.openxmlformats.org/drawingml/2006/picture">
+                <pic:pic>
+                  <pic:nvPicPr>
+                    <pic:cNvPr id="0" name="academy-story-ai-1-21-03.png"/>
+                    <pic:cNvPicPr/>
+                  </pic:nvPicPr>
+                  <pic:blipFill>
+                    <a:blip r:embed="rId12"/>
+                    <a:stretch>
+                      <a:fillRect/>
+                    </a:stretch>
+                  </pic:blipFill>
+                  <pic:spPr>
+                    <a:xfrm>
+                      <a:off x="0" y="0"/>
+                      <a:ext cx="5486400" cy="2834640"/>
+                    </a:xfrm>
+                    <a:prstGeom prst="rect"/>
+                  </pic:spPr>
+                </pic:pic>
+              </a:graphicData>
+            </a:graphic>
+          </wp:inline>
+        </w:drawing>
+      </w:r>
+    </w:p>
+    <w:p>
+      <w:pPr>
+        <w:spacing w:line="336" w:lineRule="auto" w:after="180"/>
+      </w:pPr>
+      <w:r>
+        <w:rPr>
+          <w:b w:val="0"/>
+        </w:rPr>
+        <w:t>Preserve the original and explain each decision. T2 height 60 cm | Card C2 says 6 cm | Correct to 6; log C2. T3 travel blank | Card C3 also blank | Keep missing; flag.</w:t>
+      </w:r>
+    </w:p>
+    <w:p>
+      <w:pPr>
+        <w:spacing w:line="336" w:lineRule="auto" w:after="180"/>
+      </w:pPr>
+      <w:r>
+        <w:rPr>
+          <w:b w:val="0"/>
+        </w:rPr>
+        <w:t>T4 travel 0 cm | Card C4 confirms zero | Keep measured zero</w:t>
+      </w:r>
+    </w:p>
+    <w:p>
+      <w:pPr>
+        <w:spacing w:line="336" w:lineRule="auto" w:after="180"/>
+        <w:shd w:fill="F5F1FB"/>
+      </w:pPr>
+      <w:r>
+        <w:rPr>
+          <w:b w:val="0"/>
+        </w:rPr>
+        <w:t>Read the labels and values. Explain the relationship the model shows.</w:t>
+      </w:r>
+    </w:p>
+    <w:p>
+      <w:pPr>
+        <w:pStyle w:val="Heading3"/>
+      </w:pPr>
+      <w:r>
+        <w:t>Discuss while showing the picture</w:t>
+      </w:r>
+    </w:p>
+    <w:p>
+      <w:pPr>
+        <w:spacing w:line="336" w:lineRule="auto" w:after="180"/>
+        <w:shd w:fill="F1F6F8"/>
+      </w:pPr>
+      <w:r>
+        <w:rPr>
+          <w:b w:val="0"/>
+        </w:rPr>
+        <w:t>Teacher prompt: Read the labels and values. Explain the relationship the model shows. Ask learners to describe one label or arrow in ordinary words. Use the adjacent transcript if the image is difficult to see.</w:t>
+      </w:r>
+    </w:p>
+    <w:p>
+      <w:pPr>
+        <w:pStyle w:val="Heading3"/>
+      </w:pPr>
+      <w:r>
+        <w:t>04. Change one thing. Trace what follows.</w:t>
+      </w:r>
+    </w:p>
+    <w:p>
+      <w:r>
+        <w:drawing>
+          <wp:inline xmlns:a="http://schemas.openxmlformats.org/drawingml/2006/main" xmlns:pic="http://schemas.openxmlformats.org/drawingml/2006/picture">
+            <wp:extent cx="5486400" cy="3026664"/>
+            <wp:docPr id="5" name="Picture 5" descr="Original case: Usable unique rows: A=0 cm, B=20 cm; retain a separate change log. Changed condition: The source log gives B only as bare 200 with no unit. Expected result: B remains unresolved rather than becoming 20 cm. Reason: Without a confirmed unit, division by 10 would be an unsupported assumption."/>
+            <wp:cNvGraphicFramePr>
+              <a:graphicFrameLocks noChangeAspect="1"/>
+            </wp:cNvGraphicFramePr>
+            <a:graphic>
+              <a:graphicData uri="http://schemas.openxmlformats.org/drawingml/2006/picture">
+                <pic:pic>
+                  <pic:nvPicPr>
+                    <pic:cNvPr id="0" name="academy-story-ai-1-21-04.png"/>
+                    <pic:cNvPicPr/>
+                  </pic:nvPicPr>
+                  <pic:blipFill>
+                    <a:blip r:embed="rId13"/>
+                    <a:stretch>
+                      <a:fillRect/>
+                    </a:stretch>
+                  </pic:blipFill>
+                  <pic:spPr>
+                    <a:xfrm>
+                      <a:off x="0" y="0"/>
+                      <a:ext cx="5486400" cy="3026664"/>
+                    </a:xfrm>
+                    <a:prstGeom prst="rect"/>
+                  </pic:spPr>
+                </pic:pic>
+              </a:graphicData>
+            </a:graphic>
+          </wp:inline>
+        </w:drawing>
+      </w:r>
+    </w:p>
+    <w:p>
+      <w:pPr>
+        <w:spacing w:line="336" w:lineRule="auto" w:after="180"/>
+      </w:pPr>
+      <w:r>
+        <w:rPr>
+          <w:b w:val="0"/>
+        </w:rPr>
+        <w:t xml:space="preserve">Original case: Usable unique rows: A=0 cm, B=20 cm; retain a separate </w:t>
+      </w:r>
+      <w:r>
+        <w:rPr>
+          <w:b/>
+        </w:rPr>
+        <w:t>change log</w:t>
+      </w:r>
+      <w:r>
+        <w:rPr>
+          <w:b w:val="0"/>
+        </w:rPr>
+        <w:t>. Changed condition: The source log gives B only as bare 200 with no unit. Expected result: B remains unresolved rather than becoming 20 cm.</w:t>
+      </w:r>
+    </w:p>
+    <w:p>
+      <w:pPr>
+        <w:spacing w:line="336" w:lineRule="auto" w:after="180"/>
+      </w:pPr>
+      <w:r>
+        <w:rPr>
+          <w:b w:val="0"/>
+        </w:rPr>
+        <w:t>Reason: Without a confirmed unit, division by 10 would be an unsupported assumption.</w:t>
+      </w:r>
+    </w:p>
+    <w:p>
+      <w:pPr>
+        <w:spacing w:line="336" w:lineRule="auto" w:after="180"/>
+        <w:shd w:fill="F5F1FB"/>
+      </w:pPr>
+      <w:r>
+        <w:rPr>
+          <w:b w:val="0"/>
+        </w:rPr>
+        <w:t>Predict before checking the worked changed-case result. Name what changed and what the supplied facts allow you to conclude.</w:t>
+      </w:r>
+    </w:p>
+    <w:p>
+      <w:pPr>
+        <w:pStyle w:val="Heading3"/>
+      </w:pPr>
+      <w:r>
+        <w:t>Discuss while showing the picture</w:t>
+      </w:r>
+    </w:p>
+    <w:p>
+      <w:pPr>
+        <w:spacing w:line="336" w:lineRule="auto" w:after="180"/>
+        <w:shd w:fill="F1F6F8"/>
+      </w:pPr>
+      <w:r>
+        <w:rPr>
+          <w:b w:val="0"/>
+        </w:rPr>
+        <w:t>Teacher prompt: Predict before checking the worked changed-case result. Name what changed and what the supplied facts allow you to conclude. Ask learners to describe one label or arrow in ordinary words.</w:t>
+      </w:r>
+    </w:p>
+    <w:p>
+      <w:pPr>
+        <w:spacing w:line="336" w:lineRule="auto" w:after="180"/>
+        <w:shd w:fill="F1F6F8"/>
+      </w:pPr>
+      <w:r>
+        <w:rPr>
+          <w:b w:val="0"/>
+        </w:rPr>
+        <w:t>Use the adjacent transcript if the image is difficult to see. Changed-case reasoning: Without a confirmed unit, division by 10 would be an unsupported assumption.</w:t>
+      </w:r>
+    </w:p>
+    <w:p>
+      <w:pPr>
+        <w:pStyle w:val="Heading3"/>
+      </w:pPr>
+      <w:r>
+        <w:t>05. Connect the explanation to its limit</w:t>
+      </w:r>
+    </w:p>
+    <w:p>
+      <w:r>
+        <w:drawing>
+          <wp:inline xmlns:a="http://schemas.openxmlformats.org/drawingml/2006/main" xmlns:pic="http://schemas.openxmlformats.org/drawingml/2006/picture">
+            <wp:extent cx="5486400" cy="2834640"/>
+            <wp:docPr id="6" name="Picture 6" descr="Cleaning is not permission to make inconvenient values plausible. The source log supports a unit conversion and removal of a duplicate copy. Zero means a measured zero distance; blank means no supplied measurement. Keep the raw table and explain every change so someone can reconstruct what happened. Limit: A clean table can still contain measurement or labelling errors that these checks do not detect."/>
+            <wp:cNvGraphicFramePr>
+              <a:graphicFrameLocks noChangeAspect="1"/>
+            </wp:cNvGraphicFramePr>
+            <a:graphic>
+              <a:graphicData uri="http://schemas.openxmlformats.org/drawingml/2006/picture">
+                <pic:pic>
+                  <pic:nvPicPr>
+                    <pic:cNvPr id="0" name="academy-story-ai-1-21-05.png"/>
+                    <pic:cNvPicPr/>
+                  </pic:nvPicPr>
+                  <pic:blipFill>
+                    <a:blip r:embed="rId14"/>
+                    <a:stretch>
+                      <a:fillRect/>
+                    </a:stretch>
+                  </pic:blipFill>
+                  <pic:spPr>
+                    <a:xfrm>
+                      <a:off x="0" y="0"/>
+                      <a:ext cx="5486400" cy="2834640"/>
+                    </a:xfrm>
+                    <a:prstGeom prst="rect"/>
+                  </pic:spPr>
+                </pic:pic>
+              </a:graphicData>
+            </a:graphic>
+          </wp:inline>
+        </w:drawing>
+      </w:r>
+    </w:p>
+    <w:p>
+      <w:pPr>
+        <w:spacing w:line="336" w:lineRule="auto" w:after="180"/>
+      </w:pPr>
+      <w:r>
+        <w:rPr>
+          <w:b w:val="0"/>
+        </w:rPr>
+        <w:t xml:space="preserve">Cleaning is not permission to make inconvenient values plausible. The source log supports a unit conversion and removal of a </w:t>
+      </w:r>
+      <w:r>
+        <w:rPr>
+          <w:b/>
+        </w:rPr>
+        <w:t>duplicate</w:t>
+      </w:r>
+      <w:r>
+        <w:rPr>
+          <w:b w:val="0"/>
+        </w:rPr>
+        <w:t xml:space="preserve"> copy. Zero means a measured zero distance; blank means no supplied measurement.</w:t>
+      </w:r>
+    </w:p>
+    <w:p>
+      <w:pPr>
+        <w:spacing w:line="336" w:lineRule="auto" w:after="180"/>
+      </w:pPr>
+      <w:r>
+        <w:rPr>
+          <w:b w:val="0"/>
+        </w:rPr>
+        <w:t>Keep the raw table and explain every change so someone can reconstruct what happened. Limit: A clean table can still contain measurement or labelling errors that these checks do not detect.</w:t>
+      </w:r>
+    </w:p>
+    <w:p>
+      <w:pPr>
+        <w:spacing w:line="336" w:lineRule="auto" w:after="180"/>
+        <w:shd w:fill="F5F1FB"/>
+      </w:pPr>
+      <w:r>
+        <w:rPr>
+          <w:b w:val="0"/>
+        </w:rPr>
+        <w:t>Explain the case, then point to a limit on the claim.</w:t>
+      </w:r>
+    </w:p>
+    <w:p>
+      <w:pPr>
+        <w:pStyle w:val="Heading3"/>
+      </w:pPr>
+      <w:r>
+        <w:t>Discuss while showing the picture</w:t>
+      </w:r>
+    </w:p>
+    <w:p>
+      <w:pPr>
+        <w:spacing w:line="336" w:lineRule="auto" w:after="180"/>
+        <w:shd w:fill="F1F6F8"/>
+      </w:pPr>
+      <w:r>
+        <w:rPr>
+          <w:b w:val="0"/>
+        </w:rPr>
+        <w:t>Teacher prompt: Explain the case, then point to a limit on the claim. Ask learners to describe one label or arrow in ordinary words. Use the adjacent transcript if the image is difficult to see.</w:t>
+      </w:r>
+    </w:p>
+    <w:p>
+      <w:pPr>
+        <w:spacing w:line="336" w:lineRule="auto" w:after="180"/>
+        <w:shd w:fill="F1F6F8"/>
+      </w:pPr>
+      <w:r>
+        <w:rPr>
+          <w:b w:val="0"/>
+        </w:rPr>
+        <w:t>Keep the stated scope: A clean table can still contain measurement or labelling errors that these checks do not detect.</w:t>
+      </w:r>
+    </w:p>
+    <w:p>
+      <w:pPr>
+        <w:pStyle w:val="Heading3"/>
+      </w:pPr>
+      <w:r>
+        <w:t>06. Make the idea visible in your project</w:t>
+      </w:r>
+    </w:p>
+    <w:p>
+      <w:r>
+        <w:drawing>
+          <wp:inline xmlns:a="http://schemas.openxmlformats.org/drawingml/2006/main" xmlns:pic="http://schemas.openxmlformats.org/drawingml/2006/picture">
+            <wp:extent cx="5486400" cy="3233928"/>
+            <wp:docPr id="7" name="Picture 7" descr="Keep raw sorter inputs, validated records and an evidence-linked repair log as different artifacts. Draw your input, deciding step, result and limit. Supported question: Which repairs are evidence-backed in the original case, and which row must remain unknown?"/>
+            <wp:cNvGraphicFramePr>
+              <a:graphicFrameLocks noChangeAspect="1"/>
+            </wp:cNvGraphicFramePr>
+            <a:graphic>
+              <a:graphicData uri="http://schemas.openxmlformats.org/drawingml/2006/picture">
+                <pic:pic>
+                  <pic:nvPicPr>
+                    <pic:cNvPr id="0" name="academy-story-ai-1-21-06.png"/>
+                    <pic:cNvPicPr/>
+                  </pic:nvPicPr>
+                  <pic:blipFill>
+                    <a:blip r:embed="rId15"/>
+                    <a:stretch>
+                      <a:fillRect/>
+                    </a:stretch>
+                  </pic:blipFill>
+                  <pic:spPr>
+                    <a:xfrm>
+                      <a:off x="0" y="0"/>
+                      <a:ext cx="5486400" cy="3233928"/>
+                    </a:xfrm>
+                    <a:prstGeom prst="rect"/>
+                  </pic:spPr>
+                </pic:pic>
+              </a:graphicData>
+            </a:graphic>
+          </wp:inline>
+        </w:drawing>
+      </w:r>
+    </w:p>
+    <w:p>
+      <w:pPr>
+        <w:spacing w:line="336" w:lineRule="auto" w:after="180"/>
+      </w:pPr>
+      <w:r>
+        <w:rPr>
+          <w:b w:val="0"/>
+        </w:rPr>
+        <w:t xml:space="preserve">Keep raw sorter </w:t>
+      </w:r>
+      <w:r>
+        <w:rPr>
+          <w:b/>
+        </w:rPr>
+        <w:t>input</w:t>
+      </w:r>
+      <w:r>
+        <w:rPr>
+          <w:b w:val="0"/>
+        </w:rPr>
+        <w:t xml:space="preserve">s, validated records and an </w:t>
+      </w:r>
+      <w:r>
+        <w:rPr>
+          <w:b/>
+        </w:rPr>
+        <w:t>evidence</w:t>
+      </w:r>
+      <w:r>
+        <w:rPr>
+          <w:b w:val="0"/>
+        </w:rPr>
+        <w:t xml:space="preserve">-linked repair log as different artifacts. Draw your </w:t>
+      </w:r>
+      <w:r>
+        <w:rPr>
+          <w:b/>
+        </w:rPr>
+        <w:t>input</w:t>
+      </w:r>
+      <w:r>
+        <w:rPr>
+          <w:b w:val="0"/>
+        </w:rPr>
+        <w:t>, deciding step, result and limit.</w:t>
+      </w:r>
+    </w:p>
+    <w:p>
+      <w:pPr>
+        <w:spacing w:line="336" w:lineRule="auto" w:after="180"/>
+      </w:pPr>
+      <w:r>
+        <w:rPr>
+          <w:b w:val="0"/>
+        </w:rPr>
+        <w:t xml:space="preserve">Supported question: Which repairs are </w:t>
+      </w:r>
+      <w:r>
+        <w:rPr>
+          <w:b/>
+        </w:rPr>
+        <w:t>evidence</w:t>
+      </w:r>
+      <w:r>
+        <w:rPr>
+          <w:b w:val="0"/>
+        </w:rPr>
+        <w:t>-backed in the original case, and which row must remain unknown?</w:t>
+      </w:r>
+    </w:p>
+    <w:p>
+      <w:pPr>
+        <w:spacing w:line="336" w:lineRule="auto" w:after="180"/>
+        <w:shd w:fill="F5F1FB"/>
+      </w:pPr>
+      <w:r>
+        <w:rPr>
+          <w:b w:val="0"/>
+        </w:rPr>
+        <w:t xml:space="preserve">Draw your project trace and justify the deciding step using </w:t>
+      </w:r>
+      <w:r>
+        <w:rPr>
+          <w:b/>
+        </w:rPr>
+        <w:t>evidence</w:t>
+      </w:r>
+      <w:r>
+        <w:rPr>
+          <w:b w:val="0"/>
+        </w:rPr>
+        <w:t>.</w:t>
+      </w:r>
+    </w:p>
+    <w:p>
+      <w:pPr>
+        <w:pStyle w:val="Heading3"/>
+      </w:pPr>
+      <w:r>
+        <w:t>Discuss while showing the picture</w:t>
+      </w:r>
+    </w:p>
+    <w:p>
+      <w:pPr>
+        <w:spacing w:line="336" w:lineRule="auto" w:after="180"/>
+        <w:shd w:fill="F1F6F8"/>
+      </w:pPr>
+      <w:r>
+        <w:rPr>
+          <w:b w:val="0"/>
+        </w:rPr>
+        <w:t xml:space="preserve">Teacher prompt: Draw your project trace and justify the deciding step using </w:t>
+      </w:r>
+      <w:r>
+        <w:rPr>
+          <w:b/>
+        </w:rPr>
+        <w:t>evidence</w:t>
+      </w:r>
+      <w:r>
+        <w:rPr>
+          <w:b w:val="0"/>
+        </w:rPr>
+        <w:t>. Ask learners to describe one label or arrow in ordinary words. Use the adjacent transcript if the image is difficult to see.</w:t>
+      </w:r>
+    </w:p>
+    <w:p>
+      <w:pPr>
+        <w:spacing w:line="336" w:lineRule="auto" w:after="180"/>
+        <w:shd w:fill="F1F6F8"/>
+      </w:pPr>
+      <w:r>
+        <w:rPr>
+          <w:b w:val="0"/>
+        </w:rPr>
+        <w:t>Supported practice key: Convert B to 20 cm and keep one confirmed A; C stays unknown. A’s valid zero must not be treated as missing.</w:t>
       </w:r>
     </w:p>
     <w:sectPr>

--- a/downloads/teacher/ai-1-week-21.docx
+++ b/downloads/teacher/ai-1-week-21.docx
@@ -125,7 +125,7 @@
           </w:tcPr>
           <w:p>
             <w:r>
-              <w:t>Sections 1–6; record the brief recall in the workbook.</w:t>
+              <w:t>Use Your mission, Notice the evidence, See how it works, Compare the cases, Words that unlock the idea and Follow a worked example; record the brief recall in the workbook.</w:t>
             </w:r>
           </w:p>
         </w:tc>
@@ -157,7 +157,7 @@
           </w:tcPr>
           <w:p>
             <w:r>
-              <w:t>Sections 7–10; use the matching workbook W2 and misconception check.</w:t>
+              <w:t>Use Find and repair a mistake, Practise together, Run the investigation and Build your understanding; use the matching workbook W2 and misconception check.</w:t>
             </w:r>
           </w:p>
         </w:tc>
@@ -189,7 +189,7 @@
           </w:tcPr>
           <w:p>
             <w:r>
-              <w:t>Sections 9 and 11–14. Give extra time to finish the full task set; use Section 15 when the week includes a coding lab.</w:t>
+              <w:t>Use Run the investigation, Connect your project, Show what you know, Study a complete case and Try a new case independently. Allow extra time for the full task set. Use a coding lab only when this week actually provides one; Your lesson route is the planning section.</w:t>
             </w:r>
           </w:p>
         </w:tc>
@@ -6104,7 +6104,7 @@
           </w:tcPr>
           <w:p>
             <w:r>
-              <w:t>Sections 1–6; record the brief recall in the workbook.</w:t>
+              <w:t>Use Your mission, Notice the evidence, See how it works, Compare the cases, Words that unlock the idea and Follow a worked example; record the brief recall in the workbook.</w:t>
             </w:r>
           </w:p>
         </w:tc>
@@ -6136,7 +6136,7 @@
           </w:tcPr>
           <w:p>
             <w:r>
-              <w:t>Sections 7–10; use the matching workbook W2 and misconception check.</w:t>
+              <w:t>Use Find and repair a mistake, Practise together, Run the investigation and Build your understanding; use the matching workbook W2 and misconception check.</w:t>
             </w:r>
           </w:p>
         </w:tc>
@@ -6168,7 +6168,7 @@
           </w:tcPr>
           <w:p>
             <w:r>
-              <w:t>Sections 9 and 11–14. Give extra time to finish the full task set; use Section 15 when the week includes a coding lab.</w:t>
+              <w:t>Use Run the investigation, Connect your project, Show what you know, Study a complete case and Try a new case independently. Allow extra time for the full task set. Use a coding lab only when this week actually provides one; Your lesson route is the planning section.</w:t>
             </w:r>
           </w:p>
         </w:tc>

--- a/downloads/teacher/ai-1-week-21.docx
+++ b/downloads/teacher/ai-1-week-21.docx
@@ -25,20 +25,38 @@
         <w:pStyle w:val="Heading1"/>
       </w:pPr>
       <w:r>
-        <w:t>01. Good Data, Bad Data</w:t>
-      </w:r>
-    </w:p>
-    <w:p>
-      <w:r>
-        <w:t>Prepare Good Data, Bad Data: check the target, prerequisites, resources and adaptable teaching schedule.</w:t>
-      </w:r>
-    </w:p>
-    <w:p>
-      <w:pPr>
-        <w:pStyle w:val="Heading3"/>
-      </w:pPr>
-      <w:r>
-        <w:t>Teach the learning cycle</w:t>
+        <w:t>Teach data repair as documented reasoning.</w:t>
+      </w:r>
+    </w:p>
+    <w:p>
+      <w:r>
+        <w:t>Model identity checks, source-backed corrections and conversions, then reserve the paper-plane log for independent evidence.</w:t>
+      </w:r>
+    </w:p>
+    <w:p>
+      <w:r>
+        <w:t>Look for provenance, preserved originals and an honest assessed denominator.</w:t>
+      </w:r>
+    </w:p>
+    <w:p>
+      <w:pPr>
+        <w:pStyle w:val="Heading1"/>
+      </w:pPr>
+      <w:r>
+        <w:t>01. Prepare this connected week</w:t>
+      </w:r>
+    </w:p>
+    <w:p>
+      <w:r>
+        <w:t>Use one main plan and keep practice separate from the independent first attempt.</w:t>
+      </w:r>
+    </w:p>
+    <w:p>
+      <w:pPr>
+        <w:pStyle w:val="Heading2"/>
+      </w:pPr>
+      <w:r>
+        <w:t>Learning goal and precision</w:t>
       </w:r>
     </w:p>
     <w:p>
@@ -50,6 +68,147 @@
           <w:b w:val="0"/>
         </w:rPr>
         <w:t>Primary target: Check records against a stated format, unit and meaning before using them</w:t>
+      </w:r>
+    </w:p>
+    <w:p>
+      <w:pPr>
+        <w:spacing w:line="336" w:lineRule="auto" w:after="180"/>
+      </w:pPr>
+      <w:r>
+        <w:rPr>
+          <w:b w:val="0"/>
+        </w:rPr>
+        <w:t xml:space="preserve">This paper investigation separates </w:t>
+      </w:r>
+      <w:r>
+        <w:rPr>
+          <w:b/>
+        </w:rPr>
+        <w:t>validation</w:t>
+      </w:r>
+      <w:r>
+        <w:rPr>
+          <w:b w:val="0"/>
+        </w:rPr>
+        <w:t xml:space="preserve">, source checking, </w:t>
+      </w:r>
+      <w:r>
+        <w:rPr>
+          <w:b/>
+        </w:rPr>
+        <w:t>correction</w:t>
+      </w:r>
+      <w:r>
+        <w:rPr>
+          <w:b w:val="0"/>
+        </w:rPr>
+        <w:t xml:space="preserve"> and reporting. The </w:t>
+      </w:r>
+      <w:r>
+        <w:rPr>
+          <w:b/>
+        </w:rPr>
+        <w:t>schema</w:t>
+      </w:r>
+      <w:r>
+        <w:rPr>
+          <w:b w:val="0"/>
+        </w:rPr>
+        <w:t xml:space="preserve"> is a classroom contract, not a universal range for real ramps or flights.</w:t>
+      </w:r>
+    </w:p>
+    <w:p>
+      <w:pPr>
+        <w:spacing w:line="336" w:lineRule="auto" w:after="180"/>
+      </w:pPr>
+      <w:r>
+        <w:rPr>
+          <w:b w:val="0"/>
+        </w:rPr>
+        <w:t xml:space="preserve">Preserve raw records and treat a repair as an </w:t>
+      </w:r>
+      <w:r>
+        <w:rPr>
+          <w:b/>
+        </w:rPr>
+        <w:t>evidence</w:t>
+      </w:r>
+      <w:r>
+        <w:rPr>
+          <w:b w:val="0"/>
+        </w:rPr>
+        <w:t xml:space="preserve"> claim. No spreadsheet, AI account or collection of student data is required.</w:t>
+      </w:r>
+    </w:p>
+    <w:p>
+      <w:pPr>
+        <w:spacing w:line="336" w:lineRule="auto" w:after="180"/>
+      </w:pPr>
+      <w:r>
+        <w:rPr>
+          <w:b w:val="0"/>
+        </w:rPr>
+        <w:t xml:space="preserve">By the end, I can repair data with traceable </w:t>
+      </w:r>
+      <w:r>
+        <w:rPr>
+          <w:b/>
+        </w:rPr>
+        <w:t>evidence</w:t>
+      </w:r>
+      <w:r>
+        <w:rPr>
+          <w:b w:val="0"/>
+        </w:rPr>
+        <w:t xml:space="preserve"> while preserving valid zero and unknown.</w:t>
+      </w:r>
+    </w:p>
+    <w:p>
+      <w:pPr>
+        <w:pStyle w:val="Heading2"/>
+      </w:pPr>
+      <w:r>
+        <w:t>What to prepare</w:t>
+      </w:r>
+    </w:p>
+    <w:p>
+      <w:pPr>
+        <w:pStyle w:val="ListBullet"/>
+      </w:pPr>
+      <w:r>
+        <w:t>Use the supplied scenario, student illustrations and blank paper. For numeric work, offer counters or a calculator after learners show the setup. Fictional records are supplied; personal data and paid accounts are unnecessary.</w:t>
+      </w:r>
+    </w:p>
+    <w:p>
+      <w:pPr>
+        <w:pStyle w:val="ListBullet"/>
+      </w:pPr>
+      <w:r>
+        <w:t>The five raw RampLog rows and source-card statements printed in the lesson</w:t>
+      </w:r>
+    </w:p>
+    <w:p>
+      <w:pPr>
+        <w:pStyle w:val="ListBullet"/>
+      </w:pPr>
+      <w:r>
+        <w:t>A blank change log with ID, field, old value, new value, evidence, reason, reviewer and date</w:t>
+      </w:r>
+    </w:p>
+    <w:p>
+      <w:pPr>
+        <w:pStyle w:val="ListBullet"/>
+      </w:pPr>
+      <w:r>
+        <w:t>The five independent flight rows and source statements printed in W4</w:t>
+      </w:r>
+    </w:p>
+    <w:p>
+      <w:pPr>
+        <w:pStyle w:val="Heading2"/>
+      </w:pPr>
+      <w:r>
+        <w:t>Main teaching plan</w:t>
       </w:r>
     </w:p>
     <w:tbl>
@@ -231,9 +390,236 @@
     </w:p>
     <w:p>
       <w:pPr>
+        <w:pStyle w:val="Heading2"/>
+      </w:pPr>
+      <w:r>
+        <w:t>Opening retrieval and readiness</w:t>
+      </w:r>
+    </w:p>
+    <w:p>
+      <w:pPr>
+        <w:spacing w:line="336" w:lineRule="auto" w:after="180"/>
+      </w:pPr>
+      <w:r>
+        <w:rPr>
+          <w:b w:val="0"/>
+        </w:rPr>
+        <w:t>Without opening the old lesson, explain one key idea from Recommendations. Give an example and a mistake that the idea helps you avoid.</w:t>
+      </w:r>
+    </w:p>
+    <w:p>
+      <w:pPr>
+        <w:spacing w:line="336" w:lineRule="auto" w:after="180"/>
+      </w:pPr>
+      <w:r>
+        <w:rPr>
+          <w:b w:val="0"/>
+        </w:rPr>
+        <w:t>Look for: Apply eligibility requirements before ranking candidates by preferences</w:t>
+      </w:r>
+    </w:p>
+    <w:p>
+      <w:pPr>
+        <w:spacing w:line="336" w:lineRule="auto" w:after="180"/>
+      </w:pPr>
+      <w:r>
+        <w:rPr>
+          <w:b w:val="0"/>
+        </w:rPr>
+        <w:t>Reference example, not the only acceptable wording: J eligible scores 2; K eligible scores 1; L excluded for Spanish; M excluded because unavailable. Recommend J.</w:t>
+      </w:r>
+    </w:p>
+    <w:p>
+      <w:pPr>
+        <w:spacing w:line="336" w:lineRule="auto" w:after="180"/>
+      </w:pPr>
+      <w:r>
+        <w:rPr>
+          <w:b w:val="0"/>
+        </w:rPr>
+        <w:t>Preference matches cannot compensate for failing the English requirement.</w:t>
+      </w:r>
+    </w:p>
+    <w:p>
+      <w:pPr>
+        <w:spacing w:line="336" w:lineRule="auto" w:after="180"/>
+      </w:pPr>
+      <w:r>
+        <w:rPr>
+          <w:b w:val="0"/>
+        </w:rPr>
+        <w:t xml:space="preserve">Without opening the old lesson, explain one key idea from Confidence Is Not </w:t>
+      </w:r>
+      <w:r>
+        <w:rPr>
+          <w:b/>
+        </w:rPr>
+        <w:t>Correctness</w:t>
+      </w:r>
+      <w:r>
+        <w:rPr>
+          <w:b w:val="0"/>
+        </w:rPr>
+        <w:t>. Give an example and a mistake that the idea helps you avoid.</w:t>
+      </w:r>
+    </w:p>
+    <w:p>
+      <w:pPr>
+        <w:spacing w:line="336" w:lineRule="auto" w:after="180"/>
+      </w:pPr>
+      <w:r>
+        <w:rPr>
+          <w:b w:val="0"/>
+        </w:rPr>
+        <w:t xml:space="preserve">Look for: Distinguish a confidence claim from </w:t>
+      </w:r>
+      <w:r>
+        <w:rPr>
+          <w:b/>
+        </w:rPr>
+        <w:t>evidence</w:t>
+      </w:r>
+      <w:r>
+        <w:rPr>
+          <w:b w:val="0"/>
+        </w:rPr>
+        <w:t xml:space="preserve"> that a </w:t>
+      </w:r>
+      <w:r>
+        <w:rPr>
+          <w:b/>
+        </w:rPr>
+        <w:t>prediction</w:t>
+      </w:r>
+      <w:r>
+        <w:rPr>
+          <w:b w:val="0"/>
+        </w:rPr>
+        <w:t xml:space="preserve"> was correct</w:t>
+      </w:r>
+    </w:p>
+    <w:p>
+      <w:pPr>
+        <w:spacing w:line="336" w:lineRule="auto" w:after="180"/>
+      </w:pPr>
+      <w:r>
+        <w:rPr>
+          <w:b w:val="0"/>
+        </w:rPr>
+        <w:t>Reference example, not the only acceptable wording: The learner replaced the documented score meaning with a probability interpretation. Report 80 of 100 feature-match points.</w:t>
+      </w:r>
+    </w:p>
+    <w:p>
+      <w:pPr>
+        <w:spacing w:line="336" w:lineRule="auto" w:after="180"/>
+      </w:pPr>
+      <w:r>
+        <w:rPr>
+          <w:b w:val="0"/>
+        </w:rPr>
+        <w:t xml:space="preserve">To claim a chance of </w:t>
+      </w:r>
+      <w:r>
+        <w:rPr>
+          <w:b/>
+        </w:rPr>
+        <w:t>correctness</w:t>
+      </w:r>
+      <w:r>
+        <w:rPr>
+          <w:b w:val="0"/>
+        </w:rPr>
+        <w:t>, a defined probability method and relevant outcome evaluation would be needed.</w:t>
+      </w:r>
+    </w:p>
+    <w:p>
+      <w:pPr>
+        <w:spacing w:line="336" w:lineRule="auto" w:after="180"/>
+      </w:pPr>
+      <w:r>
+        <w:rPr>
+          <w:b w:val="0"/>
+        </w:rPr>
+        <w:t>Without opening the old lesson, explain one key idea from Save New Examples for Testing. Give an example and a mistake that the idea helps you avoid.</w:t>
+      </w:r>
+    </w:p>
+    <w:p>
+      <w:pPr>
+        <w:spacing w:line="336" w:lineRule="auto" w:after="180"/>
+      </w:pPr>
+      <w:r>
+        <w:rPr>
+          <w:b w:val="0"/>
+        </w:rPr>
+        <w:t>Look for: Separate examples used to choose a model from examples reserved for its final evaluation</w:t>
+      </w:r>
+    </w:p>
+    <w:p>
+      <w:pPr>
+        <w:spacing w:line="336" w:lineRule="auto" w:after="180"/>
+      </w:pPr>
+      <w:r>
+        <w:rPr>
+          <w:b w:val="0"/>
+        </w:rPr>
+        <w:t>Reference example, not the only acceptable wording: Comparing candidates is development. Scoring a frozen model on previously reserved examples is evaluation, provided they did not influence its development.</w:t>
+      </w:r>
+    </w:p>
+    <w:p>
+      <w:pPr>
+        <w:spacing w:line="336" w:lineRule="auto" w:after="180"/>
+      </w:pPr>
+      <w:r>
+        <w:rPr>
+          <w:b w:val="0"/>
+        </w:rPr>
+        <w:t>Changing a threshold after reading the test score uses that test information for development of the revision; the same set is no longer independent of that revision.</w:t>
+      </w:r>
+    </w:p>
+    <w:p>
+      <w:pPr>
+        <w:spacing w:line="336" w:lineRule="auto" w:after="180"/>
+      </w:pPr>
+      <w:r>
+        <w:rPr>
+          <w:b w:val="0"/>
+        </w:rPr>
+        <w:t xml:space="preserve">No. The score does not supply the missing fact. Keep availability unknown and seek </w:t>
+      </w:r>
+      <w:r>
+        <w:rPr>
+          <w:b/>
+        </w:rPr>
+        <w:t>evidence</w:t>
+      </w:r>
+      <w:r>
+        <w:rPr>
+          <w:b w:val="0"/>
+        </w:rPr>
+        <w:t xml:space="preserve"> before counting the item as eligible.</w:t>
+      </w:r>
+    </w:p>
+    <w:p>
+      <w:pPr>
+        <w:pStyle w:val="Heading2"/>
+      </w:pPr>
+      <w:r>
+        <w:t>Earlier wording, alternatives and picture transcripts · reference / check after trying</w:t>
+      </w:r>
+    </w:p>
+    <w:p>
+      <w:pPr>
         <w:pStyle w:val="Heading3"/>
       </w:pPr>
       <w:r>
+        <w:t>Teach the learning cycle</w:t>
+      </w:r>
+    </w:p>
+    <w:p>
+      <w:pPr>
+        <w:pStyle w:val="Heading3"/>
+      </w:pPr>
+      <w:r>
         <w:t>Retrieval answer guidance</w:t>
       </w:r>
     </w:p>
@@ -247,223 +633,42 @@
     </w:p>
     <w:p>
       <w:pPr>
+        <w:pStyle w:val="Heading3"/>
+      </w:pPr>
+      <w:r>
+        <w:t>Confidence Is Not Correctness</w:t>
+      </w:r>
+    </w:p>
+    <w:p>
+      <w:pPr>
+        <w:pStyle w:val="Heading3"/>
+      </w:pPr>
+      <w:r>
+        <w:t>Save New Examples for Testing</w:t>
+      </w:r>
+    </w:p>
+    <w:p>
+      <w:pPr>
         <w:spacing w:line="336" w:lineRule="auto" w:after="180"/>
       </w:pPr>
       <w:r>
         <w:rPr>
           <w:b w:val="0"/>
         </w:rPr>
-        <w:t>Without opening the old lesson, explain one key idea from Recommendations. Give an example and a mistake that the idea helps you avoid.</w:t>
+        <w:t>Use the student module and workbook section with this exact week title. The worked case, independent question and answers below form one aligned lesson sequence.</w:t>
+      </w:r>
+    </w:p>
+    <w:p>
+      <w:pPr>
+        <w:pStyle w:val="Heading3"/>
+      </w:pPr>
+      <w:r>
+        <w:t>What the learner must demonstrate</w:t>
       </w:r>
     </w:p>
     <w:p>
       <w:pPr>
         <w:spacing w:line="336" w:lineRule="auto" w:after="180"/>
-      </w:pPr>
-      <w:r>
-        <w:rPr>
-          <w:b w:val="0"/>
-        </w:rPr>
-        <w:t>Look for: Apply eligibility requirements before ranking candidates by preferences</w:t>
-      </w:r>
-    </w:p>
-    <w:p>
-      <w:pPr>
-        <w:spacing w:line="336" w:lineRule="auto" w:after="180"/>
-      </w:pPr>
-      <w:r>
-        <w:rPr>
-          <w:b w:val="0"/>
-        </w:rPr>
-        <w:t>Reference example, not the only acceptable wording: J eligible scores 2; K eligible scores 1; L excluded for Spanish; M excluded because unavailable. Recommend J.</w:t>
-      </w:r>
-    </w:p>
-    <w:p>
-      <w:pPr>
-        <w:spacing w:line="336" w:lineRule="auto" w:after="180"/>
-      </w:pPr>
-      <w:r>
-        <w:rPr>
-          <w:b w:val="0"/>
-        </w:rPr>
-        <w:t>Preference matches cannot compensate for failing the English requirement.</w:t>
-      </w:r>
-    </w:p>
-    <w:p>
-      <w:pPr>
-        <w:pStyle w:val="Heading3"/>
-      </w:pPr>
-      <w:r>
-        <w:t>Confidence Is Not Correctness</w:t>
-      </w:r>
-    </w:p>
-    <w:p>
-      <w:pPr>
-        <w:spacing w:line="336" w:lineRule="auto" w:after="180"/>
-      </w:pPr>
-      <w:r>
-        <w:rPr>
-          <w:b w:val="0"/>
-        </w:rPr>
-        <w:t xml:space="preserve">Without opening the old lesson, explain one key idea from Confidence Is Not </w:t>
-      </w:r>
-      <w:r>
-        <w:rPr>
-          <w:b/>
-        </w:rPr>
-        <w:t>Correctness</w:t>
-      </w:r>
-      <w:r>
-        <w:rPr>
-          <w:b w:val="0"/>
-        </w:rPr>
-        <w:t>. Give an example and a mistake that the idea helps you avoid.</w:t>
-      </w:r>
-    </w:p>
-    <w:p>
-      <w:pPr>
-        <w:spacing w:line="336" w:lineRule="auto" w:after="180"/>
-      </w:pPr>
-      <w:r>
-        <w:rPr>
-          <w:b w:val="0"/>
-        </w:rPr>
-        <w:t xml:space="preserve">Look for: Distinguish a confidence claim from </w:t>
-      </w:r>
-      <w:r>
-        <w:rPr>
-          <w:b/>
-        </w:rPr>
-        <w:t>evidence</w:t>
-      </w:r>
-      <w:r>
-        <w:rPr>
-          <w:b w:val="0"/>
-        </w:rPr>
-        <w:t xml:space="preserve"> that a </w:t>
-      </w:r>
-      <w:r>
-        <w:rPr>
-          <w:b/>
-        </w:rPr>
-        <w:t>prediction</w:t>
-      </w:r>
-      <w:r>
-        <w:rPr>
-          <w:b w:val="0"/>
-        </w:rPr>
-        <w:t xml:space="preserve"> was correct</w:t>
-      </w:r>
-    </w:p>
-    <w:p>
-      <w:pPr>
-        <w:spacing w:line="336" w:lineRule="auto" w:after="180"/>
-      </w:pPr>
-      <w:r>
-        <w:rPr>
-          <w:b w:val="0"/>
-        </w:rPr>
-        <w:t>Reference example, not the only acceptable wording: The learner replaced the documented score meaning with a probability interpretation. Report 80 of 100 feature-match points.</w:t>
-      </w:r>
-    </w:p>
-    <w:p>
-      <w:pPr>
-        <w:spacing w:line="336" w:lineRule="auto" w:after="180"/>
-      </w:pPr>
-      <w:r>
-        <w:rPr>
-          <w:b w:val="0"/>
-        </w:rPr>
-        <w:t xml:space="preserve">To claim a chance of </w:t>
-      </w:r>
-      <w:r>
-        <w:rPr>
-          <w:b/>
-        </w:rPr>
-        <w:t>correctness</w:t>
-      </w:r>
-      <w:r>
-        <w:rPr>
-          <w:b w:val="0"/>
-        </w:rPr>
-        <w:t>, a defined probability method and relevant outcome evaluation would be needed.</w:t>
-      </w:r>
-    </w:p>
-    <w:p>
-      <w:pPr>
-        <w:pStyle w:val="Heading3"/>
-      </w:pPr>
-      <w:r>
-        <w:t>Save New Examples for Testing</w:t>
-      </w:r>
-    </w:p>
-    <w:p>
-      <w:pPr>
-        <w:spacing w:line="336" w:lineRule="auto" w:after="180"/>
-      </w:pPr>
-      <w:r>
-        <w:rPr>
-          <w:b w:val="0"/>
-        </w:rPr>
-        <w:t>Without opening the old lesson, explain one key idea from Save New Examples for Testing. Give an example and a mistake that the idea helps you avoid.</w:t>
-      </w:r>
-    </w:p>
-    <w:p>
-      <w:pPr>
-        <w:spacing w:line="336" w:lineRule="auto" w:after="180"/>
-      </w:pPr>
-      <w:r>
-        <w:rPr>
-          <w:b w:val="0"/>
-        </w:rPr>
-        <w:t>Look for: Separate examples used to choose a model from examples reserved for its final evaluation</w:t>
-      </w:r>
-    </w:p>
-    <w:p>
-      <w:pPr>
-        <w:spacing w:line="336" w:lineRule="auto" w:after="180"/>
-      </w:pPr>
-      <w:r>
-        <w:rPr>
-          <w:b w:val="0"/>
-        </w:rPr>
-        <w:t>Reference example, not the only acceptable wording: Comparing candidates is development. Scoring a frozen model on previously reserved examples is evaluation, provided they did not influence its development.</w:t>
-      </w:r>
-    </w:p>
-    <w:p>
-      <w:pPr>
-        <w:spacing w:line="336" w:lineRule="auto" w:after="180"/>
-      </w:pPr>
-      <w:r>
-        <w:rPr>
-          <w:b w:val="0"/>
-        </w:rPr>
-        <w:t>Changing a threshold after reading the test score uses that test information for development of the revision; the same set is no longer independent of that revision.</w:t>
-      </w:r>
-    </w:p>
-    <w:p>
-      <w:pPr>
-        <w:spacing w:line="336" w:lineRule="auto" w:after="180"/>
-      </w:pPr>
-      <w:r>
-        <w:rPr>
-          <w:b w:val="0"/>
-        </w:rPr>
-        <w:t>Use the student module and workbook section with this exact week title. The worked case, independent question and answers below form one aligned lesson sequence.</w:t>
-      </w:r>
-    </w:p>
-    <w:p>
-      <w:pPr>
-        <w:pStyle w:val="Heading3"/>
-      </w:pPr>
-      <w:r>
-        <w:t>What the learner must demonstrate</w:t>
-      </w:r>
-    </w:p>
-    <w:p>
-      <w:pPr>
-        <w:spacing w:line="336" w:lineRule="auto" w:after="180"/>
-        <w:shd w:fill="F5F1FB"/>
       </w:pPr>
       <w:r>
         <w:rPr>
@@ -654,6 +859,11 @@
       </w:r>
     </w:p>
     <w:p>
+      <w:r>
+        <w:t>This compact option is not the full-week schedule. Use the main teaching cycle and allow extra sessions for the investigation, independent work and project.</w:t>
+      </w:r>
+    </w:p>
+    <w:p>
       <w:pPr>
         <w:spacing w:line="336" w:lineRule="auto" w:after="180"/>
       </w:pPr>
@@ -661,7 +871,7 @@
         <w:rPr>
           <w:b w:val="0"/>
         </w:rPr>
-        <w:t>Use the supplied scenario, student illustrations and blank paper. For numeric work, offer counters or a calculator after learners show the setup. Fictional records are supplied; personal data and paid accounts are unnecessary.</w:t>
+        <w:t>Allow 80 minutes: recall 8; explanation 12; worked demonstration 15; guided practice 20; independent assessment 15; project and reflection 10. Extend the lab into a second session when needed.</w:t>
       </w:r>
     </w:p>
     <w:p>
@@ -669,32 +879,55 @@
         <w:pStyle w:val="Heading3"/>
       </w:pPr>
       <w:r>
-        <w:t>Alternative compact allocation</w:t>
-      </w:r>
-    </w:p>
-    <w:p>
-      <w:r>
-        <w:t>This compact option is not the full-week schedule. Use the main teaching cycle and allow extra sessions for the investigation, independent work and project.</w:t>
+        <w:t>Preparation for the connected explanation</w:t>
+      </w:r>
+    </w:p>
+    <w:p>
+      <w:pPr>
+        <w:pStyle w:val="Heading3"/>
+      </w:pPr>
+      <w:r>
+        <w:t>Readiness answer</w:t>
+      </w:r>
+    </w:p>
+    <w:p>
+      <w:pPr>
+        <w:pStyle w:val="Heading3"/>
+      </w:pPr>
+      <w:r>
+        <w:t>End goal for the pictorial case</w:t>
       </w:r>
     </w:p>
     <w:p>
       <w:pPr>
         <w:spacing w:line="336" w:lineRule="auto" w:after="180"/>
-        <w:shd w:fill="F1F6F8"/>
-      </w:pPr>
-      <w:r>
-        <w:rPr>
-          <w:b w:val="0"/>
-        </w:rPr>
-        <w:t>Allow 80 minutes: recall 8; explanation 12; worked demonstration 15; guided practice 20; independent assessment 15; project and reflection 10. Extend the lab into a second session when needed.</w:t>
-      </w:r>
-    </w:p>
-    <w:p>
-      <w:pPr>
-        <w:pStyle w:val="Heading3"/>
-      </w:pPr>
-      <w:r>
-        <w:t>Preparation for the connected explanation</w:t>
+      </w:pPr>
+      <w:r>
+        <w:rPr>
+          <w:b w:val="0"/>
+        </w:rPr>
+        <w:t>This added worked case illustrates the week’s main idea. Retain all original and connected topics; schedule its practice within the teaching cycle.</w:t>
+      </w:r>
+    </w:p>
+    <w:p>
+      <w:pPr>
+        <w:pStyle w:val="Heading1"/>
+      </w:pPr>
+      <w:r>
+        <w:t>02. Teach cleaning as a traceable evidence process</w:t>
+      </w:r>
+    </w:p>
+    <w:p>
+      <w:r>
+        <w:t>Preserve raw values, distinguish schema from truth and record why a correction or conversion is authorised.</w:t>
+      </w:r>
+    </w:p>
+    <w:p>
+      <w:pPr>
+        <w:pStyle w:val="Heading2"/>
+      </w:pPr>
+      <w:r>
+        <w:t>Begin with RampLog’s purpose and schema</w:t>
       </w:r>
     </w:p>
     <w:p>
@@ -705,31 +938,31 @@
         <w:rPr>
           <w:b w:val="0"/>
         </w:rPr>
-        <w:t xml:space="preserve">This paper investigation separates </w:t>
+        <w:t xml:space="preserve">A tidy table can still contain wrong information. </w:t>
       </w:r>
       <w:r>
         <w:rPr>
           <w:b/>
         </w:rPr>
-        <w:t>validation</w:t>
-      </w:r>
-      <w:r>
-        <w:rPr>
-          <w:b w:val="0"/>
-        </w:rPr>
-        <w:t xml:space="preserve">, source checking, </w:t>
+        <w:t>Validation</w:t>
+      </w:r>
+      <w:r>
+        <w:rPr>
+          <w:b w:val="0"/>
+        </w:rPr>
+        <w:t xml:space="preserve"> checks whether a record follows a </w:t>
       </w:r>
       <w:r>
         <w:rPr>
           <w:b/>
         </w:rPr>
-        <w:t>correction</w:t>
-      </w:r>
-      <w:r>
-        <w:rPr>
-          <w:b w:val="0"/>
-        </w:rPr>
-        <w:t xml:space="preserve"> and reporting. The </w:t>
+        <w:t>schema</w:t>
+      </w:r>
+      <w:r>
+        <w:rPr>
+          <w:b w:val="0"/>
+        </w:rPr>
+        <w:t xml:space="preserve">. A </w:t>
       </w:r>
       <w:r>
         <w:rPr>
@@ -741,7 +974,7 @@
         <w:rPr>
           <w:b w:val="0"/>
         </w:rPr>
-        <w:t xml:space="preserve"> is a classroom contract, not a universal range for real ramps or flights.</w:t>
+        <w:t xml:space="preserve"> says which fields are required and what their values mean.</w:t>
       </w:r>
     </w:p>
     <w:p>
@@ -752,27 +985,116 @@
         <w:rPr>
           <w:b w:val="0"/>
         </w:rPr>
-        <w:t xml:space="preserve">Preserve raw records and treat a repair as an </w:t>
+        <w:t>Passing these checks makes a record usable for a stated task; it does not prove that the measurement or claim is true.</w:t>
+      </w:r>
+    </w:p>
+    <w:p>
+      <w:pPr>
+        <w:spacing w:line="336" w:lineRule="auto" w:after="180"/>
+      </w:pPr>
+      <w:r>
+        <w:rPr>
+          <w:b w:val="0"/>
+        </w:rPr>
+        <w:t>Our fictional RampLog records one ramp trial per trial ID. The fields are trial ID, height in centimetres, travel in centimetres and source card. Height must be a whole number from 1 through 10.</w:t>
+      </w:r>
+    </w:p>
+    <w:p>
+      <w:pPr>
+        <w:spacing w:line="336" w:lineRule="auto" w:after="180"/>
+      </w:pPr>
+      <w:r>
+        <w:rPr>
+          <w:b w:val="0"/>
+        </w:rPr>
+        <w:t xml:space="preserve">Travel must be a whole number from 0 through 10. The source card identifies the original </w:t>
       </w:r>
       <w:r>
         <w:rPr>
           <w:b/>
         </w:rPr>
+        <w:t>observation</w:t>
+      </w:r>
+      <w:r>
+        <w:rPr>
+          <w:b w:val="0"/>
+        </w:rPr>
+        <w:t>. Repeated trial IDs need investigation before counting trials.</w:t>
+      </w:r>
+    </w:p>
+    <w:p>
+      <w:pPr>
+        <w:spacing w:line="336" w:lineRule="auto" w:after="180"/>
+      </w:pPr>
+      <w:r>
+        <w:rPr>
+          <w:b w:val="0"/>
+        </w:rPr>
+        <w:t>The purpose is to count trials whose travel is at least 4 cm. A measured zero means no travel; a blank means no value was recorded. Never silently replace a blank by zero.</w:t>
+      </w:r>
+    </w:p>
+    <w:p>
+      <w:pPr>
+        <w:spacing w:line="336" w:lineRule="auto" w:after="180"/>
+      </w:pPr>
+      <w:r>
+        <w:rPr>
+          <w:b w:val="0"/>
+        </w:rPr>
+        <w:t>Use only the invented records here; no personal information is needed.</w:t>
+      </w:r>
+    </w:p>
+    <w:p>
+      <w:pPr>
+        <w:pStyle w:val="Heading2"/>
+      </w:pPr>
+      <w:r>
+        <w:t>Read the source-backed corrections and row identities</w:t>
+      </w:r>
+    </w:p>
+    <w:p>
+      <w:pPr>
+        <w:spacing w:line="336" w:lineRule="auto" w:after="180"/>
+      </w:pPr>
+      <w:r>
+        <w:rPr>
+          <w:b w:val="0"/>
+        </w:rPr>
+        <w:t>The complete raw table is T1: height 4, travel 3, card C1; T2: height 60, travel 5, card C2; T3: height 5, travel blank, card C3; T4: height 6, travel 0, card C4. A second export row repeats T1 with height 4, travel 3 and C1.</w:t>
+      </w:r>
+    </w:p>
+    <w:p>
+      <w:pPr>
+        <w:spacing w:line="336" w:lineRule="auto" w:after="180"/>
+      </w:pPr>
+      <w:r>
+        <w:rPr>
+          <w:b w:val="0"/>
+        </w:rPr>
+        <w:t>C1 confirms one trial T1, not two. C2 reads height 6 and travel 5. C3 has no travel measurement. C4 reads height 6 and travel 0.</w:t>
+      </w:r>
+    </w:p>
+    <w:p>
+      <w:pPr>
+        <w:spacing w:line="336" w:lineRule="auto" w:after="180"/>
+      </w:pPr>
+      <w:r>
+        <w:rPr>
+          <w:b w:val="0"/>
+        </w:rPr>
+        <w:t xml:space="preserve">Work in a separate corrected copy. Record T2 height 60 to 6, </w:t>
+      </w:r>
+      <w:r>
+        <w:rPr>
+          <w:b/>
+        </w:rPr>
         <w:t>evidence</w:t>
       </w:r>
       <w:r>
         <w:rPr>
           <w:b w:val="0"/>
         </w:rPr>
-        <w:t xml:space="preserve"> claim. No spreadsheet, AI account or collection of student data is required.</w:t>
-      </w:r>
-    </w:p>
-    <w:p>
-      <w:pPr>
-        <w:pStyle w:val="Heading3"/>
-      </w:pPr>
-      <w:r>
-        <w:t>Readiness answer</w:t>
+        <w:t xml:space="preserve"> C2, transcription error, reviewer and review date. Link the repeated T1 export row to the first T1; count that single trial once and keep both raw rows.</w:t>
       </w:r>
     </w:p>
     <w:p>
@@ -783,19 +1105,143 @@
         <w:rPr>
           <w:b w:val="0"/>
         </w:rPr>
-        <w:t xml:space="preserve">No. The score does not supply the missing fact. Keep availability unknown and seek </w:t>
+        <w:t>Do not remove two different trials merely because their measured numbers match.</w:t>
+      </w:r>
+    </w:p>
+    <w:p>
+      <w:pPr>
+        <w:pStyle w:val="Heading2"/>
+      </w:pPr>
+      <w:r>
+        <w:t>Model the separate toy-car table</w:t>
+      </w:r>
+    </w:p>
+    <w:p>
+      <w:pPr>
+        <w:spacing w:line="336" w:lineRule="auto" w:after="180"/>
+      </w:pPr>
+      <w:r>
+        <w:rPr>
+          <w:b w:val="0"/>
+        </w:rPr>
+        <w:t>A fictional toy-car distance table needs cleaning before use.</w:t>
+      </w:r>
+    </w:p>
+    <w:p>
+      <w:pPr>
+        <w:spacing w:line="336" w:lineRule="auto" w:after="180"/>
+      </w:pPr>
+      <w:r>
+        <w:rPr>
+          <w:b w:val="0"/>
+        </w:rPr>
+        <w:t>Contract: unique run ID; whole distance 0–30 cm. Raw rows: A=0 cm, B=200 mm, C=blank, another A=0 cm.</w:t>
+      </w:r>
+    </w:p>
+    <w:p>
+      <w:pPr>
+        <w:spacing w:line="336" w:lineRule="auto" w:after="180"/>
+      </w:pPr>
+      <w:r>
+        <w:rPr>
+          <w:b w:val="0"/>
+        </w:rPr>
+        <w:t>Source log confirms one A run and B’s original measurement of 200 mm; C has no measurement.</w:t>
+      </w:r>
+    </w:p>
+    <w:p>
+      <w:r>
+        <w:drawing>
+          <wp:inline xmlns:a="http://schemas.openxmlformats.org/drawingml/2006/main" xmlns:pic="http://schemas.openxmlformats.org/drawingml/2006/picture">
+            <wp:extent cx="5486400" cy="2834640"/>
+            <wp:docPr id="1" name="Picture 1" descr="Preserve the original and explain each decision. T2 height 60 cm | Card C2 says 6 cm | Correct to 6; log C2. T3 travel blank | Card C3 also blank | Keep missing; flag. T4 travel 0 cm | Card C4 confirms zero | Keep measured zero"/>
+            <wp:cNvGraphicFramePr>
+              <a:graphicFrameLocks noChangeAspect="1"/>
+            </wp:cNvGraphicFramePr>
+            <a:graphic>
+              <a:graphicData uri="http://schemas.openxmlformats.org/drawingml/2006/picture">
+                <pic:pic>
+                  <pic:nvPicPr>
+                    <pic:cNvPr id="0" name="academy-story-ai-1-21-03.png"/>
+                    <pic:cNvPicPr/>
+                  </pic:nvPicPr>
+                  <pic:blipFill>
+                    <a:blip r:embed="rId9"/>
+                    <a:stretch>
+                      <a:fillRect/>
+                    </a:stretch>
+                  </pic:blipFill>
+                  <pic:spPr>
+                    <a:xfrm>
+                      <a:off x="0" y="0"/>
+                      <a:ext cx="5486400" cy="2834640"/>
+                    </a:xfrm>
+                    <a:prstGeom prst="rect"/>
+                  </pic:spPr>
+                </pic:pic>
+              </a:graphicData>
+            </a:graphic>
+          </wp:inline>
+        </w:drawing>
+      </w:r>
+    </w:p>
+    <w:p>
+      <w:r>
+        <w:drawing>
+          <wp:inline xmlns:a="http://schemas.openxmlformats.org/drawingml/2006/main" xmlns:pic="http://schemas.openxmlformats.org/drawingml/2006/picture">
+            <wp:extent cx="5486400" cy="4005072"/>
+            <wp:docPr id="2" name="Picture 2" descr="Validate rows: A’s zero is valid; B has wrong unit; C is missing; A is duplicated. → Evidence repair: 200 mm ÷10 =20 cm; source log supports retaining one A. → Keep unknown: C stays unresolved; do not replace it with 0. → Clean record: Usable unique rows: A=0 cm, B=20 cm; retain a separate change log."/>
+            <wp:cNvGraphicFramePr>
+              <a:graphicFrameLocks noChangeAspect="1"/>
+            </wp:cNvGraphicFramePr>
+            <a:graphic>
+              <a:graphicData uri="http://schemas.openxmlformats.org/drawingml/2006/picture">
+                <pic:pic>
+                  <pic:nvPicPr>
+                    <pic:cNvPr id="0" name="academy-story-ai-1-21-02.png"/>
+                    <pic:cNvPicPr/>
+                  </pic:nvPicPr>
+                  <pic:blipFill>
+                    <a:blip r:embed="rId10"/>
+                    <a:stretch>
+                      <a:fillRect/>
+                    </a:stretch>
+                  </pic:blipFill>
+                  <pic:spPr>
+                    <a:xfrm>
+                      <a:off x="0" y="0"/>
+                      <a:ext cx="5486400" cy="4005072"/>
+                    </a:xfrm>
+                    <a:prstGeom prst="rect"/>
+                  </pic:spPr>
+                </pic:pic>
+              </a:graphicData>
+            </a:graphic>
+          </wp:inline>
+        </w:drawing>
+      </w:r>
+    </w:p>
+    <w:p>
+      <w:pPr>
+        <w:spacing w:line="336" w:lineRule="auto" w:after="180"/>
+      </w:pPr>
+      <w:r>
+        <w:rPr>
+          <w:b w:val="0"/>
+        </w:rPr>
+        <w:t xml:space="preserve">Cleaning is not permission to make inconvenient values plausible. The source log supports a unit conversion and removal of a </w:t>
       </w:r>
       <w:r>
         <w:rPr>
           <w:b/>
         </w:rPr>
-        <w:t>evidence</w:t>
-      </w:r>
-      <w:r>
-        <w:rPr>
-          <w:b w:val="0"/>
-        </w:rPr>
-        <w:t xml:space="preserve"> before counting the item as eligible.</w:t>
+        <w:t>duplicate</w:t>
+      </w:r>
+      <w:r>
+        <w:rPr>
+          <w:b w:val="0"/>
+        </w:rPr>
+        <w:t xml:space="preserve"> copy. Zero means a measured zero distance; blank means no supplied measurement.</w:t>
       </w:r>
     </w:p>
     <w:p>
@@ -806,7 +1252,15 @@
         <w:rPr>
           <w:b w:val="0"/>
         </w:rPr>
-        <w:t>The five raw RampLog rows and source-card statements printed in the lesson</w:t>
+        <w:t>Keep the raw table and explain every change so someone can reconstruct what happened.</w:t>
+      </w:r>
+    </w:p>
+    <w:p>
+      <w:pPr>
+        <w:pStyle w:val="Heading2"/>
+      </w:pPr>
+      <w:r>
+        <w:t>Remove the source’s unit confirmation</w:t>
       </w:r>
     </w:p>
     <w:p>
@@ -817,31 +1271,35 @@
         <w:rPr>
           <w:b w:val="0"/>
         </w:rPr>
-        <w:t xml:space="preserve">A blank </w:t>
-      </w:r>
+        <w:t>The changed toy-car example audits the raw export’s unit claim against the original source. If that source supplies only bare 200, its original unit remains unconfirmed; keep B unresolved under this verification policy. This is distinct from converting a measurement whose unit is already established.</w:t>
+      </w:r>
+    </w:p>
+    <w:p>
+      <w:pPr>
+        <w:spacing w:line="336" w:lineRule="auto" w:after="180"/>
+      </w:pPr>
+      <w:r>
+        <w:rPr>
+          <w:b w:val="0"/>
+        </w:rPr>
+        <w:t>Change: The source log gives B only as bare 200 with no unit.</w:t>
+      </w:r>
+    </w:p>
+    <w:p>
+      <w:pPr>
+        <w:spacing w:line="336" w:lineRule="auto" w:after="180"/>
+      </w:pPr>
       <w:r>
         <w:rPr>
           <w:b/>
         </w:rPr>
-        <w:t>change log</w:t>
-      </w:r>
-      <w:r>
-        <w:rPr>
-          <w:b w:val="0"/>
-        </w:rPr>
-        <w:t xml:space="preserve"> with ID, field, old value, new value, </w:t>
-      </w:r>
-      <w:r>
-        <w:rPr>
-          <w:b/>
-        </w:rPr>
-        <w:t>evidence</w:t>
-      </w:r>
-      <w:r>
-        <w:rPr>
-          <w:b w:val="0"/>
-        </w:rPr>
-        <w:t>, reason, reviewer and date</w:t>
+        <w:t>Prediction</w:t>
+      </w:r>
+      <w:r>
+        <w:rPr>
+          <w:b w:val="0"/>
+        </w:rPr>
+        <w:t>: B remains unresolved rather than becoming 20 cm.</w:t>
       </w:r>
     </w:p>
     <w:p>
@@ -852,15 +1310,15 @@
         <w:rPr>
           <w:b w:val="0"/>
         </w:rPr>
-        <w:t>The five independent flight rows and source statements printed in W4</w:t>
-      </w:r>
-    </w:p>
-    <w:p>
-      <w:pPr>
-        <w:pStyle w:val="Heading3"/>
-      </w:pPr>
-      <w:r>
-        <w:t>End goal for the pictorial case</w:t>
+        <w:t>Reason: Without a confirmed unit, division by 10 would be an unsupported assumption.</w:t>
+      </w:r>
+    </w:p>
+    <w:p>
+      <w:pPr>
+        <w:pStyle w:val="Heading2"/>
+      </w:pPr>
+      <w:r>
+        <w:t>Limit what the checks can detect</w:t>
       </w:r>
     </w:p>
     <w:p>
@@ -871,980 +1329,15 @@
         <w:rPr>
           <w:b w:val="0"/>
         </w:rPr>
-        <w:t xml:space="preserve">By the end, I can repair data with traceable </w:t>
-      </w:r>
-      <w:r>
-        <w:rPr>
-          <w:b/>
-        </w:rPr>
-        <w:t>evidence</w:t>
-      </w:r>
-      <w:r>
-        <w:rPr>
-          <w:b w:val="0"/>
-        </w:rPr>
-        <w:t xml:space="preserve"> while preserving valid zero and unknown.</w:t>
-      </w:r>
-    </w:p>
-    <w:p>
-      <w:pPr>
-        <w:spacing w:line="336" w:lineRule="auto" w:after="180"/>
-      </w:pPr>
-      <w:r>
-        <w:rPr>
-          <w:b w:val="0"/>
-        </w:rPr>
-        <w:t>This added worked case illustrates the week’s main idea. Retain all original and connected topics; schedule its practice within the teaching cycle.</w:t>
-      </w:r>
-    </w:p>
-    <w:p>
-      <w:pPr>
-        <w:pStyle w:val="Heading1"/>
-      </w:pPr>
-      <w:r>
-        <w:t>02. Explain the mechanism</w:t>
-      </w:r>
-    </w:p>
-    <w:p>
-      <w:r>
-        <w:t>Model Good Data, Bad Data using the supplied case, labelled mechanism and reasoning. Make the scope of each conclusion explicit.</w:t>
-      </w:r>
-    </w:p>
-    <w:p>
-      <w:pPr>
-        <w:spacing w:line="336" w:lineRule="auto" w:after="180"/>
-      </w:pPr>
-      <w:r>
-        <w:rPr>
-          <w:b w:val="0"/>
-        </w:rPr>
-        <w:t>Follow the information instead of imagining magic inside the machine.</w:t>
-      </w:r>
-    </w:p>
-    <w:p>
-      <w:pPr>
-        <w:pStyle w:val="Heading3"/>
-      </w:pPr>
-      <w:r>
-        <w:t>1. Input — information entering</w:t>
-      </w:r>
-    </w:p>
-    <w:p>
-      <w:pPr>
-        <w:spacing w:line="336" w:lineRule="auto" w:after="180"/>
-        <w:shd w:fill="F4F9FC"/>
-      </w:pPr>
-      <w:r>
-        <w:rPr>
-          <w:b/>
-        </w:rPr>
-        <w:t>INPUT</w:t>
-      </w:r>
-      <w:r>
-        <w:rPr>
-          <w:b w:val="0"/>
-        </w:rPr>
-        <w:t xml:space="preserve"> collected examples and labels</w:t>
-      </w:r>
-    </w:p>
-    <w:p>
-      <w:pPr>
-        <w:pStyle w:val="Heading3"/>
-      </w:pPr>
-      <w:r>
-        <w:t>2. Process — the deciding step</w:t>
-      </w:r>
-    </w:p>
-    <w:p>
-      <w:pPr>
-        <w:spacing w:line="336" w:lineRule="auto" w:after="180"/>
-        <w:shd w:fill="F4F9FC"/>
-      </w:pPr>
-      <w:r>
-        <w:rPr>
-          <w:b/>
-        </w:rPr>
-        <w:t>PROCESS</w:t>
-      </w:r>
-      <w:r>
-        <w:rPr>
-          <w:b w:val="0"/>
-        </w:rPr>
-        <w:t xml:space="preserve"> audit </w:t>
-      </w:r>
-      <w:r>
-        <w:rPr>
-          <w:b/>
-        </w:rPr>
-        <w:t>coverage</w:t>
-      </w:r>
-      <w:r>
-        <w:rPr>
-          <w:b w:val="0"/>
-        </w:rPr>
-        <w:t xml:space="preserve">, </w:t>
-      </w:r>
-      <w:r>
-        <w:rPr>
-          <w:b/>
-        </w:rPr>
-        <w:t>correctness</w:t>
-      </w:r>
-      <w:r>
-        <w:rPr>
-          <w:b w:val="0"/>
-        </w:rPr>
-        <w:t xml:space="preserve">, </w:t>
-      </w:r>
-      <w:r>
-        <w:rPr>
-          <w:b/>
-        </w:rPr>
-        <w:t>relevance</w:t>
-      </w:r>
-      <w:r>
-        <w:rPr>
-          <w:b w:val="0"/>
-        </w:rPr>
-        <w:t>, and duplication</w:t>
-      </w:r>
-    </w:p>
-    <w:p>
-      <w:pPr>
-        <w:pStyle w:val="Heading3"/>
-      </w:pPr>
-      <w:r>
-        <w:t>3. Output — the result</w:t>
-      </w:r>
-    </w:p>
-    <w:p>
-      <w:pPr>
-        <w:spacing w:line="336" w:lineRule="auto" w:after="180"/>
-        <w:shd w:fill="F4F9FC"/>
-      </w:pPr>
-      <w:r>
-        <w:rPr>
-          <w:b/>
-        </w:rPr>
-        <w:t>OUTPUT</w:t>
-      </w:r>
-      <w:r>
-        <w:rPr>
-          <w:b w:val="0"/>
-        </w:rPr>
-        <w:t xml:space="preserve"> accept, repair, or reject the dataset</w:t>
-      </w:r>
-    </w:p>
-    <w:p>
-      <w:pPr>
-        <w:pStyle w:val="Heading3"/>
-      </w:pPr>
-      <w:r>
-        <w:t>Key idea</w:t>
-      </w:r>
-    </w:p>
-    <w:p>
-      <w:pPr>
-        <w:spacing w:line="336" w:lineRule="auto" w:after="180"/>
-        <w:shd w:fill="EDF7F3"/>
-      </w:pPr>
-      <w:r>
-        <w:rPr>
-          <w:b w:val="0"/>
-        </w:rPr>
-        <w:t xml:space="preserve">CORE IDEA </w:t>
-      </w:r>
-      <w:r>
-        <w:rPr>
-          <w:b/>
-        </w:rPr>
-        <w:t>Coverage</w:t>
-      </w:r>
-      <w:r>
-        <w:rPr>
-          <w:b w:val="0"/>
-        </w:rPr>
-        <w:t xml:space="preserve">, </w:t>
-      </w:r>
-      <w:r>
-        <w:rPr>
-          <w:b/>
-        </w:rPr>
-        <w:t>correctness</w:t>
-      </w:r>
-      <w:r>
-        <w:rPr>
-          <w:b w:val="0"/>
-        </w:rPr>
-        <w:t xml:space="preserve">, and </w:t>
-      </w:r>
-      <w:r>
-        <w:rPr>
-          <w:b/>
-        </w:rPr>
-        <w:t>relevance</w:t>
-      </w:r>
-      <w:r>
-        <w:rPr>
-          <w:b w:val="0"/>
-        </w:rPr>
-        <w:t xml:space="preserve"> matter more than raw quantity.</w:t>
-      </w:r>
-    </w:p>
-    <w:p>
-      <w:pPr>
-        <w:pStyle w:val="Heading3"/>
-      </w:pPr>
-      <w:r>
-        <w:t>How the mechanism works</w:t>
-      </w:r>
-    </w:p>
-    <w:p>
-      <w:pPr>
-        <w:spacing w:line="336" w:lineRule="auto" w:after="180"/>
-        <w:shd w:fill="F1F6F8"/>
-      </w:pPr>
-      <w:r>
-        <w:rPr>
-          <w:b w:val="0"/>
-        </w:rPr>
-        <w:t xml:space="preserve">UNDER THE HOOD Data quality is multidimensional. More rows can amplify </w:t>
-      </w:r>
-      <w:r>
-        <w:rPr>
-          <w:b/>
-        </w:rPr>
-        <w:t>duplicate</w:t>
-      </w:r>
-      <w:r>
-        <w:rPr>
-          <w:b w:val="0"/>
-        </w:rPr>
-        <w:t>s, systematic labeling errors, stale conditions, or irrelevant fields.</w:t>
-      </w:r>
-    </w:p>
-    <w:p>
-      <w:pPr>
-        <w:spacing w:line="336" w:lineRule="auto" w:after="180"/>
-        <w:shd w:fill="F1F6F8"/>
-      </w:pPr>
-      <w:r>
-        <w:rPr>
-          <w:b w:val="0"/>
-        </w:rPr>
-        <w:t>Fitness depends on the intended population and decision, not a universal quality score.</w:t>
-      </w:r>
-    </w:p>
-    <w:p>
-      <w:pPr>
-        <w:spacing w:line="336" w:lineRule="auto" w:after="180"/>
-      </w:pPr>
-      <w:r>
-        <w:rPr>
-          <w:b w:val="0"/>
-        </w:rPr>
-        <w:t>Draw a fresh example with all three stages:</w:t>
-      </w:r>
-    </w:p>
-    <w:p>
-      <w:pPr>
-        <w:spacing w:line="336" w:lineRule="auto" w:after="180"/>
-      </w:pPr>
-      <w:r>
-        <w:rPr>
-          <w:b w:val="0"/>
-        </w:rPr>
-        <w:t xml:space="preserve">Every step connects a claim to observable </w:t>
-      </w:r>
-      <w:r>
-        <w:rPr>
-          <w:b/>
-        </w:rPr>
-        <w:t>evidence</w:t>
-      </w:r>
-      <w:r>
-        <w:rPr>
-          <w:b w:val="0"/>
-        </w:rPr>
-        <w:t>.</w:t>
-      </w:r>
-    </w:p>
-    <w:p>
-      <w:pPr>
-        <w:pStyle w:val="Heading3"/>
-      </w:pPr>
-      <w:r>
-        <w:t>The case to investigate</w:t>
-      </w:r>
-    </w:p>
-    <w:p>
-      <w:pPr>
-        <w:spacing w:line="336" w:lineRule="auto" w:after="180"/>
-        <w:shd w:fill="F1F6FC"/>
-      </w:pPr>
-      <w:r>
-        <w:rPr>
-          <w:b w:val="0"/>
-        </w:rPr>
-        <w:t xml:space="preserve">CASE One animal dataset has 1,000 blurry </w:t>
-      </w:r>
-      <w:r>
-        <w:rPr>
-          <w:b/>
-        </w:rPr>
-        <w:t>duplicate</w:t>
-      </w:r>
-      <w:r>
-        <w:rPr>
-          <w:b w:val="0"/>
-        </w:rPr>
-        <w:t xml:space="preserve"> photos; another has 120 clear, correctly labeled photos across settings and animal types.</w:t>
-      </w:r>
-    </w:p>
-    <w:p>
-      <w:pPr>
-        <w:pStyle w:val="Heading3"/>
-      </w:pPr>
-      <w:r>
-        <w:t>Step 1</w:t>
-      </w:r>
-    </w:p>
-    <w:p>
-      <w:pPr>
-        <w:spacing w:line="336" w:lineRule="auto" w:after="180"/>
-        <w:shd w:fill="F4F9FC"/>
-      </w:pPr>
-      <w:r>
-        <w:rPr>
-          <w:b w:val="0"/>
-        </w:rPr>
-        <w:t>STEP 1 — OBSERVE collected examples and labels</w:t>
-      </w:r>
-    </w:p>
-    <w:p>
-      <w:pPr>
-        <w:pStyle w:val="Heading3"/>
-      </w:pPr>
-      <w:r>
-        <w:t>Step 2</w:t>
-      </w:r>
-    </w:p>
-    <w:p>
-      <w:pPr>
-        <w:spacing w:line="336" w:lineRule="auto" w:after="180"/>
-        <w:shd w:fill="F4F9FC"/>
-      </w:pPr>
-      <w:r>
-        <w:rPr>
-          <w:b w:val="0"/>
-        </w:rPr>
-        <w:t xml:space="preserve">STEP 2 — TRACE audit </w:t>
-      </w:r>
-      <w:r>
-        <w:rPr>
-          <w:b/>
-        </w:rPr>
-        <w:t>coverage</w:t>
-      </w:r>
-      <w:r>
-        <w:rPr>
-          <w:b w:val="0"/>
-        </w:rPr>
-        <w:t xml:space="preserve">, </w:t>
-      </w:r>
-      <w:r>
-        <w:rPr>
-          <w:b/>
-        </w:rPr>
-        <w:t>correctness</w:t>
-      </w:r>
-      <w:r>
-        <w:rPr>
-          <w:b w:val="0"/>
-        </w:rPr>
-        <w:t xml:space="preserve">, </w:t>
-      </w:r>
-      <w:r>
-        <w:rPr>
-          <w:b/>
-        </w:rPr>
-        <w:t>relevance</w:t>
-      </w:r>
-      <w:r>
-        <w:rPr>
-          <w:b w:val="0"/>
-        </w:rPr>
-        <w:t>, and duplication</w:t>
-      </w:r>
-    </w:p>
-    <w:p>
-      <w:pPr>
-        <w:pStyle w:val="Heading3"/>
-      </w:pPr>
-      <w:r>
-        <w:t>Step 3</w:t>
-      </w:r>
-    </w:p>
-    <w:p>
-      <w:pPr>
-        <w:spacing w:line="336" w:lineRule="auto" w:after="180"/>
-        <w:shd w:fill="F4F9FC"/>
-      </w:pPr>
-      <w:r>
-        <w:rPr>
-          <w:b w:val="0"/>
-        </w:rPr>
-        <w:t>STEP 3 — CONCLUDE accept, repair, or reject the dataset</w:t>
-      </w:r>
-    </w:p>
-    <w:p>
-      <w:pPr>
-        <w:pStyle w:val="Heading3"/>
-      </w:pPr>
-      <w:r>
-        <w:t>Model answer</w:t>
-      </w:r>
-    </w:p>
-    <w:p>
-      <w:pPr>
-        <w:spacing w:line="336" w:lineRule="auto" w:after="180"/>
-        <w:shd w:fill="F1F6FC"/>
-      </w:pPr>
-      <w:r>
-        <w:rPr>
-          <w:b w:val="0"/>
-        </w:rPr>
-        <w:t>MODEL REASONING Choose the set that covers intended conditions, uses checked labels, includes relevant fields, and avoids misleading duplication. State remaining gaps rather than declaring any dataset perfect.</w:t>
-      </w:r>
-    </w:p>
-    <w:p>
-      <w:pPr>
-        <w:pStyle w:val="Heading3"/>
-      </w:pPr>
-      <w:r>
-        <w:t>A claim to avoid</w:t>
-      </w:r>
-    </w:p>
-    <w:p>
-      <w:pPr>
-        <w:spacing w:line="336" w:lineRule="auto" w:after="180"/>
-        <w:shd w:fill="FFF5E6"/>
-      </w:pPr>
-      <w:r>
-        <w:rPr>
-          <w:b w:val="0"/>
-        </w:rPr>
-        <w:t>DO NOT OVERCLAIM Large quantity cannot compensate for systematic absence or incorrect labels.</w:t>
-      </w:r>
-    </w:p>
-    <w:p>
-      <w:pPr>
-        <w:spacing w:line="336" w:lineRule="auto" w:after="180"/>
-        <w:shd w:fill="F5F1FB"/>
-      </w:pPr>
-      <w:r>
-        <w:rPr>
-          <w:b w:val="0"/>
-        </w:rPr>
-        <w:t xml:space="preserve">What new </w:t>
-      </w:r>
-      <w:r>
-        <w:rPr>
-          <w:b/>
-        </w:rPr>
-        <w:t>evidence</w:t>
-      </w:r>
-      <w:r>
-        <w:rPr>
-          <w:b w:val="0"/>
-        </w:rPr>
-        <w:t xml:space="preserve"> could change this answer?</w:t>
-      </w:r>
-    </w:p>
-    <w:p>
-      <w:pPr>
-        <w:pStyle w:val="Heading3"/>
-      </w:pPr>
-      <w:r>
-        <w:t>Concrete teaching case</w:t>
-      </w:r>
-    </w:p>
-    <w:p>
-      <w:pPr>
-        <w:pStyle w:val="Heading3"/>
-      </w:pPr>
-      <w:r>
-        <w:t>The teaching case</w:t>
-      </w:r>
-    </w:p>
-    <w:p>
-      <w:pPr>
-        <w:spacing w:line="336" w:lineRule="auto" w:after="180"/>
-        <w:shd w:fill="F1F6FC"/>
-      </w:pPr>
-      <w:r>
-        <w:rPr>
-          <w:b w:val="0"/>
-        </w:rPr>
-        <w:t>Ordinary pencil lengths are recorded as 12 cm, 14 cm, blank and 130 cm.</w:t>
-      </w:r>
-    </w:p>
-    <w:p>
-      <w:pPr>
-        <w:spacing w:line="336" w:lineRule="auto" w:after="180"/>
-        <w:shd w:fill="F5F1FB"/>
-      </w:pPr>
-      <w:r>
-        <w:rPr>
-          <w:b w:val="0"/>
-        </w:rPr>
-        <w:t>What needs checking? May 130 silently become 13?</w:t>
-      </w:r>
-    </w:p>
-    <w:p>
-      <w:pPr>
-        <w:pStyle w:val="Heading3"/>
-      </w:pPr>
-      <w:r>
-        <w:t>Exact explanation to model</w:t>
-      </w:r>
-    </w:p>
-    <w:p>
-      <w:pPr>
-        <w:pStyle w:val="Heading3"/>
-      </w:pPr>
-      <w:r>
-        <w:t>Why the result follows</w:t>
-      </w:r>
-    </w:p>
-    <w:p>
-      <w:pPr>
-        <w:spacing w:line="336" w:lineRule="auto" w:after="180"/>
-        <w:shd w:fill="F1F6FC"/>
-      </w:pPr>
-      <w:r>
-        <w:rPr>
-          <w:b w:val="0"/>
-        </w:rPr>
-        <w:t xml:space="preserve">Investigate missing and unusually large values using the source and units. Do not invent a repair. Document verified </w:t>
-      </w:r>
-      <w:r>
-        <w:rPr>
-          <w:b/>
-        </w:rPr>
-        <w:t>correction</w:t>
-      </w:r>
-      <w:r>
-        <w:rPr>
-          <w:b w:val="0"/>
-        </w:rPr>
-        <w:t>s.</w:t>
-      </w:r>
-    </w:p>
-    <w:p>
-      <w:pPr>
-        <w:pStyle w:val="Heading3"/>
-      </w:pPr>
-      <w:r>
-        <w:t>Explain the added worked example</w:t>
-      </w:r>
-    </w:p>
-    <w:p>
-      <w:pPr>
-        <w:pStyle w:val="Heading3"/>
-      </w:pPr>
-      <w:r>
-        <w:t>Explain the added worked example · 1</w:t>
-      </w:r>
-    </w:p>
-    <w:p>
-      <w:pPr>
-        <w:spacing w:line="336" w:lineRule="auto" w:after="180"/>
-      </w:pPr>
-      <w:r>
-        <w:rPr>
-          <w:b w:val="0"/>
-        </w:rPr>
-        <w:t xml:space="preserve">A tidy table can still contain wrong information. </w:t>
-      </w:r>
-      <w:r>
-        <w:rPr>
-          <w:b/>
-        </w:rPr>
-        <w:t>Validation</w:t>
-      </w:r>
-      <w:r>
-        <w:rPr>
-          <w:b w:val="0"/>
-        </w:rPr>
-        <w:t xml:space="preserve"> checks whether a record follows a </w:t>
-      </w:r>
-      <w:r>
-        <w:rPr>
-          <w:b/>
-        </w:rPr>
-        <w:t>schema</w:t>
-      </w:r>
-      <w:r>
-        <w:rPr>
-          <w:b w:val="0"/>
-        </w:rPr>
-        <w:t xml:space="preserve">. A </w:t>
-      </w:r>
-      <w:r>
-        <w:rPr>
-          <w:b/>
-        </w:rPr>
-        <w:t>schema</w:t>
-      </w:r>
-      <w:r>
-        <w:rPr>
-          <w:b w:val="0"/>
-        </w:rPr>
-        <w:t xml:space="preserve"> says which fields are required and what their values mean.</w:t>
-      </w:r>
-    </w:p>
-    <w:p>
-      <w:pPr>
-        <w:spacing w:line="336" w:lineRule="auto" w:after="180"/>
-      </w:pPr>
-      <w:r>
-        <w:rPr>
-          <w:b w:val="0"/>
-        </w:rPr>
-        <w:t>Passing these checks makes a record usable for a stated task; it does not prove that the measurement or claim is true.</w:t>
-      </w:r>
-    </w:p>
-    <w:p>
-      <w:pPr>
-        <w:pStyle w:val="Heading3"/>
-      </w:pPr>
-      <w:r>
-        <w:t>Explain the added worked example · 2</w:t>
-      </w:r>
-    </w:p>
-    <w:p>
-      <w:pPr>
-        <w:spacing w:line="336" w:lineRule="auto" w:after="180"/>
-      </w:pPr>
-      <w:r>
-        <w:rPr>
-          <w:b w:val="0"/>
-        </w:rPr>
-        <w:t>Our fictional RampLog records one ramp trial per trial ID. The fields are trial ID, height in centimetres, travel in centimetres and source card. Height must be a whole number from 1 through 10.</w:t>
-      </w:r>
-    </w:p>
-    <w:p>
-      <w:pPr>
-        <w:spacing w:line="336" w:lineRule="auto" w:after="180"/>
-      </w:pPr>
-      <w:r>
-        <w:rPr>
-          <w:b w:val="0"/>
-        </w:rPr>
-        <w:t xml:space="preserve">Travel must be a whole number from 0 through 10. The source card identifies the original </w:t>
-      </w:r>
-      <w:r>
-        <w:rPr>
-          <w:b/>
-        </w:rPr>
-        <w:t>observation</w:t>
-      </w:r>
-      <w:r>
-        <w:rPr>
-          <w:b w:val="0"/>
-        </w:rPr>
-        <w:t>. Repeated trial IDs need investigation before counting trials.</w:t>
-      </w:r>
-    </w:p>
-    <w:p>
-      <w:pPr>
-        <w:spacing w:line="336" w:lineRule="auto" w:after="180"/>
-      </w:pPr>
-      <w:r>
-        <w:rPr>
-          <w:b w:val="0"/>
-        </w:rPr>
-        <w:t>The purpose is to count trials whose travel is at least 4 cm. A measured zero means no travel; a blank means no value was recorded. Never silently replace a blank by zero.</w:t>
-      </w:r>
-    </w:p>
-    <w:p>
-      <w:pPr>
-        <w:spacing w:line="336" w:lineRule="auto" w:after="180"/>
-      </w:pPr>
-      <w:r>
-        <w:rPr>
-          <w:b w:val="0"/>
-        </w:rPr>
-        <w:t>Use only the invented records here; no personal information is needed.</w:t>
-      </w:r>
-    </w:p>
-    <w:p>
-      <w:pPr>
-        <w:pStyle w:val="Heading3"/>
-      </w:pPr>
-      <w:r>
-        <w:t>Explain the added worked example · 3</w:t>
-      </w:r>
-    </w:p>
-    <w:p>
-      <w:pPr>
-        <w:spacing w:line="336" w:lineRule="auto" w:after="180"/>
-      </w:pPr>
-      <w:r>
-        <w:rPr>
-          <w:b w:val="0"/>
-        </w:rPr>
-        <w:t>The complete raw table is T1: height 4, travel 3, card C1; T2: height 60, travel 5, card C2; T3: height 5, travel blank, card C3; T4: height 6, travel 0, card C4. A second export row repeats T1 with height 4, travel 3 and C1.</w:t>
-      </w:r>
-    </w:p>
-    <w:p>
-      <w:pPr>
-        <w:spacing w:line="336" w:lineRule="auto" w:after="180"/>
-      </w:pPr>
-      <w:r>
-        <w:rPr>
-          <w:b w:val="0"/>
-        </w:rPr>
-        <w:t>C1 confirms one trial T1, not two. C2 reads height 6 and travel 5. C3 has no travel measurement. C4 reads height 6 and travel 0.</w:t>
-      </w:r>
-    </w:p>
-    <w:p>
-      <w:pPr>
-        <w:pStyle w:val="Heading3"/>
-      </w:pPr>
-      <w:r>
-        <w:t>Explain the added worked example · 4</w:t>
-      </w:r>
-    </w:p>
-    <w:p>
-      <w:pPr>
-        <w:spacing w:line="336" w:lineRule="auto" w:after="180"/>
-      </w:pPr>
-      <w:r>
-        <w:rPr>
-          <w:b w:val="0"/>
-        </w:rPr>
-        <w:t xml:space="preserve">Work in a separate corrected copy. Record T2 height 60 to 6, </w:t>
-      </w:r>
-      <w:r>
-        <w:rPr>
-          <w:b/>
-        </w:rPr>
-        <w:t>evidence</w:t>
-      </w:r>
-      <w:r>
-        <w:rPr>
-          <w:b w:val="0"/>
-        </w:rPr>
-        <w:t xml:space="preserve"> C2, transcription error, reviewer and review date. Link the repeated T1 export row to the first T1; count that single trial once and keep both raw rows.</w:t>
-      </w:r>
-    </w:p>
-    <w:p>
-      <w:pPr>
-        <w:spacing w:line="336" w:lineRule="auto" w:after="180"/>
-      </w:pPr>
-      <w:r>
-        <w:rPr>
-          <w:b w:val="0"/>
-        </w:rPr>
-        <w:t>Do not remove two different trials merely because their measured numbers match.</w:t>
-      </w:r>
-    </w:p>
-    <w:p>
-      <w:pPr>
-        <w:pStyle w:val="Heading3"/>
-      </w:pPr>
-      <w:r>
-        <w:t>Key terms</w:t>
-      </w:r>
-    </w:p>
-    <w:tbl>
-      <w:tblPr>
-        <w:tblStyle w:val="LightShading-Accent1"/>
-        <w:tblW w:type="auto" w:w="0"/>
-        <w:tblLook w:firstColumn="1" w:firstRow="1" w:lastColumn="0" w:lastRow="0" w:noHBand="0" w:noVBand="1" w:val="04A0"/>
-      </w:tblPr>
-      <w:tblGrid>
-        <w:gridCol w:w="5112"/>
-        <w:gridCol w:w="5112"/>
-      </w:tblGrid>
-      <w:tr>
-        <w:trPr>
-          <w:tblHeader/>
-        </w:trPr>
-        <w:tc>
-          <w:tcPr>
-            <w:tcW w:type="dxa" w:w="5112"/>
-          </w:tcPr>
-          <w:p>
-            <w:r>
-              <w:t>Term</w:t>
-            </w:r>
-          </w:p>
-        </w:tc>
-        <w:tc>
-          <w:tcPr>
-            <w:tcW w:type="dxa" w:w="5112"/>
-          </w:tcPr>
-          <w:p>
-            <w:r>
-              <w:t>Meaning</w:t>
-            </w:r>
-          </w:p>
-        </w:tc>
-      </w:tr>
-      <w:tr>
-        <w:tc>
-          <w:tcPr>
-            <w:tcW w:type="dxa" w:w="5112"/>
-          </w:tcPr>
-          <w:p>
-            <w:r>
-              <w:t>Schema</w:t>
-            </w:r>
-          </w:p>
-        </w:tc>
-        <w:tc>
-          <w:tcPr>
-            <w:tcW w:type="dxa" w:w="5112"/>
-          </w:tcPr>
-          <w:p>
-            <w:r>
-              <w:t>A description of required fields, formats, units and allowed values</w:t>
-            </w:r>
-          </w:p>
-        </w:tc>
-      </w:tr>
-      <w:tr>
-        <w:tc>
-          <w:tcPr>
-            <w:tcW w:type="dxa" w:w="5112"/>
-          </w:tcPr>
-          <w:p>
-            <w:r>
-              <w:t>Validation</w:t>
-            </w:r>
-          </w:p>
-        </w:tc>
-        <w:tc>
-          <w:tcPr>
-            <w:tcW w:type="dxa" w:w="5112"/>
-          </w:tcPr>
-          <w:p>
-            <w:r>
-              <w:t>Checking a record against stated requirements</w:t>
-            </w:r>
-          </w:p>
-        </w:tc>
-      </w:tr>
-      <w:tr>
-        <w:tc>
-          <w:tcPr>
-            <w:tcW w:type="dxa" w:w="5112"/>
-          </w:tcPr>
-          <w:p>
-            <w:r>
-              <w:t>Provenance</w:t>
-            </w:r>
-          </w:p>
-        </w:tc>
-        <w:tc>
-          <w:tcPr>
-            <w:tcW w:type="dxa" w:w="5112"/>
-          </w:tcPr>
-          <w:p>
-            <w:r>
-              <w:t>A record of where information came from</w:t>
-            </w:r>
-          </w:p>
-        </w:tc>
-      </w:tr>
-      <w:tr>
-        <w:tc>
-          <w:tcPr>
-            <w:tcW w:type="dxa" w:w="5112"/>
-          </w:tcPr>
-          <w:p>
-            <w:r>
-              <w:t>Correction</w:t>
-            </w:r>
-          </w:p>
-        </w:tc>
-        <w:tc>
-          <w:tcPr>
-            <w:tcW w:type="dxa" w:w="5112"/>
-          </w:tcPr>
-          <w:p>
-            <w:r>
-              <w:t>A change supported by evidence about the intended value</w:t>
-            </w:r>
-          </w:p>
-        </w:tc>
-      </w:tr>
-      <w:tr>
-        <w:tc>
-          <w:tcPr>
-            <w:tcW w:type="dxa" w:w="5112"/>
-          </w:tcPr>
-          <w:p>
-            <w:r>
-              <w:t>Change log</w:t>
-            </w:r>
-          </w:p>
-        </w:tc>
-        <w:tc>
-          <w:tcPr>
-            <w:tcW w:type="dxa" w:w="5112"/>
-          </w:tcPr>
-          <w:p>
-            <w:r>
-              <w:t>A record of what changed, why, when and on what evidence</w:t>
-            </w:r>
-          </w:p>
-        </w:tc>
-      </w:tr>
-    </w:tbl>
-    <w:p>
-      <w:pPr>
-        <w:pStyle w:val="Heading3"/>
-      </w:pPr>
-      <w:r>
-        <w:t>Model the reasoning aloud</w:t>
-      </w:r>
-    </w:p>
-    <w:p>
-      <w:pPr>
-        <w:spacing w:line="336" w:lineRule="auto" w:after="180"/>
-      </w:pPr>
-      <w:r>
-        <w:rPr>
-          <w:b w:val="0"/>
-        </w:rPr>
-        <w:t xml:space="preserve">Use the complete worked example below before asking learners to complete W2. Reveal a small part, invite a </w:t>
-      </w:r>
-      <w:r>
-        <w:rPr>
-          <w:b/>
-        </w:rPr>
-        <w:t>prediction</w:t>
-      </w:r>
-      <w:r>
-        <w:rPr>
-          <w:b w:val="0"/>
-        </w:rPr>
-        <w:t>, then explain the deciding step.</w:t>
-      </w:r>
-    </w:p>
-    <w:p>
-      <w:pPr>
-        <w:spacing w:line="336" w:lineRule="auto" w:after="180"/>
-      </w:pPr>
-      <w:r>
-        <w:rPr>
-          <w:b w:val="0"/>
-        </w:rPr>
-        <w:t>These teacher notes contain solutions; do not reveal the independent case answer during modelling.</w:t>
+        <w:t>A clean table can still contain measurement or labelling errors that these checks do not detect.</w:t>
+      </w:r>
+    </w:p>
+    <w:p>
+      <w:pPr>
+        <w:pStyle w:val="Heading2"/>
+      </w:pPr>
+      <w:r>
+        <w:t>Extend to conversions and plausible but unsupported values</w:t>
       </w:r>
     </w:p>
     <w:tbl>
@@ -2046,32 +1539,750 @@
     </w:p>
     <w:p>
       <w:pPr>
+        <w:spacing w:line="336" w:lineRule="auto" w:after="180"/>
+      </w:pPr>
+      <w:r>
+        <w:rPr>
+          <w:b w:val="0"/>
+        </w:rPr>
+        <w:t>A plausible value can still be a transcription error: 7 would pass the height rule even if its source said 6. Conversely, an unusual but supported value is not automatically wrong.</w:t>
+      </w:r>
+    </w:p>
+    <w:p>
+      <w:pPr>
+        <w:spacing w:line="336" w:lineRule="auto" w:after="180"/>
+      </w:pPr>
+      <w:r>
+        <w:rPr>
+          <w:b w:val="0"/>
+        </w:rPr>
+        <w:t>Checking format and checking agreement with a source are different jobs. A source can itself contain an error, so retain its identity and any unresolved concern.</w:t>
+      </w:r>
+    </w:p>
+    <w:p>
+      <w:pPr>
+        <w:pStyle w:val="Heading2"/>
+      </w:pPr>
+      <w:r>
+        <w:t>Use the picture deliberately</w:t>
+      </w:r>
+    </w:p>
+    <w:p>
+      <w:pPr>
+        <w:spacing w:line="336" w:lineRule="auto" w:after="180"/>
+      </w:pPr>
+      <w:r>
+        <w:rPr>
+          <w:b w:val="0"/>
+        </w:rPr>
+        <w:t>Use the diagram and verbal explanation together. Ask learners to match a sentence to a specific visual step; do not assign learners fixed visual or auditory learning styles.</w:t>
+      </w:r>
+    </w:p>
+    <w:p>
+      <w:pPr>
+        <w:spacing w:line="336" w:lineRule="auto" w:after="180"/>
+      </w:pPr>
+      <w:r>
+        <w:rPr>
+          <w:b w:val="0"/>
+        </w:rPr>
+        <w:t xml:space="preserve">Cover the result. Ask learners to name the </w:t>
+      </w:r>
+      <w:r>
+        <w:rPr>
+          <w:b/>
+        </w:rPr>
+        <w:t>input</w:t>
+      </w:r>
+      <w:r>
+        <w:rPr>
+          <w:b w:val="0"/>
+        </w:rPr>
+        <w:t xml:space="preserve">s and predict the next step. Uncover one step, connect the icon to the actual procedure, and explain its </w:t>
+      </w:r>
+      <w:r>
+        <w:rPr>
+          <w:b/>
+        </w:rPr>
+        <w:t>evidence</w:t>
+      </w:r>
+      <w:r>
+        <w:rPr>
+          <w:b w:val="0"/>
+        </w:rPr>
+        <w:t>. Then change the supplied condition and compare.</w:t>
+      </w:r>
+    </w:p>
+    <w:p>
+      <w:pPr>
+        <w:spacing w:line="336" w:lineRule="auto" w:after="180"/>
+      </w:pPr>
+      <w:r>
+        <w:rPr>
+          <w:b w:val="0"/>
+        </w:rPr>
+        <w:t>The picture is a representation; it does not document execution of a real AI model.</w:t>
+      </w:r>
+    </w:p>
+    <w:p>
+      <w:pPr>
+        <w:pStyle w:val="Heading2"/>
+      </w:pPr>
+      <w:r>
+        <w:t>Earlier wording, alternatives and picture transcripts · reference / check after trying</w:t>
+      </w:r>
+    </w:p>
+    <w:p>
+      <w:pPr>
+        <w:spacing w:line="336" w:lineRule="auto" w:after="180"/>
+      </w:pPr>
+      <w:r>
+        <w:rPr>
+          <w:b w:val="0"/>
+        </w:rPr>
+        <w:t>Explain the mechanism</w:t>
+      </w:r>
+    </w:p>
+    <w:p>
+      <w:pPr>
+        <w:spacing w:line="336" w:lineRule="auto" w:after="180"/>
+      </w:pPr>
+      <w:r>
+        <w:rPr>
+          <w:b w:val="0"/>
+        </w:rPr>
+        <w:t>Follow the information instead of imagining magic inside the machine.</w:t>
+      </w:r>
+    </w:p>
+    <w:p>
+      <w:pPr>
         <w:pStyle w:val="Heading3"/>
       </w:pPr>
       <w:r>
-        <w:t>Model the reasoning aloud · 5</w:t>
+        <w:t>1. Input — information entering</w:t>
       </w:r>
     </w:p>
     <w:p>
       <w:pPr>
         <w:spacing w:line="336" w:lineRule="auto" w:after="180"/>
-      </w:pPr>
-      <w:r>
-        <w:rPr>
-          <w:b w:val="0"/>
-        </w:rPr>
-        <w:t>A plausible value can still be a transcription error: 7 would pass the height rule even if its source said 6. Conversely, an unusual but supported value is not automatically wrong.</w:t>
+        <w:shd w:fill="F4F9FC"/>
+      </w:pPr>
+      <w:r>
+        <w:rPr>
+          <w:b/>
+        </w:rPr>
+        <w:t>INPUT</w:t>
+      </w:r>
+      <w:r>
+        <w:rPr>
+          <w:b w:val="0"/>
+        </w:rPr>
+        <w:t xml:space="preserve"> collected examples and labels</w:t>
+      </w:r>
+    </w:p>
+    <w:p>
+      <w:pPr>
+        <w:pStyle w:val="Heading3"/>
+      </w:pPr>
+      <w:r>
+        <w:t>2. Process — the deciding step</w:t>
       </w:r>
     </w:p>
     <w:p>
       <w:pPr>
         <w:spacing w:line="336" w:lineRule="auto" w:after="180"/>
-      </w:pPr>
-      <w:r>
-        <w:rPr>
-          <w:b w:val="0"/>
-        </w:rPr>
-        <w:t>Checking format and checking agreement with a source are different jobs. A source can itself contain an error, so retain its identity and any unresolved concern.</w:t>
+        <w:shd w:fill="F4F9FC"/>
+      </w:pPr>
+      <w:r>
+        <w:rPr>
+          <w:b/>
+        </w:rPr>
+        <w:t>PROCESS</w:t>
+      </w:r>
+      <w:r>
+        <w:rPr>
+          <w:b w:val="0"/>
+        </w:rPr>
+        <w:t xml:space="preserve"> audit </w:t>
+      </w:r>
+      <w:r>
+        <w:rPr>
+          <w:b/>
+        </w:rPr>
+        <w:t>coverage</w:t>
+      </w:r>
+      <w:r>
+        <w:rPr>
+          <w:b w:val="0"/>
+        </w:rPr>
+        <w:t xml:space="preserve">, </w:t>
+      </w:r>
+      <w:r>
+        <w:rPr>
+          <w:b/>
+        </w:rPr>
+        <w:t>correctness</w:t>
+      </w:r>
+      <w:r>
+        <w:rPr>
+          <w:b w:val="0"/>
+        </w:rPr>
+        <w:t xml:space="preserve">, </w:t>
+      </w:r>
+      <w:r>
+        <w:rPr>
+          <w:b/>
+        </w:rPr>
+        <w:t>relevance</w:t>
+      </w:r>
+      <w:r>
+        <w:rPr>
+          <w:b w:val="0"/>
+        </w:rPr>
+        <w:t>, and duplication</w:t>
+      </w:r>
+    </w:p>
+    <w:p>
+      <w:pPr>
+        <w:pStyle w:val="Heading3"/>
+      </w:pPr>
+      <w:r>
+        <w:t>3. Output — the result</w:t>
+      </w:r>
+    </w:p>
+    <w:p>
+      <w:pPr>
+        <w:spacing w:line="336" w:lineRule="auto" w:after="180"/>
+        <w:shd w:fill="F4F9FC"/>
+      </w:pPr>
+      <w:r>
+        <w:rPr>
+          <w:b/>
+        </w:rPr>
+        <w:t>OUTPUT</w:t>
+      </w:r>
+      <w:r>
+        <w:rPr>
+          <w:b w:val="0"/>
+        </w:rPr>
+        <w:t xml:space="preserve"> accept, repair, or reject the dataset</w:t>
+      </w:r>
+    </w:p>
+    <w:p>
+      <w:pPr>
+        <w:spacing w:line="336" w:lineRule="auto" w:after="180"/>
+      </w:pPr>
+      <w:r>
+        <w:rPr>
+          <w:b w:val="0"/>
+        </w:rPr>
+        <w:t xml:space="preserve">CORE IDEA </w:t>
+      </w:r>
+      <w:r>
+        <w:rPr>
+          <w:b/>
+        </w:rPr>
+        <w:t>Coverage</w:t>
+      </w:r>
+      <w:r>
+        <w:rPr>
+          <w:b w:val="0"/>
+        </w:rPr>
+        <w:t xml:space="preserve">, </w:t>
+      </w:r>
+      <w:r>
+        <w:rPr>
+          <w:b/>
+        </w:rPr>
+        <w:t>correctness</w:t>
+      </w:r>
+      <w:r>
+        <w:rPr>
+          <w:b w:val="0"/>
+        </w:rPr>
+        <w:t xml:space="preserve">, and </w:t>
+      </w:r>
+      <w:r>
+        <w:rPr>
+          <w:b/>
+        </w:rPr>
+        <w:t>relevance</w:t>
+      </w:r>
+      <w:r>
+        <w:rPr>
+          <w:b w:val="0"/>
+        </w:rPr>
+        <w:t xml:space="preserve"> matter more than raw quantity.</w:t>
+      </w:r>
+    </w:p>
+    <w:p>
+      <w:pPr>
+        <w:spacing w:line="336" w:lineRule="auto" w:after="180"/>
+      </w:pPr>
+      <w:r>
+        <w:rPr>
+          <w:b w:val="0"/>
+        </w:rPr>
+        <w:t xml:space="preserve">UNDER THE HOOD Data quality is multidimensional. More rows can amplify </w:t>
+      </w:r>
+      <w:r>
+        <w:rPr>
+          <w:b/>
+        </w:rPr>
+        <w:t>duplicate</w:t>
+      </w:r>
+      <w:r>
+        <w:rPr>
+          <w:b w:val="0"/>
+        </w:rPr>
+        <w:t>s, systematic labeling errors, stale conditions, or irrelevant fields.</w:t>
+      </w:r>
+    </w:p>
+    <w:p>
+      <w:pPr>
+        <w:spacing w:line="336" w:lineRule="auto" w:after="180"/>
+      </w:pPr>
+      <w:r>
+        <w:rPr>
+          <w:b w:val="0"/>
+        </w:rPr>
+        <w:t>Fitness depends on the intended population and decision, not a universal quality score.</w:t>
+      </w:r>
+    </w:p>
+    <w:p>
+      <w:pPr>
+        <w:spacing w:line="336" w:lineRule="auto" w:after="180"/>
+      </w:pPr>
+      <w:r>
+        <w:rPr>
+          <w:b w:val="0"/>
+        </w:rPr>
+        <w:t>Draw a fresh example with all three stages:</w:t>
+      </w:r>
+    </w:p>
+    <w:p>
+      <w:pPr>
+        <w:spacing w:line="336" w:lineRule="auto" w:after="180"/>
+      </w:pPr>
+      <w:r>
+        <w:rPr>
+          <w:b w:val="0"/>
+        </w:rPr>
+        <w:t xml:space="preserve">Every step connects a claim to observable </w:t>
+      </w:r>
+      <w:r>
+        <w:rPr>
+          <w:b/>
+        </w:rPr>
+        <w:t>evidence</w:t>
+      </w:r>
+      <w:r>
+        <w:rPr>
+          <w:b w:val="0"/>
+        </w:rPr>
+        <w:t>.</w:t>
+      </w:r>
+    </w:p>
+    <w:p>
+      <w:pPr>
+        <w:spacing w:line="336" w:lineRule="auto" w:after="180"/>
+      </w:pPr>
+      <w:r>
+        <w:rPr>
+          <w:b w:val="0"/>
+        </w:rPr>
+        <w:t xml:space="preserve">CASE One animal dataset has 1,000 blurry </w:t>
+      </w:r>
+      <w:r>
+        <w:rPr>
+          <w:b/>
+        </w:rPr>
+        <w:t>duplicate</w:t>
+      </w:r>
+      <w:r>
+        <w:rPr>
+          <w:b w:val="0"/>
+        </w:rPr>
+        <w:t xml:space="preserve"> photos; another has 120 clear, correctly labeled photos across settings and animal types.</w:t>
+      </w:r>
+    </w:p>
+    <w:p>
+      <w:pPr>
+        <w:spacing w:line="336" w:lineRule="auto" w:after="180"/>
+      </w:pPr>
+      <w:r>
+        <w:rPr>
+          <w:b w:val="0"/>
+        </w:rPr>
+        <w:t>STEP 1 — OBSERVE collected examples and labels</w:t>
+      </w:r>
+    </w:p>
+    <w:p>
+      <w:pPr>
+        <w:spacing w:line="336" w:lineRule="auto" w:after="180"/>
+      </w:pPr>
+      <w:r>
+        <w:rPr>
+          <w:b w:val="0"/>
+        </w:rPr>
+        <w:t xml:space="preserve">STEP 2 — TRACE audit </w:t>
+      </w:r>
+      <w:r>
+        <w:rPr>
+          <w:b/>
+        </w:rPr>
+        <w:t>coverage</w:t>
+      </w:r>
+      <w:r>
+        <w:rPr>
+          <w:b w:val="0"/>
+        </w:rPr>
+        <w:t xml:space="preserve">, </w:t>
+      </w:r>
+      <w:r>
+        <w:rPr>
+          <w:b/>
+        </w:rPr>
+        <w:t>correctness</w:t>
+      </w:r>
+      <w:r>
+        <w:rPr>
+          <w:b w:val="0"/>
+        </w:rPr>
+        <w:t xml:space="preserve">, </w:t>
+      </w:r>
+      <w:r>
+        <w:rPr>
+          <w:b/>
+        </w:rPr>
+        <w:t>relevance</w:t>
+      </w:r>
+      <w:r>
+        <w:rPr>
+          <w:b w:val="0"/>
+        </w:rPr>
+        <w:t>, and duplication</w:t>
+      </w:r>
+    </w:p>
+    <w:p>
+      <w:pPr>
+        <w:spacing w:line="336" w:lineRule="auto" w:after="180"/>
+      </w:pPr>
+      <w:r>
+        <w:rPr>
+          <w:b w:val="0"/>
+        </w:rPr>
+        <w:t>STEP 3 — CONCLUDE accept, repair, or reject the dataset</w:t>
+      </w:r>
+    </w:p>
+    <w:p>
+      <w:pPr>
+        <w:spacing w:line="336" w:lineRule="auto" w:after="180"/>
+      </w:pPr>
+      <w:r>
+        <w:rPr>
+          <w:b w:val="0"/>
+        </w:rPr>
+        <w:t>MODEL REASONING Choose the set that covers intended conditions, uses checked labels, includes relevant fields, and avoids misleading duplication. State remaining gaps rather than declaring any dataset perfect.</w:t>
+      </w:r>
+    </w:p>
+    <w:p>
+      <w:pPr>
+        <w:spacing w:line="336" w:lineRule="auto" w:after="180"/>
+      </w:pPr>
+      <w:r>
+        <w:rPr>
+          <w:b w:val="0"/>
+        </w:rPr>
+        <w:t>DO NOT OVERCLAIM Large quantity cannot compensate for systematic absence or incorrect labels.</w:t>
+      </w:r>
+    </w:p>
+    <w:p>
+      <w:pPr>
+        <w:spacing w:line="336" w:lineRule="auto" w:after="180"/>
+      </w:pPr>
+      <w:r>
+        <w:rPr>
+          <w:b w:val="0"/>
+        </w:rPr>
+        <w:t xml:space="preserve">What new </w:t>
+      </w:r>
+      <w:r>
+        <w:rPr>
+          <w:b/>
+        </w:rPr>
+        <w:t>evidence</w:t>
+      </w:r>
+      <w:r>
+        <w:rPr>
+          <w:b w:val="0"/>
+        </w:rPr>
+        <w:t xml:space="preserve"> could change this answer?</w:t>
+      </w:r>
+    </w:p>
+    <w:p>
+      <w:pPr>
+        <w:pStyle w:val="Heading3"/>
+      </w:pPr>
+      <w:r>
+        <w:t>Concrete teaching case</w:t>
+      </w:r>
+    </w:p>
+    <w:p>
+      <w:pPr>
+        <w:spacing w:line="336" w:lineRule="auto" w:after="180"/>
+      </w:pPr>
+      <w:r>
+        <w:rPr>
+          <w:b w:val="0"/>
+        </w:rPr>
+        <w:t>Ordinary pencil lengths are recorded as 12 cm, 14 cm, blank and 130 cm.</w:t>
+      </w:r>
+    </w:p>
+    <w:p>
+      <w:pPr>
+        <w:spacing w:line="336" w:lineRule="auto" w:after="180"/>
+      </w:pPr>
+      <w:r>
+        <w:rPr>
+          <w:b w:val="0"/>
+        </w:rPr>
+        <w:t>What needs checking? May 130 silently become 13?</w:t>
+      </w:r>
+    </w:p>
+    <w:p>
+      <w:pPr>
+        <w:pStyle w:val="Heading3"/>
+      </w:pPr>
+      <w:r>
+        <w:t>Exact explanation to model</w:t>
+      </w:r>
+    </w:p>
+    <w:p>
+      <w:pPr>
+        <w:spacing w:line="336" w:lineRule="auto" w:after="180"/>
+      </w:pPr>
+      <w:r>
+        <w:rPr>
+          <w:b w:val="0"/>
+        </w:rPr>
+        <w:t xml:space="preserve">Investigate missing and unusually large values using the source and units. Do not invent a repair. Document verified </w:t>
+      </w:r>
+      <w:r>
+        <w:rPr>
+          <w:b/>
+        </w:rPr>
+        <w:t>correction</w:t>
+      </w:r>
+      <w:r>
+        <w:rPr>
+          <w:b w:val="0"/>
+        </w:rPr>
+        <w:t>s.</w:t>
+      </w:r>
+    </w:p>
+    <w:p>
+      <w:pPr>
+        <w:pStyle w:val="Heading3"/>
+      </w:pPr>
+      <w:r>
+        <w:t>Explain the added worked example</w:t>
+      </w:r>
+    </w:p>
+    <w:p>
+      <w:pPr>
+        <w:pStyle w:val="Heading3"/>
+      </w:pPr>
+      <w:r>
+        <w:t>Key terms</w:t>
+      </w:r>
+    </w:p>
+    <w:tbl>
+      <w:tblPr>
+        <w:tblStyle w:val="LightShading-Accent1"/>
+        <w:tblW w:type="auto" w:w="0"/>
+        <w:tblLook w:firstColumn="1" w:firstRow="1" w:lastColumn="0" w:lastRow="0" w:noHBand="0" w:noVBand="1" w:val="04A0"/>
+      </w:tblPr>
+      <w:tblGrid>
+        <w:gridCol w:w="5112"/>
+        <w:gridCol w:w="5112"/>
+      </w:tblGrid>
+      <w:tr>
+        <w:trPr>
+          <w:tblHeader/>
+        </w:trPr>
+        <w:tc>
+          <w:tcPr>
+            <w:tcW w:type="dxa" w:w="5112"/>
+          </w:tcPr>
+          <w:p>
+            <w:r>
+              <w:t>Term</w:t>
+            </w:r>
+          </w:p>
+        </w:tc>
+        <w:tc>
+          <w:tcPr>
+            <w:tcW w:type="dxa" w:w="5112"/>
+          </w:tcPr>
+          <w:p>
+            <w:r>
+              <w:t>Meaning</w:t>
+            </w:r>
+          </w:p>
+        </w:tc>
+      </w:tr>
+      <w:tr>
+        <w:tc>
+          <w:tcPr>
+            <w:tcW w:type="dxa" w:w="5112"/>
+          </w:tcPr>
+          <w:p>
+            <w:r>
+              <w:t>Schema</w:t>
+            </w:r>
+          </w:p>
+        </w:tc>
+        <w:tc>
+          <w:tcPr>
+            <w:tcW w:type="dxa" w:w="5112"/>
+          </w:tcPr>
+          <w:p>
+            <w:r>
+              <w:t>A description of required fields, formats, units and allowed values</w:t>
+            </w:r>
+          </w:p>
+        </w:tc>
+      </w:tr>
+      <w:tr>
+        <w:tc>
+          <w:tcPr>
+            <w:tcW w:type="dxa" w:w="5112"/>
+          </w:tcPr>
+          <w:p>
+            <w:r>
+              <w:t>Validation</w:t>
+            </w:r>
+          </w:p>
+        </w:tc>
+        <w:tc>
+          <w:tcPr>
+            <w:tcW w:type="dxa" w:w="5112"/>
+          </w:tcPr>
+          <w:p>
+            <w:r>
+              <w:t>Checking a record against stated requirements</w:t>
+            </w:r>
+          </w:p>
+        </w:tc>
+      </w:tr>
+      <w:tr>
+        <w:tc>
+          <w:tcPr>
+            <w:tcW w:type="dxa" w:w="5112"/>
+          </w:tcPr>
+          <w:p>
+            <w:r>
+              <w:t>Provenance</w:t>
+            </w:r>
+          </w:p>
+        </w:tc>
+        <w:tc>
+          <w:tcPr>
+            <w:tcW w:type="dxa" w:w="5112"/>
+          </w:tcPr>
+          <w:p>
+            <w:r>
+              <w:t>A record of where information came from</w:t>
+            </w:r>
+          </w:p>
+        </w:tc>
+      </w:tr>
+      <w:tr>
+        <w:tc>
+          <w:tcPr>
+            <w:tcW w:type="dxa" w:w="5112"/>
+          </w:tcPr>
+          <w:p>
+            <w:r>
+              <w:t>Correction</w:t>
+            </w:r>
+          </w:p>
+        </w:tc>
+        <w:tc>
+          <w:tcPr>
+            <w:tcW w:type="dxa" w:w="5112"/>
+          </w:tcPr>
+          <w:p>
+            <w:r>
+              <w:t>A change supported by evidence about the intended value</w:t>
+            </w:r>
+          </w:p>
+        </w:tc>
+      </w:tr>
+      <w:tr>
+        <w:tc>
+          <w:tcPr>
+            <w:tcW w:type="dxa" w:w="5112"/>
+          </w:tcPr>
+          <w:p>
+            <w:r>
+              <w:t>Change log</w:t>
+            </w:r>
+          </w:p>
+        </w:tc>
+        <w:tc>
+          <w:tcPr>
+            <w:tcW w:type="dxa" w:w="5112"/>
+          </w:tcPr>
+          <w:p>
+            <w:r>
+              <w:t>A record of what changed, why, when and on what evidence</w:t>
+            </w:r>
+          </w:p>
+        </w:tc>
+      </w:tr>
+    </w:tbl>
+    <w:p>
+      <w:pPr>
+        <w:pStyle w:val="Heading3"/>
+      </w:pPr>
+      <w:r>
+        <w:t>Model the reasoning aloud</w:t>
+      </w:r>
+    </w:p>
+    <w:p>
+      <w:pPr>
+        <w:spacing w:line="336" w:lineRule="auto" w:after="180"/>
+      </w:pPr>
+      <w:r>
+        <w:rPr>
+          <w:b w:val="0"/>
+        </w:rPr>
+        <w:t xml:space="preserve">Use the complete worked example below before asking learners to complete W2. Reveal a small part, invite a </w:t>
+      </w:r>
+      <w:r>
+        <w:rPr>
+          <w:b/>
+        </w:rPr>
+        <w:t>prediction</w:t>
+      </w:r>
+      <w:r>
+        <w:rPr>
+          <w:b w:val="0"/>
+        </w:rPr>
+        <w:t>, then explain the deciding step.</w:t>
+      </w:r>
+    </w:p>
+    <w:p>
+      <w:pPr>
+        <w:spacing w:line="336" w:lineRule="auto" w:after="180"/>
+      </w:pPr>
+      <w:r>
+        <w:rPr>
+          <w:b w:val="0"/>
+        </w:rPr>
+        <w:t>These teacher notes contain solutions; do not reveal the independent case answer during modelling.</w:t>
       </w:r>
     </w:p>
     <w:tbl>
@@ -2178,17 +2389,6 @@
     </w:tbl>
     <w:p>
       <w:pPr>
-        <w:spacing w:line="336" w:lineRule="auto" w:after="180"/>
-      </w:pPr>
-      <w:r>
-        <w:rPr>
-          <w:b w:val="0"/>
-        </w:rPr>
-        <w:t>Use the diagram and verbal explanation together. Ask learners to match a sentence to a specific visual step; do not assign learners fixed visual or auditory learning styles.</w:t>
-      </w:r>
-    </w:p>
-    <w:p>
-      <w:pPr>
         <w:pStyle w:val="Heading3"/>
       </w:pPr>
       <w:r>
@@ -2197,61 +2397,10 @@
     </w:p>
     <w:p>
       <w:pPr>
-        <w:spacing w:line="336" w:lineRule="auto" w:after="180"/>
-      </w:pPr>
-      <w:r>
-        <w:rPr>
-          <w:b w:val="0"/>
-        </w:rPr>
-        <w:t>A fictional toy-car distance table needs cleaning before use.</w:t>
-      </w:r>
-    </w:p>
-    <w:p>
-      <w:pPr>
         <w:pStyle w:val="Heading3"/>
       </w:pPr>
       <w:r>
         <w:t>The facts we will use</w:t>
-      </w:r>
-    </w:p>
-    <w:p>
-      <w:pPr>
-        <w:pStyle w:val="Heading3"/>
-      </w:pPr>
-      <w:r>
-        <w:t>Supplied facts</w:t>
-      </w:r>
-    </w:p>
-    <w:p>
-      <w:pPr>
-        <w:spacing w:line="336" w:lineRule="auto" w:after="180"/>
-        <w:shd w:fill="F1F6FC"/>
-      </w:pPr>
-      <w:r>
-        <w:rPr>
-          <w:b w:val="0"/>
-        </w:rPr>
-        <w:t>Contract: unique run ID; whole distance 0–30 cm. Raw rows: A=0 cm, B=200 mm, C=blank, another A=0 cm.</w:t>
-      </w:r>
-    </w:p>
-    <w:p>
-      <w:pPr>
-        <w:pStyle w:val="Heading3"/>
-      </w:pPr>
-      <w:r>
-        <w:t>Supplied facts</w:t>
-      </w:r>
-    </w:p>
-    <w:p>
-      <w:pPr>
-        <w:spacing w:line="336" w:lineRule="auto" w:after="180"/>
-        <w:shd w:fill="F1F6FC"/>
-      </w:pPr>
-      <w:r>
-        <w:rPr>
-          <w:b w:val="0"/>
-        </w:rPr>
-        <w:t>Source log confirms one A run and B’s original measurement of 200 mm; C has no measurement.</w:t>
       </w:r>
     </w:p>
     <w:p>
@@ -2259,7 +2408,7 @@
         <w:drawing>
           <wp:inline xmlns:a="http://schemas.openxmlformats.org/drawingml/2006/main" xmlns:pic="http://schemas.openxmlformats.org/drawingml/2006/picture">
             <wp:extent cx="5311302" cy="5943600"/>
-            <wp:docPr id="1" name="Picture 1" descr="Good Data, Bad Data. Validate rows: A’s zero is valid; B has wrong unit; C is missing; A is duplicated.. Evidence repair: 200 mm ÷10 =20 cm; source log supports retaining one A.. Keep unknown: C stays unresolved; do not replace it with 0.. Clean record: Usable unique rows: A=0 cm, B=20 cm; retain a separate change log."/>
+            <wp:docPr id="3" name="Picture 3" descr="Good Data, Bad Data. Validate rows: A’s zero is valid; B has wrong unit; C is missing; A is duplicated.. Evidence repair: 200 mm ÷10 =20 cm; source log supports retaining one A.. Keep unknown: C stays unresolved; do not replace it with 0.. Clean record: Usable unique rows: A=0 cm, B=20 cm; retain a separate change log."/>
             <wp:cNvGraphicFramePr>
               <a:graphicFrameLocks noChangeAspect="1"/>
             </wp:cNvGraphicFramePr>
@@ -2271,7 +2420,7 @@
                     <pic:cNvPicPr/>
                   </pic:nvPicPr>
                   <pic:blipFill>
-                    <a:blip r:embed="rId9"/>
+                    <a:blip r:embed="rId11"/>
                     <a:stretch>
                       <a:fillRect/>
                     </a:stretch>
@@ -2440,43 +2589,392 @@
         <w:pStyle w:val="Heading3"/>
       </w:pPr>
       <w:r>
-        <w:t>Why the result follows</w:t>
+        <w:t>What this example does not establish</w:t>
+      </w:r>
+    </w:p>
+    <w:p>
+      <w:pPr>
+        <w:pStyle w:val="Heading3"/>
+      </w:pPr>
+      <w:r>
+        <w:t>Change one thing in the pictured case</w:t>
+      </w:r>
+    </w:p>
+    <w:p>
+      <w:pPr>
+        <w:pStyle w:val="Heading3"/>
+      </w:pPr>
+      <w:r>
+        <w:t>Ask while showing the picture</w:t>
+      </w:r>
+    </w:p>
+    <w:p>
+      <w:pPr>
+        <w:pStyle w:val="Heading1"/>
+      </w:pPr>
+      <w:r>
+        <w:t>03. Guide the reasoning, then remove help</w:t>
+      </w:r>
+    </w:p>
+    <w:p>
+      <w:r>
+        <w:t>Collect a response from each learner before discussing the worked key.</w:t>
+      </w:r>
+    </w:p>
+    <w:p>
+      <w:pPr>
+        <w:pStyle w:val="Heading2"/>
+      </w:pPr>
+      <w:r>
+        <w:t>Prompt before revealing</w:t>
       </w:r>
     </w:p>
     <w:p>
       <w:pPr>
         <w:spacing w:line="336" w:lineRule="auto" w:after="180"/>
-        <w:shd w:fill="F1F6FC"/>
-      </w:pPr>
-      <w:r>
-        <w:rPr>
-          <w:b w:val="0"/>
-        </w:rPr>
-        <w:t xml:space="preserve">Cleaning is not permission to make inconvenient values plausible. The source log supports a unit conversion and removal of a </w:t>
+      </w:pPr>
+      <w:r>
+        <w:rPr>
+          <w:b w:val="0"/>
+        </w:rPr>
+        <w:t xml:space="preserve">Completion task: C2 says T2 height is 6 cm and travel is 5 cm; the export says height 60 cm. Write a change-log entry with ID, field, old and new values with units, </w:t>
       </w:r>
       <w:r>
         <w:rPr>
           <w:b/>
         </w:rPr>
-        <w:t>duplicate</w:t>
-      </w:r>
-      <w:r>
-        <w:rPr>
-          <w:b w:val="0"/>
-        </w:rPr>
-        <w:t xml:space="preserve"> copy. Zero means a measured zero distance; blank means no supplied measurement.</w:t>
+        <w:t>evidence</w:t>
+      </w:r>
+      <w:r>
+        <w:rPr>
+          <w:b w:val="0"/>
+        </w:rPr>
+        <w:t>, reason, reviewer and date.</w:t>
       </w:r>
     </w:p>
     <w:p>
       <w:pPr>
         <w:spacing w:line="336" w:lineRule="auto" w:after="180"/>
-        <w:shd w:fill="F1F6FC"/>
-      </w:pPr>
-      <w:r>
-        <w:rPr>
-          <w:b w:val="0"/>
-        </w:rPr>
-        <w:t>Keep the raw table and explain every change so someone can reconstruct what happened.</w:t>
+      </w:pPr>
+      <w:r>
+        <w:rPr>
+          <w:b w:val="0"/>
+        </w:rPr>
+        <w:t>Use a fictional reviewer and date. Explain where the raw export is kept.</w:t>
+      </w:r>
+    </w:p>
+    <w:p>
+      <w:pPr>
+        <w:pStyle w:val="Heading2"/>
+      </w:pPr>
+      <w:r>
+        <w:t>Expected reasoning and fading help</w:t>
+      </w:r>
+    </w:p>
+    <w:p>
+      <w:pPr>
+        <w:spacing w:line="336" w:lineRule="auto" w:after="180"/>
+      </w:pPr>
+      <w:r>
+        <w:rPr>
+          <w:b w:val="0"/>
+        </w:rPr>
+        <w:t xml:space="preserve">Teacher check: Example: T2; height; 60 cm to 6 cm; source C2; transcription error; reviewer R; review date 16 September 2026. Preserve the original export unchanged and apply the </w:t>
+      </w:r>
+      <w:r>
+        <w:rPr>
+          <w:b/>
+        </w:rPr>
+        <w:t>correction</w:t>
+      </w:r>
+      <w:r>
+        <w:rPr>
+          <w:b w:val="0"/>
+        </w:rPr>
+        <w:t xml:space="preserve"> to a separate working copy.</w:t>
+      </w:r>
+    </w:p>
+    <w:p>
+      <w:pPr>
+        <w:spacing w:line="336" w:lineRule="auto" w:after="180"/>
+      </w:pPr>
+      <w:r>
+        <w:rPr>
+          <w:b w:val="0"/>
+        </w:rPr>
+        <w:t>The source supports 6; the invalid 60 alone would not reveal the intended number.</w:t>
+      </w:r>
+    </w:p>
+    <w:p>
+      <w:pPr>
+        <w:spacing w:line="336" w:lineRule="auto" w:after="180"/>
+      </w:pPr>
+      <w:r>
+        <w:rPr>
+          <w:b w:val="0"/>
+        </w:rPr>
+        <w:t xml:space="preserve">Start by identifying the given </w:t>
+      </w:r>
+      <w:r>
+        <w:rPr>
+          <w:b/>
+        </w:rPr>
+        <w:t>input</w:t>
+      </w:r>
+      <w:r>
+        <w:rPr>
+          <w:b w:val="0"/>
+        </w:rPr>
+        <w:t>s together. Leave the intermediate steps blank. If needed, model one step, then withdraw that help on the next step. Move to a full trace only when the partial trace is understood.</w:t>
+      </w:r>
+    </w:p>
+    <w:p>
+      <w:pPr>
+        <w:spacing w:line="336" w:lineRule="auto" w:after="180"/>
+      </w:pPr>
+      <w:r>
+        <w:rPr>
+          <w:b w:val="0"/>
+        </w:rPr>
+        <w:t>For partners, alternate explainer and checker; collect a response from every learner before discussion.</w:t>
+      </w:r>
+    </w:p>
+    <w:p>
+      <w:pPr>
+        <w:pStyle w:val="Heading2"/>
+      </w:pPr>
+      <w:r>
+        <w:t>Check the misconception before discussion</w:t>
+      </w:r>
+    </w:p>
+    <w:p>
+      <w:pPr>
+        <w:spacing w:line="336" w:lineRule="auto" w:after="180"/>
+      </w:pPr>
+      <w:r>
+        <w:rPr>
+          <w:b w:val="0"/>
+        </w:rPr>
+        <w:t>Use the worked case for Data quality and documented repair. Proposed explanation: “Every valid value is true”. Decide whether this explanation is supported.</w:t>
+      </w:r>
+    </w:p>
+    <w:p>
+      <w:pPr>
+        <w:spacing w:line="336" w:lineRule="auto" w:after="180"/>
+      </w:pPr>
+      <w:r>
+        <w:rPr>
+          <w:b w:val="0"/>
+        </w:rPr>
+        <w:t>Point to the step or supplied fact that decides; explain your repair if needed.</w:t>
+      </w:r>
+    </w:p>
+    <w:p>
+      <w:pPr>
+        <w:spacing w:line="336" w:lineRule="auto" w:after="180"/>
+      </w:pPr>
+      <w:r>
+        <w:rPr>
+          <w:b w:val="0"/>
+        </w:rPr>
+        <w:t xml:space="preserve">Expected </w:t>
+      </w:r>
+      <w:r>
+        <w:rPr>
+          <w:b/>
+        </w:rPr>
+        <w:t>correction</w:t>
+      </w:r>
+      <w:r>
+        <w:rPr>
+          <w:b w:val="0"/>
+        </w:rPr>
+        <w:t xml:space="preserve">: </w:t>
+      </w:r>
+      <w:r>
+        <w:rPr>
+          <w:b/>
+        </w:rPr>
+        <w:t>Schema</w:t>
+      </w:r>
+      <w:r>
+        <w:rPr>
+          <w:b w:val="0"/>
+        </w:rPr>
+        <w:t xml:space="preserve"> compliance does not prove agreement with an </w:t>
+      </w:r>
+      <w:r>
+        <w:rPr>
+          <w:b/>
+        </w:rPr>
+        <w:t>observation</w:t>
+      </w:r>
+      <w:r>
+        <w:rPr>
+          <w:b w:val="0"/>
+        </w:rPr>
+        <w:t xml:space="preserve"> or establish that the source was accurate.</w:t>
+      </w:r>
+    </w:p>
+    <w:p>
+      <w:pPr>
+        <w:spacing w:line="336" w:lineRule="auto" w:after="180"/>
+      </w:pPr>
+      <w:r>
+        <w:rPr>
+          <w:b w:val="0"/>
+        </w:rPr>
+        <w:t>Collect explanations, not only yes/no votes. If a misunderstanding is common, re-model the relevant step for the class.</w:t>
+      </w:r>
+    </w:p>
+    <w:p>
+      <w:pPr>
+        <w:spacing w:line="336" w:lineRule="auto" w:after="180"/>
+      </w:pPr>
+      <w:r>
+        <w:rPr>
+          <w:b w:val="0"/>
+        </w:rPr>
+        <w:t>If it affects a few learners, give a short targeted group explanation while others solve a more demanding variation.</w:t>
+      </w:r>
+    </w:p>
+    <w:p>
+      <w:pPr>
+        <w:pStyle w:val="Heading2"/>
+      </w:pPr>
+      <w:r>
+        <w:t>Use the pictorial check</w:t>
+      </w:r>
+    </w:p>
+    <w:p>
+      <w:pPr>
+        <w:spacing w:line="336" w:lineRule="auto" w:after="180"/>
+      </w:pPr>
+      <w:r>
+        <w:rPr>
+          <w:b w:val="0"/>
+        </w:rPr>
+        <w:t xml:space="preserve">Which repairs are </w:t>
+      </w:r>
+      <w:r>
+        <w:rPr>
+          <w:b/>
+        </w:rPr>
+        <w:t>evidence</w:t>
+      </w:r>
+      <w:r>
+        <w:rPr>
+          <w:b w:val="0"/>
+        </w:rPr>
+        <w:t>-backed in the original case, and which row must remain unknown?</w:t>
+      </w:r>
+    </w:p>
+    <w:p>
+      <w:pPr>
+        <w:spacing w:line="336" w:lineRule="auto" w:after="180"/>
+      </w:pPr>
+      <w:r>
+        <w:rPr>
+          <w:b w:val="0"/>
+        </w:rPr>
+        <w:t>Convert B to 20 cm and keep one confirmed A; C stays unknown. A’s valid zero must not be treated as missing.</w:t>
+      </w:r>
+    </w:p>
+    <w:p>
+      <w:pPr>
+        <w:spacing w:line="336" w:lineRule="auto" w:after="180"/>
+      </w:pPr>
+      <w:r>
+        <w:rPr>
+          <w:b w:val="0"/>
+        </w:rPr>
+        <w:t>Changed-case reasoning: B remains unresolved rather than becoming 20 cm. Without a confirmed unit, division by 10 would be an unsupported assumption.</w:t>
+      </w:r>
+    </w:p>
+    <w:p>
+      <w:pPr>
+        <w:spacing w:line="336" w:lineRule="auto" w:after="180"/>
+      </w:pPr>
+      <w:r>
+        <w:rPr>
+          <w:b w:val="0"/>
+        </w:rPr>
+        <w:t xml:space="preserve">Collect each learner’s explanation before discussion. Use the first missing connection between </w:t>
+      </w:r>
+      <w:r>
+        <w:rPr>
+          <w:b/>
+        </w:rPr>
+        <w:t>input</w:t>
+      </w:r>
+      <w:r>
+        <w:rPr>
+          <w:b w:val="0"/>
+        </w:rPr>
+        <w:t xml:space="preserve">, deciding step and result to choose support. This question is worked-case practice, not fresh mastery </w:t>
+      </w:r>
+      <w:r>
+        <w:rPr>
+          <w:b/>
+        </w:rPr>
+        <w:t>evidence</w:t>
+      </w:r>
+      <w:r>
+        <w:rPr>
+          <w:b w:val="0"/>
+        </w:rPr>
+        <w:t>.</w:t>
+      </w:r>
+    </w:p>
+    <w:p>
+      <w:pPr>
+        <w:pStyle w:val="Heading2"/>
+      </w:pPr>
+      <w:r>
+        <w:t>Keep each learner explaining</w:t>
+      </w:r>
+    </w:p>
+    <w:p>
+      <w:pPr>
+        <w:pStyle w:val="ListBullet"/>
+      </w:pPr>
+      <w:r>
+        <w:t>Ask: Which facts are given, and which would we have to assume? Learners mark relevant details before discussing answers.</w:t>
+      </w:r>
+    </w:p>
+    <w:p>
+      <w:pPr>
+        <w:pStyle w:val="ListBullet"/>
+      </w:pPr>
+      <w:r>
+        <w:t>Say: Predict first. Show the rule, information path or calculation that would produce the result. A correct guess is not yet an explanation.</w:t>
+      </w:r>
+    </w:p>
+    <w:p>
+      <w:pPr>
+        <w:pStyle w:val="ListBullet"/>
+      </w:pPr>
+      <w:r>
+        <w:t>In pairs, one learner solves while the other checks evidence; exchange roles. Remove the worked answer before independent assessment.</w:t>
+      </w:r>
+    </w:p>
+    <w:p>
+      <w:pPr>
+        <w:pStyle w:val="Heading2"/>
+      </w:pPr>
+      <w:r>
+        <w:t>Earlier wording, alternatives and picture transcripts · reference / check after trying</w:t>
+      </w:r>
+    </w:p>
+    <w:p>
+      <w:pPr>
+        <w:spacing w:line="336" w:lineRule="auto" w:after="180"/>
+      </w:pPr>
+      <w:r>
+        <w:rPr>
+          <w:b w:val="0"/>
+        </w:rPr>
+        <w:t>Demonstrate and guide practice</w:t>
       </w:r>
     </w:p>
     <w:p>
@@ -2484,7 +2982,75 @@
         <w:pStyle w:val="Heading3"/>
       </w:pPr>
       <w:r>
-        <w:t>What this example does not establish</w:t>
+        <w:t>Board sequence</w:t>
+      </w:r>
+    </w:p>
+    <w:p>
+      <w:pPr>
+        <w:spacing w:line="336" w:lineRule="auto" w:after="180"/>
+      </w:pPr>
+      <w:r>
+        <w:rPr>
+          <w:b w:val="0"/>
+        </w:rPr>
+        <w:t>Write the given facts: Ordinary pencil lengths are recorded as 12 cm, 14 cm, blank and 130 cm.</w:t>
+      </w:r>
+    </w:p>
+    <w:p>
+      <w:pPr>
+        <w:spacing w:line="336" w:lineRule="auto" w:after="180"/>
+      </w:pPr>
+      <w:r>
+        <w:rPr>
+          <w:b w:val="0"/>
+        </w:rPr>
+        <w:t>Write the question to explain: What needs checking? May 130 silently become 13?</w:t>
+      </w:r>
+    </w:p>
+    <w:p>
+      <w:pPr>
+        <w:spacing w:line="336" w:lineRule="auto" w:after="180"/>
+      </w:pPr>
+      <w:r>
+        <w:rPr>
+          <w:b w:val="0"/>
+        </w:rPr>
+        <w:t xml:space="preserve">Reveal after </w:t>
+      </w:r>
+      <w:r>
+        <w:rPr>
+          <w:b/>
+        </w:rPr>
+        <w:t>prediction</w:t>
+      </w:r>
+      <w:r>
+        <w:rPr>
+          <w:b w:val="0"/>
+        </w:rPr>
+        <w:t xml:space="preserve">s: Investigate missing and unusually large values using the source and units. Do not invent a repair. Document verified </w:t>
+      </w:r>
+      <w:r>
+        <w:rPr>
+          <w:b/>
+        </w:rPr>
+        <w:t>correction</w:t>
+      </w:r>
+      <w:r>
+        <w:rPr>
+          <w:b w:val="0"/>
+        </w:rPr>
+        <w:t>s.</w:t>
+      </w:r>
+    </w:p>
+    <w:p>
+      <w:pPr>
+        <w:spacing w:line="336" w:lineRule="auto" w:after="180"/>
+      </w:pPr>
+      <w:r>
+        <w:rPr>
+          <w:b w:val="0"/>
+        </w:rPr>
+        <w:t>Use the earlier changed question as optional later practice. Reserve Audit an independent paper-plane log for the first independent attempt before hints or feedback.</w:t>
       </w:r>
     </w:p>
     <w:p>
@@ -2492,362 +3058,18 @@
         <w:pStyle w:val="Heading3"/>
       </w:pPr>
       <w:r>
-        <w:t>Keep the stated limit</w:t>
+        <w:t>Classroom dialogue</w:t>
       </w:r>
     </w:p>
     <w:p>
       <w:pPr>
         <w:spacing w:line="336" w:lineRule="auto" w:after="180"/>
-        <w:shd w:fill="FFF5E6"/>
-      </w:pPr>
-      <w:r>
-        <w:rPr>
-          <w:b w:val="0"/>
-        </w:rPr>
-        <w:t>A clean table can still contain measurement or labelling errors that these checks do not detect.</w:t>
-      </w:r>
-    </w:p>
-    <w:p>
-      <w:pPr>
-        <w:pStyle w:val="Heading3"/>
-      </w:pPr>
-      <w:r>
-        <w:t>Change one thing in the pictured case</w:t>
-      </w:r>
-    </w:p>
-    <w:p>
-      <w:pPr>
-        <w:pStyle w:val="Heading3"/>
-      </w:pPr>
-      <w:r>
-        <w:t>Change one thing</w:t>
-      </w:r>
-    </w:p>
-    <w:p>
-      <w:pPr>
-        <w:spacing w:line="336" w:lineRule="auto" w:after="180"/>
-        <w:shd w:fill="F5F1FB"/>
-      </w:pPr>
-      <w:r>
-        <w:rPr>
-          <w:b w:val="0"/>
-        </w:rPr>
-        <w:t>Change: The source log gives B only as bare 200 with no unit.</w:t>
-      </w:r>
-    </w:p>
-    <w:p>
-      <w:pPr>
-        <w:pStyle w:val="Heading3"/>
-      </w:pPr>
-      <w:r>
-        <w:t>Predicted result</w:t>
-      </w:r>
-    </w:p>
-    <w:p>
-      <w:pPr>
-        <w:spacing w:line="336" w:lineRule="auto" w:after="180"/>
-        <w:shd w:fill="F1F6FC"/>
-      </w:pPr>
-      <w:r>
-        <w:rPr>
-          <w:b/>
-        </w:rPr>
-        <w:t>Prediction</w:t>
-      </w:r>
-      <w:r>
-        <w:rPr>
-          <w:b w:val="0"/>
-        </w:rPr>
-        <w:t>: B remains unresolved rather than becoming 20 cm.</w:t>
-      </w:r>
-    </w:p>
-    <w:p>
-      <w:pPr>
-        <w:pStyle w:val="Heading3"/>
-      </w:pPr>
-      <w:r>
-        <w:t>Why the result follows</w:t>
-      </w:r>
-    </w:p>
-    <w:p>
-      <w:pPr>
-        <w:spacing w:line="336" w:lineRule="auto" w:after="180"/>
-        <w:shd w:fill="F1F6FC"/>
-      </w:pPr>
-      <w:r>
-        <w:rPr>
-          <w:b w:val="0"/>
-        </w:rPr>
-        <w:t>Reason: Without a confirmed unit, division by 10 would be an unsupported assumption.</w:t>
-      </w:r>
-    </w:p>
-    <w:p>
-      <w:pPr>
-        <w:pStyle w:val="Heading3"/>
-      </w:pPr>
-      <w:r>
-        <w:t>Ask while showing the picture</w:t>
-      </w:r>
-    </w:p>
-    <w:p>
-      <w:pPr>
-        <w:pStyle w:val="Heading3"/>
-      </w:pPr>
-      <w:r>
-        <w:t>Ask while showing the picture · 6</w:t>
-      </w:r>
-    </w:p>
-    <w:p>
-      <w:pPr>
-        <w:spacing w:line="336" w:lineRule="auto" w:after="180"/>
-      </w:pPr>
-      <w:r>
-        <w:rPr>
-          <w:b w:val="0"/>
-        </w:rPr>
-        <w:t xml:space="preserve">Cover the result. Ask learners to name the </w:t>
-      </w:r>
-      <w:r>
-        <w:rPr>
-          <w:b/>
-        </w:rPr>
-        <w:t>input</w:t>
-      </w:r>
-      <w:r>
-        <w:rPr>
-          <w:b w:val="0"/>
-        </w:rPr>
-        <w:t xml:space="preserve">s and predict the next step. Uncover one step, connect the icon to the actual procedure, and explain its </w:t>
-      </w:r>
-      <w:r>
-        <w:rPr>
-          <w:b/>
-        </w:rPr>
-        <w:t>evidence</w:t>
-      </w:r>
-      <w:r>
-        <w:rPr>
-          <w:b w:val="0"/>
-        </w:rPr>
-        <w:t>. Then change the supplied condition and compare.</w:t>
-      </w:r>
-    </w:p>
-    <w:p>
-      <w:pPr>
-        <w:spacing w:line="336" w:lineRule="auto" w:after="180"/>
-      </w:pPr>
-      <w:r>
-        <w:rPr>
-          <w:b w:val="0"/>
-        </w:rPr>
-        <w:t>The picture is a representation; it does not document execution of a real AI model.</w:t>
-      </w:r>
-    </w:p>
-    <w:p>
-      <w:pPr>
-        <w:pStyle w:val="Heading1"/>
-      </w:pPr>
-      <w:r>
-        <w:t>03. Demonstrate and guide practice</w:t>
-      </w:r>
-    </w:p>
-    <w:p>
-      <w:r>
-        <w:t>Demonstrate Good Data, Bad Data, reduce support deliberately and check individual reasoning before discussing answers.</w:t>
-      </w:r>
-    </w:p>
-    <w:p>
-      <w:pPr>
-        <w:pStyle w:val="Heading3"/>
-      </w:pPr>
-      <w:r>
-        <w:t>Board sequence</w:t>
-      </w:r>
-    </w:p>
-    <w:p>
-      <w:pPr>
-        <w:pStyle w:val="Heading3"/>
-      </w:pPr>
-      <w:r>
-        <w:t>1. Put the facts on the board</w:t>
-      </w:r>
-    </w:p>
-    <w:p>
-      <w:pPr>
-        <w:spacing w:line="336" w:lineRule="auto" w:after="180"/>
-        <w:shd w:fill="F4F9FC"/>
-      </w:pPr>
-      <w:r>
-        <w:rPr>
-          <w:b w:val="0"/>
-        </w:rPr>
-        <w:t>Write the given facts: Ordinary pencil lengths are recorded as 12 cm, 14 cm, blank and 130 cm.</w:t>
-      </w:r>
-    </w:p>
-    <w:p>
-      <w:pPr>
-        <w:pStyle w:val="Heading3"/>
-      </w:pPr>
-      <w:r>
-        <w:t>2. State the decision to explain</w:t>
-      </w:r>
-    </w:p>
-    <w:p>
-      <w:pPr>
-        <w:spacing w:line="336" w:lineRule="auto" w:after="180"/>
-        <w:shd w:fill="F5F1FB"/>
-      </w:pPr>
-      <w:r>
-        <w:rPr>
-          <w:b w:val="0"/>
-        </w:rPr>
-        <w:t>Write the question to explain: What needs checking? May 130 silently become 13?</w:t>
-      </w:r>
-    </w:p>
-    <w:p>
-      <w:pPr>
-        <w:pStyle w:val="Heading3"/>
-      </w:pPr>
-      <w:r>
-        <w:t>3. Reveal the worked reasoning</w:t>
-      </w:r>
-    </w:p>
-    <w:p>
-      <w:pPr>
-        <w:spacing w:line="336" w:lineRule="auto" w:after="180"/>
-        <w:shd w:fill="F1F6FC"/>
-      </w:pPr>
-      <w:r>
-        <w:rPr>
-          <w:b w:val="0"/>
-        </w:rPr>
-        <w:t xml:space="preserve">Reveal after </w:t>
-      </w:r>
-      <w:r>
-        <w:rPr>
-          <w:b/>
-        </w:rPr>
-        <w:t>prediction</w:t>
-      </w:r>
-      <w:r>
-        <w:rPr>
-          <w:b w:val="0"/>
-        </w:rPr>
-        <w:t xml:space="preserve">s: Investigate missing and unusually large values using the source and units. Do not invent a repair. Document verified </w:t>
-      </w:r>
-      <w:r>
-        <w:rPr>
-          <w:b/>
-        </w:rPr>
-        <w:t>correction</w:t>
-      </w:r>
-      <w:r>
-        <w:rPr>
-          <w:b w:val="0"/>
-        </w:rPr>
-        <w:t>s.</w:t>
-      </w:r>
-    </w:p>
-    <w:p>
-      <w:pPr>
-        <w:pStyle w:val="Heading3"/>
-      </w:pPr>
-      <w:r>
-        <w:t>Hold back the independent task</w:t>
-      </w:r>
-    </w:p>
-    <w:p>
-      <w:pPr>
-        <w:spacing w:line="336" w:lineRule="auto" w:after="180"/>
-        <w:shd w:fill="FFF5E6"/>
-      </w:pPr>
-      <w:r>
-        <w:rPr>
-          <w:b w:val="0"/>
-        </w:rPr>
-        <w:t>Keep for an independent attempt: A table labels a cat photo dog and lists the same photo three times. Identify both data problems and one sensible repair for each.</w:t>
-      </w:r>
-    </w:p>
-    <w:p>
-      <w:pPr>
-        <w:pStyle w:val="Heading3"/>
-      </w:pPr>
-      <w:r>
-        <w:t>Classroom dialogue</w:t>
-      </w:r>
-    </w:p>
-    <w:p>
-      <w:pPr>
-        <w:pStyle w:val="Heading3"/>
-      </w:pPr>
-      <w:r>
-        <w:t>Ask the class</w:t>
-      </w:r>
-    </w:p>
-    <w:p>
-      <w:pPr>
-        <w:spacing w:line="336" w:lineRule="auto" w:after="180"/>
-        <w:shd w:fill="F5F1FB"/>
-      </w:pPr>
-      <w:r>
-        <w:rPr>
-          <w:b w:val="0"/>
-        </w:rPr>
-        <w:t>Ask: Which facts are given, and which would we have to assume? Learners mark relevant details before discussing answers.</w:t>
-      </w:r>
-    </w:p>
-    <w:p>
-      <w:pPr>
-        <w:pStyle w:val="Heading3"/>
-      </w:pPr>
-      <w:r>
-        <w:t>Language to model</w:t>
-      </w:r>
-    </w:p>
-    <w:p>
-      <w:pPr>
-        <w:spacing w:line="336" w:lineRule="auto" w:after="180"/>
-        <w:shd w:fill="F1F6F8"/>
-      </w:pPr>
-      <w:r>
-        <w:rPr>
-          <w:b w:val="0"/>
-        </w:rPr>
-        <w:t>Say: Predict first. Show the rule, information path or calculation that would produce the result. A correct guess is not yet an explanation.</w:t>
-      </w:r>
-    </w:p>
-    <w:p>
-      <w:pPr>
-        <w:spacing w:line="336" w:lineRule="auto" w:after="180"/>
       </w:pPr>
       <w:r>
         <w:rPr>
           <w:b w:val="0"/>
         </w:rPr>
         <w:t>Reveal reasoning one step at a time. Explain why a tempting alternative fails. Write units and denominators for arithmetic, trace conditions for decisions, and identify supporting sources for claims.</w:t>
-      </w:r>
-    </w:p>
-    <w:p>
-      <w:pPr>
-        <w:spacing w:line="336" w:lineRule="auto" w:after="180"/>
-      </w:pPr>
-      <w:r>
-        <w:rPr>
-          <w:b w:val="0"/>
-        </w:rPr>
-        <w:t xml:space="preserve">In pairs, one learner solves while the other checks </w:t>
-      </w:r>
-      <w:r>
-        <w:rPr>
-          <w:b/>
-        </w:rPr>
-        <w:t>evidence</w:t>
-      </w:r>
-      <w:r>
-        <w:rPr>
-          <w:b w:val="0"/>
-        </w:rPr>
-        <w:t>; exchange roles. Remove the worked answer before independent assessment.</w:t>
       </w:r>
     </w:p>
     <w:p>
@@ -3149,536 +3371,103 @@
         <w:pStyle w:val="Heading3"/>
       </w:pPr>
       <w:r>
-        <w:t>Completion practice</w:t>
+        <w:t>Individual reasoning check</w:t>
+      </w:r>
+    </w:p>
+    <w:p>
+      <w:pPr>
+        <w:pStyle w:val="Heading3"/>
+      </w:pPr>
+      <w:r>
+        <w:t>Pictorial practice question</w:t>
+      </w:r>
+    </w:p>
+    <w:p>
+      <w:pPr>
+        <w:pStyle w:val="Heading3"/>
+      </w:pPr>
+      <w:r>
+        <w:t>Reasoned teacher answer</w:t>
+      </w:r>
+    </w:p>
+    <w:p>
+      <w:pPr>
+        <w:pStyle w:val="Heading1"/>
+      </w:pPr>
+      <w:r>
+        <w:t>04. Run the supplied investigation</w:t>
+      </w:r>
+    </w:p>
+    <w:p>
+      <w:r>
+        <w:t>Keep expected results, observed paper traces and remaining limits distinguishable.</w:t>
+      </w:r>
+    </w:p>
+    <w:p>
+      <w:pPr>
+        <w:pStyle w:val="Heading2"/>
+      </w:pPr>
+      <w:r>
+        <w:t>Supplied materials and answer guidance</w:t>
       </w:r>
     </w:p>
     <w:p>
       <w:pPr>
         <w:spacing w:line="336" w:lineRule="auto" w:after="180"/>
-        <w:shd w:fill="F5F1FB"/>
-      </w:pPr>
-      <w:r>
-        <w:rPr>
-          <w:b w:val="0"/>
-        </w:rPr>
-        <w:t xml:space="preserve">Completion task: C2 says T2 height is 6 cm and travel is 5 cm; the export says height 60 cm. Write a change-log entry with ID, field, old and new values with units, </w:t>
-      </w:r>
-      <w:r>
-        <w:rPr>
-          <w:b/>
-        </w:rPr>
-        <w:t>evidence</w:t>
-      </w:r>
-      <w:r>
-        <w:rPr>
-          <w:b w:val="0"/>
-        </w:rPr>
-        <w:t>, reason, reviewer and date.</w:t>
-      </w:r>
-    </w:p>
-    <w:p>
-      <w:pPr>
-        <w:spacing w:line="336" w:lineRule="auto" w:after="180"/>
-        <w:shd w:fill="F5F1FB"/>
-      </w:pPr>
-      <w:r>
-        <w:rPr>
-          <w:b w:val="0"/>
-        </w:rPr>
-        <w:t>Use a fictional reviewer and date. Explain where the raw export is kept.</w:t>
-      </w:r>
-    </w:p>
-    <w:p>
-      <w:pPr>
-        <w:pStyle w:val="Heading3"/>
-      </w:pPr>
-      <w:r>
-        <w:t>Reasoning to listen for</w:t>
-      </w:r>
-    </w:p>
-    <w:p>
-      <w:pPr>
-        <w:spacing w:line="336" w:lineRule="auto" w:after="180"/>
-        <w:shd w:fill="F1F6FC"/>
-      </w:pPr>
-      <w:r>
-        <w:rPr>
-          <w:b w:val="0"/>
-        </w:rPr>
-        <w:t xml:space="preserve">Teacher check: Example: T2; height; 60 cm to 6 cm; source C2; transcription error; reviewer R; review date 16 September 2026. Preserve the original export unchanged and apply the </w:t>
-      </w:r>
-      <w:r>
-        <w:rPr>
-          <w:b/>
-        </w:rPr>
-        <w:t>correction</w:t>
-      </w:r>
-      <w:r>
-        <w:rPr>
-          <w:b w:val="0"/>
-        </w:rPr>
-        <w:t xml:space="preserve"> to a separate working copy.</w:t>
-      </w:r>
-    </w:p>
-    <w:p>
-      <w:pPr>
-        <w:spacing w:line="336" w:lineRule="auto" w:after="180"/>
-        <w:shd w:fill="F1F6FC"/>
-      </w:pPr>
-      <w:r>
-        <w:rPr>
-          <w:b w:val="0"/>
-        </w:rPr>
-        <w:t>The source supports 6; the invalid 60 alone would not reveal the intended number.</w:t>
-      </w:r>
-    </w:p>
-    <w:p>
-      <w:pPr>
-        <w:spacing w:line="336" w:lineRule="auto" w:after="180"/>
-      </w:pPr>
-      <w:r>
-        <w:rPr>
-          <w:b w:val="0"/>
-        </w:rPr>
-        <w:t xml:space="preserve">Start by identifying the given </w:t>
-      </w:r>
-      <w:r>
-        <w:rPr>
-          <w:b/>
-        </w:rPr>
-        <w:t>input</w:t>
-      </w:r>
-      <w:r>
-        <w:rPr>
-          <w:b w:val="0"/>
-        </w:rPr>
-        <w:t>s together. Leave the intermediate steps blank. If needed, model one step, then withdraw that help on the next step. Move to a full trace only when the partial trace is understood.</w:t>
-      </w:r>
-    </w:p>
-    <w:p>
-      <w:pPr>
-        <w:spacing w:line="336" w:lineRule="auto" w:after="180"/>
-      </w:pPr>
-      <w:r>
-        <w:rPr>
-          <w:b w:val="0"/>
-        </w:rPr>
-        <w:t>For partners, alternate explainer and checker; collect a response from every learner before discussion.</w:t>
-      </w:r>
-    </w:p>
-    <w:p>
-      <w:pPr>
-        <w:pStyle w:val="Heading3"/>
-      </w:pPr>
-      <w:r>
-        <w:t>Individual reasoning check</w:t>
-      </w:r>
-    </w:p>
-    <w:p>
-      <w:pPr>
-        <w:spacing w:line="336" w:lineRule="auto" w:after="180"/>
-      </w:pPr>
-      <w:r>
-        <w:rPr>
-          <w:b w:val="0"/>
-        </w:rPr>
-        <w:t>Use the worked case for Data quality and documented repair. Proposed explanation: “Every valid value is true”. Decide whether this explanation is supported.</w:t>
-      </w:r>
-    </w:p>
-    <w:p>
-      <w:pPr>
-        <w:spacing w:line="336" w:lineRule="auto" w:after="180"/>
-      </w:pPr>
-      <w:r>
-        <w:rPr>
-          <w:b w:val="0"/>
-        </w:rPr>
-        <w:t>Point to the step or supplied fact that decides; explain your repair if needed.</w:t>
-      </w:r>
-    </w:p>
-    <w:p>
-      <w:pPr>
-        <w:pStyle w:val="Heading3"/>
-      </w:pPr>
-      <w:r>
-        <w:t>Expected repair</w:t>
-      </w:r>
-    </w:p>
-    <w:p>
-      <w:pPr>
-        <w:spacing w:line="336" w:lineRule="auto" w:after="180"/>
-        <w:shd w:fill="F1F6FC"/>
-      </w:pPr>
-      <w:r>
-        <w:rPr>
-          <w:b w:val="0"/>
-        </w:rPr>
-        <w:t xml:space="preserve">Expected </w:t>
-      </w:r>
-      <w:r>
-        <w:rPr>
-          <w:b/>
-        </w:rPr>
-        <w:t>correction</w:t>
-      </w:r>
-      <w:r>
-        <w:rPr>
-          <w:b w:val="0"/>
-        </w:rPr>
-        <w:t xml:space="preserve">: </w:t>
-      </w:r>
-      <w:r>
-        <w:rPr>
-          <w:b/>
-        </w:rPr>
-        <w:t>Schema</w:t>
-      </w:r>
-      <w:r>
-        <w:rPr>
-          <w:b w:val="0"/>
-        </w:rPr>
-        <w:t xml:space="preserve"> compliance does not prove agreement with an </w:t>
-      </w:r>
-      <w:r>
-        <w:rPr>
-          <w:b/>
-        </w:rPr>
-        <w:t>observation</w:t>
-      </w:r>
-      <w:r>
-        <w:rPr>
-          <w:b w:val="0"/>
-        </w:rPr>
-        <w:t xml:space="preserve"> or establish that the source was accurate.</w:t>
-      </w:r>
-    </w:p>
-    <w:p>
-      <w:pPr>
-        <w:spacing w:line="336" w:lineRule="auto" w:after="180"/>
-      </w:pPr>
-      <w:r>
-        <w:rPr>
-          <w:b w:val="0"/>
-        </w:rPr>
-        <w:t>Collect explanations, not only yes/no votes. If a misunderstanding is common, re-model the relevant step for the class.</w:t>
-      </w:r>
-    </w:p>
-    <w:p>
-      <w:pPr>
-        <w:spacing w:line="336" w:lineRule="auto" w:after="180"/>
-      </w:pPr>
-      <w:r>
-        <w:rPr>
-          <w:b w:val="0"/>
-        </w:rPr>
-        <w:t>If it affects a few learners, give a short targeted group explanation while others solve a more demanding variation.</w:t>
-      </w:r>
-    </w:p>
-    <w:p>
-      <w:pPr>
-        <w:pStyle w:val="Heading3"/>
-      </w:pPr>
-      <w:r>
-        <w:t>Pictorial practice question</w:t>
-      </w:r>
-    </w:p>
-    <w:p>
-      <w:pPr>
-        <w:spacing w:line="336" w:lineRule="auto" w:after="180"/>
-        <w:shd w:fill="F5F1FB"/>
-      </w:pPr>
-      <w:r>
-        <w:rPr>
-          <w:b w:val="0"/>
-        </w:rPr>
-        <w:t xml:space="preserve">Which repairs are </w:t>
-      </w:r>
-      <w:r>
-        <w:rPr>
-          <w:b/>
-        </w:rPr>
-        <w:t>evidence</w:t>
-      </w:r>
-      <w:r>
-        <w:rPr>
-          <w:b w:val="0"/>
-        </w:rPr>
-        <w:t>-backed in the original case, and which row must remain unknown?</w:t>
-      </w:r>
-    </w:p>
-    <w:p>
-      <w:pPr>
-        <w:pStyle w:val="Heading3"/>
-      </w:pPr>
-      <w:r>
-        <w:t>Reasoned teacher answer</w:t>
-      </w:r>
-    </w:p>
-    <w:p>
-      <w:pPr>
-        <w:spacing w:line="336" w:lineRule="auto" w:after="180"/>
-      </w:pPr>
-      <w:r>
-        <w:rPr>
-          <w:b w:val="0"/>
-        </w:rPr>
-        <w:t>Convert B to 20 cm and keep one confirmed A; C stays unknown. A’s valid zero must not be treated as missing.</w:t>
-      </w:r>
-    </w:p>
-    <w:p>
-      <w:pPr>
-        <w:spacing w:line="336" w:lineRule="auto" w:after="180"/>
-      </w:pPr>
-      <w:r>
-        <w:rPr>
-          <w:b w:val="0"/>
-        </w:rPr>
-        <w:t>Changed-case reasoning: B remains unresolved rather than becoming 20 cm. Without a confirmed unit, division by 10 would be an unsupported assumption.</w:t>
-      </w:r>
-    </w:p>
-    <w:p>
-      <w:pPr>
-        <w:spacing w:line="336" w:lineRule="auto" w:after="180"/>
-      </w:pPr>
-      <w:r>
-        <w:rPr>
-          <w:b w:val="0"/>
-        </w:rPr>
-        <w:t xml:space="preserve">Collect each learner’s explanation before discussion. Use the first missing connection between </w:t>
-      </w:r>
-      <w:r>
-        <w:rPr>
-          <w:b/>
-        </w:rPr>
-        <w:t>input</w:t>
-      </w:r>
-      <w:r>
-        <w:rPr>
-          <w:b w:val="0"/>
-        </w:rPr>
-        <w:t xml:space="preserve">, deciding step and result to choose support. This question is worked-case practice, not fresh mastery </w:t>
-      </w:r>
-      <w:r>
-        <w:rPr>
-          <w:b/>
-        </w:rPr>
-        <w:t>evidence</w:t>
-      </w:r>
-      <w:r>
-        <w:rPr>
-          <w:b w:val="0"/>
-        </w:rPr>
-        <w:t>.</w:t>
-      </w:r>
-    </w:p>
-    <w:p>
-      <w:pPr>
-        <w:pStyle w:val="Heading1"/>
-      </w:pPr>
-      <w:r>
-        <w:t>04. Run the weekly evidence lab</w:t>
-      </w:r>
-    </w:p>
-    <w:p>
-      <w:r>
-        <w:t>Run the Good Data, Bad Data investigation and use the first unsupported step to choose a teaching response.</w:t>
-      </w:r>
-    </w:p>
-    <w:p>
-      <w:pPr>
-        <w:spacing w:line="336" w:lineRule="auto" w:after="180"/>
-      </w:pPr>
-      <w:r>
-        <w:rPr>
-          <w:b w:val="0"/>
-        </w:rPr>
-        <w:t xml:space="preserve">Predict first, test honestly, and explain what the </w:t>
-      </w:r>
-      <w:r>
-        <w:rPr>
-          <w:b/>
-        </w:rPr>
-        <w:t>evidence</w:t>
-      </w:r>
-      <w:r>
-        <w:rPr>
-          <w:b w:val="0"/>
-        </w:rPr>
-        <w:t xml:space="preserve"> means.</w:t>
-      </w:r>
-    </w:p>
-    <w:p>
-      <w:pPr>
-        <w:pStyle w:val="Heading3"/>
-      </w:pPr>
-      <w:r>
-        <w:t>1. Predict</w:t>
-      </w:r>
-    </w:p>
-    <w:p>
-      <w:pPr>
-        <w:spacing w:line="336" w:lineRule="auto" w:after="180"/>
-        <w:shd w:fill="F4F9FC"/>
-      </w:pPr>
-      <w:r>
-        <w:rPr>
-          <w:b w:val="0"/>
-        </w:rPr>
-        <w:t xml:space="preserve">State your </w:t>
-      </w:r>
-      <w:r>
-        <w:rPr>
-          <w:b/>
-        </w:rPr>
-        <w:t>prediction</w:t>
-      </w:r>
-      <w:r>
-        <w:rPr>
-          <w:b w:val="0"/>
-        </w:rPr>
-        <w:t xml:space="preserve"> before the result is known.</w:t>
-      </w:r>
-    </w:p>
-    <w:p>
-      <w:pPr>
-        <w:pStyle w:val="Heading3"/>
-      </w:pPr>
-      <w:r>
-        <w:t>2. Investigate</w:t>
-      </w:r>
-    </w:p>
-    <w:p>
-      <w:pPr>
-        <w:spacing w:line="336" w:lineRule="auto" w:after="180"/>
-        <w:shd w:fill="F4F9FC"/>
-      </w:pPr>
-      <w:r>
-        <w:rPr>
-          <w:b w:val="0"/>
-        </w:rPr>
+      </w:pPr>
+      <w:r>
+        <w:rPr>
+          <w:b w:val="0"/>
+        </w:rPr>
+        <w:t>For the supplied two-copy audit, B is better supported for the stated task. M4 converts to 8 cm from confirmed 80 mm; M1=4 and M3=0 remain measured values. M2 remains missing because its source has no measurement. There are four distinct runs, three assessed distances, one meeting at least 5 cm and one missing. Copy A’s unsupported M2=5 cannot be counted as a measured success. Keep raw and corrected copies and a source-linked log. Reserve Audit an independent paper-plane log for the individual first attempt.</w:t>
+      </w:r>
+    </w:p>
+    <w:p>
+      <w:pPr>
+        <w:pStyle w:val="Heading2"/>
+      </w:pPr>
+      <w:r>
+        <w:t>Run and record</w:t>
+      </w:r>
+    </w:p>
+    <w:p>
+      <w:pPr>
+        <w:pStyle w:val="ListNumber"/>
+      </w:pPr>
+      <w:r>
         <w:t>Complete the task: Audit two mini datasets and choose the safer one.</w:t>
       </w:r>
     </w:p>
     <w:p>
       <w:pPr>
-        <w:pStyle w:val="Heading3"/>
-      </w:pPr>
-      <w:r>
-        <w:t>3. Compare cases</w:t>
-      </w:r>
-    </w:p>
-    <w:p>
-      <w:pPr>
-        <w:spacing w:line="336" w:lineRule="auto" w:after="180"/>
-        <w:shd w:fill="F4F9FC"/>
-      </w:pPr>
-      <w:r>
-        <w:rPr>
-          <w:b w:val="0"/>
-        </w:rPr>
+        <w:pStyle w:val="ListNumber"/>
+      </w:pPr>
+      <w:r>
         <w:t>Keep a normal case and an edge case clearly separated.</w:t>
       </w:r>
     </w:p>
     <w:p>
       <w:pPr>
-        <w:pStyle w:val="Heading3"/>
-      </w:pPr>
-      <w:r>
-        <w:t>4. Record honestly</w:t>
-      </w:r>
-    </w:p>
-    <w:p>
-      <w:pPr>
-        <w:spacing w:line="336" w:lineRule="auto" w:after="180"/>
-        <w:shd w:fill="F4F9FC"/>
-      </w:pPr>
-      <w:r>
-        <w:rPr>
-          <w:b w:val="0"/>
-        </w:rPr>
-        <w:t xml:space="preserve">Record what happened—even when it does not match your </w:t>
-      </w:r>
-      <w:r>
-        <w:rPr>
-          <w:b/>
-        </w:rPr>
-        <w:t>prediction</w:t>
-      </w:r>
-      <w:r>
-        <w:rPr>
-          <w:b w:val="0"/>
-        </w:rPr>
-        <w:t>.</w:t>
-      </w:r>
-    </w:p>
-    <w:p>
-      <w:pPr>
-        <w:pStyle w:val="Heading3"/>
-      </w:pPr>
-      <w:r>
-        <w:t>5. Explain and plan the next test</w:t>
-      </w:r>
-    </w:p>
-    <w:p>
-      <w:pPr>
-        <w:spacing w:line="336" w:lineRule="auto" w:after="180"/>
-        <w:shd w:fill="F4F9FC"/>
-      </w:pPr>
-      <w:r>
-        <w:rPr>
-          <w:b w:val="0"/>
-        </w:rPr>
+        <w:pStyle w:val="ListNumber"/>
+      </w:pPr>
+      <w:r>
+        <w:t>Record what happened—even when it does not match your prediction.</w:t>
+      </w:r>
+    </w:p>
+    <w:p>
+      <w:pPr>
+        <w:pStyle w:val="ListNumber"/>
+      </w:pPr>
+      <w:r>
         <w:t>Explain the result, one limitation, and the next useful test.</w:t>
       </w:r>
     </w:p>
     <w:p>
       <w:pPr>
-        <w:pStyle w:val="Heading3"/>
-      </w:pPr>
-      <w:r>
-        <w:t>Use a fresh case after support</w:t>
-      </w:r>
-    </w:p>
-    <w:p>
-      <w:pPr>
-        <w:spacing w:line="336" w:lineRule="auto" w:after="180"/>
-        <w:shd w:fill="FFF5E6"/>
-      </w:pPr>
-      <w:r>
-        <w:rPr>
-          <w:b w:val="0"/>
-        </w:rPr>
-        <w:t>INDEPENDENCE After support is removed, repeat the proof with a fresh case.</w:t>
-      </w:r>
-    </w:p>
-    <w:p>
-      <w:pPr>
-        <w:pStyle w:val="Heading3"/>
-      </w:pPr>
-      <w:r>
-        <w:t>Make the lab runnable</w:t>
-      </w:r>
-    </w:p>
-    <w:p>
-      <w:pPr>
-        <w:spacing w:line="336" w:lineRule="auto" w:after="180"/>
-      </w:pPr>
-      <w:r>
-        <w:rPr>
-          <w:b w:val="0"/>
-        </w:rPr>
-        <w:t>Use the concrete case as the shared normal case and the independent question as a second case. Each pair creates a boundary or missing-information case and predicts its result before testing.</w:t>
-      </w:r>
-    </w:p>
-    <w:p>
-      <w:pPr>
-        <w:spacing w:line="336" w:lineRule="auto" w:after="180"/>
-      </w:pPr>
-      <w:r>
-        <w:rPr>
-          <w:b w:val="0"/>
-        </w:rPr>
-        <w:t>Keep the expected result separate from an observed mistake.</w:t>
+        <w:pStyle w:val="Heading2"/>
+      </w:pPr>
+      <w:r>
+        <w:t>Keep an inspectable record</w:t>
       </w:r>
     </w:p>
     <w:tbl>
@@ -3829,36 +3618,85 @@
     </w:tbl>
     <w:p>
       <w:pPr>
-        <w:pStyle w:val="Heading3"/>
-      </w:pPr>
-      <w:r>
-        <w:t>Diagnose and reteach</w:t>
-      </w:r>
-    </w:p>
-    <w:p>
-      <w:pPr>
-        <w:pStyle w:val="Heading3"/>
-      </w:pPr>
-      <w:r>
-        <w:t>Find the unsupported claim</w:t>
+        <w:pStyle w:val="Heading2"/>
+      </w:pPr>
+      <w:r>
+        <w:t>Diagnose the first misunderstanding</w:t>
       </w:r>
     </w:p>
     <w:p>
       <w:pPr>
         <w:spacing w:line="336" w:lineRule="auto" w:after="180"/>
-        <w:shd w:fill="F5F1FB"/>
-      </w:pPr>
-      <w:r>
-        <w:rPr>
-          <w:b w:val="0"/>
-        </w:rPr>
-        <w:t xml:space="preserve">CLAIM TO REPAIR More rows always mean more useful </w:t>
+      </w:pPr>
+      <w:r>
+        <w:rPr>
+          <w:b w:val="0"/>
+        </w:rPr>
+        <w:t xml:space="preserve">Every valid value is true: </w:t>
       </w:r>
       <w:r>
         <w:rPr>
           <w:b/>
         </w:rPr>
-        <w:t>evidence</w:t>
+        <w:t>Schema</w:t>
+      </w:r>
+      <w:r>
+        <w:rPr>
+          <w:b w:val="0"/>
+        </w:rPr>
+        <w:t xml:space="preserve"> compliance does not prove agreement with an </w:t>
+      </w:r>
+      <w:r>
+        <w:rPr>
+          <w:b/>
+        </w:rPr>
+        <w:t>observation</w:t>
+      </w:r>
+      <w:r>
+        <w:rPr>
+          <w:b w:val="0"/>
+        </w:rPr>
+        <w:t xml:space="preserve"> or establish that the source was accurate.</w:t>
+      </w:r>
+    </w:p>
+    <w:p>
+      <w:pPr>
+        <w:spacing w:line="336" w:lineRule="auto" w:after="180"/>
+      </w:pPr>
+      <w:r>
+        <w:rPr>
+          <w:b w:val="0"/>
+        </w:rPr>
+        <w:t>A blank means zero: Zero is a known value; a blank is missing information.</w:t>
+      </w:r>
+    </w:p>
+    <w:p>
+      <w:pPr>
+        <w:spacing w:line="336" w:lineRule="auto" w:after="180"/>
+      </w:pPr>
+      <w:r>
+        <w:rPr>
+          <w:b w:val="0"/>
+        </w:rPr>
+        <w:t xml:space="preserve">Matching measurements must be </w:t>
+      </w:r>
+      <w:r>
+        <w:rPr>
+          <w:b/>
+        </w:rPr>
+        <w:t>duplicate</w:t>
+      </w:r>
+      <w:r>
+        <w:rPr>
+          <w:b w:val="0"/>
+        </w:rPr>
+        <w:t xml:space="preserve">s: Distinct trials can have equal measurements; investigate identity and </w:t>
+      </w:r>
+      <w:r>
+        <w:rPr>
+          <w:b/>
+        </w:rPr>
+        <w:t>provenance</w:t>
       </w:r>
       <w:r>
         <w:rPr>
@@ -3869,148 +3707,10 @@
     </w:p>
     <w:p>
       <w:pPr>
-        <w:spacing w:line="336" w:lineRule="auto" w:after="180"/>
-      </w:pPr>
-      <w:r>
-        <w:rPr>
-          <w:b w:val="0"/>
-        </w:rPr>
-        <w:t>For guessing, return to given facts and request a trace. For vocabulary without application, use one example and one non-example. For arithmetic errors, check the setup before the calculation.</w:t>
-      </w:r>
-    </w:p>
-    <w:p>
-      <w:pPr>
-        <w:spacing w:line="336" w:lineRule="auto" w:after="180"/>
-      </w:pPr>
-      <w:r>
-        <w:rPr>
-          <w:b w:val="0"/>
-        </w:rPr>
-        <w:t>Finish with a different uncoached case before recording mastery.</w:t>
-      </w:r>
-    </w:p>
-    <w:p>
-      <w:pPr>
-        <w:pStyle w:val="Heading3"/>
-      </w:pPr>
-      <w:r>
-        <w:t>Address these additional misconceptions</w:t>
-      </w:r>
-    </w:p>
-    <w:p>
-      <w:pPr>
-        <w:spacing w:line="336" w:lineRule="auto" w:after="180"/>
-      </w:pPr>
-      <w:r>
-        <w:rPr>
-          <w:b w:val="0"/>
-        </w:rPr>
-        <w:t xml:space="preserve">Every valid value is true: </w:t>
-      </w:r>
-      <w:r>
-        <w:rPr>
-          <w:b/>
-        </w:rPr>
-        <w:t>Schema</w:t>
-      </w:r>
-      <w:r>
-        <w:rPr>
-          <w:b w:val="0"/>
-        </w:rPr>
-        <w:t xml:space="preserve"> compliance does not prove agreement with an </w:t>
-      </w:r>
-      <w:r>
-        <w:rPr>
-          <w:b/>
-        </w:rPr>
-        <w:t>observation</w:t>
-      </w:r>
-      <w:r>
-        <w:rPr>
-          <w:b w:val="0"/>
-        </w:rPr>
-        <w:t xml:space="preserve"> or establish that the source was accurate.</w:t>
-      </w:r>
-    </w:p>
-    <w:p>
-      <w:pPr>
-        <w:spacing w:line="336" w:lineRule="auto" w:after="180"/>
-      </w:pPr>
-      <w:r>
-        <w:rPr>
-          <w:b w:val="0"/>
-        </w:rPr>
-        <w:t>A blank means zero: Zero is a known value; a blank is missing information.</w:t>
-      </w:r>
-    </w:p>
-    <w:p>
-      <w:pPr>
-        <w:spacing w:line="336" w:lineRule="auto" w:after="180"/>
-      </w:pPr>
-      <w:r>
-        <w:rPr>
-          <w:b w:val="0"/>
-        </w:rPr>
-        <w:t xml:space="preserve">Matching measurements must be </w:t>
-      </w:r>
-      <w:r>
-        <w:rPr>
-          <w:b/>
-        </w:rPr>
-        <w:t>duplicate</w:t>
-      </w:r>
-      <w:r>
-        <w:rPr>
-          <w:b w:val="0"/>
-        </w:rPr>
-        <w:t xml:space="preserve">s: Distinct trials can have equal measurements; investigate identity and </w:t>
-      </w:r>
-      <w:r>
-        <w:rPr>
-          <w:b/>
-        </w:rPr>
-        <w:t>provenance</w:t>
-      </w:r>
-      <w:r>
-        <w:rPr>
-          <w:b w:val="0"/>
-        </w:rPr>
-        <w:t>.</w:t>
-      </w:r>
-    </w:p>
-    <w:p>
-      <w:pPr>
-        <w:spacing w:line="336" w:lineRule="auto" w:after="180"/>
-      </w:pPr>
-      <w:r>
-        <w:rPr>
-          <w:b w:val="0"/>
-        </w:rPr>
-        <w:t xml:space="preserve">A repair should make the result look better: </w:t>
-      </w:r>
-      <w:r>
-        <w:rPr>
-          <w:b/>
-        </w:rPr>
-        <w:t>Correction</w:t>
-      </w:r>
-      <w:r>
-        <w:rPr>
-          <w:b w:val="0"/>
-        </w:rPr>
-        <w:t xml:space="preserve">s follow </w:t>
-      </w:r>
-      <w:r>
-        <w:rPr>
-          <w:b/>
-        </w:rPr>
-        <w:t>evidence</w:t>
-      </w:r>
-      <w:r>
-        <w:rPr>
-          <w:b w:val="0"/>
-        </w:rPr>
-        <w:t>, regardless of whether the result improves.</w:t>
+        <w:pStyle w:val="Heading2"/>
+      </w:pPr>
+      <w:r>
+        <w:t>Choose support from the response</w:t>
       </w:r>
     </w:p>
     <w:p>
@@ -4169,12 +3869,203 @@
     </w:tbl>
     <w:p>
       <w:pPr>
+        <w:pStyle w:val="Heading2"/>
+      </w:pPr>
+      <w:r>
+        <w:t>Earlier wording, alternatives and picture transcripts · reference / check after trying</w:t>
+      </w:r>
+    </w:p>
+    <w:p>
+      <w:pPr>
         <w:spacing w:line="336" w:lineRule="auto" w:after="180"/>
       </w:pPr>
       <w:r>
         <w:rPr>
           <w:b w:val="0"/>
         </w:rPr>
+        <w:t>Run the weekly evidence lab</w:t>
+      </w:r>
+    </w:p>
+    <w:p>
+      <w:pPr>
+        <w:spacing w:line="336" w:lineRule="auto" w:after="180"/>
+      </w:pPr>
+      <w:r>
+        <w:rPr>
+          <w:b w:val="0"/>
+        </w:rPr>
+        <w:t xml:space="preserve">Predict first, test honestly, and explain what the </w:t>
+      </w:r>
+      <w:r>
+        <w:rPr>
+          <w:b/>
+        </w:rPr>
+        <w:t>evidence</w:t>
+      </w:r>
+      <w:r>
+        <w:rPr>
+          <w:b w:val="0"/>
+        </w:rPr>
+        <w:t xml:space="preserve"> means.</w:t>
+      </w:r>
+    </w:p>
+    <w:p>
+      <w:pPr>
+        <w:spacing w:line="336" w:lineRule="auto" w:after="180"/>
+      </w:pPr>
+      <w:r>
+        <w:rPr>
+          <w:b w:val="0"/>
+        </w:rPr>
+        <w:t xml:space="preserve">State your </w:t>
+      </w:r>
+      <w:r>
+        <w:rPr>
+          <w:b/>
+        </w:rPr>
+        <w:t>prediction</w:t>
+      </w:r>
+      <w:r>
+        <w:rPr>
+          <w:b w:val="0"/>
+        </w:rPr>
+        <w:t xml:space="preserve"> before the result is known.</w:t>
+      </w:r>
+    </w:p>
+    <w:p>
+      <w:pPr>
+        <w:spacing w:line="336" w:lineRule="auto" w:after="180"/>
+      </w:pPr>
+      <w:r>
+        <w:rPr>
+          <w:b w:val="0"/>
+        </w:rPr>
+        <w:t>INDEPENDENCE After support is removed, repeat the proof with a fresh case.</w:t>
+      </w:r>
+    </w:p>
+    <w:p>
+      <w:pPr>
+        <w:pStyle w:val="Heading3"/>
+      </w:pPr>
+      <w:r>
+        <w:t>Make the lab runnable</w:t>
+      </w:r>
+    </w:p>
+    <w:p>
+      <w:pPr>
+        <w:spacing w:line="336" w:lineRule="auto" w:after="180"/>
+      </w:pPr>
+      <w:r>
+        <w:rPr>
+          <w:b w:val="0"/>
+        </w:rPr>
+        <w:t>Use the supplied investigation for shared practice. Keep predictions and observed paper-trace results separate. Reserve Audit an independent paper-plane log for the individual first attempt before feedback; do not use the reserved case as a paired lab task.</w:t>
+      </w:r>
+    </w:p>
+    <w:p>
+      <w:pPr>
+        <w:pStyle w:val="Heading3"/>
+      </w:pPr>
+      <w:r>
+        <w:t>Diagnose and reteach</w:t>
+      </w:r>
+    </w:p>
+    <w:p>
+      <w:pPr>
+        <w:spacing w:line="336" w:lineRule="auto" w:after="180"/>
+      </w:pPr>
+      <w:r>
+        <w:rPr>
+          <w:b w:val="0"/>
+        </w:rPr>
+        <w:t xml:space="preserve">CLAIM TO REPAIR More rows always mean more useful </w:t>
+      </w:r>
+      <w:r>
+        <w:rPr>
+          <w:b/>
+        </w:rPr>
+        <w:t>evidence</w:t>
+      </w:r>
+      <w:r>
+        <w:rPr>
+          <w:b w:val="0"/>
+        </w:rPr>
+        <w:t>.</w:t>
+      </w:r>
+    </w:p>
+    <w:p>
+      <w:pPr>
+        <w:spacing w:line="336" w:lineRule="auto" w:after="180"/>
+      </w:pPr>
+      <w:r>
+        <w:rPr>
+          <w:b w:val="0"/>
+        </w:rPr>
+        <w:t>For guessing, return to given facts and request a trace. For vocabulary without application, use one example and one non-example. For arithmetic errors, check the setup before the calculation.</w:t>
+      </w:r>
+    </w:p>
+    <w:p>
+      <w:pPr>
+        <w:spacing w:line="336" w:lineRule="auto" w:after="180"/>
+      </w:pPr>
+      <w:r>
+        <w:rPr>
+          <w:b w:val="0"/>
+        </w:rPr>
+        <w:t>Finish with a different uncoached case before recording mastery.</w:t>
+      </w:r>
+    </w:p>
+    <w:p>
+      <w:pPr>
+        <w:pStyle w:val="Heading3"/>
+      </w:pPr>
+      <w:r>
+        <w:t>Address these additional misconceptions</w:t>
+      </w:r>
+    </w:p>
+    <w:p>
+      <w:pPr>
+        <w:spacing w:line="336" w:lineRule="auto" w:after="180"/>
+      </w:pPr>
+      <w:r>
+        <w:rPr>
+          <w:b w:val="0"/>
+        </w:rPr>
+        <w:t xml:space="preserve">A repair should make the result look better: </w:t>
+      </w:r>
+      <w:r>
+        <w:rPr>
+          <w:b/>
+        </w:rPr>
+        <w:t>Correction</w:t>
+      </w:r>
+      <w:r>
+        <w:rPr>
+          <w:b w:val="0"/>
+        </w:rPr>
+        <w:t xml:space="preserve">s follow </w:t>
+      </w:r>
+      <w:r>
+        <w:rPr>
+          <w:b/>
+        </w:rPr>
+        <w:t>evidence</w:t>
+      </w:r>
+      <w:r>
+        <w:rPr>
+          <w:b w:val="0"/>
+        </w:rPr>
+        <w:t>, regardless of whether the result improves.</w:t>
+      </w:r>
+    </w:p>
+    <w:p>
+      <w:pPr>
+        <w:spacing w:line="336" w:lineRule="auto" w:after="180"/>
+      </w:pPr>
+      <w:r>
+        <w:rPr>
+          <w:b w:val="0"/>
+        </w:rPr>
         <w:t>Offer an oral explanation, drawing, enlarged visual or fewer examples when that removes a reading/writing barrier. Keep the same reasoning goal.</w:t>
       </w:r>
     </w:p>
@@ -4194,12 +4085,561 @@
         <w:pStyle w:val="Heading1"/>
       </w:pPr>
       <w:r>
-        <w:t>05. Assess and explain the answers</w:t>
-      </w:r>
-    </w:p>
-    <w:p>
-      <w:r>
-        <w:t>Use the Good Data, Bad Data questions, teacher keys and criteria after the relevant attempts. Previously discussed cases are practice; protect the separately selected independent task.</w:t>
+        <w:t>05. Assess the selected new case</w:t>
+      </w:r>
+    </w:p>
+    <w:p>
+      <w:r>
+        <w:t>Keep this key until after the first attempt; accept valid alternatives with defensible reasoning.</w:t>
+      </w:r>
+    </w:p>
+    <w:p>
+      <w:pPr>
+        <w:pStyle w:val="Heading2"/>
+      </w:pPr>
+      <w:r>
+        <w:t>Selected independent question and key</w:t>
+      </w:r>
+    </w:p>
+    <w:p>
+      <w:pPr>
+        <w:spacing w:line="336" w:lineRule="auto" w:after="180"/>
+      </w:pPr>
+      <w:r>
+        <w:rPr>
+          <w:b w:val="0"/>
+        </w:rPr>
+        <w:t>Selected case: Each flight ID must be unique; distance is a whole number from 0 through 20 cm. Raw rows: F1 8 cm; F2 120 cm; F3 blank; F4 0 cm; another F1 8 cm. Source S1 confirms one F1 flight. S2 says F2 travelled 12 cm.</w:t>
+      </w:r>
+    </w:p>
+    <w:p>
+      <w:pPr>
+        <w:spacing w:line="336" w:lineRule="auto" w:after="180"/>
+      </w:pPr>
+      <w:r>
+        <w:rPr>
+          <w:b w:val="0"/>
+        </w:rPr>
+        <w:t>S3 is blank. S4 confirms zero. Preserve the raw rows, describe supported repairs and give the number of distinct flights. Report how many assessed flights travelled at least 10 cm, including missing records separately.</w:t>
+      </w:r>
+    </w:p>
+    <w:p>
+      <w:pPr>
+        <w:spacing w:line="336" w:lineRule="auto" w:after="180"/>
+      </w:pPr>
+      <w:r>
+        <w:rPr>
+          <w:b w:val="0"/>
+        </w:rPr>
+        <w:t xml:space="preserve">Correct F2 distance from 120 to 12 cm using S2 and log the change. Link the </w:t>
+      </w:r>
+      <w:r>
+        <w:rPr>
+          <w:b/>
+        </w:rPr>
+        <w:t>duplicate</w:t>
+      </w:r>
+      <w:r>
+        <w:rPr>
+          <w:b w:val="0"/>
+        </w:rPr>
+        <w:t xml:space="preserve"> F1 row using S1 and count F1 once. Keep F3 missing and F4 at measured zero.</w:t>
+      </w:r>
+    </w:p>
+    <w:p>
+      <w:pPr>
+        <w:spacing w:line="336" w:lineRule="auto" w:after="180"/>
+      </w:pPr>
+      <w:r>
+        <w:rPr>
+          <w:b w:val="0"/>
+        </w:rPr>
+        <w:t xml:space="preserve">Four distinct flights remain; three have recorded distances 8, 12 and 0. Only F2 meets at least 10 cm: 1 of 3 assessed, with 1 missing. Retain all five raw rows and the </w:t>
+      </w:r>
+      <w:r>
+        <w:rPr>
+          <w:b/>
+        </w:rPr>
+        <w:t>evidence</w:t>
+      </w:r>
+      <w:r>
+        <w:rPr>
+          <w:b w:val="0"/>
+        </w:rPr>
+        <w:t xml:space="preserve"> for both repair actions.</w:t>
+      </w:r>
+    </w:p>
+    <w:p>
+      <w:pPr>
+        <w:pStyle w:val="Heading2"/>
+      </w:pPr>
+      <w:r>
+        <w:t>Judge explanation, trace and limits</w:t>
+      </w:r>
+    </w:p>
+    <w:tbl>
+      <w:tblPr>
+        <w:tblStyle w:val="LightShading-Accent1"/>
+        <w:tblW w:type="auto" w:w="0"/>
+        <w:tblLook w:firstColumn="1" w:firstRow="1" w:lastColumn="0" w:lastRow="0" w:noHBand="0" w:noVBand="1" w:val="04A0"/>
+      </w:tblPr>
+      <w:tblGrid>
+        <w:gridCol w:w="5112"/>
+        <w:gridCol w:w="5112"/>
+      </w:tblGrid>
+      <w:tr>
+        <w:trPr>
+          <w:tblHeader/>
+        </w:trPr>
+        <w:tc>
+          <w:tcPr>
+            <w:tcW w:type="dxa" w:w="5112"/>
+          </w:tcPr>
+          <w:p>
+            <w:r>
+              <w:t>Dimension</w:t>
+            </w:r>
+          </w:p>
+        </w:tc>
+        <w:tc>
+          <w:tcPr>
+            <w:tcW w:type="dxa" w:w="5112"/>
+          </w:tcPr>
+          <w:p>
+            <w:r>
+              <w:t>Evidence required</w:t>
+            </w:r>
+          </w:p>
+        </w:tc>
+      </w:tr>
+      <w:tr>
+        <w:tc>
+          <w:tcPr>
+            <w:tcW w:type="dxa" w:w="5112"/>
+          </w:tcPr>
+          <w:p>
+            <w:r>
+              <w:t>Explanation</w:t>
+            </w:r>
+          </w:p>
+        </w:tc>
+        <w:tc>
+          <w:tcPr>
+            <w:tcW w:type="dxa" w:w="5112"/>
+          </w:tcPr>
+          <w:p>
+            <w:r>
+              <w:t>Names the applicable idea or procedure and ties it to the supplied facts.</w:t>
+            </w:r>
+          </w:p>
+        </w:tc>
+      </w:tr>
+      <w:tr>
+        <w:tc>
+          <w:tcPr>
+            <w:tcW w:type="dxa" w:w="5112"/>
+          </w:tcPr>
+          <w:p>
+            <w:r>
+              <w:t>Trace and result</w:t>
+            </w:r>
+          </w:p>
+        </w:tc>
+        <w:tc>
+          <w:tcPr>
+            <w:tcW w:type="dxa" w:w="5112"/>
+          </w:tcPr>
+          <w:p>
+            <w:r>
+              <w:t>Preserves the given inputs and shows the relevant intermediate steps; distinguishes a prediction from an observed execution.</w:t>
+            </w:r>
+          </w:p>
+        </w:tc>
+      </w:tr>
+      <w:tr>
+        <w:tc>
+          <w:tcPr>
+            <w:tcW w:type="dxa" w:w="5112"/>
+          </w:tcPr>
+          <w:p>
+            <w:r>
+              <w:t>Limits</w:t>
+            </w:r>
+          </w:p>
+        </w:tc>
+        <w:tc>
+          <w:tcPr>
+            <w:tcW w:type="dxa" w:w="5112"/>
+          </w:tcPr>
+          <w:p>
+            <w:r>
+              <w:t>States the assumptions, missing evidence or conditions under which the result would change.</w:t>
+            </w:r>
+          </w:p>
+        </w:tc>
+      </w:tr>
+    </w:tbl>
+    <w:p>
+      <w:pPr>
+        <w:spacing w:line="336" w:lineRule="auto" w:after="180"/>
+      </w:pPr>
+      <w:r>
+        <w:rPr>
+          <w:b w:val="0"/>
+        </w:rPr>
+        <w:t>Record each dimension as not yet, with support, or independent. Accept a valid alternative procedure with a defensible trace.</w:t>
+      </w:r>
+    </w:p>
+    <w:p>
+      <w:pPr>
+        <w:spacing w:line="336" w:lineRule="auto" w:after="180"/>
+      </w:pPr>
+      <w:r>
+        <w:rPr>
+          <w:b w:val="0"/>
+        </w:rPr>
+        <w:t xml:space="preserve">Do not penalise an honestly recorded model failure if the learner correctly explains its </w:t>
+      </w:r>
+      <w:r>
+        <w:rPr>
+          <w:b/>
+        </w:rPr>
+        <w:t>evidence</w:t>
+      </w:r>
+      <w:r>
+        <w:rPr>
+          <w:b w:val="0"/>
+        </w:rPr>
+        <w:t xml:space="preserve"> and limits.</w:t>
+      </w:r>
+    </w:p>
+    <w:p>
+      <w:pPr>
+        <w:pStyle w:val="Heading2"/>
+      </w:pPr>
+      <w:r>
+        <w:t>Give one usable repair action</w:t>
+      </w:r>
+    </w:p>
+    <w:p>
+      <w:pPr>
+        <w:spacing w:line="336" w:lineRule="auto" w:after="180"/>
+      </w:pPr>
+      <w:r>
+        <w:rPr>
+          <w:b w:val="0"/>
+        </w:rPr>
+        <w:t>Name the earliest unsupported step and give one action to repair it. Have the learner make that repair now and explain why. Then assess the relevant skill on a fresh, fully specified case.</w:t>
+      </w:r>
+    </w:p>
+    <w:p>
+      <w:pPr>
+        <w:spacing w:line="336" w:lineRule="auto" w:after="180"/>
+      </w:pPr>
+      <w:r>
+        <w:rPr>
+          <w:b w:val="0"/>
+        </w:rPr>
+        <w:t>Confirm it was not previously practised with feedback; solve and check the new case before assigning it. A follow-up design prompt is a starting brief, not automatically an equivalent test.</w:t>
+      </w:r>
+    </w:p>
+    <w:p>
+      <w:pPr>
+        <w:pStyle w:val="Heading2"/>
+      </w:pPr>
+      <w:r>
+        <w:t>W1 Check a schema without guessing</w:t>
+      </w:r>
+    </w:p>
+    <w:p>
+      <w:pPr>
+        <w:spacing w:line="336" w:lineRule="auto" w:after="180"/>
+      </w:pPr>
+      <w:r>
+        <w:rPr>
+          <w:b w:val="0"/>
+        </w:rPr>
+        <w:t xml:space="preserve">Use the RampLog </w:t>
+      </w:r>
+      <w:r>
+        <w:rPr>
+          <w:b/>
+        </w:rPr>
+        <w:t>schema</w:t>
+      </w:r>
+      <w:r>
+        <w:rPr>
+          <w:b w:val="0"/>
+        </w:rPr>
+        <w:t>. State the issue or valid status for height 60, travel blank and travel 0. Give the range allowed for each numeric field and explain why a blank and zero require different treatment.</w:t>
+      </w:r>
+    </w:p>
+    <w:p>
+      <w:pPr>
+        <w:spacing w:line="336" w:lineRule="auto" w:after="180"/>
+      </w:pPr>
+      <w:r>
+        <w:rPr>
+          <w:b w:val="0"/>
+        </w:rPr>
+        <w:t>Height 60 fails the whole-number range 1 through 10. Travel blank is missing; its value cannot be inferred. Travel 0 is valid in the whole-number range 0 through 10 and can represent observed no travel.</w:t>
+      </w:r>
+    </w:p>
+    <w:p>
+      <w:pPr>
+        <w:spacing w:line="336" w:lineRule="auto" w:after="180"/>
+      </w:pPr>
+      <w:r>
+        <w:rPr>
+          <w:b w:val="0"/>
+        </w:rPr>
+        <w:t>Zero is a measurement, not a replacement for a blank.</w:t>
+      </w:r>
+    </w:p>
+    <w:p>
+      <w:pPr>
+        <w:pStyle w:val="Heading2"/>
+      </w:pPr>
+      <w:r>
+        <w:t>W2 Write a traceable correction</w:t>
+      </w:r>
+    </w:p>
+    <w:p>
+      <w:pPr>
+        <w:spacing w:line="336" w:lineRule="auto" w:after="180"/>
+      </w:pPr>
+      <w:r>
+        <w:rPr>
+          <w:b w:val="0"/>
+        </w:rPr>
+        <w:t xml:space="preserve">C2 says T2 height is 6 cm and travel is 5 cm; the export says height 60 cm. Write a change-log entry with ID, field, old and new values with units, </w:t>
+      </w:r>
+      <w:r>
+        <w:rPr>
+          <w:b/>
+        </w:rPr>
+        <w:t>evidence</w:t>
+      </w:r>
+      <w:r>
+        <w:rPr>
+          <w:b w:val="0"/>
+        </w:rPr>
+        <w:t>, reason, reviewer and date. Use a fictional reviewer and date.</w:t>
+      </w:r>
+    </w:p>
+    <w:p>
+      <w:pPr>
+        <w:spacing w:line="336" w:lineRule="auto" w:after="180"/>
+      </w:pPr>
+      <w:r>
+        <w:rPr>
+          <w:b w:val="0"/>
+        </w:rPr>
+        <w:t>Explain where the raw export is kept.</w:t>
+      </w:r>
+    </w:p>
+    <w:p>
+      <w:pPr>
+        <w:spacing w:line="336" w:lineRule="auto" w:after="180"/>
+      </w:pPr>
+      <w:r>
+        <w:rPr>
+          <w:b w:val="0"/>
+        </w:rPr>
+        <w:t xml:space="preserve">Example: T2; height; 60 cm to 6 cm; source C2; transcription error; reviewer R; review date 16 September 2026. Preserve the original export unchanged and apply the </w:t>
+      </w:r>
+      <w:r>
+        <w:rPr>
+          <w:b/>
+        </w:rPr>
+        <w:t>correction</w:t>
+      </w:r>
+      <w:r>
+        <w:rPr>
+          <w:b w:val="0"/>
+        </w:rPr>
+        <w:t xml:space="preserve"> to a separate working copy.</w:t>
+      </w:r>
+    </w:p>
+    <w:p>
+      <w:pPr>
+        <w:spacing w:line="336" w:lineRule="auto" w:after="180"/>
+      </w:pPr>
+      <w:r>
+        <w:rPr>
+          <w:b w:val="0"/>
+        </w:rPr>
+        <w:t>The source supports 6; the invalid 60 alone would not reveal the intended number.</w:t>
+      </w:r>
+    </w:p>
+    <w:p>
+      <w:pPr>
+        <w:pStyle w:val="Heading2"/>
+      </w:pPr>
+      <w:r>
+        <w:t>W3 Distinguish duplicate rows from similar trials</w:t>
+      </w:r>
+    </w:p>
+    <w:p>
+      <w:pPr>
+        <w:spacing w:line="336" w:lineRule="auto" w:after="180"/>
+      </w:pPr>
+      <w:r>
+        <w:rPr>
+          <w:b w:val="0"/>
+        </w:rPr>
+        <w:t>The export repeats T1 with the same source C1, which confirms one trial. A different trial T5 also has height 4 and travel 3, with its own source C5 confirming a separate trial.</w:t>
+      </w:r>
+    </w:p>
+    <w:p>
+      <w:pPr>
+        <w:spacing w:line="336" w:lineRule="auto" w:after="180"/>
+      </w:pPr>
+      <w:r>
+        <w:rPr>
+          <w:b w:val="0"/>
+        </w:rPr>
+        <w:t>Explain which rows count once and why T5 must remain separate.</w:t>
+      </w:r>
+    </w:p>
+    <w:p>
+      <w:pPr>
+        <w:spacing w:line="336" w:lineRule="auto" w:after="180"/>
+      </w:pPr>
+      <w:r>
+        <w:rPr>
+          <w:b w:val="0"/>
+        </w:rPr>
+        <w:t xml:space="preserve">The two export rows for T1 represent one confirmed trial and count once, with a link explaining the </w:t>
+      </w:r>
+      <w:r>
+        <w:rPr>
+          <w:b/>
+        </w:rPr>
+        <w:t>duplicate</w:t>
+      </w:r>
+      <w:r>
+        <w:rPr>
+          <w:b w:val="0"/>
+        </w:rPr>
+        <w:t>. T5 is another confirmed trial and stays separate even though its measurements equal T1.</w:t>
+      </w:r>
+    </w:p>
+    <w:p>
+      <w:pPr>
+        <w:spacing w:line="336" w:lineRule="auto" w:after="180"/>
+      </w:pPr>
+      <w:r>
+        <w:rPr>
+          <w:b w:val="0"/>
+        </w:rPr>
+        <w:t>Matching numeric values alone do not establish duplication.</w:t>
+      </w:r>
+    </w:p>
+    <w:p>
+      <w:pPr>
+        <w:pStyle w:val="Heading2"/>
+      </w:pPr>
+      <w:r>
+        <w:t>W5 Handle conflicting and converted evidence</w:t>
+      </w:r>
+    </w:p>
+    <w:p>
+      <w:pPr>
+        <w:spacing w:line="336" w:lineRule="auto" w:after="180"/>
+      </w:pPr>
+      <w:r>
+        <w:rPr>
+          <w:b w:val="0"/>
+        </w:rPr>
+        <w:t xml:space="preserve">Two signed cards disagree about the same F3 flight: one says 9 cm and the other 11 cm. Neither is established as the </w:t>
+      </w:r>
+      <w:r>
+        <w:rPr>
+          <w:b/>
+        </w:rPr>
+        <w:t>correction</w:t>
+      </w:r>
+      <w:r>
+        <w:rPr>
+          <w:b w:val="0"/>
+        </w:rPr>
+        <w:t>. What can you report for the at-least-10-cm question?</w:t>
+      </w:r>
+    </w:p>
+    <w:p>
+      <w:pPr>
+        <w:spacing w:line="336" w:lineRule="auto" w:after="180"/>
+      </w:pPr>
+      <w:r>
+        <w:rPr>
+          <w:b w:val="0"/>
+        </w:rPr>
+        <w:t xml:space="preserve">Separately, a source for a new F5 flight explicitly records 100 mm. Convert it to centimetres and state the conversion </w:t>
+      </w:r>
+      <w:r>
+        <w:rPr>
+          <w:b/>
+        </w:rPr>
+        <w:t>evidence</w:t>
+      </w:r>
+      <w:r>
+        <w:rPr>
+          <w:b w:val="0"/>
+        </w:rPr>
+        <w:t xml:space="preserve"> to retain.</w:t>
+      </w:r>
+    </w:p>
+    <w:p>
+      <w:pPr>
+        <w:spacing w:line="336" w:lineRule="auto" w:after="180"/>
+      </w:pPr>
+      <w:r>
+        <w:rPr>
+          <w:b w:val="0"/>
+        </w:rPr>
+        <w:t>Keep F3 unresolved because 9 would fail and 11 would meet the threshold; do not choose whichever improves the result.</w:t>
+      </w:r>
+    </w:p>
+    <w:p>
+      <w:pPr>
+        <w:spacing w:line="336" w:lineRule="auto" w:after="180"/>
+      </w:pPr>
+      <w:r>
+        <w:rPr>
+          <w:b w:val="0"/>
+        </w:rPr>
+        <w:t>Flag both sources and request resolution; the known F1, F2 and F4 results still give 1 of 3 assessed with F3 unresolved. F5 is 10 cm because 100 divided by 10 equals 10.</w:t>
+      </w:r>
+    </w:p>
+    <w:p>
+      <w:pPr>
+        <w:spacing w:line="336" w:lineRule="auto" w:after="180"/>
+      </w:pPr>
+      <w:r>
+        <w:rPr>
+          <w:b w:val="0"/>
+        </w:rPr>
+        <w:t>Preserve 100 mm, the source ID and the 10-mm-per-cm conversion. F5 is a new flight, not a repair of F3.</w:t>
+      </w:r>
+    </w:p>
+    <w:p>
+      <w:pPr>
+        <w:pStyle w:val="Heading2"/>
+      </w:pPr>
+      <w:r>
+        <w:t>Earlier wording, alternatives and picture transcripts · reference / check after trying</w:t>
+      </w:r>
+    </w:p>
+    <w:p>
+      <w:pPr>
+        <w:spacing w:line="336" w:lineRule="auto" w:after="180"/>
+      </w:pPr>
+      <w:r>
+        <w:rPr>
+          <w:b w:val="0"/>
+        </w:rPr>
+        <w:t>Assess and explain the answers</w:t>
       </w:r>
     </w:p>
     <w:p>
@@ -4212,34 +4652,44 @@
     </w:p>
     <w:p>
       <w:pPr>
+        <w:spacing w:line="336" w:lineRule="auto" w:after="180"/>
+      </w:pPr>
+      <w:r>
+        <w:rPr>
+          <w:b w:val="0"/>
+        </w:rPr>
+        <w:t xml:space="preserve">Investigate missing and unusually large values using the source and units. Do not invent a repair. Document verified </w:t>
+      </w:r>
+      <w:r>
+        <w:rPr>
+          <w:b/>
+        </w:rPr>
+        <w:t>correction</w:t>
+      </w:r>
+      <w:r>
+        <w:rPr>
+          <w:b w:val="0"/>
+        </w:rPr>
+        <w:t>s.</w:t>
+      </w:r>
+    </w:p>
+    <w:p>
+      <w:pPr>
         <w:pStyle w:val="Heading3"/>
       </w:pPr>
       <w:r>
-        <w:t>Teacher key · Worked case answer</w:t>
+        <w:t>Additional transfer practice question</w:t>
       </w:r>
     </w:p>
     <w:p>
       <w:pPr>
         <w:spacing w:line="336" w:lineRule="auto" w:after="180"/>
-        <w:shd w:fill="F1F6FC"/>
-      </w:pPr>
-      <w:r>
-        <w:rPr>
-          <w:b w:val="0"/>
-        </w:rPr>
-        <w:t xml:space="preserve">Investigate missing and unusually large values using the source and units. Do not invent a repair. Document verified </w:t>
-      </w:r>
-      <w:r>
-        <w:rPr>
-          <w:b/>
-        </w:rPr>
-        <w:t>correction</w:t>
-      </w:r>
-      <w:r>
-        <w:rPr>
-          <w:b w:val="0"/>
-        </w:rPr>
-        <w:t>s.</w:t>
+      </w:pPr>
+      <w:r>
+        <w:rPr>
+          <w:b w:val="0"/>
+        </w:rPr>
+        <w:t>A table labels a cat photo dog and lists the same photo three times. Identify both data problems and one sensible repair for each.</w:t>
       </w:r>
     </w:p>
     <w:p>
@@ -4247,49 +4697,12 @@
         <w:pStyle w:val="Heading3"/>
       </w:pPr>
       <w:r>
-        <w:t>Independent question</w:t>
-      </w:r>
-    </w:p>
-    <w:p>
-      <w:pPr>
-        <w:pStyle w:val="Heading3"/>
-      </w:pPr>
-      <w:r>
-        <w:t>Independent question · withhold the key</w:t>
+        <w:t>Reasoned practice answer</w:t>
       </w:r>
     </w:p>
     <w:p>
       <w:pPr>
         <w:spacing w:line="336" w:lineRule="auto" w:after="180"/>
-        <w:shd w:fill="F5F1FB"/>
-      </w:pPr>
-      <w:r>
-        <w:rPr>
-          <w:b w:val="0"/>
-        </w:rPr>
-        <w:t>A table labels a cat photo dog and lists the same photo three times. Identify both data problems and one sensible repair for each.</w:t>
-      </w:r>
-    </w:p>
-    <w:p>
-      <w:pPr>
-        <w:pStyle w:val="Heading3"/>
-      </w:pPr>
-      <w:r>
-        <w:t>Expected independent answer</w:t>
-      </w:r>
-    </w:p>
-    <w:p>
-      <w:pPr>
-        <w:pStyle w:val="Heading3"/>
-      </w:pPr>
-      <w:r>
-        <w:t>Teacher key · Expected independent answer</w:t>
-      </w:r>
-    </w:p>
-    <w:p>
-      <w:pPr>
-        <w:spacing w:line="336" w:lineRule="auto" w:after="180"/>
-        <w:shd w:fill="F1F6FC"/>
       </w:pPr>
       <w:r>
         <w:rPr>
@@ -4643,34 +5056,132 @@
     </w:p>
     <w:p>
       <w:pPr>
+        <w:spacing w:line="336" w:lineRule="auto" w:after="180"/>
+      </w:pPr>
+      <w:r>
+        <w:rPr>
+          <w:b w:val="0"/>
+        </w:rPr>
+        <w:t>Keep 8 cm; convert 90 mm to 9 cm and record the conversion. Mark the blank as missing. Investigate 700 cm against the original record and units; do not silently change it to 7 cm.</w:t>
+      </w:r>
+    </w:p>
+    <w:p>
+      <w:pPr>
+        <w:spacing w:line="336" w:lineRule="auto" w:after="180"/>
+      </w:pPr>
+      <w:r>
+        <w:rPr>
+          <w:b w:val="0"/>
+        </w:rPr>
+        <w:t>Preserve the original values and reasons for changes.</w:t>
+      </w:r>
+    </w:p>
+    <w:p>
+      <w:pPr>
         <w:pStyle w:val="Heading3"/>
       </w:pPr>
       <w:r>
-        <w:t>Teacher key · Original transfer answer</w:t>
+        <w:t>Explanations for the additional workbook examples</w:t>
+      </w:r>
+    </w:p>
+    <w:p>
+      <w:pPr>
+        <w:pStyle w:val="Heading3"/>
+      </w:pPr>
+      <w:r>
+        <w:t>W1 Check a schema without guessing</w:t>
+      </w:r>
+    </w:p>
+    <w:p>
+      <w:pPr>
+        <w:pStyle w:val="Heading3"/>
+      </w:pPr>
+      <w:r>
+        <w:t>W2 Write a traceable correction</w:t>
+      </w:r>
+    </w:p>
+    <w:p>
+      <w:pPr>
+        <w:pStyle w:val="Heading3"/>
+      </w:pPr>
+      <w:r>
+        <w:t>W3 Distinguish duplicate rows from similar trials</w:t>
+      </w:r>
+    </w:p>
+    <w:p>
+      <w:pPr>
+        <w:pStyle w:val="Heading3"/>
+      </w:pPr>
+      <w:r>
+        <w:t>W4 Audit an independent paper-plane log</w:t>
       </w:r>
     </w:p>
     <w:p>
       <w:pPr>
         <w:spacing w:line="336" w:lineRule="auto" w:after="180"/>
-        <w:shd w:fill="F1F6FC"/>
-      </w:pPr>
-      <w:r>
-        <w:rPr>
-          <w:b w:val="0"/>
-        </w:rPr>
-        <w:t>Keep 8 cm; convert 90 mm to 9 cm and record the conversion. Mark the blank as missing. Investigate 700 cm against the original record and units; do not silently change it to 7 cm.</w:t>
+      </w:pPr>
+      <w:r>
+        <w:rPr>
+          <w:b w:val="0"/>
+        </w:rPr>
+        <w:t>Each flight ID must be unique; distance is a whole number from 0 through 20 cm. Raw rows: F1 8 cm; F2 120 cm; F3 blank; F4 0 cm; another F1 8 cm. Source S1 confirms one F1 flight. S2 says F2 travelled 12 cm. S3 is blank.</w:t>
       </w:r>
     </w:p>
     <w:p>
       <w:pPr>
         <w:spacing w:line="336" w:lineRule="auto" w:after="180"/>
-        <w:shd w:fill="F1F6FC"/>
-      </w:pPr>
-      <w:r>
-        <w:rPr>
-          <w:b w:val="0"/>
-        </w:rPr>
-        <w:t>Preserve the original values and reasons for changes.</w:t>
+      </w:pPr>
+      <w:r>
+        <w:rPr>
+          <w:b w:val="0"/>
+        </w:rPr>
+        <w:t>S4 confirms zero. Preserve the raw rows, describe supported repairs and give the number of distinct flights. Report how many assessed flights travelled at least 10 cm, including missing records separately.</w:t>
+      </w:r>
+    </w:p>
+    <w:p>
+      <w:pPr>
+        <w:spacing w:line="336" w:lineRule="auto" w:after="180"/>
+      </w:pPr>
+      <w:r>
+        <w:rPr>
+          <w:b w:val="0"/>
+        </w:rPr>
+        <w:t xml:space="preserve">Correct F2 distance from 120 to 12 cm using S2 and log the change. Link the </w:t>
+      </w:r>
+      <w:r>
+        <w:rPr>
+          <w:b/>
+        </w:rPr>
+        <w:t>duplicate</w:t>
+      </w:r>
+      <w:r>
+        <w:rPr>
+          <w:b w:val="0"/>
+        </w:rPr>
+        <w:t xml:space="preserve"> F1 row using S1 and count F1 once. Keep F3 missing and F4 at measured zero.</w:t>
+      </w:r>
+    </w:p>
+    <w:p>
+      <w:pPr>
+        <w:spacing w:line="336" w:lineRule="auto" w:after="180"/>
+      </w:pPr>
+      <w:r>
+        <w:rPr>
+          <w:b w:val="0"/>
+        </w:rPr>
+        <w:t xml:space="preserve">Four distinct flights remain; three have recorded distances 8, 12 and 0. Only F2 meets at least 10 cm: 1 of 3 assessed, with 1 missing. Retain all five raw rows and the </w:t>
+      </w:r>
+      <w:r>
+        <w:rPr>
+          <w:b/>
+        </w:rPr>
+        <w:t>evidence</w:t>
+      </w:r>
+      <w:r>
+        <w:rPr>
+          <w:b w:val="0"/>
+        </w:rPr>
+        <w:t xml:space="preserve"> for both repair actions.</w:t>
       </w:r>
     </w:p>
     <w:p>
@@ -4678,7 +5189,7 @@
         <w:pStyle w:val="Heading3"/>
       </w:pPr>
       <w:r>
-        <w:t>Explanations for the additional workbook examples</w:t>
+        <w:t>W5 Handle conflicting and converted evidence</w:t>
       </w:r>
     </w:p>
     <w:p>
@@ -4686,7 +5197,7 @@
         <w:pStyle w:val="Heading3"/>
       </w:pPr>
       <w:r>
-        <w:t>W1 Check a schema without guessing</w:t>
+        <w:t>Assess independent transfer</w:t>
       </w:r>
     </w:p>
     <w:p>
@@ -4694,993 +5205,246 @@
         <w:pStyle w:val="Heading3"/>
       </w:pPr>
       <w:r>
-        <w:t>Workbook question · W1</w:t>
+        <w:t>Selected case answer</w:t>
+      </w:r>
+    </w:p>
+    <w:p>
+      <w:pPr>
+        <w:pStyle w:val="Heading3"/>
+      </w:pPr>
+      <w:r>
+        <w:t>Feedback that the learner uses</w:t>
+      </w:r>
+    </w:p>
+    <w:p>
+      <w:pPr>
+        <w:pStyle w:val="Heading1"/>
+      </w:pPr>
+      <w:r>
+        <w:t>06. Connect, adapt and return</w:t>
+      </w:r>
+    </w:p>
+    <w:p>
+      <w:r>
+        <w:t>Retain the project evidence and revisit the reasoning on a changed case.</w:t>
+      </w:r>
+    </w:p>
+    <w:p>
+      <w:pPr>
+        <w:pStyle w:val="Heading2"/>
+      </w:pPr>
+      <w:r>
+        <w:t>Project evidence to keep</w:t>
       </w:r>
     </w:p>
     <w:p>
       <w:pPr>
         <w:spacing w:line="336" w:lineRule="auto" w:after="180"/>
-        <w:shd w:fill="F5F1FB"/>
-      </w:pPr>
-      <w:r>
-        <w:rPr>
-          <w:b w:val="0"/>
-        </w:rPr>
-        <w:t xml:space="preserve">Use the RampLog </w:t>
+      </w:pPr>
+      <w:r>
+        <w:rPr>
+          <w:b w:val="0"/>
+        </w:rPr>
+        <w:t>Audit the sorter's example cards and add a reason for including each field and condition.</w:t>
+      </w:r>
+    </w:p>
+    <w:p>
+      <w:pPr>
+        <w:spacing w:line="336" w:lineRule="auto" w:after="180"/>
+      </w:pPr>
+      <w:r>
+        <w:rPr>
+          <w:b w:val="0"/>
+        </w:rPr>
+        <w:t xml:space="preserve">Keep the decision, </w:t>
       </w:r>
       <w:r>
         <w:rPr>
           <w:b/>
         </w:rPr>
+        <w:t>input</w:t>
+      </w:r>
+      <w:r>
+        <w:rPr>
+          <w:b w:val="0"/>
+        </w:rPr>
+        <w:t xml:space="preserve">, result, explanation and remaining limitation in the project </w:t>
+      </w:r>
+      <w:r>
+        <w:rPr>
+          <w:b/>
+        </w:rPr>
+        <w:t>evidence</w:t>
+      </w:r>
+      <w:r>
+        <w:rPr>
+          <w:b w:val="0"/>
+        </w:rPr>
+        <w:t xml:space="preserve"> record. Retrieve this record next week rather than restarting the project.</w:t>
+      </w:r>
+    </w:p>
+    <w:p>
+      <w:pPr>
+        <w:spacing w:line="336" w:lineRule="auto" w:after="180"/>
+      </w:pPr>
+      <w:r>
+        <w:rPr>
+          <w:b w:val="0"/>
+        </w:rPr>
+        <w:t xml:space="preserve">Keep raw sorter </w:t>
+      </w:r>
+      <w:r>
+        <w:rPr>
+          <w:b/>
+        </w:rPr>
+        <w:t>input</w:t>
+      </w:r>
+      <w:r>
+        <w:rPr>
+          <w:b w:val="0"/>
+        </w:rPr>
+        <w:t xml:space="preserve">s, validated records and an </w:t>
+      </w:r>
+      <w:r>
+        <w:rPr>
+          <w:b/>
+        </w:rPr>
+        <w:t>evidence</w:t>
+      </w:r>
+      <w:r>
+        <w:rPr>
+          <w:b w:val="0"/>
+        </w:rPr>
+        <w:t>-linked repair log as different artifacts.</w:t>
+      </w:r>
+    </w:p>
+    <w:p>
+      <w:pPr>
+        <w:pStyle w:val="Heading2"/>
+      </w:pPr>
+      <w:r>
+        <w:t>Support while preserving the reasoning goal</w:t>
+      </w:r>
+    </w:p>
+    <w:p>
+      <w:pPr>
+        <w:spacing w:line="336" w:lineRule="auto" w:after="180"/>
+      </w:pPr>
+      <w:r>
+        <w:rPr>
+          <w:b w:val="0"/>
+        </w:rPr>
+        <w:t xml:space="preserve">Use physical cards, spoken explanations and a three-stage drawing. Read aloud without giving the answer. Stretch: compare two </w:t>
+      </w:r>
+      <w:r>
+        <w:rPr>
+          <w:b/>
+        </w:rPr>
+        <w:t>mechanism</w:t>
+      </w:r>
+      <w:r>
+        <w:rPr>
+          <w:b w:val="0"/>
+        </w:rPr>
+        <w:t xml:space="preserve">s with the same visible </w:t>
+      </w:r>
+      <w:r>
+        <w:rPr>
+          <w:b/>
+        </w:rPr>
+        <w:t>output</w:t>
+      </w:r>
+      <w:r>
+        <w:rPr>
+          <w:b w:val="0"/>
+        </w:rPr>
+        <w:t xml:space="preserve"> and explain what </w:t>
+      </w:r>
+      <w:r>
+        <w:rPr>
+          <w:b/>
+        </w:rPr>
+        <w:t>evidence</w:t>
+      </w:r>
+      <w:r>
+        <w:rPr>
+          <w:b w:val="0"/>
+        </w:rPr>
+        <w:t xml:space="preserve"> distinguishes them.</w:t>
+      </w:r>
+    </w:p>
+    <w:p>
+      <w:pPr>
+        <w:spacing w:line="336" w:lineRule="auto" w:after="180"/>
+      </w:pPr>
+      <w:r>
+        <w:rPr>
+          <w:b w:val="0"/>
+        </w:rPr>
+        <w:t xml:space="preserve">Use three cards labelled measured zero, missing and conflicting. Provide a change-log frame while requiring students to supply the </w:t>
+      </w:r>
+      <w:r>
+        <w:rPr>
+          <w:b/>
+        </w:rPr>
+        <w:t>evidence</w:t>
+      </w:r>
+      <w:r>
+        <w:rPr>
+          <w:b w:val="0"/>
+        </w:rPr>
+        <w:t>.</w:t>
+      </w:r>
+    </w:p>
+    <w:p>
+      <w:pPr>
+        <w:spacing w:line="336" w:lineRule="auto" w:after="180"/>
+      </w:pPr>
+      <w:r>
+        <w:rPr>
+          <w:b w:val="0"/>
+        </w:rPr>
+        <w:t xml:space="preserve">Extension: show a value that passes the </w:t>
+      </w:r>
+      <w:r>
+        <w:rPr>
+          <w:b/>
+        </w:rPr>
         <w:t>schema</w:t>
       </w:r>
       <w:r>
         <w:rPr>
           <w:b w:val="0"/>
         </w:rPr>
-        <w:t>. State the issue or valid status for height 60, travel blank and travel 0. Give the range allowed for each numeric field and explain why a blank and zero require different treatment.</w:t>
-      </w:r>
-    </w:p>
-    <w:p>
-      <w:pPr>
-        <w:pStyle w:val="Heading3"/>
-      </w:pPr>
-      <w:r>
-        <w:t>Teacher reasoning · W1</w:t>
+        <w:t xml:space="preserve"> but disagrees with its source, and ask which check reveals the problem.</w:t>
       </w:r>
     </w:p>
     <w:p>
       <w:pPr>
         <w:spacing w:line="336" w:lineRule="auto" w:after="180"/>
-        <w:shd w:fill="F1F6FC"/>
-      </w:pPr>
-      <w:r>
-        <w:rPr>
-          <w:b w:val="0"/>
-        </w:rPr>
-        <w:t>Height 60 fails the whole-number range 1 through 10. Travel blank is missing; its value cannot be inferred. Travel 0 is valid in the whole-number range 0 through 10 and can represent observed no travel.</w:t>
+      </w:pPr>
+      <w:r>
+        <w:rPr>
+          <w:b w:val="0"/>
+        </w:rPr>
+        <w:t xml:space="preserve">W4 requires the supported 120-to-12 </w:t>
+      </w:r>
+      <w:r>
+        <w:rPr>
+          <w:b/>
+        </w:rPr>
+        <w:t>correction</w:t>
+      </w:r>
+      <w:r>
+        <w:rPr>
+          <w:b w:val="0"/>
+        </w:rPr>
+        <w:t>, one count for the repeated F1, four distinct flights, measured zero retained and 1 of 3 assessed with 1 missing.</w:t>
       </w:r>
     </w:p>
     <w:p>
       <w:pPr>
         <w:spacing w:line="336" w:lineRule="auto" w:after="180"/>
-        <w:shd w:fill="F1F6FC"/>
-      </w:pPr>
-      <w:r>
-        <w:rPr>
-          <w:b w:val="0"/>
-        </w:rPr>
-        <w:t>Zero is a measurement, not a replacement for a blank.</w:t>
-      </w:r>
-    </w:p>
-    <w:p>
-      <w:pPr>
-        <w:pStyle w:val="Heading3"/>
-      </w:pPr>
-      <w:r>
-        <w:t>W2 Write a traceable correction</w:t>
-      </w:r>
-    </w:p>
-    <w:p>
-      <w:pPr>
-        <w:pStyle w:val="Heading3"/>
-      </w:pPr>
-      <w:r>
-        <w:t>Workbook question · W2</w:t>
-      </w:r>
-    </w:p>
-    <w:p>
-      <w:pPr>
-        <w:spacing w:line="336" w:lineRule="auto" w:after="180"/>
-        <w:shd w:fill="F5F1FB"/>
-      </w:pPr>
-      <w:r>
-        <w:rPr>
-          <w:b w:val="0"/>
-        </w:rPr>
-        <w:t xml:space="preserve">C2 says T2 height is 6 cm and travel is 5 cm; the export says height 60 cm. Write a change-log entry with ID, field, old and new values with units, </w:t>
-      </w:r>
-      <w:r>
-        <w:rPr>
-          <w:b/>
-        </w:rPr>
-        <w:t>evidence</w:t>
-      </w:r>
-      <w:r>
-        <w:rPr>
-          <w:b w:val="0"/>
-        </w:rPr>
-        <w:t>, reason, reviewer and date. Use a fictional reviewer and date.</w:t>
-      </w:r>
-    </w:p>
-    <w:p>
-      <w:pPr>
-        <w:spacing w:line="336" w:lineRule="auto" w:after="180"/>
-        <w:shd w:fill="F5F1FB"/>
-      </w:pPr>
-      <w:r>
-        <w:rPr>
-          <w:b w:val="0"/>
-        </w:rPr>
-        <w:t>Explain where the raw export is kept.</w:t>
-      </w:r>
-    </w:p>
-    <w:p>
-      <w:pPr>
-        <w:pStyle w:val="Heading3"/>
-      </w:pPr>
-      <w:r>
-        <w:t>Teacher reasoning · W2</w:t>
-      </w:r>
-    </w:p>
-    <w:p>
-      <w:pPr>
-        <w:spacing w:line="336" w:lineRule="auto" w:after="180"/>
-        <w:shd w:fill="F1F6FC"/>
-      </w:pPr>
-      <w:r>
-        <w:rPr>
-          <w:b w:val="0"/>
-        </w:rPr>
-        <w:t xml:space="preserve">Example: T2; height; 60 cm to 6 cm; source C2; transcription error; reviewer R; review date 16 September 2026. Preserve the original export unchanged and apply the </w:t>
-      </w:r>
-      <w:r>
-        <w:rPr>
-          <w:b/>
-        </w:rPr>
-        <w:t>correction</w:t>
-      </w:r>
-      <w:r>
-        <w:rPr>
-          <w:b w:val="0"/>
-        </w:rPr>
-        <w:t xml:space="preserve"> to a separate working copy.</w:t>
-      </w:r>
-    </w:p>
-    <w:p>
-      <w:pPr>
-        <w:spacing w:line="336" w:lineRule="auto" w:after="180"/>
-        <w:shd w:fill="F1F6FC"/>
-      </w:pPr>
-      <w:r>
-        <w:rPr>
-          <w:b w:val="0"/>
-        </w:rPr>
-        <w:t>The source supports 6; the invalid 60 alone would not reveal the intended number.</w:t>
-      </w:r>
-    </w:p>
-    <w:p>
-      <w:pPr>
-        <w:pStyle w:val="Heading3"/>
-      </w:pPr>
-      <w:r>
-        <w:t>W3 Distinguish duplicate rows from similar trials</w:t>
-      </w:r>
-    </w:p>
-    <w:p>
-      <w:pPr>
-        <w:pStyle w:val="Heading3"/>
-      </w:pPr>
-      <w:r>
-        <w:t>Workbook question · W3</w:t>
-      </w:r>
-    </w:p>
-    <w:p>
-      <w:pPr>
-        <w:spacing w:line="336" w:lineRule="auto" w:after="180"/>
-        <w:shd w:fill="F5F1FB"/>
-      </w:pPr>
-      <w:r>
-        <w:rPr>
-          <w:b w:val="0"/>
-        </w:rPr>
-        <w:t>The export repeats T1 with the same source C1, which confirms one trial. A different trial T5 also has height 4 and travel 3, with its own source C5 confirming a separate trial.</w:t>
-      </w:r>
-    </w:p>
-    <w:p>
-      <w:pPr>
-        <w:spacing w:line="336" w:lineRule="auto" w:after="180"/>
-        <w:shd w:fill="F5F1FB"/>
-      </w:pPr>
-      <w:r>
-        <w:rPr>
-          <w:b w:val="0"/>
-        </w:rPr>
-        <w:t>Explain which rows count once and why T5 must remain separate.</w:t>
-      </w:r>
-    </w:p>
-    <w:p>
-      <w:pPr>
-        <w:pStyle w:val="Heading3"/>
-      </w:pPr>
-      <w:r>
-        <w:t>Teacher reasoning · W3</w:t>
-      </w:r>
-    </w:p>
-    <w:p>
-      <w:pPr>
-        <w:spacing w:line="336" w:lineRule="auto" w:after="180"/>
-        <w:shd w:fill="F1F6FC"/>
-      </w:pPr>
-      <w:r>
-        <w:rPr>
-          <w:b w:val="0"/>
-        </w:rPr>
-        <w:t xml:space="preserve">The two export rows for T1 represent one confirmed trial and count once, with a link explaining the </w:t>
-      </w:r>
-      <w:r>
-        <w:rPr>
-          <w:b/>
-        </w:rPr>
-        <w:t>duplicate</w:t>
-      </w:r>
-      <w:r>
-        <w:rPr>
-          <w:b w:val="0"/>
-        </w:rPr>
-        <w:t>. T5 is another confirmed trial and stays separate even though its measurements equal T1.</w:t>
-      </w:r>
-    </w:p>
-    <w:p>
-      <w:pPr>
-        <w:spacing w:line="336" w:lineRule="auto" w:after="180"/>
-        <w:shd w:fill="F1F6FC"/>
-      </w:pPr>
-      <w:r>
-        <w:rPr>
-          <w:b w:val="0"/>
-        </w:rPr>
-        <w:t>Matching numeric values alone do not establish duplication.</w:t>
-      </w:r>
-    </w:p>
-    <w:p>
-      <w:pPr>
-        <w:pStyle w:val="Heading3"/>
-      </w:pPr>
-      <w:r>
-        <w:t>W4 Audit an independent paper-plane log</w:t>
-      </w:r>
-    </w:p>
-    <w:p>
-      <w:pPr>
-        <w:pStyle w:val="Heading3"/>
-      </w:pPr>
-      <w:r>
-        <w:t>Workbook question · W4</w:t>
-      </w:r>
-    </w:p>
-    <w:p>
-      <w:pPr>
-        <w:spacing w:line="336" w:lineRule="auto" w:after="180"/>
-        <w:shd w:fill="F5F1FB"/>
-      </w:pPr>
-      <w:r>
-        <w:rPr>
-          <w:b w:val="0"/>
-        </w:rPr>
-        <w:t>Each flight ID must be unique; distance is a whole number from 0 through 20 cm. Raw rows: F1 8 cm; F2 120 cm; F3 blank; F4 0 cm; another F1 8 cm. Source S1 confirms one F1 flight. S2 says F2 travelled 12 cm. S3 is blank.</w:t>
-      </w:r>
-    </w:p>
-    <w:p>
-      <w:pPr>
-        <w:spacing w:line="336" w:lineRule="auto" w:after="180"/>
-        <w:shd w:fill="F5F1FB"/>
-      </w:pPr>
-      <w:r>
-        <w:rPr>
-          <w:b w:val="0"/>
-        </w:rPr>
-        <w:t>S4 confirms zero. Preserve the raw rows, describe supported repairs and give the number of distinct flights. Report how many assessed flights travelled at least 10 cm, including missing records separately.</w:t>
-      </w:r>
-    </w:p>
-    <w:p>
-      <w:pPr>
-        <w:pStyle w:val="Heading3"/>
-      </w:pPr>
-      <w:r>
-        <w:t>Teacher reasoning · W4</w:t>
-      </w:r>
-    </w:p>
-    <w:p>
-      <w:pPr>
-        <w:spacing w:line="336" w:lineRule="auto" w:after="180"/>
-        <w:shd w:fill="F1F6FC"/>
-      </w:pPr>
-      <w:r>
-        <w:rPr>
-          <w:b w:val="0"/>
-        </w:rPr>
-        <w:t xml:space="preserve">Correct F2 distance from 120 to 12 cm using S2 and log the change. Link the </w:t>
-      </w:r>
-      <w:r>
-        <w:rPr>
-          <w:b/>
-        </w:rPr>
-        <w:t>duplicate</w:t>
-      </w:r>
-      <w:r>
-        <w:rPr>
-          <w:b w:val="0"/>
-        </w:rPr>
-        <w:t xml:space="preserve"> F1 row using S1 and count F1 once. Keep F3 missing and F4 at measured zero.</w:t>
-      </w:r>
-    </w:p>
-    <w:p>
-      <w:pPr>
-        <w:spacing w:line="336" w:lineRule="auto" w:after="180"/>
-        <w:shd w:fill="F1F6FC"/>
-      </w:pPr>
-      <w:r>
-        <w:rPr>
-          <w:b w:val="0"/>
-        </w:rPr>
-        <w:t xml:space="preserve">Four distinct flights remain; three have recorded distances 8, 12 and 0. Only F2 meets at least 10 cm: 1 of 3 assessed, with 1 missing. Retain all five raw rows and the </w:t>
-      </w:r>
-      <w:r>
-        <w:rPr>
-          <w:b/>
-        </w:rPr>
-        <w:t>evidence</w:t>
-      </w:r>
-      <w:r>
-        <w:rPr>
-          <w:b w:val="0"/>
-        </w:rPr>
-        <w:t xml:space="preserve"> for both repair actions.</w:t>
-      </w:r>
-    </w:p>
-    <w:p>
-      <w:pPr>
-        <w:pStyle w:val="Heading3"/>
-      </w:pPr>
-      <w:r>
-        <w:t>W5 Handle conflicting and converted evidence</w:t>
-      </w:r>
-    </w:p>
-    <w:p>
-      <w:pPr>
-        <w:pStyle w:val="Heading3"/>
-      </w:pPr>
-      <w:r>
-        <w:t>Workbook question · W5</w:t>
-      </w:r>
-    </w:p>
-    <w:p>
-      <w:pPr>
-        <w:spacing w:line="336" w:lineRule="auto" w:after="180"/>
-        <w:shd w:fill="F5F1FB"/>
-      </w:pPr>
-      <w:r>
-        <w:rPr>
-          <w:b w:val="0"/>
-        </w:rPr>
-        <w:t xml:space="preserve">Two signed cards disagree about the same F3 flight: one says 9 cm and the other 11 cm. Neither is established as the </w:t>
-      </w:r>
-      <w:r>
-        <w:rPr>
-          <w:b/>
-        </w:rPr>
-        <w:t>correction</w:t>
-      </w:r>
-      <w:r>
-        <w:rPr>
-          <w:b w:val="0"/>
-        </w:rPr>
-        <w:t>. What can you report for the at-least-10-cm question?</w:t>
-      </w:r>
-    </w:p>
-    <w:p>
-      <w:pPr>
-        <w:spacing w:line="336" w:lineRule="auto" w:after="180"/>
-        <w:shd w:fill="F5F1FB"/>
-      </w:pPr>
-      <w:r>
-        <w:rPr>
-          <w:b w:val="0"/>
-        </w:rPr>
-        <w:t xml:space="preserve">Separately, a source for a new F5 flight explicitly records 100 mm. Convert it to centimetres and state the conversion </w:t>
-      </w:r>
-      <w:r>
-        <w:rPr>
-          <w:b/>
-        </w:rPr>
-        <w:t>evidence</w:t>
-      </w:r>
-      <w:r>
-        <w:rPr>
-          <w:b w:val="0"/>
-        </w:rPr>
-        <w:t xml:space="preserve"> to retain.</w:t>
-      </w:r>
-    </w:p>
-    <w:p>
-      <w:pPr>
-        <w:pStyle w:val="Heading3"/>
-      </w:pPr>
-      <w:r>
-        <w:t>Teacher reasoning · W5</w:t>
-      </w:r>
-    </w:p>
-    <w:p>
-      <w:pPr>
-        <w:spacing w:line="336" w:lineRule="auto" w:after="180"/>
-        <w:shd w:fill="F1F6FC"/>
-      </w:pPr>
-      <w:r>
-        <w:rPr>
-          <w:b w:val="0"/>
-        </w:rPr>
-        <w:t>Keep F3 unresolved because 9 would fail and 11 would meet the threshold; do not choose whichever improves the result.</w:t>
-      </w:r>
-    </w:p>
-    <w:p>
-      <w:pPr>
-        <w:spacing w:line="336" w:lineRule="auto" w:after="180"/>
-        <w:shd w:fill="F1F6FC"/>
-      </w:pPr>
-      <w:r>
-        <w:rPr>
-          <w:b w:val="0"/>
-        </w:rPr>
-        <w:t>Flag both sources and request resolution; the known F1, F2 and F4 results still give 1 of 3 assessed with F3 unresolved. F5 is 10 cm because 100 divided by 10 equals 10.</w:t>
-      </w:r>
-    </w:p>
-    <w:p>
-      <w:pPr>
-        <w:spacing w:line="336" w:lineRule="auto" w:after="180"/>
-        <w:shd w:fill="F1F6FC"/>
-      </w:pPr>
-      <w:r>
-        <w:rPr>
-          <w:b w:val="0"/>
-        </w:rPr>
-        <w:t>Preserve 100 mm, the source ID and the 10-mm-per-cm conversion. F5 is a new flight, not a repair of F3.</w:t>
-      </w:r>
-    </w:p>
-    <w:p>
-      <w:pPr>
-        <w:pStyle w:val="Heading3"/>
-      </w:pPr>
-      <w:r>
-        <w:t>Assess independent transfer</w:t>
-      </w:r>
-    </w:p>
-    <w:p>
-      <w:pPr>
-        <w:pStyle w:val="Heading3"/>
-      </w:pPr>
-      <w:r>
-        <w:t>Independent question · withhold the key</w:t>
-      </w:r>
-    </w:p>
-    <w:p>
-      <w:pPr>
-        <w:spacing w:line="336" w:lineRule="auto" w:after="180"/>
-        <w:shd w:fill="F5F1FB"/>
-      </w:pPr>
-      <w:r>
-        <w:rPr>
-          <w:b w:val="0"/>
-        </w:rPr>
-        <w:t>Selected case: Each flight ID must be unique; distance is a whole number from 0 through 20 cm. Raw rows: F1 8 cm; F2 120 cm; F3 blank; F4 0 cm; another F1 8 cm. Source S1 confirms one F1 flight. S2 says F2 travelled 12 cm.</w:t>
-      </w:r>
-    </w:p>
-    <w:p>
-      <w:pPr>
-        <w:spacing w:line="336" w:lineRule="auto" w:after="180"/>
-        <w:shd w:fill="F5F1FB"/>
-      </w:pPr>
-      <w:r>
-        <w:rPr>
-          <w:b w:val="0"/>
-        </w:rPr>
-        <w:t>S3 is blank. S4 confirms zero. Preserve the raw rows, describe supported repairs and give the number of distinct flights. Report how many assessed flights travelled at least 10 cm, including missing records separately.</w:t>
-      </w:r>
-    </w:p>
-    <w:p>
-      <w:pPr>
-        <w:pStyle w:val="Heading3"/>
-      </w:pPr>
-      <w:r>
-        <w:t>Selected case answer</w:t>
-      </w:r>
-    </w:p>
-    <w:p>
-      <w:pPr>
-        <w:pStyle w:val="Heading3"/>
-      </w:pPr>
-      <w:r>
-        <w:t>Teacher key · Selected case answer</w:t>
-      </w:r>
-    </w:p>
-    <w:p>
-      <w:pPr>
-        <w:spacing w:line="336" w:lineRule="auto" w:after="180"/>
-        <w:shd w:fill="F1F6FC"/>
-      </w:pPr>
-      <w:r>
-        <w:rPr>
-          <w:b w:val="0"/>
-        </w:rPr>
-        <w:t xml:space="preserve">Correct F2 distance from 120 to 12 cm using S2 and log the change. Link the </w:t>
-      </w:r>
-      <w:r>
-        <w:rPr>
-          <w:b/>
-        </w:rPr>
-        <w:t>duplicate</w:t>
-      </w:r>
-      <w:r>
-        <w:rPr>
-          <w:b w:val="0"/>
-        </w:rPr>
-        <w:t xml:space="preserve"> F1 row using S1 and count F1 once. Keep F3 missing and F4 at measured zero.</w:t>
-      </w:r>
-    </w:p>
-    <w:p>
-      <w:pPr>
-        <w:spacing w:line="336" w:lineRule="auto" w:after="180"/>
-        <w:shd w:fill="F1F6FC"/>
-      </w:pPr>
-      <w:r>
-        <w:rPr>
-          <w:b w:val="0"/>
-        </w:rPr>
-        <w:t xml:space="preserve">Four distinct flights remain; three have recorded distances 8, 12 and 0. Only F2 meets at least 10 cm: 1 of 3 assessed, with 1 missing. Retain all five raw rows and the </w:t>
-      </w:r>
-      <w:r>
-        <w:rPr>
-          <w:b/>
-        </w:rPr>
-        <w:t>evidence</w:t>
-      </w:r>
-      <w:r>
-        <w:rPr>
-          <w:b w:val="0"/>
-        </w:rPr>
-        <w:t xml:space="preserve"> for both repair actions.</w:t>
-      </w:r>
-    </w:p>
-    <w:tbl>
-      <w:tblPr>
-        <w:tblStyle w:val="LightShading-Accent1"/>
-        <w:tblW w:type="auto" w:w="0"/>
-        <w:tblLook w:firstColumn="1" w:firstRow="1" w:lastColumn="0" w:lastRow="0" w:noHBand="0" w:noVBand="1" w:val="04A0"/>
-      </w:tblPr>
-      <w:tblGrid>
-        <w:gridCol w:w="5112"/>
-        <w:gridCol w:w="5112"/>
-      </w:tblGrid>
-      <w:tr>
-        <w:trPr>
-          <w:tblHeader/>
-        </w:trPr>
-        <w:tc>
-          <w:tcPr>
-            <w:tcW w:type="dxa" w:w="5112"/>
-          </w:tcPr>
-          <w:p>
-            <w:r>
-              <w:t>Dimension</w:t>
-            </w:r>
-          </w:p>
-        </w:tc>
-        <w:tc>
-          <w:tcPr>
-            <w:tcW w:type="dxa" w:w="5112"/>
-          </w:tcPr>
-          <w:p>
-            <w:r>
-              <w:t>Evidence required</w:t>
-            </w:r>
-          </w:p>
-        </w:tc>
-      </w:tr>
-      <w:tr>
-        <w:tc>
-          <w:tcPr>
-            <w:tcW w:type="dxa" w:w="5112"/>
-          </w:tcPr>
-          <w:p>
-            <w:r>
-              <w:t>Explanation</w:t>
-            </w:r>
-          </w:p>
-        </w:tc>
-        <w:tc>
-          <w:tcPr>
-            <w:tcW w:type="dxa" w:w="5112"/>
-          </w:tcPr>
-          <w:p>
-            <w:r>
-              <w:t>Names the applicable idea or procedure and ties it to the supplied facts.</w:t>
-            </w:r>
-          </w:p>
-        </w:tc>
-      </w:tr>
-      <w:tr>
-        <w:tc>
-          <w:tcPr>
-            <w:tcW w:type="dxa" w:w="5112"/>
-          </w:tcPr>
-          <w:p>
-            <w:r>
-              <w:t>Trace and result</w:t>
-            </w:r>
-          </w:p>
-        </w:tc>
-        <w:tc>
-          <w:tcPr>
-            <w:tcW w:type="dxa" w:w="5112"/>
-          </w:tcPr>
-          <w:p>
-            <w:r>
-              <w:t>Preserves the given inputs and shows the relevant intermediate steps; distinguishes a prediction from an observed execution.</w:t>
-            </w:r>
-          </w:p>
-        </w:tc>
-      </w:tr>
-      <w:tr>
-        <w:tc>
-          <w:tcPr>
-            <w:tcW w:type="dxa" w:w="5112"/>
-          </w:tcPr>
-          <w:p>
-            <w:r>
-              <w:t>Limits</w:t>
-            </w:r>
-          </w:p>
-        </w:tc>
-        <w:tc>
-          <w:tcPr>
-            <w:tcW w:type="dxa" w:w="5112"/>
-          </w:tcPr>
-          <w:p>
-            <w:r>
-              <w:t>States the assumptions, missing evidence or conditions under which the result would change.</w:t>
-            </w:r>
-          </w:p>
-        </w:tc>
-      </w:tr>
-    </w:tbl>
-    <w:p>
-      <w:pPr>
-        <w:pStyle w:val="Heading3"/>
-      </w:pPr>
-      <w:r>
-        <w:t>Teacher key · Selected case answer</w:t>
-      </w:r>
-    </w:p>
-    <w:p>
-      <w:pPr>
-        <w:spacing w:line="336" w:lineRule="auto" w:after="180"/>
-        <w:shd w:fill="F1F6FC"/>
-      </w:pPr>
-      <w:r>
-        <w:rPr>
-          <w:b w:val="0"/>
-        </w:rPr>
-        <w:t>Record each dimension as not yet, with support, or independent. Accept a valid alternative procedure with a defensible trace.</w:t>
-      </w:r>
-    </w:p>
-    <w:p>
-      <w:pPr>
-        <w:spacing w:line="336" w:lineRule="auto" w:after="180"/>
-        <w:shd w:fill="F1F6FC"/>
-      </w:pPr>
-      <w:r>
-        <w:rPr>
-          <w:b w:val="0"/>
-        </w:rPr>
-        <w:t xml:space="preserve">Do not penalise an honestly recorded model failure if the learner correctly explains its </w:t>
-      </w:r>
-      <w:r>
-        <w:rPr>
-          <w:b/>
-        </w:rPr>
-        <w:t>evidence</w:t>
-      </w:r>
-      <w:r>
-        <w:rPr>
-          <w:b w:val="0"/>
-        </w:rPr>
-        <w:t xml:space="preserve"> and limits.</w:t>
-      </w:r>
-    </w:p>
-    <w:p>
-      <w:pPr>
-        <w:pStyle w:val="Heading3"/>
-      </w:pPr>
-      <w:r>
-        <w:t>Feedback that the learner uses</w:t>
-      </w:r>
-    </w:p>
-    <w:p>
-      <w:pPr>
-        <w:spacing w:line="336" w:lineRule="auto" w:after="180"/>
-      </w:pPr>
-      <w:r>
-        <w:rPr>
-          <w:b w:val="0"/>
-        </w:rPr>
-        <w:t>Name the earliest unsupported step and give one action to repair it. Have the learner make that repair now and explain why. Then assess the relevant skill on a fresh, fully specified case.</w:t>
-      </w:r>
-    </w:p>
-    <w:p>
-      <w:pPr>
-        <w:spacing w:line="336" w:lineRule="auto" w:after="180"/>
-      </w:pPr>
-      <w:r>
-        <w:rPr>
-          <w:b w:val="0"/>
-        </w:rPr>
-        <w:t>Confirm it was not previously practised with feedback; solve and check the new case before assigning it. A follow-up design prompt is a starting brief, not automatically an equivalent test.</w:t>
-      </w:r>
-    </w:p>
-    <w:p>
-      <w:pPr>
-        <w:pStyle w:val="Heading1"/>
-      </w:pPr>
-      <w:r>
-        <w:t>06. Connect and extend learning</w:t>
-      </w:r>
-    </w:p>
-    <w:p>
-      <w:r>
-        <w:t>Connect Good Data, Bad Data to Helpful Classroom Sorter, adapt support and plan a later changed-case check.</w:t>
-      </w:r>
-    </w:p>
-    <w:p>
-      <w:pPr>
-        <w:pStyle w:val="Heading3"/>
-      </w:pPr>
-      <w:r>
-        <w:t>Helpful Classroom Sorter</w:t>
-      </w:r>
-    </w:p>
-    <w:p>
-      <w:pPr>
-        <w:spacing w:line="336" w:lineRule="auto" w:after="180"/>
-      </w:pPr>
-      <w:r>
-        <w:rPr>
-          <w:b w:val="0"/>
-        </w:rPr>
-        <w:t>Audit the sorter's example cards and add a reason for including each field and condition.</w:t>
-      </w:r>
-    </w:p>
-    <w:p>
-      <w:pPr>
-        <w:spacing w:line="336" w:lineRule="auto" w:after="180"/>
-      </w:pPr>
-      <w:r>
-        <w:rPr>
-          <w:b w:val="0"/>
-        </w:rPr>
-        <w:t xml:space="preserve">Keep the decision, </w:t>
-      </w:r>
-      <w:r>
-        <w:rPr>
-          <w:b/>
-        </w:rPr>
-        <w:t>input</w:t>
-      </w:r>
-      <w:r>
-        <w:rPr>
-          <w:b w:val="0"/>
-        </w:rPr>
-        <w:t xml:space="preserve">, result, explanation and remaining limitation in the project </w:t>
-      </w:r>
-      <w:r>
-        <w:rPr>
-          <w:b/>
-        </w:rPr>
-        <w:t>evidence</w:t>
-      </w:r>
-      <w:r>
-        <w:rPr>
-          <w:b w:val="0"/>
-        </w:rPr>
-        <w:t xml:space="preserve"> record. Retrieve this record next week rather than restarting the project.</w:t>
-      </w:r>
-    </w:p>
-    <w:p>
-      <w:pPr>
-        <w:pStyle w:val="Heading3"/>
-      </w:pPr>
-      <w:r>
-        <w:t>Support and stretch</w:t>
-      </w:r>
-    </w:p>
-    <w:p>
-      <w:pPr>
-        <w:spacing w:line="336" w:lineRule="auto" w:after="180"/>
-      </w:pPr>
-      <w:r>
-        <w:rPr>
-          <w:b w:val="0"/>
-        </w:rPr>
-        <w:t xml:space="preserve">Use physical cards, spoken explanations and a three-stage drawing. Read aloud without giving the answer. Stretch: compare two </w:t>
-      </w:r>
-      <w:r>
-        <w:rPr>
-          <w:b/>
-        </w:rPr>
-        <w:t>mechanism</w:t>
-      </w:r>
-      <w:r>
-        <w:rPr>
-          <w:b w:val="0"/>
-        </w:rPr>
-        <w:t xml:space="preserve">s with the same visible </w:t>
-      </w:r>
-      <w:r>
-        <w:rPr>
-          <w:b/>
-        </w:rPr>
-        <w:t>output</w:t>
-      </w:r>
-      <w:r>
-        <w:rPr>
-          <w:b w:val="0"/>
-        </w:rPr>
-        <w:t xml:space="preserve"> and explain what </w:t>
-      </w:r>
-      <w:r>
-        <w:rPr>
-          <w:b/>
-        </w:rPr>
-        <w:t>evidence</w:t>
-      </w:r>
-      <w:r>
-        <w:rPr>
-          <w:b w:val="0"/>
-        </w:rPr>
-        <w:t xml:space="preserve"> distinguishes them.</w:t>
-      </w:r>
-    </w:p>
-    <w:p>
-      <w:pPr>
-        <w:pStyle w:val="Heading3"/>
-      </w:pPr>
-      <w:r>
-        <w:t>Exit reflection</w:t>
-      </w:r>
-    </w:p>
-    <w:p>
-      <w:pPr>
-        <w:spacing w:line="336" w:lineRule="auto" w:after="180"/>
-      </w:pPr>
-      <w:r>
-        <w:rPr>
-          <w:b w:val="0"/>
-        </w:rPr>
-        <w:t xml:space="preserve">Ask for one decision the learner can now justify and one situation requiring more </w:t>
-      </w:r>
-      <w:r>
-        <w:rPr>
-          <w:b/>
-        </w:rPr>
-        <w:t>evidence</w:t>
-      </w:r>
-      <w:r>
-        <w:rPr>
-          <w:b w:val="0"/>
-        </w:rPr>
-        <w:t xml:space="preserve"> or human review. Confidence ratings are separate from correct independent performance.</w:t>
-      </w:r>
-    </w:p>
-    <w:p>
-      <w:pPr>
-        <w:pStyle w:val="Heading3"/>
-      </w:pPr>
-      <w:r>
-        <w:t>Bridge to the next week</w:t>
-      </w:r>
-    </w:p>
-    <w:p>
-      <w:pPr>
-        <w:spacing w:line="336" w:lineRule="auto" w:after="180"/>
-      </w:pPr>
-      <w:r>
-        <w:rPr>
-          <w:b w:val="0"/>
-        </w:rPr>
-        <w:t xml:space="preserve">Next: Week 22: Missing and Unbalanced Examples. Retrieve today’s </w:t>
-      </w:r>
-      <w:r>
-        <w:rPr>
-          <w:b/>
-        </w:rPr>
-        <w:t>evidence</w:t>
-      </w:r>
-      <w:r>
-        <w:rPr>
-          <w:b w:val="0"/>
-        </w:rPr>
-        <w:t xml:space="preserve"> and identify what carries forward and what is new.</w:t>
-      </w:r>
-    </w:p>
-    <w:p>
-      <w:pPr>
-        <w:pStyle w:val="Heading3"/>
-      </w:pPr>
-      <w:r>
-        <w:t>Support and fresh reassessment</w:t>
-      </w:r>
-    </w:p>
-    <w:p>
-      <w:pPr>
-        <w:spacing w:line="336" w:lineRule="auto" w:after="180"/>
-      </w:pPr>
-      <w:r>
-        <w:rPr>
-          <w:b w:val="0"/>
-        </w:rPr>
-        <w:t xml:space="preserve">Use three cards labelled measured zero, missing and conflicting. Provide a change-log frame while requiring students to supply the </w:t>
-      </w:r>
-      <w:r>
-        <w:rPr>
-          <w:b/>
-        </w:rPr>
-        <w:t>evidence</w:t>
-      </w:r>
-      <w:r>
-        <w:rPr>
-          <w:b w:val="0"/>
-        </w:rPr>
-        <w:t>.</w:t>
-      </w:r>
-    </w:p>
-    <w:p>
-      <w:pPr>
-        <w:spacing w:line="336" w:lineRule="auto" w:after="180"/>
-      </w:pPr>
-      <w:r>
-        <w:rPr>
-          <w:b w:val="0"/>
-        </w:rPr>
-        <w:t xml:space="preserve">Extension: show a value that passes the </w:t>
-      </w:r>
-      <w:r>
-        <w:rPr>
-          <w:b/>
-        </w:rPr>
-        <w:t>schema</w:t>
-      </w:r>
-      <w:r>
-        <w:rPr>
-          <w:b w:val="0"/>
-        </w:rPr>
-        <w:t xml:space="preserve"> but disagrees with its source, and ask which check reveals the problem.</w:t>
-      </w:r>
-    </w:p>
-    <w:p>
-      <w:pPr>
-        <w:spacing w:line="336" w:lineRule="auto" w:after="180"/>
-      </w:pPr>
-      <w:r>
-        <w:rPr>
-          <w:b w:val="0"/>
-        </w:rPr>
-        <w:t xml:space="preserve">W4 requires the supported 120-to-12 </w:t>
-      </w:r>
-      <w:r>
-        <w:rPr>
-          <w:b/>
-        </w:rPr>
-        <w:t>correction</w:t>
-      </w:r>
-      <w:r>
-        <w:rPr>
-          <w:b w:val="0"/>
-        </w:rPr>
-        <w:t>, one count for the repeated F1, four distinct flights, measured zero retained and 1 of 3 assessed with 1 missing.</w:t>
-      </w:r>
-    </w:p>
-    <w:p>
-      <w:pPr>
-        <w:spacing w:line="336" w:lineRule="auto" w:after="180"/>
       </w:pPr>
       <w:r>
         <w:rPr>
@@ -5691,33 +5455,10 @@
     </w:p>
     <w:p>
       <w:pPr>
-        <w:spacing w:line="336" w:lineRule="auto" w:after="180"/>
-      </w:pPr>
-      <w:r>
-        <w:rPr>
-          <w:b w:val="0"/>
-        </w:rPr>
-        <w:t xml:space="preserve">Week 22 examines sampling and </w:t>
-      </w:r>
-      <w:r>
-        <w:rPr>
-          <w:b/>
-        </w:rPr>
-        <w:t>coverage</w:t>
-      </w:r>
-      <w:r>
-        <w:rPr>
-          <w:b w:val="0"/>
-        </w:rPr>
-        <w:t>: which cases supplied the records, which are absent, and how that limits a conclusion.</w:t>
-      </w:r>
-    </w:p>
-    <w:p>
-      <w:pPr>
-        <w:pStyle w:val="Heading3"/>
-      </w:pPr>
-      <w:r>
-        <w:t>Plan the delayed return</w:t>
+        <w:pStyle w:val="Heading2"/>
+      </w:pPr>
+      <w:r>
+        <w:t>Plan the delayed check</w:t>
       </w:r>
     </w:p>
     <w:p>
@@ -5934,72 +5675,188 @@
     </w:p>
     <w:p>
       <w:pPr>
+        <w:pStyle w:val="Heading2"/>
+      </w:pPr>
+      <w:r>
+        <w:t>Bridge to next week</w:t>
+      </w:r>
+    </w:p>
+    <w:p>
+      <w:pPr>
+        <w:spacing w:line="336" w:lineRule="auto" w:after="180"/>
+      </w:pPr>
+      <w:r>
+        <w:rPr>
+          <w:b w:val="0"/>
+        </w:rPr>
+        <w:t xml:space="preserve">Ask for one decision the learner can now justify and one situation requiring more </w:t>
+      </w:r>
+      <w:r>
+        <w:rPr>
+          <w:b/>
+        </w:rPr>
+        <w:t>evidence</w:t>
+      </w:r>
+      <w:r>
+        <w:rPr>
+          <w:b w:val="0"/>
+        </w:rPr>
+        <w:t xml:space="preserve"> or human review. Confidence ratings are separate from correct independent performance.</w:t>
+      </w:r>
+    </w:p>
+    <w:p>
+      <w:pPr>
+        <w:spacing w:line="336" w:lineRule="auto" w:after="180"/>
+      </w:pPr>
+      <w:r>
+        <w:rPr>
+          <w:b w:val="0"/>
+        </w:rPr>
+        <w:t xml:space="preserve">Next: Week 22: Missing and Unbalanced Examples. Retrieve today’s </w:t>
+      </w:r>
+      <w:r>
+        <w:rPr>
+          <w:b/>
+        </w:rPr>
+        <w:t>evidence</w:t>
+      </w:r>
+      <w:r>
+        <w:rPr>
+          <w:b w:val="0"/>
+        </w:rPr>
+        <w:t xml:space="preserve"> and identify what carries forward and what is new.</w:t>
+      </w:r>
+    </w:p>
+    <w:p>
+      <w:pPr>
+        <w:spacing w:line="336" w:lineRule="auto" w:after="180"/>
+      </w:pPr>
+      <w:r>
+        <w:rPr>
+          <w:b w:val="0"/>
+        </w:rPr>
+        <w:t xml:space="preserve">Week 22 examines sampling and </w:t>
+      </w:r>
+      <w:r>
+        <w:rPr>
+          <w:b/>
+        </w:rPr>
+        <w:t>coverage</w:t>
+      </w:r>
+      <w:r>
+        <w:rPr>
+          <w:b w:val="0"/>
+        </w:rPr>
+        <w:t>: which cases supplied the records, which are absent, and how that limits a conclusion.</w:t>
+      </w:r>
+    </w:p>
+    <w:p>
+      <w:pPr>
+        <w:pStyle w:val="Heading2"/>
+      </w:pPr>
+      <w:r>
+        <w:t>Earlier wording, alternatives and picture transcripts · reference / check after trying</w:t>
+      </w:r>
+    </w:p>
+    <w:p>
+      <w:pPr>
+        <w:spacing w:line="336" w:lineRule="auto" w:after="180"/>
+      </w:pPr>
+      <w:r>
+        <w:rPr>
+          <w:b w:val="0"/>
+        </w:rPr>
+        <w:t>Connect and extend learning</w:t>
+      </w:r>
+    </w:p>
+    <w:p>
+      <w:pPr>
         <w:pStyle w:val="Heading3"/>
       </w:pPr>
       <w:r>
+        <w:t>Helpful Classroom Sorter</w:t>
+      </w:r>
+    </w:p>
+    <w:p>
+      <w:pPr>
+        <w:pStyle w:val="Heading3"/>
+      </w:pPr>
+      <w:r>
+        <w:t>Support and stretch</w:t>
+      </w:r>
+    </w:p>
+    <w:p>
+      <w:pPr>
+        <w:pStyle w:val="Heading3"/>
+      </w:pPr>
+      <w:r>
+        <w:t>Exit reflection</w:t>
+      </w:r>
+    </w:p>
+    <w:p>
+      <w:pPr>
+        <w:pStyle w:val="Heading3"/>
+      </w:pPr>
+      <w:r>
+        <w:t>Bridge to the next week</w:t>
+      </w:r>
+    </w:p>
+    <w:p>
+      <w:pPr>
+        <w:pStyle w:val="Heading3"/>
+      </w:pPr>
+      <w:r>
+        <w:t>Support and fresh reassessment</w:t>
+      </w:r>
+    </w:p>
+    <w:p>
+      <w:pPr>
+        <w:pStyle w:val="Heading3"/>
+      </w:pPr>
+      <w:r>
+        <w:t>Plan the delayed return</w:t>
+      </w:r>
+    </w:p>
+    <w:p>
+      <w:pPr>
+        <w:pStyle w:val="Heading3"/>
+      </w:pPr>
+      <w:r>
         <w:t>Project evidence from this case</w:t>
       </w:r>
     </w:p>
     <w:p>
       <w:pPr>
+        <w:pStyle w:val="Heading1"/>
+      </w:pPr>
+      <w:r>
+        <w:t>Reference bank and extra practice</w:t>
+      </w:r>
+    </w:p>
+    <w:p>
+      <w:pPr>
+        <w:pStyle w:val="Heading1"/>
+      </w:pPr>
+      <w:r>
+        <w:t>07. Reference: alternative planning checklist</w:t>
+      </w:r>
+    </w:p>
+    <w:p>
+      <w:r>
+        <w:t>Use as a reminder alongside the main route rather than teaching the cycle twice.</w:t>
+      </w:r>
+    </w:p>
+    <w:p>
+      <w:pPr>
+        <w:pStyle w:val="Heading2"/>
+      </w:pPr>
+      <w:r>
+        <w:t>Preparation and schedule</w:t>
+      </w:r>
+    </w:p>
+    <w:p>
+      <w:pPr>
         <w:spacing w:line="336" w:lineRule="auto" w:after="180"/>
-      </w:pPr>
-      <w:r>
-        <w:rPr>
-          <w:b w:val="0"/>
-        </w:rPr>
-        <w:t xml:space="preserve">Keep raw sorter </w:t>
-      </w:r>
-      <w:r>
-        <w:rPr>
-          <w:b/>
-        </w:rPr>
-        <w:t>input</w:t>
-      </w:r>
-      <w:r>
-        <w:rPr>
-          <w:b w:val="0"/>
-        </w:rPr>
-        <w:t xml:space="preserve">s, validated records and an </w:t>
-      </w:r>
-      <w:r>
-        <w:rPr>
-          <w:b/>
-        </w:rPr>
-        <w:t>evidence</w:t>
-      </w:r>
-      <w:r>
-        <w:rPr>
-          <w:b w:val="0"/>
-        </w:rPr>
-        <w:t>-linked repair log as different artifacts.</w:t>
-      </w:r>
-    </w:p>
-    <w:p>
-      <w:pPr>
-        <w:pStyle w:val="Heading1"/>
-      </w:pPr>
-      <w:r>
-        <w:t>07. Prepare, teach and assess</w:t>
-      </w:r>
-    </w:p>
-    <w:p>
-      <w:r>
-        <w:t>Use this preparation summary alongside the detailed Good Data, Bad Data lesson; it is a checklist rather than a replacement for the full sequence.</w:t>
-      </w:r>
-    </w:p>
-    <w:p>
-      <w:pPr>
-        <w:pStyle w:val="Heading3"/>
-      </w:pPr>
-      <w:r>
-        <w:t>Teaching target</w:t>
-      </w:r>
-    </w:p>
-    <w:p>
-      <w:pPr>
-        <w:spacing w:line="336" w:lineRule="auto" w:after="180"/>
-        <w:shd w:fill="EDF7F3"/>
       </w:pPr>
       <w:r>
         <w:rPr>
@@ -6176,6 +6033,14 @@
     </w:tbl>
     <w:p>
       <w:pPr>
+        <w:pStyle w:val="Heading2"/>
+      </w:pPr>
+      <w:r>
+        <w:t>Practice and assessment reminders</w:t>
+      </w:r>
+    </w:p>
+    <w:p>
+      <w:pPr>
         <w:spacing w:line="336" w:lineRule="auto" w:after="180"/>
       </w:pPr>
       <w:r>
@@ -6210,16 +6075,7 @@
     </w:p>
     <w:p>
       <w:pPr>
-        <w:pStyle w:val="Heading3"/>
-      </w:pPr>
-      <w:r>
-        <w:t>Supported practice answer</w:t>
-      </w:r>
-    </w:p>
-    <w:p>
-      <w:pPr>
         <w:spacing w:line="336" w:lineRule="auto" w:after="180"/>
-        <w:shd w:fill="F1F6FC"/>
       </w:pPr>
       <w:r>
         <w:rPr>
@@ -6231,7 +6087,6 @@
     <w:p>
       <w:pPr>
         <w:spacing w:line="336" w:lineRule="auto" w:after="180"/>
-        <w:shd w:fill="F1F6FC"/>
       </w:pPr>
       <w:r>
         <w:rPr>
@@ -6276,16 +6131,7 @@
     </w:p>
     <w:p>
       <w:pPr>
-        <w:pStyle w:val="Heading3"/>
-      </w:pPr>
-      <w:r>
-        <w:t>Repair the misconception</w:t>
-      </w:r>
-    </w:p>
-    <w:p>
-      <w:pPr>
         <w:spacing w:line="336" w:lineRule="auto" w:after="180"/>
-        <w:shd w:fill="FFF5E6"/>
       </w:pPr>
       <w:r>
         <w:rPr>
@@ -6320,16 +6166,7 @@
     </w:p>
     <w:p>
       <w:pPr>
-        <w:pStyle w:val="Heading3"/>
-      </w:pPr>
-      <w:r>
-        <w:t>Support without giving away the answer</w:t>
-      </w:r>
-    </w:p>
-    <w:p>
-      <w:pPr>
         <w:spacing w:line="336" w:lineRule="auto" w:after="180"/>
-        <w:shd w:fill="F1F6F8"/>
       </w:pPr>
       <w:r>
         <w:rPr>
@@ -6352,16 +6189,7 @@
     </w:p>
     <w:p>
       <w:pPr>
-        <w:pStyle w:val="Heading3"/>
-      </w:pPr>
-      <w:r>
-        <w:t>Extend the reasoning</w:t>
-      </w:r>
-    </w:p>
-    <w:p>
-      <w:pPr>
         <w:spacing w:line="336" w:lineRule="auto" w:after="180"/>
-        <w:shd w:fill="F5F1FB"/>
       </w:pPr>
       <w:r>
         <w:rPr>
@@ -6385,7 +6213,6 @@
     <w:p>
       <w:pPr>
         <w:spacing w:line="336" w:lineRule="auto" w:after="180"/>
-        <w:shd w:fill="F5F1FB"/>
       </w:pPr>
       <w:r>
         <w:rPr>
@@ -6396,16 +6223,7 @@
     </w:p>
     <w:p>
       <w:pPr>
-        <w:pStyle w:val="Heading3"/>
-      </w:pPr>
-      <w:r>
-        <w:t>Protect the independent attempt</w:t>
-      </w:r>
-    </w:p>
-    <w:p>
-      <w:pPr>
         <w:spacing w:line="336" w:lineRule="auto" w:after="180"/>
-        <w:shd w:fill="FFF5E6"/>
       </w:pPr>
       <w:r>
         <w:rPr>
@@ -6612,16 +6430,7 @@
     </w:tbl>
     <w:p>
       <w:pPr>
-        <w:pStyle w:val="Heading3"/>
-      </w:pPr>
-      <w:r>
-        <w:t>Project checkpoint</w:t>
-      </w:r>
-    </w:p>
-    <w:p>
-      <w:pPr>
         <w:spacing w:line="336" w:lineRule="auto" w:after="180"/>
-        <w:shd w:fill="EDF7F3"/>
       </w:pPr>
       <w:r>
         <w:rPr>
@@ -6658,12 +6467,20 @@
         <w:pStyle w:val="Heading1"/>
       </w:pPr>
       <w:r>
-        <w:t>08. Use feedback, labs and repair paths</w:t>
-      </w:r>
-    </w:p>
-    <w:p>
-      <w:r>
-        <w:t>Use feedback, earlier review and portfolios purposefully. Apply the coding routine only when this lesson has an executable lab.</w:t>
+        <w:t>08. Reference: feedback and records</w:t>
+      </w:r>
+    </w:p>
+    <w:p>
+      <w:r>
+        <w:t>Use digital tools where they help retain an explanation and its evidence.</w:t>
+      </w:r>
+    </w:p>
+    <w:p>
+      <w:pPr>
+        <w:pStyle w:val="Heading2"/>
+      </w:pPr>
+      <w:r>
+        <w:t>Keep practice and independent evidence separate</w:t>
       </w:r>
     </w:p>
     <w:p>
@@ -6702,10 +6519,64 @@
     </w:p>
     <w:p>
       <w:pPr>
-        <w:pStyle w:val="Heading3"/>
-      </w:pPr>
-      <w:r>
-        <w:t>For later coding lessons</w:t>
+        <w:pStyle w:val="Heading2"/>
+      </w:pPr>
+      <w:r>
+        <w:t>Repair and portfolio records</w:t>
+      </w:r>
+    </w:p>
+    <w:p>
+      <w:pPr>
+        <w:spacing w:line="336" w:lineRule="auto" w:after="180"/>
+      </w:pPr>
+      <w:r>
+        <w:rPr>
+          <w:b w:val="0"/>
+        </w:rPr>
+        <w:t>Use the earlier worked-explanation links to address a specific missing building block, then return to the current question. Adapt this suggestion after observing the learner; it is not an automatic diagnosis.</w:t>
+      </w:r>
+    </w:p>
+    <w:p>
+      <w:pPr>
+        <w:spacing w:line="336" w:lineRule="auto" w:after="180"/>
+      </w:pPr>
+      <w:r>
+        <w:rPr>
+          <w:b w:val="0"/>
+        </w:rPr>
+        <w:t xml:space="preserve">Collect the completed-work portfolio as </w:t>
+      </w:r>
+      <w:r>
+        <w:rPr>
+          <w:b/>
+        </w:rPr>
+        <w:t>evidence</w:t>
+      </w:r>
+      <w:r>
+        <w:rPr>
+          <w:b w:val="0"/>
+        </w:rPr>
+        <w:t xml:space="preserve">. Record support separately from </w:t>
+      </w:r>
+      <w:r>
+        <w:rPr>
+          <w:b/>
+        </w:rPr>
+        <w:t>correctness</w:t>
+      </w:r>
+      <w:r>
+        <w:rPr>
+          <w:b w:val="0"/>
+        </w:rPr>
+        <w:t>, and assess explanation, trace/test and limitations. Progress ticks and quiz selections alone do not establish mastery.</w:t>
+      </w:r>
+    </w:p>
+    <w:p>
+      <w:pPr>
+        <w:pStyle w:val="Heading2"/>
+      </w:pPr>
+      <w:r>
+        <w:t>Earlier wording, alternatives and picture transcripts · reference / check after trying</w:t>
       </w:r>
     </w:p>
     <w:p>
@@ -6716,7 +6587,6 @@
     <w:p>
       <w:pPr>
         <w:spacing w:line="336" w:lineRule="auto" w:after="180"/>
-        <w:shd w:fill="F1F6F8"/>
       </w:pPr>
       <w:r>
         <w:rPr>
@@ -6739,89 +6609,20 @@
     </w:p>
     <w:p>
       <w:pPr>
-        <w:spacing w:line="336" w:lineRule="auto" w:after="180"/>
-      </w:pPr>
-      <w:r>
-        <w:rPr>
-          <w:b w:val="0"/>
-        </w:rPr>
-        <w:t>Use the earlier worked-explanation links to address a specific missing building block, then return to the current question. Adapt this suggestion after observing the learner; it is not an automatic diagnosis.</w:t>
-      </w:r>
-    </w:p>
-    <w:p>
-      <w:pPr>
-        <w:spacing w:line="336" w:lineRule="auto" w:after="180"/>
-      </w:pPr>
-      <w:r>
-        <w:rPr>
-          <w:b w:val="0"/>
-        </w:rPr>
-        <w:t xml:space="preserve">Collect the completed-work portfolio as </w:t>
-      </w:r>
-      <w:r>
-        <w:rPr>
-          <w:b/>
-        </w:rPr>
-        <w:t>evidence</w:t>
-      </w:r>
-      <w:r>
-        <w:rPr>
-          <w:b w:val="0"/>
-        </w:rPr>
-        <w:t xml:space="preserve">. Record support separately from </w:t>
-      </w:r>
-      <w:r>
-        <w:rPr>
-          <w:b/>
-        </w:rPr>
-        <w:t>correctness</w:t>
-      </w:r>
-      <w:r>
-        <w:rPr>
-          <w:b w:val="0"/>
-        </w:rPr>
-        <w:t>, and assess explanation, trace/test and limitations. Progress ticks and quiz selections alone do not establish mastery.</w:t>
-      </w:r>
-    </w:p>
-    <w:p>
-      <w:pPr>
         <w:pStyle w:val="Heading1"/>
       </w:pPr>
       <w:r>
-        <w:t>09. Visual concept journey</w:t>
-      </w:r>
-    </w:p>
-    <w:p>
-      <w:r>
-        <w:t>Show one Good Data, Bad Data graphic at a time, request a prediction and discuss its trace before the independent assessment.</w:t>
-      </w:r>
-    </w:p>
-    <w:p>
-      <w:pPr>
-        <w:spacing w:line="336" w:lineRule="auto" w:after="180"/>
-      </w:pPr>
-      <w:r>
-        <w:rPr>
-          <w:b w:val="0"/>
-        </w:rPr>
-        <w:t xml:space="preserve">Use one picture at a time. Hide a worked result before asking for a </w:t>
-      </w:r>
-      <w:r>
-        <w:rPr>
-          <w:b/>
-        </w:rPr>
-        <w:t>prediction</w:t>
-      </w:r>
-      <w:r>
-        <w:rPr>
-          <w:b w:val="0"/>
-        </w:rPr>
-        <w:t>, then reveal it for feedback. These are supported teaching cases; retain the separate independent assessment for a fresh first attempt.</w:t>
-      </w:r>
-    </w:p>
-    <w:p>
-      <w:pPr>
-        <w:pStyle w:val="Heading3"/>
+        <w:t>09. Reference: teach with the six pictures</w:t>
+      </w:r>
+    </w:p>
+    <w:p>
+      <w:r>
+        <w:t>Choose the picture for the teaching move and connect it to the explanation.</w:t>
+      </w:r>
+    </w:p>
+    <w:p>
+      <w:pPr>
+        <w:pStyle w:val="Heading2"/>
       </w:pPr>
       <w:r>
         <w:t>01. Good Data, Bad Data: the case</w:t>
@@ -6832,7 +6633,7 @@
         <w:drawing>
           <wp:inline xmlns:a="http://schemas.openxmlformats.org/drawingml/2006/main" xmlns:pic="http://schemas.openxmlformats.org/drawingml/2006/picture">
             <wp:extent cx="5486400" cy="2990088"/>
-            <wp:docPr id="2" name="Picture 2" descr="A fictional toy-car distance table needs cleaning before use. Supplied facts: Contract: unique run ID; whole distance 0–30 cm. Raw rows: A=0 cm, B=200 mm, C=blank, another A=0 cm. Source log confirms one A run and B’s original measurement of 200 mm; C has no measurement."/>
+            <wp:docPr id="4" name="Picture 4" descr="A fictional toy-car distance table needs cleaning before use. Supplied facts: Contract: unique run ID; whole distance 0–30 cm. Raw rows: A=0 cm, B=200 mm, C=blank, another A=0 cm. Source log confirms one A run and B’s original measurement of 200 mm; C has no measurement."/>
             <wp:cNvGraphicFramePr>
               <a:graphicFrameLocks noChangeAspect="1"/>
             </wp:cNvGraphicFramePr>
@@ -6844,7 +6645,7 @@
                     <pic:cNvPicPr/>
                   </pic:nvPicPr>
                   <pic:blipFill>
-                    <a:blip r:embed="rId10"/>
+                    <a:blip r:embed="rId12"/>
                     <a:stretch>
                       <a:fillRect/>
                     </a:stretch>
@@ -6888,7 +6689,6 @@
     <w:p>
       <w:pPr>
         <w:spacing w:line="336" w:lineRule="auto" w:after="180"/>
-        <w:shd w:fill="F5F1FB"/>
       </w:pPr>
       <w:r>
         <w:rPr>
@@ -6899,16 +6699,7 @@
     </w:p>
     <w:p>
       <w:pPr>
-        <w:pStyle w:val="Heading3"/>
-      </w:pPr>
-      <w:r>
-        <w:t>Discuss while showing the picture</w:t>
-      </w:r>
-    </w:p>
-    <w:p>
-      <w:pPr>
         <w:spacing w:line="336" w:lineRule="auto" w:after="180"/>
-        <w:shd w:fill="F1F6F8"/>
       </w:pPr>
       <w:r>
         <w:rPr>
@@ -6919,7 +6710,7 @@
     </w:p>
     <w:p>
       <w:pPr>
-        <w:pStyle w:val="Heading3"/>
+        <w:pStyle w:val="Heading2"/>
       </w:pPr>
       <w:r>
         <w:t>02. Follow the deciding steps</w:t>
@@ -6930,7 +6721,7 @@
         <w:drawing>
           <wp:inline xmlns:a="http://schemas.openxmlformats.org/drawingml/2006/main" xmlns:pic="http://schemas.openxmlformats.org/drawingml/2006/picture">
             <wp:extent cx="5486400" cy="4005072"/>
-            <wp:docPr id="3" name="Picture 3" descr="Validate rows: A’s zero is valid; B has wrong unit; C is missing; A is duplicated. → Evidence repair: 200 mm ÷10 =20 cm; source log supports retaining one A. → Keep unknown: C stays unresolved; do not replace it with 0. → Clean record: Usable unique rows: A=0 cm, B=20 cm; retain a separate change log."/>
+            <wp:docPr id="5" name="Picture 5" descr="Validate rows: A’s zero is valid; B has wrong unit; C is missing; A is duplicated. → Evidence repair: 200 mm ÷10 =20 cm; source log supports retaining one A. → Keep unknown: C stays unresolved; do not replace it with 0. → Clean record: Usable unique rows: A=0 cm, B=20 cm; retain a separate change log."/>
             <wp:cNvGraphicFramePr>
               <a:graphicFrameLocks noChangeAspect="1"/>
             </wp:cNvGraphicFramePr>
@@ -6942,7 +6733,7 @@
                     <pic:cNvPicPr/>
                   </pic:nvPicPr>
                   <pic:blipFill>
-                    <a:blip r:embed="rId11"/>
+                    <a:blip r:embed="rId10"/>
                     <a:stretch>
                       <a:fillRect/>
                     </a:stretch>
@@ -7011,7 +6802,6 @@
     <w:p>
       <w:pPr>
         <w:spacing w:line="336" w:lineRule="auto" w:after="180"/>
-        <w:shd w:fill="F5F1FB"/>
       </w:pPr>
       <w:r>
         <w:rPr>
@@ -7034,16 +6824,7 @@
     </w:p>
     <w:p>
       <w:pPr>
-        <w:pStyle w:val="Heading3"/>
-      </w:pPr>
-      <w:r>
-        <w:t>Discuss while showing the picture</w:t>
-      </w:r>
-    </w:p>
-    <w:p>
-      <w:pPr>
         <w:spacing w:line="336" w:lineRule="auto" w:after="180"/>
-        <w:shd w:fill="F1F6F8"/>
       </w:pPr>
       <w:r>
         <w:rPr>
@@ -7066,7 +6847,7 @@
     </w:p>
     <w:p>
       <w:pPr>
-        <w:pStyle w:val="Heading3"/>
+        <w:pStyle w:val="Heading2"/>
       </w:pPr>
       <w:r>
         <w:t>03. Preserve the original and explain each decision</w:t>
@@ -7077,7 +6858,7 @@
         <w:drawing>
           <wp:inline xmlns:a="http://schemas.openxmlformats.org/drawingml/2006/main" xmlns:pic="http://schemas.openxmlformats.org/drawingml/2006/picture">
             <wp:extent cx="5486400" cy="2834640"/>
-            <wp:docPr id="4" name="Picture 4" descr="Preserve the original and explain each decision. T2 height 60 cm | Card C2 says 6 cm | Correct to 6; log C2. T3 travel blank | Card C3 also blank | Keep missing; flag. T4 travel 0 cm | Card C4 confirms zero | Keep measured zero"/>
+            <wp:docPr id="6" name="Picture 6" descr="Preserve the original and explain each decision. T2 height 60 cm | Card C2 says 6 cm | Correct to 6; log C2. T3 travel blank | Card C3 also blank | Keep missing; flag. T4 travel 0 cm | Card C4 confirms zero | Keep measured zero"/>
             <wp:cNvGraphicFramePr>
               <a:graphicFrameLocks noChangeAspect="1"/>
             </wp:cNvGraphicFramePr>
@@ -7089,7 +6870,7 @@
                     <pic:cNvPicPr/>
                   </pic:nvPicPr>
                   <pic:blipFill>
-                    <a:blip r:embed="rId12"/>
+                    <a:blip r:embed="rId9"/>
                     <a:stretch>
                       <a:fillRect/>
                     </a:stretch>
@@ -7133,7 +6914,6 @@
     <w:p>
       <w:pPr>
         <w:spacing w:line="336" w:lineRule="auto" w:after="180"/>
-        <w:shd w:fill="F5F1FB"/>
       </w:pPr>
       <w:r>
         <w:rPr>
@@ -7144,16 +6924,7 @@
     </w:p>
     <w:p>
       <w:pPr>
-        <w:pStyle w:val="Heading3"/>
-      </w:pPr>
-      <w:r>
-        <w:t>Discuss while showing the picture</w:t>
-      </w:r>
-    </w:p>
-    <w:p>
-      <w:pPr>
         <w:spacing w:line="336" w:lineRule="auto" w:after="180"/>
-        <w:shd w:fill="F1F6F8"/>
       </w:pPr>
       <w:r>
         <w:rPr>
@@ -7164,7 +6935,7 @@
     </w:p>
     <w:p>
       <w:pPr>
-        <w:pStyle w:val="Heading3"/>
+        <w:pStyle w:val="Heading2"/>
       </w:pPr>
       <w:r>
         <w:t>04. Change one thing. Trace what follows.</w:t>
@@ -7175,7 +6946,7 @@
         <w:drawing>
           <wp:inline xmlns:a="http://schemas.openxmlformats.org/drawingml/2006/main" xmlns:pic="http://schemas.openxmlformats.org/drawingml/2006/picture">
             <wp:extent cx="5486400" cy="3026664"/>
-            <wp:docPr id="5" name="Picture 5" descr="Original case: Usable unique rows: A=0 cm, B=20 cm; retain a separate change log. Changed condition: The source log gives B only as bare 200 with no unit. Expected result: B remains unresolved rather than becoming 20 cm. Reason: Without a confirmed unit, division by 10 would be an unsupported assumption."/>
+            <wp:docPr id="7" name="Picture 7" descr="Original case: Usable unique rows: A=0 cm, B=20 cm; retain a separate change log. Changed condition: The source log gives B only as bare 200 with no unit. Expected result: B remains unresolved rather than becoming 20 cm. Reason: Without a confirmed unit, division by 10 would be an unsupported assumption."/>
             <wp:cNvGraphicFramePr>
               <a:graphicFrameLocks noChangeAspect="1"/>
             </wp:cNvGraphicFramePr>
@@ -7243,7 +7014,6 @@
     <w:p>
       <w:pPr>
         <w:spacing w:line="336" w:lineRule="auto" w:after="180"/>
-        <w:shd w:fill="F5F1FB"/>
       </w:pPr>
       <w:r>
         <w:rPr>
@@ -7254,16 +7024,7 @@
     </w:p>
     <w:p>
       <w:pPr>
-        <w:pStyle w:val="Heading3"/>
-      </w:pPr>
-      <w:r>
-        <w:t>Discuss while showing the picture</w:t>
-      </w:r>
-    </w:p>
-    <w:p>
-      <w:pPr>
         <w:spacing w:line="336" w:lineRule="auto" w:after="180"/>
-        <w:shd w:fill="F1F6F8"/>
       </w:pPr>
       <w:r>
         <w:rPr>
@@ -7275,7 +7036,6 @@
     <w:p>
       <w:pPr>
         <w:spacing w:line="336" w:lineRule="auto" w:after="180"/>
-        <w:shd w:fill="F1F6F8"/>
       </w:pPr>
       <w:r>
         <w:rPr>
@@ -7286,7 +7046,7 @@
     </w:p>
     <w:p>
       <w:pPr>
-        <w:pStyle w:val="Heading3"/>
+        <w:pStyle w:val="Heading2"/>
       </w:pPr>
       <w:r>
         <w:t>05. Connect the explanation to its limit</w:t>
@@ -7297,7 +7057,7 @@
         <w:drawing>
           <wp:inline xmlns:a="http://schemas.openxmlformats.org/drawingml/2006/main" xmlns:pic="http://schemas.openxmlformats.org/drawingml/2006/picture">
             <wp:extent cx="5486400" cy="2834640"/>
-            <wp:docPr id="6" name="Picture 6" descr="Cleaning is not permission to make inconvenient values plausible. The source log supports a unit conversion and removal of a duplicate copy. Zero means a measured zero distance; blank means no supplied measurement. Keep the raw table and explain every change so someone can reconstruct what happened. Limit: A clean table can still contain measurement or labelling errors that these checks do not detect."/>
+            <wp:docPr id="8" name="Picture 8" descr="Cleaning is not permission to make inconvenient values plausible. The source log supports a unit conversion and removal of a duplicate copy. Zero means a measured zero distance; blank means no supplied measurement. Keep the raw table and explain every change so someone can reconstruct what happened. Limit: A clean table can still contain measurement or labelling errors that these checks do not detect."/>
             <wp:cNvGraphicFramePr>
               <a:graphicFrameLocks noChangeAspect="1"/>
             </wp:cNvGraphicFramePr>
@@ -7365,7 +7125,6 @@
     <w:p>
       <w:pPr>
         <w:spacing w:line="336" w:lineRule="auto" w:after="180"/>
-        <w:shd w:fill="F5F1FB"/>
       </w:pPr>
       <w:r>
         <w:rPr>
@@ -7376,16 +7135,7 @@
     </w:p>
     <w:p>
       <w:pPr>
-        <w:pStyle w:val="Heading3"/>
-      </w:pPr>
-      <w:r>
-        <w:t>Discuss while showing the picture</w:t>
-      </w:r>
-    </w:p>
-    <w:p>
-      <w:pPr>
         <w:spacing w:line="336" w:lineRule="auto" w:after="180"/>
-        <w:shd w:fill="F1F6F8"/>
       </w:pPr>
       <w:r>
         <w:rPr>
@@ -7397,7 +7147,6 @@
     <w:p>
       <w:pPr>
         <w:spacing w:line="336" w:lineRule="auto" w:after="180"/>
-        <w:shd w:fill="F1F6F8"/>
       </w:pPr>
       <w:r>
         <w:rPr>
@@ -7408,7 +7157,7 @@
     </w:p>
     <w:p>
       <w:pPr>
-        <w:pStyle w:val="Heading3"/>
+        <w:pStyle w:val="Heading2"/>
       </w:pPr>
       <w:r>
         <w:t>06. Make the idea visible in your project</w:t>
@@ -7419,7 +7168,7 @@
         <w:drawing>
           <wp:inline xmlns:a="http://schemas.openxmlformats.org/drawingml/2006/main" xmlns:pic="http://schemas.openxmlformats.org/drawingml/2006/picture">
             <wp:extent cx="5486400" cy="3233928"/>
-            <wp:docPr id="7" name="Picture 7" descr="Keep raw sorter inputs, validated records and an evidence-linked repair log as different artifacts. Draw your input, deciding step, result and limit. Supported question: Which repairs are evidence-backed in the original case, and which row must remain unknown?"/>
+            <wp:docPr id="9" name="Picture 9" descr="Keep raw sorter inputs, validated records and an evidence-linked repair log as different artifacts. Draw your input, deciding step, result and limit. Supported question: Which repairs are evidence-backed in the original case, and which row must remain unknown?"/>
             <wp:cNvGraphicFramePr>
               <a:graphicFrameLocks noChangeAspect="1"/>
             </wp:cNvGraphicFramePr>
@@ -7523,7 +7272,6 @@
     <w:p>
       <w:pPr>
         <w:spacing w:line="336" w:lineRule="auto" w:after="180"/>
-        <w:shd w:fill="F5F1FB"/>
       </w:pPr>
       <w:r>
         <w:rPr>
@@ -7546,46 +7294,115 @@
     </w:p>
     <w:p>
       <w:pPr>
+        <w:spacing w:line="336" w:lineRule="auto" w:after="180"/>
+      </w:pPr>
+      <w:r>
+        <w:rPr>
+          <w:b w:val="0"/>
+        </w:rPr>
+        <w:t xml:space="preserve">Teacher prompt: Draw your project trace and justify the deciding step using </w:t>
+      </w:r>
+      <w:r>
+        <w:rPr>
+          <w:b/>
+        </w:rPr>
+        <w:t>evidence</w:t>
+      </w:r>
+      <w:r>
+        <w:rPr>
+          <w:b w:val="0"/>
+        </w:rPr>
+        <w:t>. Ask learners to describe one label or arrow in ordinary words. Use the adjacent transcript if the image is difficult to see.</w:t>
+      </w:r>
+    </w:p>
+    <w:p>
+      <w:pPr>
+        <w:spacing w:line="336" w:lineRule="auto" w:after="180"/>
+      </w:pPr>
+      <w:r>
+        <w:rPr>
+          <w:b w:val="0"/>
+        </w:rPr>
+        <w:t>Supported practice key: Convert B to 20 cm and keep one confirmed A; C stays unknown. A’s valid zero must not be treated as missing.</w:t>
+      </w:r>
+    </w:p>
+    <w:p>
+      <w:pPr>
+        <w:pStyle w:val="Heading2"/>
+      </w:pPr>
+      <w:r>
+        <w:t>Earlier wording, alternatives and picture transcripts · reference / check after trying</w:t>
+      </w:r>
+    </w:p>
+    <w:p>
+      <w:pPr>
+        <w:spacing w:line="336" w:lineRule="auto" w:after="180"/>
+      </w:pPr>
+      <w:r>
+        <w:rPr>
+          <w:b w:val="0"/>
+        </w:rPr>
+        <w:t xml:space="preserve">Use one picture at a time. Hide a worked result before asking for a </w:t>
+      </w:r>
+      <w:r>
+        <w:rPr>
+          <w:b/>
+        </w:rPr>
+        <w:t>prediction</w:t>
+      </w:r>
+      <w:r>
+        <w:rPr>
+          <w:b w:val="0"/>
+        </w:rPr>
+        <w:t>, then reveal it for feedback. These are supported teaching cases; retain the separate independent assessment for a fresh first attempt.</w:t>
+      </w:r>
+    </w:p>
+    <w:p>
+      <w:pPr>
         <w:pStyle w:val="Heading3"/>
       </w:pPr>
       <w:r>
-        <w:t>Discuss while showing the picture</w:t>
-      </w:r>
-    </w:p>
-    <w:p>
-      <w:pPr>
-        <w:spacing w:line="336" w:lineRule="auto" w:after="180"/>
-        <w:shd w:fill="F1F6F8"/>
-      </w:pPr>
-      <w:r>
-        <w:rPr>
-          <w:b w:val="0"/>
-        </w:rPr>
-        <w:t xml:space="preserve">Teacher prompt: Draw your project trace and justify the deciding step using </w:t>
-      </w:r>
-      <w:r>
-        <w:rPr>
-          <w:b/>
-        </w:rPr>
-        <w:t>evidence</w:t>
-      </w:r>
-      <w:r>
-        <w:rPr>
-          <w:b w:val="0"/>
-        </w:rPr>
-        <w:t>. Ask learners to describe one label or arrow in ordinary words. Use the adjacent transcript if the image is difficult to see.</w:t>
-      </w:r>
-    </w:p>
-    <w:p>
-      <w:pPr>
-        <w:spacing w:line="336" w:lineRule="auto" w:after="180"/>
-        <w:shd w:fill="F1F6F8"/>
-      </w:pPr>
-      <w:r>
-        <w:rPr>
-          <w:b w:val="0"/>
-        </w:rPr>
-        <w:t>Supported practice key: Convert B to 20 cm and keep one confirmed A; C stays unknown. A’s valid zero must not be treated as missing.</w:t>
+        <w:t>01. Good Data, Bad Data: the case</w:t>
+      </w:r>
+    </w:p>
+    <w:p>
+      <w:pPr>
+        <w:pStyle w:val="Heading3"/>
+      </w:pPr>
+      <w:r>
+        <w:t>02. Follow the deciding steps</w:t>
+      </w:r>
+    </w:p>
+    <w:p>
+      <w:pPr>
+        <w:pStyle w:val="Heading3"/>
+      </w:pPr>
+      <w:r>
+        <w:t>03. Preserve the original and explain each decision</w:t>
+      </w:r>
+    </w:p>
+    <w:p>
+      <w:pPr>
+        <w:pStyle w:val="Heading3"/>
+      </w:pPr>
+      <w:r>
+        <w:t>04. Change one thing. Trace what follows.</w:t>
+      </w:r>
+    </w:p>
+    <w:p>
+      <w:pPr>
+        <w:pStyle w:val="Heading3"/>
+      </w:pPr>
+      <w:r>
+        <w:t>05. Connect the explanation to its limit</w:t>
+      </w:r>
+    </w:p>
+    <w:p>
+      <w:pPr>
+        <w:pStyle w:val="Heading3"/>
+      </w:pPr>
+      <w:r>
+        <w:t>06. Make the idea visible in your project</w:t>
       </w:r>
     </w:p>
     <w:sectPr>
